--- a/GenBOE/GenBOE.Web/Templates/Export/PBOE_withPortionMarkings_1.docx
+++ b/GenBOE/GenBOE.Web/Templates/Export/PBOE_withPortionMarkings_1.docx
@@ -20,7 +20,7 @@
           <w:noProof/>
         </w:rPr>
         <w:drawing>
-          <wp:inline distT="0" distB="0" distL="0" distR="0" wp14:anchorId="28F41F78" wp14:editId="3867F5BE">
+          <wp:inline distT="0" distB="0" distL="0" distR="0" wp14:anchorId="1A67211F" wp14:editId="016E53A5">
             <wp:extent cx="2105025" cy="419100"/>
             <wp:effectExtent l="19050" t="0" r="9525" b="0"/>
             <wp:docPr id="1" name="Picture 1"/>
@@ -295,91 +295,25 @@
           <w:sz w:val="18"/>
           <w:szCs w:val="18"/>
         </w:rPr>
-        <w:t>To be completed on all procurements</w:t>
+        <w:t xml:space="preserve">To be completed for all subcontracts. – Refer to the </w:t>
       </w:r>
+      <w:proofErr w:type="spellStart"/>
       <w:r>
         <w:rPr>
           <w:rFonts w:ascii="Arial" w:hAnsi="Arial" w:cs="Arial"/>
           <w:sz w:val="18"/>
           <w:szCs w:val="18"/>
         </w:rPr>
-        <w:t xml:space="preserve"> </w:t>
+        <w:t>genBOE</w:t>
       </w:r>
+      <w:proofErr w:type="spellEnd"/>
       <w:r>
         <w:rPr>
           <w:rFonts w:ascii="Arial" w:hAnsi="Arial" w:cs="Arial"/>
           <w:sz w:val="18"/>
           <w:szCs w:val="18"/>
         </w:rPr>
-        <w:t>that</w:t>
-      </w:r>
-      <w:r>
-        <w:rPr>
-          <w:rFonts w:ascii="Arial" w:hAnsi="Arial" w:cs="Arial"/>
-          <w:sz w:val="18"/>
-          <w:szCs w:val="18"/>
-        </w:rPr>
-        <w:t xml:space="preserve"> </w:t>
-      </w:r>
-      <w:r>
-        <w:rPr>
-          <w:rFonts w:ascii="Arial" w:hAnsi="Arial" w:cs="Arial"/>
-          <w:b/>
-          <w:sz w:val="18"/>
-          <w:szCs w:val="18"/>
-          <w:u w:val="single"/>
-        </w:rPr>
-        <w:t>meet or</w:t>
-      </w:r>
-      <w:r>
-        <w:rPr>
-          <w:rFonts w:ascii="Arial" w:hAnsi="Arial" w:cs="Arial"/>
-          <w:b/>
-          <w:sz w:val="18"/>
-          <w:szCs w:val="18"/>
-          <w:u w:val="single"/>
-        </w:rPr>
-        <w:t xml:space="preserve"> </w:t>
-      </w:r>
-      <w:r>
-        <w:rPr>
-          <w:rFonts w:ascii="Arial" w:hAnsi="Arial" w:cs="Arial"/>
-          <w:b/>
-          <w:sz w:val="18"/>
-          <w:szCs w:val="18"/>
-          <w:u w:val="single"/>
-        </w:rPr>
-        <w:t>exceed</w:t>
-      </w:r>
-      <w:r>
-        <w:rPr>
-          <w:rFonts w:ascii="Arial" w:hAnsi="Arial" w:cs="Arial"/>
-          <w:b/>
-          <w:sz w:val="18"/>
-          <w:szCs w:val="18"/>
-          <w:u w:val="single"/>
-        </w:rPr>
-        <w:t xml:space="preserve"> the </w:t>
-      </w:r>
-      <w:r>
-        <w:rPr>
-          <w:rFonts w:ascii="Arial" w:hAnsi="Arial" w:cs="Arial"/>
-          <w:b/>
-          <w:sz w:val="18"/>
-          <w:szCs w:val="18"/>
-          <w:u w:val="single"/>
-        </w:rPr>
-        <w:t xml:space="preserve">certified </w:t>
-      </w:r>
-      <w:r>
-        <w:rPr>
-          <w:rFonts w:ascii="Arial" w:hAnsi="Arial" w:cs="Arial"/>
-          <w:b/>
-          <w:sz w:val="18"/>
-          <w:szCs w:val="18"/>
-          <w:u w:val="single"/>
-        </w:rPr>
-        <w:t>cost or pricing data threshold</w:t>
+        <w:t xml:space="preserve"> Integrated Non-Labor (INL) form for the electronic version</w:t>
       </w:r>
       <w:r>
         <w:rPr>
@@ -1656,7 +1590,7 @@
               <w:rPr>
                 <w:sz w:val="20"/>
               </w:rPr>
-              <w:pict>
+              <w:pict w14:anchorId="008B88F5">
                 <v:rect id="_x0000_i1025" style="width:107.35pt;height:1.5pt" o:hralign="center" o:hrstd="t" o:hrnoshade="t" o:hr="t" fillcolor="#7f7f7f [1612]" stroked="f"/>
               </w:pict>
             </w:r>
@@ -3650,6 +3584,8 @@
             </w:r>
           </w:p>
         </w:tc>
+        <w:bookmarkStart w:id="17" w:name="_GoBack"/>
+        <w:bookmarkEnd w:id="17"/>
       </w:tr>
       <w:tr>
         <w:trPr>
@@ -5619,12 +5555,7 @@
     <w:p/>
     <w:p/>
     <w:sectPr>
-      <w:headerReference w:type="even" r:id="rId12"/>
-      <w:headerReference w:type="default" r:id="rId13"/>
-      <w:footerReference w:type="even" r:id="rId14"/>
-      <w:footerReference w:type="default" r:id="rId15"/>
-      <w:headerReference w:type="first" r:id="rId16"/>
-      <w:footerReference w:type="first" r:id="rId17"/>
+      <w:footerReference w:type="default" r:id="rId12"/>
       <w:pgSz w:w="12240" w:h="15840" w:code="1"/>
       <w:pgMar w:top="1080" w:right="1080" w:bottom="1080" w:left="1080" w:header="504" w:footer="504" w:gutter="0"/>
       <w:cols w:space="720"/>
@@ -5658,16 +5589,6 @@
 <w:ftr xmlns:wpc="http://schemas.microsoft.com/office/word/2010/wordprocessingCanvas" xmlns:cx="http://schemas.microsoft.com/office/drawing/2014/chartex" xmlns:cx1="http://schemas.microsoft.com/office/drawing/2015/9/8/chartex" xmlns:cx2="http://schemas.microsoft.com/office/drawing/2015/10/21/chartex" xmlns:cx3="http://schemas.microsoft.com/office/drawing/2016/5/9/chartex" xmlns:cx4="http://schemas.microsoft.com/office/drawing/2016/5/10/chartex" xmlns:cx5="http://schemas.microsoft.com/office/drawing/2016/5/11/chartex" xmlns:cx6="http://schemas.microsoft.com/office/drawing/2016/5/12/chartex" xmlns:cx7="http://schemas.microsoft.com/office/drawing/2016/5/13/chartex" xmlns:cx8="http://schemas.microsoft.com/office/drawing/2016/5/14/chartex" xmlns:mc="http://schemas.openxmlformats.org/markup-compatibility/2006" xmlns:aink="http://schemas.microsoft.com/office/drawing/2016/ink" xmlns:am3d="http://schemas.microsoft.com/office/drawing/2017/model3d" xmlns:o="urn:schemas-microsoft-com:office:office" xmlns:r="http://schemas.openxmlformats.org/officeDocument/2006/relationships" xmlns:m="http://schemas.openxmlformats.org/officeDocument/2006/math" xmlns:v="urn:schemas-microsoft-com:vml" xmlns:wp14="http://schemas.microsoft.com/office/word/2010/wordprocessingDrawing" xmlns:wp="http://schemas.openxmlformats.org/drawingml/2006/wordprocessingDrawing" xmlns:w10="urn:schemas-microsoft-com:office:word" xmlns:w="http://schemas.openxmlformats.org/wordprocessingml/2006/main" xmlns:w14="http://schemas.microsoft.com/office/word/2010/wordml" xmlns:w15="http://schemas.microsoft.com/office/word/2012/wordml" xmlns:w16cid="http://schemas.microsoft.com/office/word/2016/wordml/cid" xmlns:w16se="http://schemas.microsoft.com/office/word/2015/wordml/symex" xmlns:wpg="http://schemas.microsoft.com/office/word/2010/wordprocessingGroup" xmlns:wpi="http://schemas.microsoft.com/office/word/2010/wordprocessingInk" xmlns:wne="http://schemas.microsoft.com/office/word/2006/wordml" xmlns:wps="http://schemas.microsoft.com/office/word/2010/wordprocessingShape" mc:Ignorable="w14 w15 w16se w16cid wp14">
   <w:p>
     <w:pPr>
-      <w:pStyle w:val="Footer"/>
-    </w:pPr>
-  </w:p>
-</w:ftr>
-</file>
-
-<file path=word/footer2.xml><?xml version="1.0" encoding="utf-8"?>
-<w:ftr xmlns:wpc="http://schemas.microsoft.com/office/word/2010/wordprocessingCanvas" xmlns:cx="http://schemas.microsoft.com/office/drawing/2014/chartex" xmlns:cx1="http://schemas.microsoft.com/office/drawing/2015/9/8/chartex" xmlns:cx2="http://schemas.microsoft.com/office/drawing/2015/10/21/chartex" xmlns:cx3="http://schemas.microsoft.com/office/drawing/2016/5/9/chartex" xmlns:cx4="http://schemas.microsoft.com/office/drawing/2016/5/10/chartex" xmlns:cx5="http://schemas.microsoft.com/office/drawing/2016/5/11/chartex" xmlns:cx6="http://schemas.microsoft.com/office/drawing/2016/5/12/chartex" xmlns:cx7="http://schemas.microsoft.com/office/drawing/2016/5/13/chartex" xmlns:cx8="http://schemas.microsoft.com/office/drawing/2016/5/14/chartex" xmlns:mc="http://schemas.openxmlformats.org/markup-compatibility/2006" xmlns:aink="http://schemas.microsoft.com/office/drawing/2016/ink" xmlns:am3d="http://schemas.microsoft.com/office/drawing/2017/model3d" xmlns:o="urn:schemas-microsoft-com:office:office" xmlns:r="http://schemas.openxmlformats.org/officeDocument/2006/relationships" xmlns:m="http://schemas.openxmlformats.org/officeDocument/2006/math" xmlns:v="urn:schemas-microsoft-com:vml" xmlns:wp14="http://schemas.microsoft.com/office/word/2010/wordprocessingDrawing" xmlns:wp="http://schemas.openxmlformats.org/drawingml/2006/wordprocessingDrawing" xmlns:w10="urn:schemas-microsoft-com:office:word" xmlns:w="http://schemas.openxmlformats.org/wordprocessingml/2006/main" xmlns:w14="http://schemas.microsoft.com/office/word/2010/wordml" xmlns:w15="http://schemas.microsoft.com/office/word/2012/wordml" xmlns:w16cid="http://schemas.microsoft.com/office/word/2016/wordml/cid" xmlns:w16se="http://schemas.microsoft.com/office/word/2015/wordml/symex" xmlns:wpg="http://schemas.microsoft.com/office/word/2010/wordprocessingGroup" xmlns:wpi="http://schemas.microsoft.com/office/word/2010/wordprocessingInk" xmlns:wne="http://schemas.microsoft.com/office/word/2006/wordml" xmlns:wps="http://schemas.microsoft.com/office/word/2010/wordprocessingShape" mc:Ignorable="w14 w15 w16se w16cid wp14">
-  <w:p>
-    <w:pPr>
       <w:pStyle w:val="FooterTop"/>
       <w:tabs>
         <w:tab w:val="clear" w:pos="10080"/>
@@ -5681,17 +5602,27 @@
       <w:t xml:space="preserve">evision </w:t>
     </w:r>
     <w:r>
-      <w:t>8</w:t>
+      <w:t>9</w:t>
     </w:r>
     <w:r>
       <w:tab/>
       <w:t xml:space="preserve">Effective:  </w:t>
     </w:r>
     <w:r>
-      <w:t>10-22-2019</w:t>
+      <w:t>03</w:t>
     </w:r>
-    <w:bookmarkStart w:id="17" w:name="_GoBack"/>
-    <w:bookmarkEnd w:id="17"/>
+    <w:r>
+      <w:t>-</w:t>
+    </w:r>
+    <w:r>
+      <w:t>16</w:t>
+    </w:r>
+    <w:r>
+      <w:t>-20</w:t>
+    </w:r>
+    <w:r>
+      <w:t>20</w:t>
+    </w:r>
   </w:p>
   <w:p>
     <w:pPr>
@@ -5842,16 +5773,6 @@
 </w:ftr>
 </file>
 
-<file path=word/footer3.xml><?xml version="1.0" encoding="utf-8"?>
-<w:ftr xmlns:wpc="http://schemas.microsoft.com/office/word/2010/wordprocessingCanvas" xmlns:cx="http://schemas.microsoft.com/office/drawing/2014/chartex" xmlns:cx1="http://schemas.microsoft.com/office/drawing/2015/9/8/chartex" xmlns:cx2="http://schemas.microsoft.com/office/drawing/2015/10/21/chartex" xmlns:cx3="http://schemas.microsoft.com/office/drawing/2016/5/9/chartex" xmlns:cx4="http://schemas.microsoft.com/office/drawing/2016/5/10/chartex" xmlns:cx5="http://schemas.microsoft.com/office/drawing/2016/5/11/chartex" xmlns:cx6="http://schemas.microsoft.com/office/drawing/2016/5/12/chartex" xmlns:cx7="http://schemas.microsoft.com/office/drawing/2016/5/13/chartex" xmlns:cx8="http://schemas.microsoft.com/office/drawing/2016/5/14/chartex" xmlns:mc="http://schemas.openxmlformats.org/markup-compatibility/2006" xmlns:aink="http://schemas.microsoft.com/office/drawing/2016/ink" xmlns:am3d="http://schemas.microsoft.com/office/drawing/2017/model3d" xmlns:o="urn:schemas-microsoft-com:office:office" xmlns:r="http://schemas.openxmlformats.org/officeDocument/2006/relationships" xmlns:m="http://schemas.openxmlformats.org/officeDocument/2006/math" xmlns:v="urn:schemas-microsoft-com:vml" xmlns:wp14="http://schemas.microsoft.com/office/word/2010/wordprocessingDrawing" xmlns:wp="http://schemas.openxmlformats.org/drawingml/2006/wordprocessingDrawing" xmlns:w10="urn:schemas-microsoft-com:office:word" xmlns:w="http://schemas.openxmlformats.org/wordprocessingml/2006/main" xmlns:w14="http://schemas.microsoft.com/office/word/2010/wordml" xmlns:w15="http://schemas.microsoft.com/office/word/2012/wordml" xmlns:w16cid="http://schemas.microsoft.com/office/word/2016/wordml/cid" xmlns:w16se="http://schemas.microsoft.com/office/word/2015/wordml/symex" xmlns:wpg="http://schemas.microsoft.com/office/word/2010/wordprocessingGroup" xmlns:wpi="http://schemas.microsoft.com/office/word/2010/wordprocessingInk" xmlns:wne="http://schemas.microsoft.com/office/word/2006/wordml" xmlns:wps="http://schemas.microsoft.com/office/word/2010/wordprocessingShape" mc:Ignorable="w14 w15 w16se w16cid wp14">
-  <w:p>
-    <w:pPr>
-      <w:pStyle w:val="Footer"/>
-    </w:pPr>
-  </w:p>
-</w:ftr>
-</file>
-
 <file path=word/footnotes.xml><?xml version="1.0" encoding="utf-8"?>
 <w:footnotes xmlns:wpc="http://schemas.microsoft.com/office/word/2010/wordprocessingCanvas" xmlns:cx="http://schemas.microsoft.com/office/drawing/2014/chartex" xmlns:cx1="http://schemas.microsoft.com/office/drawing/2015/9/8/chartex" xmlns:cx2="http://schemas.microsoft.com/office/drawing/2015/10/21/chartex" xmlns:cx3="http://schemas.microsoft.com/office/drawing/2016/5/9/chartex" xmlns:cx4="http://schemas.microsoft.com/office/drawing/2016/5/10/chartex" xmlns:cx5="http://schemas.microsoft.com/office/drawing/2016/5/11/chartex" xmlns:cx6="http://schemas.microsoft.com/office/drawing/2016/5/12/chartex" xmlns:cx7="http://schemas.microsoft.com/office/drawing/2016/5/13/chartex" xmlns:cx8="http://schemas.microsoft.com/office/drawing/2016/5/14/chartex" xmlns:mc="http://schemas.openxmlformats.org/markup-compatibility/2006" xmlns:aink="http://schemas.microsoft.com/office/drawing/2016/ink" xmlns:am3d="http://schemas.microsoft.com/office/drawing/2017/model3d" xmlns:o="urn:schemas-microsoft-com:office:office" xmlns:r="http://schemas.openxmlformats.org/officeDocument/2006/relationships" xmlns:m="http://schemas.openxmlformats.org/officeDocument/2006/math" xmlns:v="urn:schemas-microsoft-com:vml" xmlns:wp14="http://schemas.microsoft.com/office/word/2010/wordprocessingDrawing" xmlns:wp="http://schemas.openxmlformats.org/drawingml/2006/wordprocessingDrawing" xmlns:w10="urn:schemas-microsoft-com:office:word" xmlns:w="http://schemas.openxmlformats.org/wordprocessingml/2006/main" xmlns:w14="http://schemas.microsoft.com/office/word/2010/wordml" xmlns:w15="http://schemas.microsoft.com/office/word/2012/wordml" xmlns:w16cid="http://schemas.microsoft.com/office/word/2016/wordml/cid" xmlns:w16se="http://schemas.microsoft.com/office/word/2015/wordml/symex" xmlns:wpg="http://schemas.microsoft.com/office/word/2010/wordprocessingGroup" xmlns:wpi="http://schemas.microsoft.com/office/word/2010/wordprocessingInk" xmlns:wne="http://schemas.microsoft.com/office/word/2006/wordml" xmlns:wps="http://schemas.microsoft.com/office/word/2010/wordprocessingShape" mc:Ignorable="w14 w15 w16se w16cid wp14">
   <w:footnote w:type="separator" w:id="-1">
@@ -5869,36 +5790,6 @@
     </w:p>
   </w:footnote>
 </w:footnotes>
-</file>
-
-<file path=word/header1.xml><?xml version="1.0" encoding="utf-8"?>
-<w:hdr xmlns:wpc="http://schemas.microsoft.com/office/word/2010/wordprocessingCanvas" xmlns:cx="http://schemas.microsoft.com/office/drawing/2014/chartex" xmlns:cx1="http://schemas.microsoft.com/office/drawing/2015/9/8/chartex" xmlns:cx2="http://schemas.microsoft.com/office/drawing/2015/10/21/chartex" xmlns:cx3="http://schemas.microsoft.com/office/drawing/2016/5/9/chartex" xmlns:cx4="http://schemas.microsoft.com/office/drawing/2016/5/10/chartex" xmlns:cx5="http://schemas.microsoft.com/office/drawing/2016/5/11/chartex" xmlns:cx6="http://schemas.microsoft.com/office/drawing/2016/5/12/chartex" xmlns:cx7="http://schemas.microsoft.com/office/drawing/2016/5/13/chartex" xmlns:cx8="http://schemas.microsoft.com/office/drawing/2016/5/14/chartex" xmlns:mc="http://schemas.openxmlformats.org/markup-compatibility/2006" xmlns:aink="http://schemas.microsoft.com/office/drawing/2016/ink" xmlns:am3d="http://schemas.microsoft.com/office/drawing/2017/model3d" xmlns:o="urn:schemas-microsoft-com:office:office" xmlns:r="http://schemas.openxmlformats.org/officeDocument/2006/relationships" xmlns:m="http://schemas.openxmlformats.org/officeDocument/2006/math" xmlns:v="urn:schemas-microsoft-com:vml" xmlns:wp14="http://schemas.microsoft.com/office/word/2010/wordprocessingDrawing" xmlns:wp="http://schemas.openxmlformats.org/drawingml/2006/wordprocessingDrawing" xmlns:w10="urn:schemas-microsoft-com:office:word" xmlns:w="http://schemas.openxmlformats.org/wordprocessingml/2006/main" xmlns:w14="http://schemas.microsoft.com/office/word/2010/wordml" xmlns:w15="http://schemas.microsoft.com/office/word/2012/wordml" xmlns:w16cid="http://schemas.microsoft.com/office/word/2016/wordml/cid" xmlns:w16se="http://schemas.microsoft.com/office/word/2015/wordml/symex" xmlns:wpg="http://schemas.microsoft.com/office/word/2010/wordprocessingGroup" xmlns:wpi="http://schemas.microsoft.com/office/word/2010/wordprocessingInk" xmlns:wne="http://schemas.microsoft.com/office/word/2006/wordml" xmlns:wps="http://schemas.microsoft.com/office/word/2010/wordprocessingShape" mc:Ignorable="w14 w15 w16se w16cid wp14">
-  <w:p>
-    <w:pPr>
-      <w:pStyle w:val="Header"/>
-    </w:pPr>
-  </w:p>
-</w:hdr>
-</file>
-
-<file path=word/header2.xml><?xml version="1.0" encoding="utf-8"?>
-<w:hdr xmlns:wpc="http://schemas.microsoft.com/office/word/2010/wordprocessingCanvas" xmlns:cx="http://schemas.microsoft.com/office/drawing/2014/chartex" xmlns:cx1="http://schemas.microsoft.com/office/drawing/2015/9/8/chartex" xmlns:cx2="http://schemas.microsoft.com/office/drawing/2015/10/21/chartex" xmlns:cx3="http://schemas.microsoft.com/office/drawing/2016/5/9/chartex" xmlns:cx4="http://schemas.microsoft.com/office/drawing/2016/5/10/chartex" xmlns:cx5="http://schemas.microsoft.com/office/drawing/2016/5/11/chartex" xmlns:cx6="http://schemas.microsoft.com/office/drawing/2016/5/12/chartex" xmlns:cx7="http://schemas.microsoft.com/office/drawing/2016/5/13/chartex" xmlns:cx8="http://schemas.microsoft.com/office/drawing/2016/5/14/chartex" xmlns:mc="http://schemas.openxmlformats.org/markup-compatibility/2006" xmlns:aink="http://schemas.microsoft.com/office/drawing/2016/ink" xmlns:am3d="http://schemas.microsoft.com/office/drawing/2017/model3d" xmlns:o="urn:schemas-microsoft-com:office:office" xmlns:r="http://schemas.openxmlformats.org/officeDocument/2006/relationships" xmlns:m="http://schemas.openxmlformats.org/officeDocument/2006/math" xmlns:v="urn:schemas-microsoft-com:vml" xmlns:wp14="http://schemas.microsoft.com/office/word/2010/wordprocessingDrawing" xmlns:wp="http://schemas.openxmlformats.org/drawingml/2006/wordprocessingDrawing" xmlns:w10="urn:schemas-microsoft-com:office:word" xmlns:w="http://schemas.openxmlformats.org/wordprocessingml/2006/main" xmlns:w14="http://schemas.microsoft.com/office/word/2010/wordml" xmlns:w15="http://schemas.microsoft.com/office/word/2012/wordml" xmlns:w16cid="http://schemas.microsoft.com/office/word/2016/wordml/cid" xmlns:w16se="http://schemas.microsoft.com/office/word/2015/wordml/symex" xmlns:wpg="http://schemas.microsoft.com/office/word/2010/wordprocessingGroup" xmlns:wpi="http://schemas.microsoft.com/office/word/2010/wordprocessingInk" xmlns:wne="http://schemas.microsoft.com/office/word/2006/wordml" xmlns:wps="http://schemas.microsoft.com/office/word/2010/wordprocessingShape" mc:Ignorable="w14 w15 w16se w16cid wp14">
-  <w:p>
-    <w:pPr>
-      <w:pStyle w:val="Header"/>
-    </w:pPr>
-  </w:p>
-</w:hdr>
-</file>
-
-<file path=word/header3.xml><?xml version="1.0" encoding="utf-8"?>
-<w:hdr xmlns:wpc="http://schemas.microsoft.com/office/word/2010/wordprocessingCanvas" xmlns:cx="http://schemas.microsoft.com/office/drawing/2014/chartex" xmlns:cx1="http://schemas.microsoft.com/office/drawing/2015/9/8/chartex" xmlns:cx2="http://schemas.microsoft.com/office/drawing/2015/10/21/chartex" xmlns:cx3="http://schemas.microsoft.com/office/drawing/2016/5/9/chartex" xmlns:cx4="http://schemas.microsoft.com/office/drawing/2016/5/10/chartex" xmlns:cx5="http://schemas.microsoft.com/office/drawing/2016/5/11/chartex" xmlns:cx6="http://schemas.microsoft.com/office/drawing/2016/5/12/chartex" xmlns:cx7="http://schemas.microsoft.com/office/drawing/2016/5/13/chartex" xmlns:cx8="http://schemas.microsoft.com/office/drawing/2016/5/14/chartex" xmlns:mc="http://schemas.openxmlformats.org/markup-compatibility/2006" xmlns:aink="http://schemas.microsoft.com/office/drawing/2016/ink" xmlns:am3d="http://schemas.microsoft.com/office/drawing/2017/model3d" xmlns:o="urn:schemas-microsoft-com:office:office" xmlns:r="http://schemas.openxmlformats.org/officeDocument/2006/relationships" xmlns:m="http://schemas.openxmlformats.org/officeDocument/2006/math" xmlns:v="urn:schemas-microsoft-com:vml" xmlns:wp14="http://schemas.microsoft.com/office/word/2010/wordprocessingDrawing" xmlns:wp="http://schemas.openxmlformats.org/drawingml/2006/wordprocessingDrawing" xmlns:w10="urn:schemas-microsoft-com:office:word" xmlns:w="http://schemas.openxmlformats.org/wordprocessingml/2006/main" xmlns:w14="http://schemas.microsoft.com/office/word/2010/wordml" xmlns:w15="http://schemas.microsoft.com/office/word/2012/wordml" xmlns:w16cid="http://schemas.microsoft.com/office/word/2016/wordml/cid" xmlns:w16se="http://schemas.microsoft.com/office/word/2015/wordml/symex" xmlns:wpg="http://schemas.microsoft.com/office/word/2010/wordprocessingGroup" xmlns:wpi="http://schemas.microsoft.com/office/word/2010/wordprocessingInk" xmlns:wne="http://schemas.microsoft.com/office/word/2006/wordml" xmlns:wps="http://schemas.microsoft.com/office/word/2010/wordprocessingShape" mc:Ignorable="w14 w15 w16se w16cid wp14">
-  <w:p>
-    <w:pPr>
-      <w:pStyle w:val="Header"/>
-    </w:pPr>
-  </w:p>
-</w:hdr>
 </file>
 
 <file path=word/numbering.xml><?xml version="1.0" encoding="utf-8"?>
@@ -6715,7 +6606,7 @@
     </w:rPrDefault>
     <w:pPrDefault/>
   </w:docDefaults>
-  <w:latentStyles w:defLockedState="0" w:defUIPriority="0" w:defSemiHidden="0" w:defUnhideWhenUsed="0" w:defQFormat="0" w:count="375">
+  <w:latentStyles w:defLockedState="0" w:defUIPriority="0" w:defSemiHidden="0" w:defUnhideWhenUsed="0" w:defQFormat="0" w:count="377">
     <w:lsdException w:name="Normal" w:qFormat="1"/>
     <w:lsdException w:name="heading 1" w:qFormat="1"/>
     <w:lsdException w:name="heading 2" w:qFormat="1"/>
@@ -6815,7 +6706,6 @@
     <w:lsdException w:name="HTML Sample" w:semiHidden="1" w:unhideWhenUsed="1"/>
     <w:lsdException w:name="HTML Typewriter" w:semiHidden="1" w:unhideWhenUsed="1"/>
     <w:lsdException w:name="HTML Variable" w:semiHidden="1" w:unhideWhenUsed="1"/>
-    <w:lsdException w:name="Normal Table" w:semiHidden="1" w:unhideWhenUsed="1"/>
     <w:lsdException w:name="annotation subject" w:semiHidden="1" w:unhideWhenUsed="1"/>
     <w:lsdException w:name="No List" w:semiHidden="1" w:unhideWhenUsed="1"/>
     <w:lsdException w:name="Outline List 1" w:semiHidden="1" w:unhideWhenUsed="1"/>
@@ -6861,10 +6751,8 @@
     <w:lsdException w:name="Table Subtle 1" w:semiHidden="1" w:unhideWhenUsed="1"/>
     <w:lsdException w:name="Table Subtle 2" w:semiHidden="1" w:unhideWhenUsed="1"/>
     <w:lsdException w:name="Table Web 1" w:semiHidden="1" w:unhideWhenUsed="1"/>
-    <w:lsdException w:name="Table Web 2" w:semiHidden="1" w:unhideWhenUsed="1"/>
     <w:lsdException w:name="Table Web 3" w:semiHidden="1" w:unhideWhenUsed="1"/>
     <w:lsdException w:name="Balloon Text" w:semiHidden="1" w:unhideWhenUsed="1"/>
-    <w:lsdException w:name="Table Theme" w:semiHidden="1" w:unhideWhenUsed="1"/>
     <w:lsdException w:name="Placeholder Text" w:semiHidden="1" w:uiPriority="99"/>
     <w:lsdException w:name="No Spacing" w:uiPriority="1" w:qFormat="1"/>
     <w:lsdException w:name="Light Shading" w:uiPriority="60"/>
@@ -7084,6 +6972,8 @@
     <w:lsdException w:name="Smart Hyperlink" w:semiHidden="1" w:uiPriority="99" w:unhideWhenUsed="1"/>
     <w:lsdException w:name="Hashtag" w:semiHidden="1" w:uiPriority="99" w:unhideWhenUsed="1"/>
     <w:lsdException w:name="Unresolved Mention" w:semiHidden="1" w:uiPriority="99" w:unhideWhenUsed="1"/>
+    <w:lsdException w:name="Smart Link" w:semiHidden="1" w:uiPriority="99" w:unhideWhenUsed="1"/>
+    <w:lsdException w:name="Smart Link Error" w:semiHidden="1" w:uiPriority="99" w:unhideWhenUsed="1"/>
   </w:latentStyles>
   <w:style w:type="paragraph" w:default="1" w:styleId="Normal">
     <w:name w:val="Normal"/>
@@ -9677,6 +9567,7 @@
     <w:rsid w:val="006362FA"/>
     <w:rsid w:val="00671B35"/>
     <w:rsid w:val="00717E87"/>
+    <w:rsid w:val="00761B47"/>
     <w:rsid w:val="0080343E"/>
     <w:rsid w:val="00810A8C"/>
     <w:rsid w:val="00813280"/>
@@ -9752,7 +9643,7 @@
       </w:pPr>
     </w:pPrDefault>
   </w:docDefaults>
-  <w:latentStyles w:defLockedState="0" w:defUIPriority="99" w:defSemiHidden="0" w:defUnhideWhenUsed="0" w:defQFormat="0" w:count="375">
+  <w:latentStyles w:defLockedState="0" w:defUIPriority="99" w:defSemiHidden="0" w:defUnhideWhenUsed="0" w:defQFormat="0" w:count="377">
     <w:lsdException w:name="Normal" w:uiPriority="0" w:qFormat="1"/>
     <w:lsdException w:name="heading 1" w:uiPriority="9" w:qFormat="1"/>
     <w:lsdException w:name="heading 2" w:semiHidden="1" w:uiPriority="9" w:unhideWhenUsed="1" w:qFormat="1"/>
@@ -9858,7 +9749,6 @@
     <w:lsdException w:name="HTML Sample" w:semiHidden="1" w:unhideWhenUsed="1"/>
     <w:lsdException w:name="HTML Typewriter" w:semiHidden="1" w:unhideWhenUsed="1"/>
     <w:lsdException w:name="HTML Variable" w:semiHidden="1" w:unhideWhenUsed="1"/>
-    <w:lsdException w:name="Normal Table" w:semiHidden="1" w:unhideWhenUsed="1"/>
     <w:lsdException w:name="annotation subject" w:semiHidden="1" w:unhideWhenUsed="1"/>
     <w:lsdException w:name="No List" w:semiHidden="1" w:unhideWhenUsed="1"/>
     <w:lsdException w:name="Outline List 1" w:semiHidden="1" w:unhideWhenUsed="1"/>
@@ -9904,11 +9794,9 @@
     <w:lsdException w:name="Table Subtle 1" w:semiHidden="1" w:unhideWhenUsed="1"/>
     <w:lsdException w:name="Table Subtle 2" w:semiHidden="1" w:unhideWhenUsed="1"/>
     <w:lsdException w:name="Table Web 1" w:semiHidden="1" w:unhideWhenUsed="1"/>
-    <w:lsdException w:name="Table Web 2" w:semiHidden="1" w:unhideWhenUsed="1"/>
     <w:lsdException w:name="Table Web 3" w:semiHidden="1" w:unhideWhenUsed="1"/>
     <w:lsdException w:name="Balloon Text" w:semiHidden="1" w:unhideWhenUsed="1"/>
     <w:lsdException w:name="Table Grid" w:uiPriority="39"/>
-    <w:lsdException w:name="Table Theme" w:semiHidden="1" w:unhideWhenUsed="1"/>
     <w:lsdException w:name="Placeholder Text" w:semiHidden="1"/>
     <w:lsdException w:name="No Spacing" w:uiPriority="1" w:qFormat="1"/>
     <w:lsdException w:name="Light Shading" w:uiPriority="60"/>
@@ -10128,6 +10016,8 @@
     <w:lsdException w:name="Smart Hyperlink" w:semiHidden="1" w:unhideWhenUsed="1"/>
     <w:lsdException w:name="Hashtag" w:semiHidden="1" w:unhideWhenUsed="1"/>
     <w:lsdException w:name="Unresolved Mention" w:semiHidden="1" w:unhideWhenUsed="1"/>
+    <w:lsdException w:name="Smart Link" w:semiHidden="1" w:unhideWhenUsed="1"/>
+    <w:lsdException w:name="Smart Link Error" w:semiHidden="1" w:unhideWhenUsed="1"/>
   </w:latentStyles>
   <w:style w:type="paragraph" w:default="1" w:styleId="Normal">
     <w:name w:val="Normal"/>
@@ -17622,6 +17512,15 @@
 </file>
 
 <file path=customXml/item2.xml><?xml version="1.0" encoding="utf-8"?>
+<?mso-contentType ?>
+<FormTemplates xmlns="http://schemas.microsoft.com/sharepoint/v3/contenttype/forms">
+  <Display>DocumentLibraryForm</Display>
+  <Edit>DocumentLibraryForm</Edit>
+  <New>DocumentLibraryForm</New>
+</FormTemplates>
+</file>
+
+<file path=customXml/item3.xml><?xml version="1.0" encoding="utf-8"?>
 <p:properties xmlns:p="http://schemas.microsoft.com/office/2006/metadata/properties" xmlns:xsi="http://www.w3.org/2001/XMLSchema-instance" xmlns:pc="http://schemas.microsoft.com/office/infopath/2007/PartnerControls">
   <documentManagement>
     <TaxKeywordTaxHTField xmlns="016c310d-f661-49a6-97ee-540076082437">
@@ -17632,15 +17531,6 @@
     <AverageRating xmlns="http://schemas.microsoft.com/sharepoint/v3" xsi:nil="true"/>
   </documentManagement>
 </p:properties>
-</file>
-
-<file path=customXml/item3.xml><?xml version="1.0" encoding="utf-8"?>
-<?mso-contentType ?>
-<FormTemplates xmlns="http://schemas.microsoft.com/sharepoint/v3/contenttype/forms">
-  <Display>DocumentLibraryForm</Display>
-  <Edit>DocumentLibraryForm</Edit>
-  <New>DocumentLibraryForm</New>
-</FormTemplates>
 </file>
 
 <file path=customXml/item4.xml><?xml version="1.0" encoding="utf-8"?>
@@ -17667,6 +17557,14 @@
 </file>
 
 <file path=customXml/itemProps2.xml><?xml version="1.0" encoding="utf-8"?>
+<ds:datastoreItem xmlns:ds="http://schemas.openxmlformats.org/officeDocument/2006/customXml" ds:itemID="{6A21EC55-C1B2-4765-90AC-37A4F1604205}">
+  <ds:schemaRefs>
+    <ds:schemaRef ds:uri="http://schemas.microsoft.com/sharepoint/v3/contenttype/forms"/>
+  </ds:schemaRefs>
+</ds:datastoreItem>
+</file>
+
+<file path=customXml/itemProps3.xml><?xml version="1.0" encoding="utf-8"?>
 <ds:datastoreItem xmlns:ds="http://schemas.openxmlformats.org/officeDocument/2006/customXml" ds:itemID="{033400F4-1F04-4DBC-9784-C8B3AA89B53C}">
   <ds:schemaRefs>
     <ds:schemaRef ds:uri="http://schemas.microsoft.com/office/2006/metadata/properties"/>
@@ -17677,16 +17575,8 @@
 </ds:datastoreItem>
 </file>
 
-<file path=customXml/itemProps3.xml><?xml version="1.0" encoding="utf-8"?>
-<ds:datastoreItem xmlns:ds="http://schemas.openxmlformats.org/officeDocument/2006/customXml" ds:itemID="{6A21EC55-C1B2-4765-90AC-37A4F1604205}">
-  <ds:schemaRefs>
-    <ds:schemaRef ds:uri="http://schemas.microsoft.com/sharepoint/v3/contenttype/forms"/>
-  </ds:schemaRefs>
-</ds:datastoreItem>
-</file>
-
 <file path=customXml/itemProps4.xml><?xml version="1.0" encoding="utf-8"?>
-<ds:datastoreItem xmlns:ds="http://schemas.openxmlformats.org/officeDocument/2006/customXml" ds:itemID="{92EEEC6A-A8A4-4865-A1BE-4A3CB68622B5}">
+<ds:datastoreItem xmlns:ds="http://schemas.openxmlformats.org/officeDocument/2006/customXml" ds:itemID="{01C2B2CD-380D-4FE0-93DD-617D64FDE4B8}">
   <ds:schemaRefs>
     <ds:schemaRef ds:uri="http://schemas.openxmlformats.org/officeDocument/2006/bibliography"/>
   </ds:schemaRefs>

--- a/GenBOE/GenBOE.Web/Templates/Export/PBOE_withPortionMarkings_1.docx
+++ b/GenBOE/GenBOE.Web/Templates/Export/PBOE_withPortionMarkings_1.docx
@@ -1,6 +1,6 @@
 
 <file path=word/document.xml><?xml version="1.0" encoding="utf-8"?>
-<w:document xmlns:wpc="http://schemas.microsoft.com/office/word/2010/wordprocessingCanvas" xmlns:cx="http://schemas.microsoft.com/office/drawing/2014/chartex" xmlns:cx1="http://schemas.microsoft.com/office/drawing/2015/9/8/chartex" xmlns:cx2="http://schemas.microsoft.com/office/drawing/2015/10/21/chartex" xmlns:cx3="http://schemas.microsoft.com/office/drawing/2016/5/9/chartex" xmlns:cx4="http://schemas.microsoft.com/office/drawing/2016/5/10/chartex" xmlns:cx5="http://schemas.microsoft.com/office/drawing/2016/5/11/chartex" xmlns:cx6="http://schemas.microsoft.com/office/drawing/2016/5/12/chartex" xmlns:cx7="http://schemas.microsoft.com/office/drawing/2016/5/13/chartex" xmlns:cx8="http://schemas.microsoft.com/office/drawing/2016/5/14/chartex" xmlns:mc="http://schemas.openxmlformats.org/markup-compatibility/2006" xmlns:aink="http://schemas.microsoft.com/office/drawing/2016/ink" xmlns:am3d="http://schemas.microsoft.com/office/drawing/2017/model3d" xmlns:o="urn:schemas-microsoft-com:office:office" xmlns:r="http://schemas.openxmlformats.org/officeDocument/2006/relationships" xmlns:m="http://schemas.openxmlformats.org/officeDocument/2006/math" xmlns:v="urn:schemas-microsoft-com:vml" xmlns:wp14="http://schemas.microsoft.com/office/word/2010/wordprocessingDrawing" xmlns:wp="http://schemas.openxmlformats.org/drawingml/2006/wordprocessingDrawing" xmlns:w10="urn:schemas-microsoft-com:office:word" xmlns:w="http://schemas.openxmlformats.org/wordprocessingml/2006/main" xmlns:w14="http://schemas.microsoft.com/office/word/2010/wordml" xmlns:w15="http://schemas.microsoft.com/office/word/2012/wordml" xmlns:w16cid="http://schemas.microsoft.com/office/word/2016/wordml/cid" xmlns:w16se="http://schemas.microsoft.com/office/word/2015/wordml/symex" xmlns:wpg="http://schemas.microsoft.com/office/word/2010/wordprocessingGroup" xmlns:wpi="http://schemas.microsoft.com/office/word/2010/wordprocessingInk" xmlns:wne="http://schemas.microsoft.com/office/word/2006/wordml" xmlns:wps="http://schemas.microsoft.com/office/word/2010/wordprocessingShape" mc:Ignorable="w14 w15 w16se w16cid wp14">
+<w:document xmlns:wpc="http://schemas.microsoft.com/office/word/2010/wordprocessingCanvas" xmlns:cx="http://schemas.microsoft.com/office/drawing/2014/chartex" xmlns:cx1="http://schemas.microsoft.com/office/drawing/2015/9/8/chartex" xmlns:cx2="http://schemas.microsoft.com/office/drawing/2015/10/21/chartex" xmlns:cx3="http://schemas.microsoft.com/office/drawing/2016/5/9/chartex" xmlns:cx4="http://schemas.microsoft.com/office/drawing/2016/5/10/chartex" xmlns:cx5="http://schemas.microsoft.com/office/drawing/2016/5/11/chartex" xmlns:cx6="http://schemas.microsoft.com/office/drawing/2016/5/12/chartex" xmlns:cx7="http://schemas.microsoft.com/office/drawing/2016/5/13/chartex" xmlns:cx8="http://schemas.microsoft.com/office/drawing/2016/5/14/chartex" xmlns:mc="http://schemas.openxmlformats.org/markup-compatibility/2006" xmlns:aink="http://schemas.microsoft.com/office/drawing/2016/ink" xmlns:am3d="http://schemas.microsoft.com/office/drawing/2017/model3d" xmlns:o="urn:schemas-microsoft-com:office:office" xmlns:r="http://schemas.openxmlformats.org/officeDocument/2006/relationships" xmlns:m="http://schemas.openxmlformats.org/officeDocument/2006/math" xmlns:v="urn:schemas-microsoft-com:vml" xmlns:wp14="http://schemas.microsoft.com/office/word/2010/wordprocessingDrawing" xmlns:wp="http://schemas.openxmlformats.org/drawingml/2006/wordprocessingDrawing" xmlns:w10="urn:schemas-microsoft-com:office:word" xmlns:w="http://schemas.openxmlformats.org/wordprocessingml/2006/main" xmlns:w14="http://schemas.microsoft.com/office/word/2010/wordml" xmlns:w15="http://schemas.microsoft.com/office/word/2012/wordml" xmlns:w16cex="http://schemas.microsoft.com/office/word/2018/wordml/cex" xmlns:w16cid="http://schemas.microsoft.com/office/word/2016/wordml/cid" xmlns:w16="http://schemas.microsoft.com/office/word/2018/wordml" xmlns:w16se="http://schemas.microsoft.com/office/word/2015/wordml/symex" xmlns:wpg="http://schemas.microsoft.com/office/word/2010/wordprocessingGroup" xmlns:wpi="http://schemas.microsoft.com/office/word/2010/wordprocessingInk" xmlns:wne="http://schemas.microsoft.com/office/word/2006/wordml" xmlns:wps="http://schemas.microsoft.com/office/word/2010/wordprocessingShape" mc:Ignorable="w14 w15 w16se w16cid w16 w16cex wp14">
   <w:body>
     <w:p>
       <w:pPr>
@@ -295,25 +295,7 @@
           <w:sz w:val="18"/>
           <w:szCs w:val="18"/>
         </w:rPr>
-        <w:t xml:space="preserve">To be completed for all subcontracts. – Refer to the </w:t>
-      </w:r>
-      <w:proofErr w:type="spellStart"/>
-      <w:r>
-        <w:rPr>
-          <w:rFonts w:ascii="Arial" w:hAnsi="Arial" w:cs="Arial"/>
-          <w:sz w:val="18"/>
-          <w:szCs w:val="18"/>
-        </w:rPr>
-        <w:t>genBOE</w:t>
-      </w:r>
-      <w:proofErr w:type="spellEnd"/>
-      <w:r>
-        <w:rPr>
-          <w:rFonts w:ascii="Arial" w:hAnsi="Arial" w:cs="Arial"/>
-          <w:sz w:val="18"/>
-          <w:szCs w:val="18"/>
-        </w:rPr>
-        <w:t xml:space="preserve"> Integrated Non-Labor (INL) form for the electronic version</w:t>
+        <w:t>To be completed for all subcontracts. – Refer to the genBOE Integrated Non-Labor (INL) form for the electronic version</w:t>
       </w:r>
       <w:r>
         <w:rPr>
@@ -2797,13 +2779,19 @@
               <w:rPr>
                 <w:sz w:val="20"/>
               </w:rPr>
-              <w:t>13</w:t>
-            </w:r>
-            <w:r>
-              <w:rPr>
-                <w:sz w:val="20"/>
-              </w:rPr>
-              <w:t xml:space="preserve">.5M or </w:t>
+              <w:t>1</w:t>
+            </w:r>
+            <w:r>
+              <w:rPr>
+                <w:sz w:val="20"/>
+              </w:rPr>
+              <w:t>5</w:t>
+            </w:r>
+            <w:r>
+              <w:rPr>
+                <w:sz w:val="20"/>
+              </w:rPr>
+              <w:t xml:space="preserve">M or </w:t>
             </w:r>
             <w:r>
               <w:rPr>
@@ -3584,8 +3572,6 @@
             </w:r>
           </w:p>
         </w:tc>
-        <w:bookmarkStart w:id="17" w:name="_GoBack"/>
-        <w:bookmarkEnd w:id="17"/>
       </w:tr>
       <w:tr>
         <w:trPr>
@@ -5567,7 +5553,7 @@
 </file>
 
 <file path=word/endnotes.xml><?xml version="1.0" encoding="utf-8"?>
-<w:endnotes xmlns:wpc="http://schemas.microsoft.com/office/word/2010/wordprocessingCanvas" xmlns:cx="http://schemas.microsoft.com/office/drawing/2014/chartex" xmlns:cx1="http://schemas.microsoft.com/office/drawing/2015/9/8/chartex" xmlns:cx2="http://schemas.microsoft.com/office/drawing/2015/10/21/chartex" xmlns:cx3="http://schemas.microsoft.com/office/drawing/2016/5/9/chartex" xmlns:cx4="http://schemas.microsoft.com/office/drawing/2016/5/10/chartex" xmlns:cx5="http://schemas.microsoft.com/office/drawing/2016/5/11/chartex" xmlns:cx6="http://schemas.microsoft.com/office/drawing/2016/5/12/chartex" xmlns:cx7="http://schemas.microsoft.com/office/drawing/2016/5/13/chartex" xmlns:cx8="http://schemas.microsoft.com/office/drawing/2016/5/14/chartex" xmlns:mc="http://schemas.openxmlformats.org/markup-compatibility/2006" xmlns:aink="http://schemas.microsoft.com/office/drawing/2016/ink" xmlns:am3d="http://schemas.microsoft.com/office/drawing/2017/model3d" xmlns:o="urn:schemas-microsoft-com:office:office" xmlns:r="http://schemas.openxmlformats.org/officeDocument/2006/relationships" xmlns:m="http://schemas.openxmlformats.org/officeDocument/2006/math" xmlns:v="urn:schemas-microsoft-com:vml" xmlns:wp14="http://schemas.microsoft.com/office/word/2010/wordprocessingDrawing" xmlns:wp="http://schemas.openxmlformats.org/drawingml/2006/wordprocessingDrawing" xmlns:w10="urn:schemas-microsoft-com:office:word" xmlns:w="http://schemas.openxmlformats.org/wordprocessingml/2006/main" xmlns:w14="http://schemas.microsoft.com/office/word/2010/wordml" xmlns:w15="http://schemas.microsoft.com/office/word/2012/wordml" xmlns:w16cid="http://schemas.microsoft.com/office/word/2016/wordml/cid" xmlns:w16se="http://schemas.microsoft.com/office/word/2015/wordml/symex" xmlns:wpg="http://schemas.microsoft.com/office/word/2010/wordprocessingGroup" xmlns:wpi="http://schemas.microsoft.com/office/word/2010/wordprocessingInk" xmlns:wne="http://schemas.microsoft.com/office/word/2006/wordml" xmlns:wps="http://schemas.microsoft.com/office/word/2010/wordprocessingShape" mc:Ignorable="w14 w15 w16se w16cid wp14">
+<w:endnotes xmlns:wpc="http://schemas.microsoft.com/office/word/2010/wordprocessingCanvas" xmlns:cx="http://schemas.microsoft.com/office/drawing/2014/chartex" xmlns:cx1="http://schemas.microsoft.com/office/drawing/2015/9/8/chartex" xmlns:cx2="http://schemas.microsoft.com/office/drawing/2015/10/21/chartex" xmlns:cx3="http://schemas.microsoft.com/office/drawing/2016/5/9/chartex" xmlns:cx4="http://schemas.microsoft.com/office/drawing/2016/5/10/chartex" xmlns:cx5="http://schemas.microsoft.com/office/drawing/2016/5/11/chartex" xmlns:cx6="http://schemas.microsoft.com/office/drawing/2016/5/12/chartex" xmlns:cx7="http://schemas.microsoft.com/office/drawing/2016/5/13/chartex" xmlns:cx8="http://schemas.microsoft.com/office/drawing/2016/5/14/chartex" xmlns:mc="http://schemas.openxmlformats.org/markup-compatibility/2006" xmlns:aink="http://schemas.microsoft.com/office/drawing/2016/ink" xmlns:am3d="http://schemas.microsoft.com/office/drawing/2017/model3d" xmlns:o="urn:schemas-microsoft-com:office:office" xmlns:r="http://schemas.openxmlformats.org/officeDocument/2006/relationships" xmlns:m="http://schemas.openxmlformats.org/officeDocument/2006/math" xmlns:v="urn:schemas-microsoft-com:vml" xmlns:wp14="http://schemas.microsoft.com/office/word/2010/wordprocessingDrawing" xmlns:wp="http://schemas.openxmlformats.org/drawingml/2006/wordprocessingDrawing" xmlns:w10="urn:schemas-microsoft-com:office:word" xmlns:w="http://schemas.openxmlformats.org/wordprocessingml/2006/main" xmlns:w14="http://schemas.microsoft.com/office/word/2010/wordml" xmlns:w15="http://schemas.microsoft.com/office/word/2012/wordml" xmlns:w16cex="http://schemas.microsoft.com/office/word/2018/wordml/cex" xmlns:w16cid="http://schemas.microsoft.com/office/word/2016/wordml/cid" xmlns:w16="http://schemas.microsoft.com/office/word/2018/wordml" xmlns:w16se="http://schemas.microsoft.com/office/word/2015/wordml/symex" xmlns:wpg="http://schemas.microsoft.com/office/word/2010/wordprocessingGroup" xmlns:wpi="http://schemas.microsoft.com/office/word/2010/wordprocessingInk" xmlns:wne="http://schemas.microsoft.com/office/word/2006/wordml" xmlns:wps="http://schemas.microsoft.com/office/word/2010/wordprocessingShape" mc:Ignorable="w14 w15 w16se w16cid w16 w16cex wp14">
   <w:endnote w:type="separator" w:id="-1">
     <w:p>
       <w:r>
@@ -5586,7 +5572,7 @@
 </file>
 
 <file path=word/footer1.xml><?xml version="1.0" encoding="utf-8"?>
-<w:ftr xmlns:wpc="http://schemas.microsoft.com/office/word/2010/wordprocessingCanvas" xmlns:cx="http://schemas.microsoft.com/office/drawing/2014/chartex" xmlns:cx1="http://schemas.microsoft.com/office/drawing/2015/9/8/chartex" xmlns:cx2="http://schemas.microsoft.com/office/drawing/2015/10/21/chartex" xmlns:cx3="http://schemas.microsoft.com/office/drawing/2016/5/9/chartex" xmlns:cx4="http://schemas.microsoft.com/office/drawing/2016/5/10/chartex" xmlns:cx5="http://schemas.microsoft.com/office/drawing/2016/5/11/chartex" xmlns:cx6="http://schemas.microsoft.com/office/drawing/2016/5/12/chartex" xmlns:cx7="http://schemas.microsoft.com/office/drawing/2016/5/13/chartex" xmlns:cx8="http://schemas.microsoft.com/office/drawing/2016/5/14/chartex" xmlns:mc="http://schemas.openxmlformats.org/markup-compatibility/2006" xmlns:aink="http://schemas.microsoft.com/office/drawing/2016/ink" xmlns:am3d="http://schemas.microsoft.com/office/drawing/2017/model3d" xmlns:o="urn:schemas-microsoft-com:office:office" xmlns:r="http://schemas.openxmlformats.org/officeDocument/2006/relationships" xmlns:m="http://schemas.openxmlformats.org/officeDocument/2006/math" xmlns:v="urn:schemas-microsoft-com:vml" xmlns:wp14="http://schemas.microsoft.com/office/word/2010/wordprocessingDrawing" xmlns:wp="http://schemas.openxmlformats.org/drawingml/2006/wordprocessingDrawing" xmlns:w10="urn:schemas-microsoft-com:office:word" xmlns:w="http://schemas.openxmlformats.org/wordprocessingml/2006/main" xmlns:w14="http://schemas.microsoft.com/office/word/2010/wordml" xmlns:w15="http://schemas.microsoft.com/office/word/2012/wordml" xmlns:w16cid="http://schemas.microsoft.com/office/word/2016/wordml/cid" xmlns:w16se="http://schemas.microsoft.com/office/word/2015/wordml/symex" xmlns:wpg="http://schemas.microsoft.com/office/word/2010/wordprocessingGroup" xmlns:wpi="http://schemas.microsoft.com/office/word/2010/wordprocessingInk" xmlns:wne="http://schemas.microsoft.com/office/word/2006/wordml" xmlns:wps="http://schemas.microsoft.com/office/word/2010/wordprocessingShape" mc:Ignorable="w14 w15 w16se w16cid wp14">
+<w:ftr xmlns:wpc="http://schemas.microsoft.com/office/word/2010/wordprocessingCanvas" xmlns:cx="http://schemas.microsoft.com/office/drawing/2014/chartex" xmlns:cx1="http://schemas.microsoft.com/office/drawing/2015/9/8/chartex" xmlns:cx2="http://schemas.microsoft.com/office/drawing/2015/10/21/chartex" xmlns:cx3="http://schemas.microsoft.com/office/drawing/2016/5/9/chartex" xmlns:cx4="http://schemas.microsoft.com/office/drawing/2016/5/10/chartex" xmlns:cx5="http://schemas.microsoft.com/office/drawing/2016/5/11/chartex" xmlns:cx6="http://schemas.microsoft.com/office/drawing/2016/5/12/chartex" xmlns:cx7="http://schemas.microsoft.com/office/drawing/2016/5/13/chartex" xmlns:cx8="http://schemas.microsoft.com/office/drawing/2016/5/14/chartex" xmlns:mc="http://schemas.openxmlformats.org/markup-compatibility/2006" xmlns:aink="http://schemas.microsoft.com/office/drawing/2016/ink" xmlns:am3d="http://schemas.microsoft.com/office/drawing/2017/model3d" xmlns:o="urn:schemas-microsoft-com:office:office" xmlns:r="http://schemas.openxmlformats.org/officeDocument/2006/relationships" xmlns:m="http://schemas.openxmlformats.org/officeDocument/2006/math" xmlns:v="urn:schemas-microsoft-com:vml" xmlns:wp14="http://schemas.microsoft.com/office/word/2010/wordprocessingDrawing" xmlns:wp="http://schemas.openxmlformats.org/drawingml/2006/wordprocessingDrawing" xmlns:w10="urn:schemas-microsoft-com:office:word" xmlns:w="http://schemas.openxmlformats.org/wordprocessingml/2006/main" xmlns:w14="http://schemas.microsoft.com/office/word/2010/wordml" xmlns:w15="http://schemas.microsoft.com/office/word/2012/wordml" xmlns:w16cex="http://schemas.microsoft.com/office/word/2018/wordml/cex" xmlns:w16cid="http://schemas.microsoft.com/office/word/2016/wordml/cid" xmlns:w16="http://schemas.microsoft.com/office/word/2018/wordml" xmlns:w16se="http://schemas.microsoft.com/office/word/2015/wordml/symex" xmlns:wpg="http://schemas.microsoft.com/office/word/2010/wordprocessingGroup" xmlns:wpi="http://schemas.microsoft.com/office/word/2010/wordprocessingInk" xmlns:wne="http://schemas.microsoft.com/office/word/2006/wordml" xmlns:wps="http://schemas.microsoft.com/office/word/2010/wordprocessingShape" mc:Ignorable="w14 w15 w16se w16cid w16 w16cex wp14">
   <w:p>
     <w:pPr>
       <w:pStyle w:val="FooterTop"/>
@@ -5602,26 +5588,35 @@
       <w:t xml:space="preserve">evision </w:t>
     </w:r>
     <w:r>
-      <w:t>9</w:t>
+      <w:t>10</w:t>
     </w:r>
     <w:r>
       <w:tab/>
       <w:t xml:space="preserve">Effective:  </w:t>
     </w:r>
     <w:r>
-      <w:t>03</w:t>
+      <w:t>0</w:t>
+    </w:r>
+    <w:r>
+      <w:t>7</w:t>
     </w:r>
     <w:r>
       <w:t>-</w:t>
     </w:r>
     <w:r>
-      <w:t>16</w:t>
+      <w:t>1</w:t>
+    </w:r>
+    <w:r>
+      <w:t>9</w:t>
     </w:r>
     <w:r>
       <w:t>-20</w:t>
     </w:r>
     <w:r>
-      <w:t>20</w:t>
+      <w:t>2</w:t>
+    </w:r>
+    <w:r>
+      <w:t>1</w:t>
     </w:r>
   </w:p>
   <w:p>
@@ -5774,7 +5769,7 @@
 </file>
 
 <file path=word/footnotes.xml><?xml version="1.0" encoding="utf-8"?>
-<w:footnotes xmlns:wpc="http://schemas.microsoft.com/office/word/2010/wordprocessingCanvas" xmlns:cx="http://schemas.microsoft.com/office/drawing/2014/chartex" xmlns:cx1="http://schemas.microsoft.com/office/drawing/2015/9/8/chartex" xmlns:cx2="http://schemas.microsoft.com/office/drawing/2015/10/21/chartex" xmlns:cx3="http://schemas.microsoft.com/office/drawing/2016/5/9/chartex" xmlns:cx4="http://schemas.microsoft.com/office/drawing/2016/5/10/chartex" xmlns:cx5="http://schemas.microsoft.com/office/drawing/2016/5/11/chartex" xmlns:cx6="http://schemas.microsoft.com/office/drawing/2016/5/12/chartex" xmlns:cx7="http://schemas.microsoft.com/office/drawing/2016/5/13/chartex" xmlns:cx8="http://schemas.microsoft.com/office/drawing/2016/5/14/chartex" xmlns:mc="http://schemas.openxmlformats.org/markup-compatibility/2006" xmlns:aink="http://schemas.microsoft.com/office/drawing/2016/ink" xmlns:am3d="http://schemas.microsoft.com/office/drawing/2017/model3d" xmlns:o="urn:schemas-microsoft-com:office:office" xmlns:r="http://schemas.openxmlformats.org/officeDocument/2006/relationships" xmlns:m="http://schemas.openxmlformats.org/officeDocument/2006/math" xmlns:v="urn:schemas-microsoft-com:vml" xmlns:wp14="http://schemas.microsoft.com/office/word/2010/wordprocessingDrawing" xmlns:wp="http://schemas.openxmlformats.org/drawingml/2006/wordprocessingDrawing" xmlns:w10="urn:schemas-microsoft-com:office:word" xmlns:w="http://schemas.openxmlformats.org/wordprocessingml/2006/main" xmlns:w14="http://schemas.microsoft.com/office/word/2010/wordml" xmlns:w15="http://schemas.microsoft.com/office/word/2012/wordml" xmlns:w16cid="http://schemas.microsoft.com/office/word/2016/wordml/cid" xmlns:w16se="http://schemas.microsoft.com/office/word/2015/wordml/symex" xmlns:wpg="http://schemas.microsoft.com/office/word/2010/wordprocessingGroup" xmlns:wpi="http://schemas.microsoft.com/office/word/2010/wordprocessingInk" xmlns:wne="http://schemas.microsoft.com/office/word/2006/wordml" xmlns:wps="http://schemas.microsoft.com/office/word/2010/wordprocessingShape" mc:Ignorable="w14 w15 w16se w16cid wp14">
+<w:footnotes xmlns:wpc="http://schemas.microsoft.com/office/word/2010/wordprocessingCanvas" xmlns:cx="http://schemas.microsoft.com/office/drawing/2014/chartex" xmlns:cx1="http://schemas.microsoft.com/office/drawing/2015/9/8/chartex" xmlns:cx2="http://schemas.microsoft.com/office/drawing/2015/10/21/chartex" xmlns:cx3="http://schemas.microsoft.com/office/drawing/2016/5/9/chartex" xmlns:cx4="http://schemas.microsoft.com/office/drawing/2016/5/10/chartex" xmlns:cx5="http://schemas.microsoft.com/office/drawing/2016/5/11/chartex" xmlns:cx6="http://schemas.microsoft.com/office/drawing/2016/5/12/chartex" xmlns:cx7="http://schemas.microsoft.com/office/drawing/2016/5/13/chartex" xmlns:cx8="http://schemas.microsoft.com/office/drawing/2016/5/14/chartex" xmlns:mc="http://schemas.openxmlformats.org/markup-compatibility/2006" xmlns:aink="http://schemas.microsoft.com/office/drawing/2016/ink" xmlns:am3d="http://schemas.microsoft.com/office/drawing/2017/model3d" xmlns:o="urn:schemas-microsoft-com:office:office" xmlns:r="http://schemas.openxmlformats.org/officeDocument/2006/relationships" xmlns:m="http://schemas.openxmlformats.org/officeDocument/2006/math" xmlns:v="urn:schemas-microsoft-com:vml" xmlns:wp14="http://schemas.microsoft.com/office/word/2010/wordprocessingDrawing" xmlns:wp="http://schemas.openxmlformats.org/drawingml/2006/wordprocessingDrawing" xmlns:w10="urn:schemas-microsoft-com:office:word" xmlns:w="http://schemas.openxmlformats.org/wordprocessingml/2006/main" xmlns:w14="http://schemas.microsoft.com/office/word/2010/wordml" xmlns:w15="http://schemas.microsoft.com/office/word/2012/wordml" xmlns:w16cex="http://schemas.microsoft.com/office/word/2018/wordml/cex" xmlns:w16cid="http://schemas.microsoft.com/office/word/2016/wordml/cid" xmlns:w16="http://schemas.microsoft.com/office/word/2018/wordml" xmlns:w16se="http://schemas.microsoft.com/office/word/2015/wordml/symex" xmlns:wpg="http://schemas.microsoft.com/office/word/2010/wordprocessingGroup" xmlns:wpi="http://schemas.microsoft.com/office/word/2010/wordprocessingInk" xmlns:wne="http://schemas.microsoft.com/office/word/2006/wordml" xmlns:wps="http://schemas.microsoft.com/office/word/2010/wordprocessingShape" mc:Ignorable="w14 w15 w16se w16cid w16 w16cex wp14">
   <w:footnote w:type="separator" w:id="-1">
     <w:p>
       <w:r>
@@ -5793,7 +5788,7 @@
 </file>
 
 <file path=word/numbering.xml><?xml version="1.0" encoding="utf-8"?>
-<w:numbering xmlns:wpc="http://schemas.microsoft.com/office/word/2010/wordprocessingCanvas" xmlns:cx="http://schemas.microsoft.com/office/drawing/2014/chartex" xmlns:cx1="http://schemas.microsoft.com/office/drawing/2015/9/8/chartex" xmlns:cx2="http://schemas.microsoft.com/office/drawing/2015/10/21/chartex" xmlns:cx3="http://schemas.microsoft.com/office/drawing/2016/5/9/chartex" xmlns:cx4="http://schemas.microsoft.com/office/drawing/2016/5/10/chartex" xmlns:cx5="http://schemas.microsoft.com/office/drawing/2016/5/11/chartex" xmlns:cx6="http://schemas.microsoft.com/office/drawing/2016/5/12/chartex" xmlns:cx7="http://schemas.microsoft.com/office/drawing/2016/5/13/chartex" xmlns:cx8="http://schemas.microsoft.com/office/drawing/2016/5/14/chartex" xmlns:mc="http://schemas.openxmlformats.org/markup-compatibility/2006" xmlns:aink="http://schemas.microsoft.com/office/drawing/2016/ink" xmlns:am3d="http://schemas.microsoft.com/office/drawing/2017/model3d" xmlns:o="urn:schemas-microsoft-com:office:office" xmlns:r="http://schemas.openxmlformats.org/officeDocument/2006/relationships" xmlns:m="http://schemas.openxmlformats.org/officeDocument/2006/math" xmlns:v="urn:schemas-microsoft-com:vml" xmlns:wp14="http://schemas.microsoft.com/office/word/2010/wordprocessingDrawing" xmlns:wp="http://schemas.openxmlformats.org/drawingml/2006/wordprocessingDrawing" xmlns:w10="urn:schemas-microsoft-com:office:word" xmlns:w="http://schemas.openxmlformats.org/wordprocessingml/2006/main" xmlns:w14="http://schemas.microsoft.com/office/word/2010/wordml" xmlns:w15="http://schemas.microsoft.com/office/word/2012/wordml" xmlns:w16cid="http://schemas.microsoft.com/office/word/2016/wordml/cid" xmlns:w16se="http://schemas.microsoft.com/office/word/2015/wordml/symex" xmlns:wpg="http://schemas.microsoft.com/office/word/2010/wordprocessingGroup" xmlns:wpi="http://schemas.microsoft.com/office/word/2010/wordprocessingInk" xmlns:wne="http://schemas.microsoft.com/office/word/2006/wordml" xmlns:wps="http://schemas.microsoft.com/office/word/2010/wordprocessingShape" mc:Ignorable="w14 w15 w16se w16cid wp14">
+<w:numbering xmlns:wpc="http://schemas.microsoft.com/office/word/2010/wordprocessingCanvas" xmlns:cx="http://schemas.microsoft.com/office/drawing/2014/chartex" xmlns:cx1="http://schemas.microsoft.com/office/drawing/2015/9/8/chartex" xmlns:cx2="http://schemas.microsoft.com/office/drawing/2015/10/21/chartex" xmlns:cx3="http://schemas.microsoft.com/office/drawing/2016/5/9/chartex" xmlns:cx4="http://schemas.microsoft.com/office/drawing/2016/5/10/chartex" xmlns:cx5="http://schemas.microsoft.com/office/drawing/2016/5/11/chartex" xmlns:cx6="http://schemas.microsoft.com/office/drawing/2016/5/12/chartex" xmlns:cx7="http://schemas.microsoft.com/office/drawing/2016/5/13/chartex" xmlns:cx8="http://schemas.microsoft.com/office/drawing/2016/5/14/chartex" xmlns:mc="http://schemas.openxmlformats.org/markup-compatibility/2006" xmlns:aink="http://schemas.microsoft.com/office/drawing/2016/ink" xmlns:am3d="http://schemas.microsoft.com/office/drawing/2017/model3d" xmlns:o="urn:schemas-microsoft-com:office:office" xmlns:r="http://schemas.openxmlformats.org/officeDocument/2006/relationships" xmlns:m="http://schemas.openxmlformats.org/officeDocument/2006/math" xmlns:v="urn:schemas-microsoft-com:vml" xmlns:wp14="http://schemas.microsoft.com/office/word/2010/wordprocessingDrawing" xmlns:wp="http://schemas.openxmlformats.org/drawingml/2006/wordprocessingDrawing" xmlns:w10="urn:schemas-microsoft-com:office:word" xmlns:w="http://schemas.openxmlformats.org/wordprocessingml/2006/main" xmlns:w14="http://schemas.microsoft.com/office/word/2010/wordml" xmlns:w15="http://schemas.microsoft.com/office/word/2012/wordml" xmlns:w16cex="http://schemas.microsoft.com/office/word/2018/wordml/cex" xmlns:w16cid="http://schemas.microsoft.com/office/word/2016/wordml/cid" xmlns:w16="http://schemas.microsoft.com/office/word/2018/wordml" xmlns:w16se="http://schemas.microsoft.com/office/word/2015/wordml/symex" xmlns:wpg="http://schemas.microsoft.com/office/word/2010/wordprocessingGroup" xmlns:wpi="http://schemas.microsoft.com/office/word/2010/wordprocessingInk" xmlns:wne="http://schemas.microsoft.com/office/word/2006/wordml" xmlns:wps="http://schemas.microsoft.com/office/word/2010/wordprocessingShape" mc:Ignorable="w14 w15 w16se w16cid w16 w16cex wp14">
   <w:abstractNum w:abstractNumId="0" w15:restartNumberingAfterBreak="0">
     <w:nsid w:val="FFFFFF7C"/>
     <w:multiLevelType w:val="singleLevel"/>
@@ -6596,7 +6591,7 @@
 </file>
 
 <file path=word/styles.xml><?xml version="1.0" encoding="utf-8"?>
-<w:styles xmlns:mc="http://schemas.openxmlformats.org/markup-compatibility/2006" xmlns:r="http://schemas.openxmlformats.org/officeDocument/2006/relationships" xmlns:w="http://schemas.openxmlformats.org/wordprocessingml/2006/main" xmlns:w14="http://schemas.microsoft.com/office/word/2010/wordml" xmlns:w15="http://schemas.microsoft.com/office/word/2012/wordml" xmlns:w16cid="http://schemas.microsoft.com/office/word/2016/wordml/cid" xmlns:w16se="http://schemas.microsoft.com/office/word/2015/wordml/symex" mc:Ignorable="w14 w15 w16se w16cid">
+<w:styles xmlns:mc="http://schemas.openxmlformats.org/markup-compatibility/2006" xmlns:r="http://schemas.openxmlformats.org/officeDocument/2006/relationships" xmlns:w="http://schemas.openxmlformats.org/wordprocessingml/2006/main" xmlns:w14="http://schemas.microsoft.com/office/word/2010/wordml" xmlns:w15="http://schemas.microsoft.com/office/word/2012/wordml" xmlns:w16cex="http://schemas.microsoft.com/office/word/2018/wordml/cex" xmlns:w16cid="http://schemas.microsoft.com/office/word/2016/wordml/cid" xmlns:w16="http://schemas.microsoft.com/office/word/2018/wordml" xmlns:w16se="http://schemas.microsoft.com/office/word/2015/wordml/symex" mc:Ignorable="w14 w15 w16se w16cid w16 w16cex">
   <w:docDefaults>
     <w:rPrDefault>
       <w:rPr>
@@ -6606,7 +6601,7 @@
     </w:rPrDefault>
     <w:pPrDefault/>
   </w:docDefaults>
-  <w:latentStyles w:defLockedState="0" w:defUIPriority="0" w:defSemiHidden="0" w:defUnhideWhenUsed="0" w:defQFormat="0" w:count="377">
+  <w:latentStyles w:defLockedState="0" w:defUIPriority="0" w:defSemiHidden="0" w:defUnhideWhenUsed="0" w:defQFormat="0" w:count="376">
     <w:lsdException w:name="Normal" w:qFormat="1"/>
     <w:lsdException w:name="heading 1" w:qFormat="1"/>
     <w:lsdException w:name="heading 2" w:qFormat="1"/>
@@ -6706,6 +6701,7 @@
     <w:lsdException w:name="HTML Sample" w:semiHidden="1" w:unhideWhenUsed="1"/>
     <w:lsdException w:name="HTML Typewriter" w:semiHidden="1" w:unhideWhenUsed="1"/>
     <w:lsdException w:name="HTML Variable" w:semiHidden="1" w:unhideWhenUsed="1"/>
+    <w:lsdException w:name="Normal Table" w:semiHidden="1" w:unhideWhenUsed="1"/>
     <w:lsdException w:name="annotation subject" w:semiHidden="1" w:unhideWhenUsed="1"/>
     <w:lsdException w:name="No List" w:semiHidden="1" w:unhideWhenUsed="1"/>
     <w:lsdException w:name="Outline List 1" w:semiHidden="1" w:unhideWhenUsed="1"/>
@@ -6751,8 +6747,10 @@
     <w:lsdException w:name="Table Subtle 1" w:semiHidden="1" w:unhideWhenUsed="1"/>
     <w:lsdException w:name="Table Subtle 2" w:semiHidden="1" w:unhideWhenUsed="1"/>
     <w:lsdException w:name="Table Web 1" w:semiHidden="1" w:unhideWhenUsed="1"/>
+    <w:lsdException w:name="Table Web 2" w:semiHidden="1" w:unhideWhenUsed="1"/>
     <w:lsdException w:name="Table Web 3" w:semiHidden="1" w:unhideWhenUsed="1"/>
     <w:lsdException w:name="Balloon Text" w:semiHidden="1" w:unhideWhenUsed="1"/>
+    <w:lsdException w:name="Table Theme" w:semiHidden="1" w:unhideWhenUsed="1"/>
     <w:lsdException w:name="Placeholder Text" w:semiHidden="1" w:uiPriority="99"/>
     <w:lsdException w:name="No Spacing" w:uiPriority="1" w:qFormat="1"/>
     <w:lsdException w:name="Light Shading" w:uiPriority="60"/>
@@ -6973,7 +6971,6 @@
     <w:lsdException w:name="Hashtag" w:semiHidden="1" w:uiPriority="99" w:unhideWhenUsed="1"/>
     <w:lsdException w:name="Unresolved Mention" w:semiHidden="1" w:uiPriority="99" w:unhideWhenUsed="1"/>
     <w:lsdException w:name="Smart Link" w:semiHidden="1" w:uiPriority="99" w:unhideWhenUsed="1"/>
-    <w:lsdException w:name="Smart Link Error" w:semiHidden="1" w:uiPriority="99" w:unhideWhenUsed="1"/>
   </w:latentStyles>
   <w:style w:type="paragraph" w:default="1" w:styleId="Normal">
     <w:name w:val="Normal"/>
@@ -8144,7 +8141,7 @@
 </file>
 
 <file path=word/glossary/document.xml><?xml version="1.0" encoding="utf-8"?>
-<w:glossaryDocument xmlns:wpc="http://schemas.microsoft.com/office/word/2010/wordprocessingCanvas" xmlns:cx="http://schemas.microsoft.com/office/drawing/2014/chartex" xmlns:cx1="http://schemas.microsoft.com/office/drawing/2015/9/8/chartex" xmlns:cx2="http://schemas.microsoft.com/office/drawing/2015/10/21/chartex" xmlns:cx3="http://schemas.microsoft.com/office/drawing/2016/5/9/chartex" xmlns:cx4="http://schemas.microsoft.com/office/drawing/2016/5/10/chartex" xmlns:cx5="http://schemas.microsoft.com/office/drawing/2016/5/11/chartex" xmlns:cx6="http://schemas.microsoft.com/office/drawing/2016/5/12/chartex" xmlns:cx7="http://schemas.microsoft.com/office/drawing/2016/5/13/chartex" xmlns:cx8="http://schemas.microsoft.com/office/drawing/2016/5/14/chartex" xmlns:mc="http://schemas.openxmlformats.org/markup-compatibility/2006" xmlns:aink="http://schemas.microsoft.com/office/drawing/2016/ink" xmlns:am3d="http://schemas.microsoft.com/office/drawing/2017/model3d" xmlns:o="urn:schemas-microsoft-com:office:office" xmlns:r="http://schemas.openxmlformats.org/officeDocument/2006/relationships" xmlns:m="http://schemas.openxmlformats.org/officeDocument/2006/math" xmlns:v="urn:schemas-microsoft-com:vml" xmlns:wp14="http://schemas.microsoft.com/office/word/2010/wordprocessingDrawing" xmlns:wp="http://schemas.openxmlformats.org/drawingml/2006/wordprocessingDrawing" xmlns:w10="urn:schemas-microsoft-com:office:word" xmlns:w="http://schemas.openxmlformats.org/wordprocessingml/2006/main" xmlns:w14="http://schemas.microsoft.com/office/word/2010/wordml" xmlns:w15="http://schemas.microsoft.com/office/word/2012/wordml" xmlns:w16cid="http://schemas.microsoft.com/office/word/2016/wordml/cid" xmlns:w16se="http://schemas.microsoft.com/office/word/2015/wordml/symex" xmlns:wpg="http://schemas.microsoft.com/office/word/2010/wordprocessingGroup" xmlns:wpi="http://schemas.microsoft.com/office/word/2010/wordprocessingInk" xmlns:wne="http://schemas.microsoft.com/office/word/2006/wordml" xmlns:wps="http://schemas.microsoft.com/office/word/2010/wordprocessingShape" mc:Ignorable="w14 w15 w16se w16cid wp14">
+<w:glossaryDocument xmlns:wpc="http://schemas.microsoft.com/office/word/2010/wordprocessingCanvas" xmlns:cx="http://schemas.microsoft.com/office/drawing/2014/chartex" xmlns:cx1="http://schemas.microsoft.com/office/drawing/2015/9/8/chartex" xmlns:cx2="http://schemas.microsoft.com/office/drawing/2015/10/21/chartex" xmlns:cx3="http://schemas.microsoft.com/office/drawing/2016/5/9/chartex" xmlns:cx4="http://schemas.microsoft.com/office/drawing/2016/5/10/chartex" xmlns:cx5="http://schemas.microsoft.com/office/drawing/2016/5/11/chartex" xmlns:cx6="http://schemas.microsoft.com/office/drawing/2016/5/12/chartex" xmlns:cx7="http://schemas.microsoft.com/office/drawing/2016/5/13/chartex" xmlns:cx8="http://schemas.microsoft.com/office/drawing/2016/5/14/chartex" xmlns:mc="http://schemas.openxmlformats.org/markup-compatibility/2006" xmlns:aink="http://schemas.microsoft.com/office/drawing/2016/ink" xmlns:am3d="http://schemas.microsoft.com/office/drawing/2017/model3d" xmlns:o="urn:schemas-microsoft-com:office:office" xmlns:r="http://schemas.openxmlformats.org/officeDocument/2006/relationships" xmlns:m="http://schemas.openxmlformats.org/officeDocument/2006/math" xmlns:v="urn:schemas-microsoft-com:vml" xmlns:wp14="http://schemas.microsoft.com/office/word/2010/wordprocessingDrawing" xmlns:wp="http://schemas.openxmlformats.org/drawingml/2006/wordprocessingDrawing" xmlns:w10="urn:schemas-microsoft-com:office:word" xmlns:w="http://schemas.openxmlformats.org/wordprocessingml/2006/main" xmlns:w14="http://schemas.microsoft.com/office/word/2010/wordml" xmlns:w15="http://schemas.microsoft.com/office/word/2012/wordml" xmlns:w16cex="http://schemas.microsoft.com/office/word/2018/wordml/cex" xmlns:w16cid="http://schemas.microsoft.com/office/word/2016/wordml/cid" xmlns:w16="http://schemas.microsoft.com/office/word/2018/wordml" xmlns:w16se="http://schemas.microsoft.com/office/word/2015/wordml/symex" xmlns:wpg="http://schemas.microsoft.com/office/word/2010/wordprocessingGroup" xmlns:wpi="http://schemas.microsoft.com/office/word/2010/wordprocessingInk" xmlns:wne="http://schemas.microsoft.com/office/word/2006/wordml" xmlns:wps="http://schemas.microsoft.com/office/word/2010/wordprocessingShape" mc:Ignorable="w14 w15 w16se w16cid w16 w16cex wp14">
   <w:docParts>
     <w:docPart>
       <w:docPartPr>
@@ -9455,7 +9452,7 @@
 </file>
 
 <file path=word/glossary/fontTable.xml><?xml version="1.0" encoding="utf-8"?>
-<w:fonts xmlns:mc="http://schemas.openxmlformats.org/markup-compatibility/2006" xmlns:r="http://schemas.openxmlformats.org/officeDocument/2006/relationships" xmlns:w="http://schemas.openxmlformats.org/wordprocessingml/2006/main" xmlns:w14="http://schemas.microsoft.com/office/word/2010/wordml" xmlns:w15="http://schemas.microsoft.com/office/word/2012/wordml" xmlns:w16cid="http://schemas.microsoft.com/office/word/2016/wordml/cid" xmlns:w16se="http://schemas.microsoft.com/office/word/2015/wordml/symex" mc:Ignorable="w14 w15 w16se w16cid">
+<w:fonts xmlns:mc="http://schemas.openxmlformats.org/markup-compatibility/2006" xmlns:r="http://schemas.openxmlformats.org/officeDocument/2006/relationships" xmlns:w="http://schemas.openxmlformats.org/wordprocessingml/2006/main" xmlns:w14="http://schemas.microsoft.com/office/word/2010/wordml" xmlns:w15="http://schemas.microsoft.com/office/word/2012/wordml" xmlns:w16cex="http://schemas.microsoft.com/office/word/2018/wordml/cex" xmlns:w16cid="http://schemas.microsoft.com/office/word/2016/wordml/cid" xmlns:w16="http://schemas.microsoft.com/office/word/2018/wordml" xmlns:w16se="http://schemas.microsoft.com/office/word/2015/wordml/symex" mc:Ignorable="w14 w15 w16se w16cid w16 w16cex">
   <w:font w:name="Symbol">
     <w:panose1 w:val="05050102010706020507"/>
     <w:charset w:val="02"/>
@@ -9518,20 +9515,20 @@
     <w:charset w:val="00"/>
     <w:family w:val="swiss"/>
     <w:pitch w:val="variable"/>
-    <w:sig w:usb0="E0002EFF" w:usb1="C000247B" w:usb2="00000009" w:usb3="00000000" w:csb0="000001FF" w:csb1="00000000"/>
+    <w:sig w:usb0="E4002EFF" w:usb1="C000247B" w:usb2="00000009" w:usb3="00000000" w:csb0="000001FF" w:csb1="00000000"/>
   </w:font>
   <w:font w:name="Calibri Light">
     <w:panose1 w:val="020F0302020204030204"/>
     <w:charset w:val="00"/>
     <w:family w:val="swiss"/>
     <w:pitch w:val="variable"/>
-    <w:sig w:usb0="E0002AFF" w:usb1="C000247B" w:usb2="00000009" w:usb3="00000000" w:csb0="000001FF" w:csb1="00000000"/>
+    <w:sig w:usb0="E4002EFF" w:usb1="C000247B" w:usb2="00000009" w:usb3="00000000" w:csb0="000001FF" w:csb1="00000000"/>
   </w:font>
 </w:fonts>
 </file>
 
 <file path=word/glossary/settings.xml><?xml version="1.0" encoding="utf-8"?>
-<w:settings xmlns:mc="http://schemas.openxmlformats.org/markup-compatibility/2006" xmlns:o="urn:schemas-microsoft-com:office:office" xmlns:r="http://schemas.openxmlformats.org/officeDocument/2006/relationships" xmlns:m="http://schemas.openxmlformats.org/officeDocument/2006/math" xmlns:v="urn:schemas-microsoft-com:vml" xmlns:w10="urn:schemas-microsoft-com:office:word" xmlns:w="http://schemas.openxmlformats.org/wordprocessingml/2006/main" xmlns:w14="http://schemas.microsoft.com/office/word/2010/wordml" xmlns:w15="http://schemas.microsoft.com/office/word/2012/wordml" xmlns:w16cid="http://schemas.microsoft.com/office/word/2016/wordml/cid" xmlns:w16se="http://schemas.microsoft.com/office/word/2015/wordml/symex" xmlns:sl="http://schemas.openxmlformats.org/schemaLibrary/2006/main" mc:Ignorable="w14 w15 w16se w16cid">
+<w:settings xmlns:mc="http://schemas.openxmlformats.org/markup-compatibility/2006" xmlns:o="urn:schemas-microsoft-com:office:office" xmlns:r="http://schemas.openxmlformats.org/officeDocument/2006/relationships" xmlns:m="http://schemas.openxmlformats.org/officeDocument/2006/math" xmlns:v="urn:schemas-microsoft-com:vml" xmlns:w10="urn:schemas-microsoft-com:office:word" xmlns:w="http://schemas.openxmlformats.org/wordprocessingml/2006/main" xmlns:w14="http://schemas.microsoft.com/office/word/2010/wordml" xmlns:w15="http://schemas.microsoft.com/office/word/2012/wordml" xmlns:w16cex="http://schemas.microsoft.com/office/word/2018/wordml/cex" xmlns:w16cid="http://schemas.microsoft.com/office/word/2016/wordml/cid" xmlns:w16="http://schemas.microsoft.com/office/word/2018/wordml" xmlns:w16se="http://schemas.microsoft.com/office/word/2015/wordml/symex" xmlns:sl="http://schemas.openxmlformats.org/schemaLibrary/2006/main" mc:Ignorable="w14 w15 w16se w16cid w16 w16cex">
   <w:view w:val="normal"/>
   <w:defaultTabStop w:val="720"/>
   <w:characterSpacingControl w:val="doNotCompress"/>
@@ -9561,6 +9558,7 @@
     <w:rsid w:val="004D180E"/>
     <w:rsid w:val="00515CAF"/>
     <w:rsid w:val="005256F5"/>
+    <w:rsid w:val="00530B01"/>
     <w:rsid w:val="005F613F"/>
     <w:rsid w:val="005F7805"/>
     <w:rsid w:val="00605A78"/>
@@ -9627,7 +9625,7 @@
 </file>
 
 <file path=word/glossary/styles.xml><?xml version="1.0" encoding="utf-8"?>
-<w:styles xmlns:mc="http://schemas.openxmlformats.org/markup-compatibility/2006" xmlns:r="http://schemas.openxmlformats.org/officeDocument/2006/relationships" xmlns:w="http://schemas.openxmlformats.org/wordprocessingml/2006/main" xmlns:w14="http://schemas.microsoft.com/office/word/2010/wordml" xmlns:w15="http://schemas.microsoft.com/office/word/2012/wordml" xmlns:w16cid="http://schemas.microsoft.com/office/word/2016/wordml/cid" xmlns:w16se="http://schemas.microsoft.com/office/word/2015/wordml/symex" mc:Ignorable="w14 w15 w16se w16cid">
+<w:styles xmlns:mc="http://schemas.openxmlformats.org/markup-compatibility/2006" xmlns:r="http://schemas.openxmlformats.org/officeDocument/2006/relationships" xmlns:w="http://schemas.openxmlformats.org/wordprocessingml/2006/main" xmlns:w14="http://schemas.microsoft.com/office/word/2010/wordml" xmlns:w15="http://schemas.microsoft.com/office/word/2012/wordml" xmlns:w16cex="http://schemas.microsoft.com/office/word/2018/wordml/cex" xmlns:w16cid="http://schemas.microsoft.com/office/word/2016/wordml/cid" xmlns:w16="http://schemas.microsoft.com/office/word/2018/wordml" xmlns:w16se="http://schemas.microsoft.com/office/word/2015/wordml/symex" mc:Ignorable="w14 w15 w16se w16cid w16 w16cex">
   <w:docDefaults>
     <w:rPrDefault>
       <w:rPr>
@@ -9643,7 +9641,7 @@
       </w:pPr>
     </w:pPrDefault>
   </w:docDefaults>
-  <w:latentStyles w:defLockedState="0" w:defUIPriority="99" w:defSemiHidden="0" w:defUnhideWhenUsed="0" w:defQFormat="0" w:count="377">
+  <w:latentStyles w:defLockedState="0" w:defUIPriority="99" w:defSemiHidden="0" w:defUnhideWhenUsed="0" w:defQFormat="0" w:count="376">
     <w:lsdException w:name="Normal" w:uiPriority="0" w:qFormat="1"/>
     <w:lsdException w:name="heading 1" w:uiPriority="9" w:qFormat="1"/>
     <w:lsdException w:name="heading 2" w:semiHidden="1" w:uiPriority="9" w:unhideWhenUsed="1" w:qFormat="1"/>
@@ -9749,6 +9747,7 @@
     <w:lsdException w:name="HTML Sample" w:semiHidden="1" w:unhideWhenUsed="1"/>
     <w:lsdException w:name="HTML Typewriter" w:semiHidden="1" w:unhideWhenUsed="1"/>
     <w:lsdException w:name="HTML Variable" w:semiHidden="1" w:unhideWhenUsed="1"/>
+    <w:lsdException w:name="Normal Table" w:semiHidden="1" w:unhideWhenUsed="1"/>
     <w:lsdException w:name="annotation subject" w:semiHidden="1" w:unhideWhenUsed="1"/>
     <w:lsdException w:name="No List" w:semiHidden="1" w:unhideWhenUsed="1"/>
     <w:lsdException w:name="Outline List 1" w:semiHidden="1" w:unhideWhenUsed="1"/>
@@ -9794,9 +9793,11 @@
     <w:lsdException w:name="Table Subtle 1" w:semiHidden="1" w:unhideWhenUsed="1"/>
     <w:lsdException w:name="Table Subtle 2" w:semiHidden="1" w:unhideWhenUsed="1"/>
     <w:lsdException w:name="Table Web 1" w:semiHidden="1" w:unhideWhenUsed="1"/>
+    <w:lsdException w:name="Table Web 2" w:semiHidden="1" w:unhideWhenUsed="1"/>
     <w:lsdException w:name="Table Web 3" w:semiHidden="1" w:unhideWhenUsed="1"/>
     <w:lsdException w:name="Balloon Text" w:semiHidden="1" w:unhideWhenUsed="1"/>
     <w:lsdException w:name="Table Grid" w:uiPriority="39"/>
+    <w:lsdException w:name="Table Theme" w:semiHidden="1" w:unhideWhenUsed="1"/>
     <w:lsdException w:name="Placeholder Text" w:semiHidden="1"/>
     <w:lsdException w:name="No Spacing" w:uiPriority="1" w:qFormat="1"/>
     <w:lsdException w:name="Light Shading" w:uiPriority="60"/>
@@ -10017,7 +10018,6 @@
     <w:lsdException w:name="Hashtag" w:semiHidden="1" w:unhideWhenUsed="1"/>
     <w:lsdException w:name="Unresolved Mention" w:semiHidden="1" w:unhideWhenUsed="1"/>
     <w:lsdException w:name="Smart Link" w:semiHidden="1" w:unhideWhenUsed="1"/>
-    <w:lsdException w:name="Smart Link Error" w:semiHidden="1" w:unhideWhenUsed="1"/>
   </w:latentStyles>
   <w:style w:type="paragraph" w:default="1" w:styleId="Normal">
     <w:name w:val="Normal"/>
@@ -17060,7 +17060,7 @@
 </file>
 
 <file path=word/glossary/webSettings.xml><?xml version="1.0" encoding="utf-8"?>
-<w:webSettings xmlns:mc="http://schemas.openxmlformats.org/markup-compatibility/2006" xmlns:r="http://schemas.openxmlformats.org/officeDocument/2006/relationships" xmlns:w="http://schemas.openxmlformats.org/wordprocessingml/2006/main" xmlns:w14="http://schemas.microsoft.com/office/word/2010/wordml" xmlns:w15="http://schemas.microsoft.com/office/word/2012/wordml" xmlns:w16cid="http://schemas.microsoft.com/office/word/2016/wordml/cid" xmlns:w16se="http://schemas.microsoft.com/office/word/2015/wordml/symex" mc:Ignorable="w14 w15 w16se w16cid">
+<w:webSettings xmlns:mc="http://schemas.openxmlformats.org/markup-compatibility/2006" xmlns:r="http://schemas.openxmlformats.org/officeDocument/2006/relationships" xmlns:w="http://schemas.openxmlformats.org/wordprocessingml/2006/main" xmlns:w14="http://schemas.microsoft.com/office/word/2010/wordml" xmlns:w15="http://schemas.microsoft.com/office/word/2012/wordml" xmlns:w16cex="http://schemas.microsoft.com/office/word/2018/wordml/cex" xmlns:w16cid="http://schemas.microsoft.com/office/word/2016/wordml/cid" xmlns:w16="http://schemas.microsoft.com/office/word/2018/wordml" xmlns:w16se="http://schemas.microsoft.com/office/word/2015/wordml/symex" mc:Ignorable="w14 w15 w16se w16cid w16 w16cex">
   <w:optimizeForBrowser/>
 </w:webSettings>
 </file>
@@ -17349,6 +17349,32 @@
 </file>
 
 <file path=customXml/item1.xml><?xml version="1.0" encoding="utf-8"?>
+<b:Sources xmlns:b="http://schemas.openxmlformats.org/officeDocument/2006/bibliography" xmlns="http://schemas.openxmlformats.org/officeDocument/2006/bibliography" SelectedStyle="\APASixthEditionOfficeOnline.xsl" StyleName="APA" Version="6"/>
+</file>
+
+<file path=customXml/item2.xml><?xml version="1.0" encoding="utf-8"?>
+<p:properties xmlns:p="http://schemas.microsoft.com/office/2006/metadata/properties" xmlns:xsi="http://www.w3.org/2001/XMLSchema-instance" xmlns:pc="http://schemas.microsoft.com/office/infopath/2007/PartnerControls">
+  <documentManagement>
+    <TaxKeywordTaxHTField xmlns="016c310d-f661-49a6-97ee-540076082437">
+      <Terms xmlns="http://schemas.microsoft.com/office/infopath/2007/PartnerControls"/>
+    </TaxKeywordTaxHTField>
+    <TaxCatchAll xmlns="016c310d-f661-49a6-97ee-540076082437"/>
+    <SIP_Label_Document xmlns="016c310d-f661-49a6-97ee-540076082437">;#0;#Unrestricted;#True;#;#;#;#</SIP_Label_Document>
+    <AverageRating xmlns="http://schemas.microsoft.com/sharepoint/v3" xsi:nil="true"/>
+  </documentManagement>
+</p:properties>
+</file>
+
+<file path=customXml/item3.xml><?xml version="1.0" encoding="utf-8"?>
+<?mso-contentType ?>
+<FormTemplates xmlns="http://schemas.microsoft.com/sharepoint/v3/contenttype/forms">
+  <Display>DocumentLibraryForm</Display>
+  <Edit>DocumentLibraryForm</Edit>
+  <New>DocumentLibraryForm</New>
+</FormTemplates>
+</file>
+
+<file path=customXml/item4.xml><?xml version="1.0" encoding="utf-8"?>
 <ct:contentTypeSchema xmlns:ct="http://schemas.microsoft.com/office/2006/metadata/contentType" xmlns:ma="http://schemas.microsoft.com/office/2006/metadata/properties/metaAttributes" ct:_="" ma:_="" ma:contentTypeName="Document" ma:contentTypeID="0x010100833E2717D64DEA4FBFABAC416D347394" ma:contentTypeVersion="6" ma:contentTypeDescription="Create a new document." ma:contentTypeScope="" ma:versionID="98a74335b8287497f43df26a30ee6108">
   <xsd:schema xmlns:xsd="http://www.w3.org/2001/XMLSchema" xmlns:xs="http://www.w3.org/2001/XMLSchema" xmlns:p="http://schemas.microsoft.com/office/2006/metadata/properties" xmlns:ns1="http://schemas.microsoft.com/sharepoint/v3" xmlns:ns2="016c310d-f661-49a6-97ee-540076082437" targetNamespace="http://schemas.microsoft.com/office/2006/metadata/properties" ma:root="true" ma:fieldsID="d32ef67c478e261fbf17576a93df92a4" ns1:_="" ns2:_="">
     <xsd:import namespace="http://schemas.microsoft.com/sharepoint/v3"/>
@@ -17511,33 +17537,34 @@
 </ct:contentTypeSchema>
 </file>
 
-<file path=customXml/item2.xml><?xml version="1.0" encoding="utf-8"?>
-<?mso-contentType ?>
-<FormTemplates xmlns="http://schemas.microsoft.com/sharepoint/v3/contenttype/forms">
-  <Display>DocumentLibraryForm</Display>
-  <Edit>DocumentLibraryForm</Edit>
-  <New>DocumentLibraryForm</New>
-</FormTemplates>
+<file path=customXml/itemProps1.xml><?xml version="1.0" encoding="utf-8"?>
+<ds:datastoreItem xmlns:ds="http://schemas.openxmlformats.org/officeDocument/2006/customXml" ds:itemID="{01C2B2CD-380D-4FE0-93DD-617D64FDE4B8}">
+  <ds:schemaRefs>
+    <ds:schemaRef ds:uri="http://schemas.openxmlformats.org/officeDocument/2006/bibliography"/>
+  </ds:schemaRefs>
+</ds:datastoreItem>
 </file>
 
-<file path=customXml/item3.xml><?xml version="1.0" encoding="utf-8"?>
-<p:properties xmlns:p="http://schemas.microsoft.com/office/2006/metadata/properties" xmlns:xsi="http://www.w3.org/2001/XMLSchema-instance" xmlns:pc="http://schemas.microsoft.com/office/infopath/2007/PartnerControls">
-  <documentManagement>
-    <TaxKeywordTaxHTField xmlns="016c310d-f661-49a6-97ee-540076082437">
-      <Terms xmlns="http://schemas.microsoft.com/office/infopath/2007/PartnerControls"/>
-    </TaxKeywordTaxHTField>
-    <TaxCatchAll xmlns="016c310d-f661-49a6-97ee-540076082437"/>
-    <SIP_Label_Document xmlns="016c310d-f661-49a6-97ee-540076082437">;#0;#Unrestricted;#True;#;#;#;#</SIP_Label_Document>
-    <AverageRating xmlns="http://schemas.microsoft.com/sharepoint/v3" xsi:nil="true"/>
-  </documentManagement>
-</p:properties>
+<file path=customXml/itemProps2.xml><?xml version="1.0" encoding="utf-8"?>
+<ds:datastoreItem xmlns:ds="http://schemas.openxmlformats.org/officeDocument/2006/customXml" ds:itemID="{033400F4-1F04-4DBC-9784-C8B3AA89B53C}">
+  <ds:schemaRefs>
+    <ds:schemaRef ds:uri="http://schemas.microsoft.com/office/2006/metadata/properties"/>
+    <ds:schemaRef ds:uri="http://schemas.microsoft.com/office/infopath/2007/PartnerControls"/>
+    <ds:schemaRef ds:uri="016c310d-f661-49a6-97ee-540076082437"/>
+    <ds:schemaRef ds:uri="http://schemas.microsoft.com/sharepoint/v3"/>
+  </ds:schemaRefs>
+</ds:datastoreItem>
 </file>
 
-<file path=customXml/item4.xml><?xml version="1.0" encoding="utf-8"?>
-<b:Sources xmlns:b="http://schemas.openxmlformats.org/officeDocument/2006/bibliography" xmlns="http://schemas.openxmlformats.org/officeDocument/2006/bibliography" SelectedStyle="\APASixthEditionOfficeOnline.xsl" StyleName="APA" Version="6"/>
+<file path=customXml/itemProps3.xml><?xml version="1.0" encoding="utf-8"?>
+<ds:datastoreItem xmlns:ds="http://schemas.openxmlformats.org/officeDocument/2006/customXml" ds:itemID="{6A21EC55-C1B2-4765-90AC-37A4F1604205}">
+  <ds:schemaRefs>
+    <ds:schemaRef ds:uri="http://schemas.microsoft.com/sharepoint/v3/contenttype/forms"/>
+  </ds:schemaRefs>
+</ds:datastoreItem>
 </file>
 
-<file path=customXml/itemProps1.xml><?xml version="1.0" encoding="utf-8"?>
+<file path=customXml/itemProps4.xml><?xml version="1.0" encoding="utf-8"?>
 <ds:datastoreItem xmlns:ds="http://schemas.openxmlformats.org/officeDocument/2006/customXml" ds:itemID="{70D90404-A780-484E-92B9-483A3C532657}">
   <ds:schemaRefs>
     <ds:schemaRef ds:uri="http://schemas.microsoft.com/office/2006/metadata/contentType"/>
@@ -17554,31 +17581,4 @@
     <ds:schemaRef ds:uri="http://schemas.microsoft.com/internal/obd"/>
   </ds:schemaRefs>
 </ds:datastoreItem>
-</file>
-
-<file path=customXml/itemProps2.xml><?xml version="1.0" encoding="utf-8"?>
-<ds:datastoreItem xmlns:ds="http://schemas.openxmlformats.org/officeDocument/2006/customXml" ds:itemID="{6A21EC55-C1B2-4765-90AC-37A4F1604205}">
-  <ds:schemaRefs>
-    <ds:schemaRef ds:uri="http://schemas.microsoft.com/sharepoint/v3/contenttype/forms"/>
-  </ds:schemaRefs>
-</ds:datastoreItem>
-</file>
-
-<file path=customXml/itemProps3.xml><?xml version="1.0" encoding="utf-8"?>
-<ds:datastoreItem xmlns:ds="http://schemas.openxmlformats.org/officeDocument/2006/customXml" ds:itemID="{033400F4-1F04-4DBC-9784-C8B3AA89B53C}">
-  <ds:schemaRefs>
-    <ds:schemaRef ds:uri="http://schemas.microsoft.com/office/2006/metadata/properties"/>
-    <ds:schemaRef ds:uri="http://schemas.microsoft.com/office/infopath/2007/PartnerControls"/>
-    <ds:schemaRef ds:uri="016c310d-f661-49a6-97ee-540076082437"/>
-    <ds:schemaRef ds:uri="http://schemas.microsoft.com/sharepoint/v3"/>
-  </ds:schemaRefs>
-</ds:datastoreItem>
-</file>
-
-<file path=customXml/itemProps4.xml><?xml version="1.0" encoding="utf-8"?>
-<ds:datastoreItem xmlns:ds="http://schemas.openxmlformats.org/officeDocument/2006/customXml" ds:itemID="{01C2B2CD-380D-4FE0-93DD-617D64FDE4B8}">
-  <ds:schemaRefs>
-    <ds:schemaRef ds:uri="http://schemas.openxmlformats.org/officeDocument/2006/bibliography"/>
-  </ds:schemaRefs>
-</ds:datastoreItem>
 </file>
--- a/GenBOE/GenBOE.Web/Templates/Export/PBOE_withPortionMarkings_1.docx
+++ b/GenBOE/GenBOE.Web/Templates/Export/PBOE_withPortionMarkings_1.docx
@@ -4,13 +4,150 @@
   <w:body>
     <w:p>
       <w:pPr>
-        <w:pStyle w:val="BodyText"/>
-        <w:jc w:val="right"/>
+        <w:pStyle w:val="LMGraphic"/>
+        <w:tabs>
+          <w:tab w:val="right" w:pos="10000"/>
+        </w:tabs>
+        <w:jc w:val="left"/>
+        <w:rPr>
+          <w:rFonts w:ascii="Arial" w:hAnsi="Arial" w:cs="Arial"/>
+          <w:b/>
+          <w:bCs/>
+        </w:rPr>
+      </w:pPr>
+      <w:r>
+        <w:rPr>
+          <w:noProof/>
+        </w:rPr>
+        <w:drawing>
+          <wp:inline distT="0" distB="0" distL="0" distR="0" wp14:anchorId="5CD35A96" wp14:editId="33471FE2">
+            <wp:extent cx="2105025" cy="419100"/>
+            <wp:effectExtent l="19050" t="0" r="9525" b="0"/>
+            <wp:docPr id="2" name="Picture 2"/>
+            <wp:cNvGraphicFramePr>
+              <a:graphicFrameLocks xmlns:a="http://schemas.openxmlformats.org/drawingml/2006/main" noChangeAspect="1"/>
+            </wp:cNvGraphicFramePr>
+            <a:graphic xmlns:a="http://schemas.openxmlformats.org/drawingml/2006/main">
+              <a:graphicData uri="http://schemas.openxmlformats.org/drawingml/2006/picture">
+                <pic:pic xmlns:pic="http://schemas.openxmlformats.org/drawingml/2006/picture">
+                  <pic:nvPicPr>
+                    <pic:cNvPr id="0" name="Picture 1"/>
+                    <pic:cNvPicPr>
+                      <a:picLocks noChangeAspect="1" noChangeArrowheads="1"/>
+                    </pic:cNvPicPr>
+                  </pic:nvPicPr>
+                  <pic:blipFill>
+                    <a:blip r:embed="rId11">
+                      <a:lum contrast="-6000"/>
+                    </a:blip>
+                    <a:srcRect/>
+                    <a:stretch>
+                      <a:fillRect/>
+                    </a:stretch>
+                  </pic:blipFill>
+                  <pic:spPr bwMode="auto">
+                    <a:xfrm>
+                      <a:off x="0" y="0"/>
+                      <a:ext cx="2105025" cy="419100"/>
+                    </a:xfrm>
+                    <a:prstGeom prst="rect">
+                      <a:avLst/>
+                    </a:prstGeom>
+                    <a:noFill/>
+                    <a:ln w="9525">
+                      <a:noFill/>
+                      <a:miter lim="800000"/>
+                      <a:headEnd/>
+                      <a:tailEnd/>
+                    </a:ln>
+                  </pic:spPr>
+                </pic:pic>
+              </a:graphicData>
+            </a:graphic>
+          </wp:inline>
+        </w:drawing>
+      </w:r>
+      <w:r>
+        <w:rPr>
+          <w:rFonts w:ascii="Arial" w:hAnsi="Arial" w:cs="Arial"/>
+          <w:b/>
+          <w:bCs/>
+        </w:rPr>
+        <w:t xml:space="preserve"> </w:t>
+      </w:r>
+      <w:r>
+        <w:rPr>
+          <w:rFonts w:ascii="Arial" w:hAnsi="Arial" w:cs="Arial"/>
+          <w:b/>
+          <w:bCs/>
+        </w:rPr>
+        <w:tab/>
+        <w:t xml:space="preserve">(U) </w:t>
+      </w:r>
+      <w:r>
+        <w:rPr>
+          <w:rStyle w:val="SectionTitleChar"/>
+          <w:rFonts w:ascii="Arial" w:hAnsi="Arial" w:cs="Arial"/>
+        </w:rPr>
+        <w:t>PBOE</w:t>
+      </w:r>
+    </w:p>
+    <w:p>
+      <w:pPr>
+        <w:pStyle w:val="LMGraphic"/>
+        <w:tabs>
+          <w:tab w:val="right" w:pos="10000"/>
+        </w:tabs>
+        <w:jc w:val="left"/>
         <w:rPr>
           <w:sz w:val="16"/>
           <w:szCs w:val="16"/>
         </w:rPr>
       </w:pPr>
+      <w:r>
+        <w:rPr>
+          <w:rStyle w:val="CompanyChar"/>
+          <w:rFonts w:cs="Arial"/>
+          <w:szCs w:val="18"/>
+        </w:rPr>
+        <w:t xml:space="preserve">(U) </w:t>
+      </w:r>
+      <w:r>
+        <w:rPr>
+          <w:rStyle w:val="CompanyChar"/>
+          <w:rFonts w:cs="Arial"/>
+          <w:szCs w:val="18"/>
+        </w:rPr>
+        <w:t>Lockheed Martin Space</w:t>
+      </w:r>
+      <w:r>
+        <w:rPr>
+          <w:rFonts w:ascii="Arial" w:hAnsi="Arial" w:cs="Arial"/>
+          <w:b/>
+          <w:bCs/>
+          <w:sz w:val="18"/>
+          <w:szCs w:val="18"/>
+        </w:rPr>
+        <w:tab/>
+      </w:r>
+      <w:r>
+        <w:rPr>
+          <w:rFonts w:ascii="Arial" w:hAnsi="Arial" w:cs="Arial"/>
+          <w:bCs/>
+          <w:sz w:val="18"/>
+          <w:szCs w:val="18"/>
+        </w:rPr>
+        <w:t xml:space="preserve">(U) </w:t>
+      </w:r>
+      <w:r>
+        <w:rPr>
+          <w:rStyle w:val="BodyTextChar"/>
+          <w:rFonts w:ascii="Arial" w:hAnsi="Arial" w:cs="Arial"/>
+          <w:sz w:val="18"/>
+          <w:szCs w:val="18"/>
+        </w:rPr>
+        <w:t>Procurement Basis of Estimate</w:t>
+      </w:r>
     </w:p>
     <w:p>
       <w:pPr>
@@ -64,6 +201,7 @@
           <w:showingPlcHdr/>
           <w:text/>
         </w:sdtPr>
+        <w:sdtEndPr/>
         <w:sdtContent>
           <w:r>
             <w:rPr>
@@ -118,6 +256,7 @@
           <w:showingPlcHdr/>
           <w:text/>
         </w:sdtPr>
+        <w:sdtEndPr/>
         <w:sdtContent>
           <w:r>
             <w:rPr>
@@ -258,6 +397,7 @@
                 <w:showingPlcHdr/>
                 <w:text/>
               </w:sdtPr>
+              <w:sdtEndPr/>
               <w:sdtContent>
                 <w:r>
                   <w:rPr>
@@ -319,6 +459,7 @@
                 <w:showingPlcHdr/>
                 <w:text/>
               </w:sdtPr>
+              <w:sdtEndPr/>
               <w:sdtContent>
                 <w:r>
                   <w:rPr>
@@ -385,6 +526,7 @@
                 <w:showingPlcHdr/>
                 <w:text/>
               </w:sdtPr>
+              <w:sdtEndPr/>
               <w:sdtContent>
                 <w:r>
                   <w:rPr>
@@ -448,6 +590,7 @@
                 <w:showingPlcHdr/>
                 <w:text/>
               </w:sdtPr>
+              <w:sdtEndPr/>
               <w:sdtContent>
                 <w:r>
                   <w:rPr>
@@ -506,6 +649,7 @@
                 <w:showingPlcHdr/>
                 <w:text/>
               </w:sdtPr>
+              <w:sdtEndPr/>
               <w:sdtContent>
                 <w:r>
                   <w:rPr>
@@ -569,6 +713,7 @@
                 <w:showingPlcHdr/>
                 <w:text/>
               </w:sdtPr>
+              <w:sdtEndPr/>
               <w:sdtContent>
                 <w:r>
                   <w:rPr>
@@ -632,6 +777,7 @@
                 </w:placeholder>
                 <w:text/>
               </w:sdtPr>
+              <w:sdtEndPr/>
               <w:sdtContent>
                 <w:proofErr w:type="spellStart"/>
                 <w:r>
@@ -697,6 +843,7 @@
                 <w:showingPlcHdr/>
                 <w:text/>
               </w:sdtPr>
+              <w:sdtEndPr/>
               <w:sdtContent>
                 <w:r>
                   <w:rPr>
@@ -858,6 +1005,7 @@
             <w:showingPlcHdr/>
             <w:text/>
           </w:sdtPr>
+          <w:sdtEndPr/>
           <w:sdtContent>
             <w:tc>
               <w:tcPr>
@@ -905,6 +1053,7 @@
                 <w:showingPlcHdr/>
                 <w:text/>
               </w:sdtPr>
+              <w:sdtEndPr/>
               <w:sdtContent>
                 <w:r>
                   <w:rPr>
@@ -942,6 +1091,7 @@
                 <w:showingPlcHdr/>
                 <w:text/>
               </w:sdtPr>
+              <w:sdtEndPr/>
               <w:sdtContent>
                 <w:r>
                   <w:rPr>
@@ -980,6 +1130,7 @@
                 <w:showingPlcHdr/>
                 <w:text/>
               </w:sdtPr>
+              <w:sdtEndPr/>
               <w:sdtContent>
                 <w:r>
                   <w:rPr>
@@ -1047,6 +1198,7 @@
                 <w:showingPlcHdr/>
                 <w:text/>
               </w:sdtPr>
+              <w:sdtEndPr/>
               <w:sdtContent>
                 <w:r>
                   <w:rPr>
@@ -1088,6 +1240,7 @@
                 <w:showingPlcHdr/>
                 <w:text/>
               </w:sdtPr>
+              <w:sdtEndPr/>
               <w:sdtContent>
                 <w:r>
                   <w:rPr>
@@ -1123,6 +1276,7 @@
                 <w:showingPlcHdr/>
                 <w:text/>
               </w:sdtPr>
+              <w:sdtEndPr/>
               <w:sdtContent>
                 <w:r>
                   <w:rPr>
@@ -2444,6 +2598,7 @@
                 </w:placeholder>
                 <w:text/>
               </w:sdtPr>
+              <w:sdtEndPr/>
               <w:sdtContent>
                 <w:proofErr w:type="spellStart"/>
                 <w:r>
@@ -2504,6 +2659,7 @@
                 </w:placeholder>
                 <w:text/>
               </w:sdtPr>
+              <w:sdtEndPr/>
               <w:sdtContent>
                 <w:r>
                   <w:t>Commerciality</w:t>
@@ -2554,7 +2710,6 @@
             </w:pPr>
             <w:proofErr w:type="spellStart"/>
             <w:r>
-              <w:lastRenderedPageBreak/>
               <w:t>TechnicalEvaluation</w:t>
             </w:r>
             <w:proofErr w:type="spellEnd"/>
@@ -2901,6 +3056,7 @@
                 <w:showingPlcHdr/>
                 <w:text/>
               </w:sdtPr>
+              <w:sdtEndPr/>
               <w:sdtContent>
                 <w:r>
                   <w:rPr>
@@ -2958,6 +3114,7 @@
                 <w:showingPlcHdr/>
                 <w:text/>
               </w:sdtPr>
+              <w:sdtEndPr/>
               <w:sdtContent>
                 <w:r>
                   <w:rPr>
@@ -3026,6 +3183,7 @@
                 <w:showingPlcHdr/>
                 <w:text/>
               </w:sdtPr>
+              <w:sdtEndPr/>
               <w:sdtContent>
                 <w:r>
                   <w:rPr>
@@ -3089,6 +3247,7 @@
                 <w:showingPlcHdr/>
                 <w:text/>
               </w:sdtPr>
+              <w:sdtEndPr/>
               <w:sdtContent>
                 <w:r>
                   <w:rPr>
@@ -3163,6 +3322,7 @@
                 <w:showingPlcHdr/>
                 <w:text/>
               </w:sdtPr>
+              <w:sdtEndPr/>
               <w:sdtContent>
                 <w:r>
                   <w:rPr>
@@ -3233,6 +3393,7 @@
                 </w:placeholder>
                 <w:text/>
               </w:sdtPr>
+              <w:sdtEndPr/>
               <w:sdtContent>
                 <w:proofErr w:type="spellStart"/>
                 <w:r>
@@ -3303,6 +3464,7 @@
                 <w:showingPlcHdr/>
                 <w:text/>
               </w:sdtPr>
+              <w:sdtEndPr/>
               <w:sdtContent>
                 <w:r>
                   <w:rPr>
@@ -3373,6 +3535,7 @@
                 </w:placeholder>
                 <w:text/>
               </w:sdtPr>
+              <w:sdtEndPr/>
               <w:sdtContent>
                 <w:proofErr w:type="spellStart"/>
                 <w:r>
@@ -3449,6 +3612,7 @@
                 <w:showingPlcHdr/>
                 <w:text/>
               </w:sdtPr>
+              <w:sdtEndPr/>
               <w:sdtContent>
                 <w:r>
                   <w:rPr>
@@ -3516,6 +3680,7 @@
                 </w:placeholder>
                 <w:text/>
               </w:sdtPr>
+              <w:sdtEndPr/>
               <w:sdtContent>
                 <w:proofErr w:type="spellStart"/>
                 <w:r>
@@ -3591,6 +3756,7 @@
                 </w:placeholder>
                 <w:text/>
               </w:sdtPr>
+              <w:sdtEndPr/>
               <w:sdtContent>
                 <w:proofErr w:type="spellStart"/>
                 <w:r>
@@ -3656,6 +3822,7 @@
                 <w:showingPlcHdr/>
                 <w:text/>
               </w:sdtPr>
+              <w:sdtEndPr/>
               <w:sdtContent>
                 <w:r>
                   <w:rPr>
@@ -3723,6 +3890,7 @@
                 </w:placeholder>
                 <w:text/>
               </w:sdtPr>
+              <w:sdtEndPr/>
               <w:sdtContent>
                 <w:proofErr w:type="spellStart"/>
                 <w:r>
@@ -3782,6 +3950,7 @@
                 <w:showingPlcHdr/>
                 <w:text/>
               </w:sdtPr>
+              <w:sdtEndPr/>
               <w:sdtContent>
                 <w:r>
                   <w:rPr>
@@ -3840,6 +4009,7 @@
           <w:showingPlcHdr/>
           <w:text/>
         </w:sdtPr>
+        <w:sdtEndPr/>
         <w:sdtContent>
           <w:r>
             <w:rPr>
@@ -3869,6 +4039,7 @@
           <w:showingPlcHdr/>
           <w:text/>
         </w:sdtPr>
+        <w:sdtEndPr/>
         <w:sdtContent>
           <w:r>
             <w:rPr>
@@ -4095,6 +4266,7 @@
                 <w:showingPlcHdr/>
                 <w:text/>
               </w:sdtPr>
+              <w:sdtEndPr/>
               <w:sdtContent>
                 <w:r>
                   <w:rPr>
@@ -4131,6 +4303,7 @@
                 <w:showingPlcHdr/>
                 <w:text/>
               </w:sdtPr>
+              <w:sdtEndPr/>
               <w:sdtContent>
                 <w:r>
                   <w:rPr>
@@ -4166,6 +4339,7 @@
                 <w:showingPlcHdr/>
                 <w:text/>
               </w:sdtPr>
+              <w:sdtEndPr/>
               <w:sdtContent>
                 <w:r>
                   <w:rPr>
@@ -4202,6 +4376,7 @@
                 <w:showingPlcHdr/>
                 <w:text/>
               </w:sdtPr>
+              <w:sdtEndPr/>
               <w:sdtContent>
                 <w:r>
                   <w:rPr>
@@ -4220,7 +4395,7 @@
     <w:p/>
     <w:p/>
     <w:sectPr>
-      <w:footerReference w:type="default" r:id="rId11"/>
+      <w:footerReference w:type="default" r:id="rId12"/>
       <w:pgSz w:w="12240" w:h="15840" w:code="1"/>
       <w:pgMar w:top="1080" w:right="1080" w:bottom="1080" w:left="1080" w:header="504" w:footer="504" w:gutter="0"/>
       <w:cols w:space="720"/>
@@ -8220,6 +8395,7 @@
     <w:rsid w:val="00622DDE"/>
     <w:rsid w:val="006362FA"/>
     <w:rsid w:val="00671B35"/>
+    <w:rsid w:val="00691078"/>
     <w:rsid w:val="00717E87"/>
     <w:rsid w:val="00761B47"/>
     <w:rsid w:val="0080343E"/>
@@ -8233,6 +8409,7 @@
     <w:rsid w:val="00911C6C"/>
     <w:rsid w:val="0091316F"/>
     <w:rsid w:val="009E612D"/>
+    <w:rsid w:val="009E6746"/>
     <w:rsid w:val="009E761A"/>
     <w:rsid w:val="00A477E4"/>
     <w:rsid w:val="00A52318"/>
@@ -8873,510 +9050,6 @@
     <w:name w:val="1A5C48449443419B9C7348EBEB289D9D"/>
     <w:rsid w:val="008832DF"/>
   </w:style>
-  <w:style w:type="paragraph" w:customStyle="1" w:styleId="3C51D371244C4D18AA8A89DB62DED78215">
-    <w:name w:val="3C51D371244C4D18AA8A89DB62DED78215"/>
-    <w:rsid w:val="003903D1"/>
-    <w:pPr>
-      <w:spacing w:after="120" w:line="240" w:lineRule="auto"/>
-    </w:pPr>
-    <w:rPr>
-      <w:rFonts w:ascii="Times New Roman" w:eastAsia="Times New Roman" w:hAnsi="Times New Roman" w:cs="Times New Roman"/>
-      <w:sz w:val="24"/>
-      <w:szCs w:val="24"/>
-    </w:rPr>
-  </w:style>
-  <w:style w:type="paragraph" w:customStyle="1" w:styleId="DCE06A566B6A4CB3828C398E8B661D8315">
-    <w:name w:val="DCE06A566B6A4CB3828C398E8B661D8315"/>
-    <w:rsid w:val="003903D1"/>
-    <w:pPr>
-      <w:spacing w:after="120" w:line="240" w:lineRule="auto"/>
-    </w:pPr>
-    <w:rPr>
-      <w:rFonts w:ascii="Times New Roman" w:eastAsia="Times New Roman" w:hAnsi="Times New Roman" w:cs="Times New Roman"/>
-      <w:sz w:val="24"/>
-      <w:szCs w:val="24"/>
-    </w:rPr>
-  </w:style>
-  <w:style w:type="paragraph" w:customStyle="1" w:styleId="CA82DD6241384C818C8BF61861CDABE04">
-    <w:name w:val="CA82DD6241384C818C8BF61861CDABE04"/>
-    <w:rsid w:val="003903D1"/>
-    <w:pPr>
-      <w:spacing w:before="40" w:after="40" w:line="240" w:lineRule="auto"/>
-    </w:pPr>
-    <w:rPr>
-      <w:rFonts w:ascii="Times New Roman" w:eastAsia="Times New Roman" w:hAnsi="Times New Roman" w:cs="Times New Roman"/>
-      <w:sz w:val="24"/>
-      <w:szCs w:val="20"/>
-    </w:rPr>
-  </w:style>
-  <w:style w:type="paragraph" w:customStyle="1" w:styleId="DE29BAE756844C0A896C572548D472C04">
-    <w:name w:val="DE29BAE756844C0A896C572548D472C04"/>
-    <w:rsid w:val="003903D1"/>
-    <w:pPr>
-      <w:spacing w:before="40" w:after="40" w:line="240" w:lineRule="auto"/>
-    </w:pPr>
-    <w:rPr>
-      <w:rFonts w:ascii="Times New Roman" w:eastAsia="Times New Roman" w:hAnsi="Times New Roman" w:cs="Times New Roman"/>
-      <w:sz w:val="24"/>
-      <w:szCs w:val="20"/>
-    </w:rPr>
-  </w:style>
-  <w:style w:type="paragraph" w:customStyle="1" w:styleId="3CD385EBACBB4BF5A95C1422AC0988894">
-    <w:name w:val="3CD385EBACBB4BF5A95C1422AC0988894"/>
-    <w:rsid w:val="003903D1"/>
-    <w:pPr>
-      <w:spacing w:before="40" w:after="40" w:line="240" w:lineRule="auto"/>
-    </w:pPr>
-    <w:rPr>
-      <w:rFonts w:ascii="Times New Roman" w:eastAsia="Times New Roman" w:hAnsi="Times New Roman" w:cs="Times New Roman"/>
-      <w:sz w:val="24"/>
-      <w:szCs w:val="20"/>
-    </w:rPr>
-  </w:style>
-  <w:style w:type="paragraph" w:customStyle="1" w:styleId="06B8F59F36A54EC096C3AF659F2ADA1915">
-    <w:name w:val="06B8F59F36A54EC096C3AF659F2ADA1915"/>
-    <w:rsid w:val="003903D1"/>
-    <w:pPr>
-      <w:spacing w:before="40" w:after="40" w:line="240" w:lineRule="auto"/>
-    </w:pPr>
-    <w:rPr>
-      <w:rFonts w:ascii="Times New Roman" w:eastAsia="Times New Roman" w:hAnsi="Times New Roman" w:cs="Times New Roman"/>
-      <w:sz w:val="24"/>
-      <w:szCs w:val="20"/>
-    </w:rPr>
-  </w:style>
-  <w:style w:type="paragraph" w:customStyle="1" w:styleId="A6983B515BA9432AA6CFEC8362A2447815">
-    <w:name w:val="A6983B515BA9432AA6CFEC8362A2447815"/>
-    <w:rsid w:val="003903D1"/>
-    <w:pPr>
-      <w:spacing w:before="40" w:after="40" w:line="240" w:lineRule="auto"/>
-    </w:pPr>
-    <w:rPr>
-      <w:rFonts w:ascii="Times New Roman" w:eastAsia="Times New Roman" w:hAnsi="Times New Roman" w:cs="Times New Roman"/>
-      <w:sz w:val="24"/>
-      <w:szCs w:val="20"/>
-    </w:rPr>
-  </w:style>
-  <w:style w:type="paragraph" w:customStyle="1" w:styleId="5C29C54541614AB4B36209C014760B0315">
-    <w:name w:val="5C29C54541614AB4B36209C014760B0315"/>
-    <w:rsid w:val="003903D1"/>
-    <w:pPr>
-      <w:spacing w:before="40" w:after="40" w:line="240" w:lineRule="auto"/>
-    </w:pPr>
-    <w:rPr>
-      <w:rFonts w:ascii="Times New Roman" w:eastAsia="Times New Roman" w:hAnsi="Times New Roman" w:cs="Times New Roman"/>
-      <w:sz w:val="24"/>
-      <w:szCs w:val="20"/>
-    </w:rPr>
-  </w:style>
-  <w:style w:type="paragraph" w:customStyle="1" w:styleId="CF01C4F4D3BE4C58A7642594BBEB44A215">
-    <w:name w:val="CF01C4F4D3BE4C58A7642594BBEB44A215"/>
-    <w:rsid w:val="003903D1"/>
-    <w:pPr>
-      <w:spacing w:before="40" w:after="40" w:line="240" w:lineRule="auto"/>
-    </w:pPr>
-    <w:rPr>
-      <w:rFonts w:ascii="Times New Roman" w:eastAsia="Times New Roman" w:hAnsi="Times New Roman" w:cs="Times New Roman"/>
-      <w:sz w:val="24"/>
-      <w:szCs w:val="20"/>
-    </w:rPr>
-  </w:style>
-  <w:style w:type="paragraph" w:customStyle="1" w:styleId="C05F805FA7464936A7F0D04CC08960CD15">
-    <w:name w:val="C05F805FA7464936A7F0D04CC08960CD15"/>
-    <w:rsid w:val="003903D1"/>
-    <w:pPr>
-      <w:spacing w:before="40" w:after="40" w:line="240" w:lineRule="auto"/>
-    </w:pPr>
-    <w:rPr>
-      <w:rFonts w:ascii="Times New Roman" w:eastAsia="Times New Roman" w:hAnsi="Times New Roman" w:cs="Times New Roman"/>
-      <w:sz w:val="24"/>
-      <w:szCs w:val="20"/>
-    </w:rPr>
-  </w:style>
-  <w:style w:type="paragraph" w:customStyle="1" w:styleId="AE67176755C3463795A1E24B476BF31913">
-    <w:name w:val="AE67176755C3463795A1E24B476BF31913"/>
-    <w:rsid w:val="003903D1"/>
-    <w:pPr>
-      <w:spacing w:before="40" w:after="40" w:line="240" w:lineRule="auto"/>
-    </w:pPr>
-    <w:rPr>
-      <w:rFonts w:ascii="Times New Roman" w:eastAsia="Times New Roman" w:hAnsi="Times New Roman" w:cs="Times New Roman"/>
-      <w:sz w:val="24"/>
-      <w:szCs w:val="20"/>
-    </w:rPr>
-  </w:style>
-  <w:style w:type="paragraph" w:customStyle="1" w:styleId="D20E83F6DAAB469D8049E560FE5165EB13">
-    <w:name w:val="D20E83F6DAAB469D8049E560FE5165EB13"/>
-    <w:rsid w:val="003903D1"/>
-    <w:pPr>
-      <w:spacing w:before="40" w:after="40" w:line="240" w:lineRule="auto"/>
-    </w:pPr>
-    <w:rPr>
-      <w:rFonts w:ascii="Times New Roman" w:eastAsia="Times New Roman" w:hAnsi="Times New Roman" w:cs="Times New Roman"/>
-      <w:sz w:val="24"/>
-      <w:szCs w:val="20"/>
-    </w:rPr>
-  </w:style>
-  <w:style w:type="paragraph" w:customStyle="1" w:styleId="40E01821AEBB4C79AE1FFEA75C6B2F7513">
-    <w:name w:val="40E01821AEBB4C79AE1FFEA75C6B2F7513"/>
-    <w:rsid w:val="003903D1"/>
-    <w:pPr>
-      <w:spacing w:before="40" w:after="40" w:line="240" w:lineRule="auto"/>
-    </w:pPr>
-    <w:rPr>
-      <w:rFonts w:ascii="Times New Roman" w:eastAsia="Times New Roman" w:hAnsi="Times New Roman" w:cs="Times New Roman"/>
-      <w:sz w:val="24"/>
-      <w:szCs w:val="20"/>
-    </w:rPr>
-  </w:style>
-  <w:style w:type="paragraph" w:customStyle="1" w:styleId="DC92A670FD7B479F897AB7E5157994D213">
-    <w:name w:val="DC92A670FD7B479F897AB7E5157994D213"/>
-    <w:rsid w:val="003903D1"/>
-    <w:pPr>
-      <w:spacing w:before="40" w:after="40" w:line="240" w:lineRule="auto"/>
-    </w:pPr>
-    <w:rPr>
-      <w:rFonts w:ascii="Times New Roman" w:eastAsia="Times New Roman" w:hAnsi="Times New Roman" w:cs="Times New Roman"/>
-      <w:sz w:val="24"/>
-      <w:szCs w:val="20"/>
-    </w:rPr>
-  </w:style>
-  <w:style w:type="paragraph" w:customStyle="1" w:styleId="3F887DDEA9B54C529B89577DAB032F7B13">
-    <w:name w:val="3F887DDEA9B54C529B89577DAB032F7B13"/>
-    <w:rsid w:val="003903D1"/>
-    <w:pPr>
-      <w:spacing w:before="40" w:after="40" w:line="240" w:lineRule="auto"/>
-    </w:pPr>
-    <w:rPr>
-      <w:rFonts w:ascii="Times New Roman" w:eastAsia="Times New Roman" w:hAnsi="Times New Roman" w:cs="Times New Roman"/>
-      <w:sz w:val="24"/>
-      <w:szCs w:val="20"/>
-    </w:rPr>
-  </w:style>
-  <w:style w:type="paragraph" w:customStyle="1" w:styleId="FFFD7CFF8AE04E5D90B01A7E932B546713">
-    <w:name w:val="FFFD7CFF8AE04E5D90B01A7E932B546713"/>
-    <w:rsid w:val="003903D1"/>
-    <w:pPr>
-      <w:spacing w:before="40" w:after="40" w:line="240" w:lineRule="auto"/>
-    </w:pPr>
-    <w:rPr>
-      <w:rFonts w:ascii="Times New Roman" w:eastAsia="Times New Roman" w:hAnsi="Times New Roman" w:cs="Times New Roman"/>
-      <w:sz w:val="24"/>
-      <w:szCs w:val="20"/>
-    </w:rPr>
-  </w:style>
-  <w:style w:type="paragraph" w:customStyle="1" w:styleId="96CAB8AB371E426BB9773405FB2CD3BB13">
-    <w:name w:val="96CAB8AB371E426BB9773405FB2CD3BB13"/>
-    <w:rsid w:val="003903D1"/>
-    <w:pPr>
-      <w:spacing w:before="40" w:after="40" w:line="240" w:lineRule="auto"/>
-    </w:pPr>
-    <w:rPr>
-      <w:rFonts w:ascii="Times New Roman" w:eastAsia="Times New Roman" w:hAnsi="Times New Roman" w:cs="Times New Roman"/>
-      <w:sz w:val="24"/>
-      <w:szCs w:val="20"/>
-    </w:rPr>
-  </w:style>
-  <w:style w:type="paragraph" w:customStyle="1" w:styleId="735C8C3F3A7040B6B9E2FECF46B625B713">
-    <w:name w:val="735C8C3F3A7040B6B9E2FECF46B625B713"/>
-    <w:rsid w:val="003903D1"/>
-    <w:pPr>
-      <w:spacing w:before="40" w:after="40" w:line="240" w:lineRule="auto"/>
-    </w:pPr>
-    <w:rPr>
-      <w:rFonts w:ascii="Times New Roman" w:eastAsia="Times New Roman" w:hAnsi="Times New Roman" w:cs="Times New Roman"/>
-      <w:sz w:val="24"/>
-      <w:szCs w:val="20"/>
-    </w:rPr>
-  </w:style>
-  <w:style w:type="paragraph" w:customStyle="1" w:styleId="2BCD6F010600463D8BE0146C14CF16D713">
-    <w:name w:val="2BCD6F010600463D8BE0146C14CF16D713"/>
-    <w:rsid w:val="003903D1"/>
-    <w:pPr>
-      <w:spacing w:before="40" w:after="40" w:line="240" w:lineRule="auto"/>
-    </w:pPr>
-    <w:rPr>
-      <w:rFonts w:ascii="Times New Roman" w:eastAsia="Times New Roman" w:hAnsi="Times New Roman" w:cs="Times New Roman"/>
-      <w:sz w:val="24"/>
-      <w:szCs w:val="20"/>
-    </w:rPr>
-  </w:style>
-  <w:style w:type="paragraph" w:customStyle="1" w:styleId="9A9EF01615EF43388097CD127111049D7">
-    <w:name w:val="9A9EF01615EF43388097CD127111049D7"/>
-    <w:rsid w:val="003903D1"/>
-    <w:pPr>
-      <w:spacing w:before="40" w:after="40" w:line="240" w:lineRule="auto"/>
-    </w:pPr>
-    <w:rPr>
-      <w:rFonts w:ascii="Times New Roman" w:eastAsia="Times New Roman" w:hAnsi="Times New Roman" w:cs="Times New Roman"/>
-      <w:sz w:val="24"/>
-      <w:szCs w:val="20"/>
-    </w:rPr>
-  </w:style>
-  <w:style w:type="paragraph" w:customStyle="1" w:styleId="0483526C9FE947D4A47E585222FE069913">
-    <w:name w:val="0483526C9FE947D4A47E585222FE069913"/>
-    <w:rsid w:val="003903D1"/>
-    <w:pPr>
-      <w:spacing w:after="0" w:line="240" w:lineRule="auto"/>
-    </w:pPr>
-    <w:rPr>
-      <w:rFonts w:ascii="Times New Roman" w:eastAsia="Times New Roman" w:hAnsi="Times New Roman" w:cs="Times New Roman"/>
-      <w:sz w:val="24"/>
-      <w:szCs w:val="24"/>
-    </w:rPr>
-  </w:style>
-  <w:style w:type="paragraph" w:customStyle="1" w:styleId="2D10359A02224706B30FF3D1427A46CC6">
-    <w:name w:val="2D10359A02224706B30FF3D1427A46CC6"/>
-    <w:rsid w:val="003903D1"/>
-    <w:pPr>
-      <w:spacing w:before="40" w:after="40" w:line="240" w:lineRule="auto"/>
-    </w:pPr>
-    <w:rPr>
-      <w:rFonts w:ascii="Times New Roman" w:eastAsia="Times New Roman" w:hAnsi="Times New Roman" w:cs="Times New Roman"/>
-      <w:sz w:val="24"/>
-      <w:szCs w:val="20"/>
-    </w:rPr>
-  </w:style>
-  <w:style w:type="paragraph" w:customStyle="1" w:styleId="AFBC06F463C749D6822497844CBDF60D5">
-    <w:name w:val="AFBC06F463C749D6822497844CBDF60D5"/>
-    <w:rsid w:val="003903D1"/>
-    <w:pPr>
-      <w:spacing w:before="40" w:after="40" w:line="240" w:lineRule="auto"/>
-    </w:pPr>
-    <w:rPr>
-      <w:rFonts w:ascii="Times New Roman" w:eastAsia="Times New Roman" w:hAnsi="Times New Roman" w:cs="Times New Roman"/>
-      <w:sz w:val="24"/>
-      <w:szCs w:val="20"/>
-    </w:rPr>
-  </w:style>
-  <w:style w:type="paragraph" w:customStyle="1" w:styleId="D63FEE758E25494CB77189ED22E4A17A5">
-    <w:name w:val="D63FEE758E25494CB77189ED22E4A17A5"/>
-    <w:rsid w:val="003903D1"/>
-    <w:pPr>
-      <w:spacing w:before="40" w:after="40" w:line="240" w:lineRule="auto"/>
-    </w:pPr>
-    <w:rPr>
-      <w:rFonts w:ascii="Times New Roman" w:eastAsia="Times New Roman" w:hAnsi="Times New Roman" w:cs="Times New Roman"/>
-      <w:sz w:val="24"/>
-      <w:szCs w:val="20"/>
-    </w:rPr>
-  </w:style>
-  <w:style w:type="paragraph" w:customStyle="1" w:styleId="9149FE4C1F874B4EBF85A5E1C397591B5">
-    <w:name w:val="9149FE4C1F874B4EBF85A5E1C397591B5"/>
-    <w:rsid w:val="003903D1"/>
-    <w:pPr>
-      <w:spacing w:before="40" w:after="40" w:line="240" w:lineRule="auto"/>
-    </w:pPr>
-    <w:rPr>
-      <w:rFonts w:ascii="Times New Roman" w:eastAsia="Times New Roman" w:hAnsi="Times New Roman" w:cs="Times New Roman"/>
-      <w:sz w:val="24"/>
-      <w:szCs w:val="20"/>
-    </w:rPr>
-  </w:style>
-  <w:style w:type="paragraph" w:customStyle="1" w:styleId="9EE6A410E46E484D832EE3D6F458F9135">
-    <w:name w:val="9EE6A410E46E484D832EE3D6F458F9135"/>
-    <w:rsid w:val="003903D1"/>
-    <w:pPr>
-      <w:spacing w:before="40" w:after="40" w:line="240" w:lineRule="auto"/>
-    </w:pPr>
-    <w:rPr>
-      <w:rFonts w:ascii="Times New Roman" w:eastAsia="Times New Roman" w:hAnsi="Times New Roman" w:cs="Times New Roman"/>
-      <w:sz w:val="24"/>
-      <w:szCs w:val="20"/>
-    </w:rPr>
-  </w:style>
-  <w:style w:type="paragraph" w:customStyle="1" w:styleId="D45347F9339E4037A242618E48E99FCF5">
-    <w:name w:val="D45347F9339E4037A242618E48E99FCF5"/>
-    <w:rsid w:val="003903D1"/>
-    <w:pPr>
-      <w:spacing w:before="40" w:after="40" w:line="240" w:lineRule="auto"/>
-    </w:pPr>
-    <w:rPr>
-      <w:rFonts w:ascii="Times New Roman" w:eastAsia="Times New Roman" w:hAnsi="Times New Roman" w:cs="Times New Roman"/>
-      <w:sz w:val="24"/>
-      <w:szCs w:val="20"/>
-    </w:rPr>
-  </w:style>
-  <w:style w:type="paragraph" w:customStyle="1" w:styleId="5A6D68353161404D8020799FA59BD52D5">
-    <w:name w:val="5A6D68353161404D8020799FA59BD52D5"/>
-    <w:rsid w:val="003903D1"/>
-    <w:pPr>
-      <w:spacing w:before="40" w:after="40" w:line="240" w:lineRule="auto"/>
-    </w:pPr>
-    <w:rPr>
-      <w:rFonts w:ascii="Times New Roman" w:eastAsia="Times New Roman" w:hAnsi="Times New Roman" w:cs="Times New Roman"/>
-      <w:sz w:val="24"/>
-      <w:szCs w:val="20"/>
-    </w:rPr>
-  </w:style>
-  <w:style w:type="paragraph" w:customStyle="1" w:styleId="0B0850F7E77640489ACDDDDBB5F3C6585">
-    <w:name w:val="0B0850F7E77640489ACDDDDBB5F3C6585"/>
-    <w:rsid w:val="003903D1"/>
-    <w:pPr>
-      <w:spacing w:before="40" w:after="40" w:line="240" w:lineRule="auto"/>
-    </w:pPr>
-    <w:rPr>
-      <w:rFonts w:ascii="Times New Roman" w:eastAsia="Times New Roman" w:hAnsi="Times New Roman" w:cs="Times New Roman"/>
-      <w:sz w:val="24"/>
-      <w:szCs w:val="20"/>
-    </w:rPr>
-  </w:style>
-  <w:style w:type="paragraph" w:customStyle="1" w:styleId="02ABC3E7E1D84DDD98A3AA83D359A3C15">
-    <w:name w:val="02ABC3E7E1D84DDD98A3AA83D359A3C15"/>
-    <w:rsid w:val="003903D1"/>
-    <w:pPr>
-      <w:spacing w:before="40" w:after="40" w:line="240" w:lineRule="auto"/>
-    </w:pPr>
-    <w:rPr>
-      <w:rFonts w:ascii="Times New Roman" w:eastAsia="Times New Roman" w:hAnsi="Times New Roman" w:cs="Times New Roman"/>
-      <w:sz w:val="24"/>
-      <w:szCs w:val="20"/>
-    </w:rPr>
-  </w:style>
-  <w:style w:type="paragraph" w:customStyle="1" w:styleId="B2A24DB6B3A64E7388B536E87336888B5">
-    <w:name w:val="B2A24DB6B3A64E7388B536E87336888B5"/>
-    <w:rsid w:val="003903D1"/>
-    <w:pPr>
-      <w:spacing w:before="40" w:after="40" w:line="240" w:lineRule="auto"/>
-    </w:pPr>
-    <w:rPr>
-      <w:rFonts w:ascii="Times New Roman" w:eastAsia="Times New Roman" w:hAnsi="Times New Roman" w:cs="Times New Roman"/>
-      <w:sz w:val="24"/>
-      <w:szCs w:val="20"/>
-    </w:rPr>
-  </w:style>
-  <w:style w:type="paragraph" w:customStyle="1" w:styleId="9D49305E30554765A010BB34F062A5E95">
-    <w:name w:val="9D49305E30554765A010BB34F062A5E95"/>
-    <w:rsid w:val="003903D1"/>
-    <w:pPr>
-      <w:spacing w:before="40" w:after="40" w:line="240" w:lineRule="auto"/>
-    </w:pPr>
-    <w:rPr>
-      <w:rFonts w:ascii="Times New Roman" w:eastAsia="Times New Roman" w:hAnsi="Times New Roman" w:cs="Times New Roman"/>
-      <w:sz w:val="24"/>
-      <w:szCs w:val="20"/>
-    </w:rPr>
-  </w:style>
-  <w:style w:type="paragraph" w:customStyle="1" w:styleId="8A0A6EB88F774F7FA9BB8002B6F029F55">
-    <w:name w:val="8A0A6EB88F774F7FA9BB8002B6F029F55"/>
-    <w:rsid w:val="003903D1"/>
-    <w:pPr>
-      <w:spacing w:before="40" w:after="40" w:line="240" w:lineRule="auto"/>
-    </w:pPr>
-    <w:rPr>
-      <w:rFonts w:ascii="Times New Roman" w:eastAsia="Times New Roman" w:hAnsi="Times New Roman" w:cs="Times New Roman"/>
-      <w:sz w:val="24"/>
-      <w:szCs w:val="20"/>
-    </w:rPr>
-  </w:style>
-  <w:style w:type="paragraph" w:customStyle="1" w:styleId="F547AFC35ACB4096A295A19D7381C8345">
-    <w:name w:val="F547AFC35ACB4096A295A19D7381C8345"/>
-    <w:rsid w:val="003903D1"/>
-    <w:pPr>
-      <w:spacing w:before="40" w:after="40" w:line="240" w:lineRule="auto"/>
-    </w:pPr>
-    <w:rPr>
-      <w:rFonts w:ascii="Times New Roman" w:eastAsia="Times New Roman" w:hAnsi="Times New Roman" w:cs="Times New Roman"/>
-      <w:sz w:val="24"/>
-      <w:szCs w:val="20"/>
-    </w:rPr>
-  </w:style>
-  <w:style w:type="paragraph" w:customStyle="1" w:styleId="972A36882B33444189A94696AFB5B2685">
-    <w:name w:val="972A36882B33444189A94696AFB5B2685"/>
-    <w:rsid w:val="003903D1"/>
-    <w:pPr>
-      <w:spacing w:before="40" w:after="40" w:line="240" w:lineRule="auto"/>
-    </w:pPr>
-    <w:rPr>
-      <w:rFonts w:ascii="Times New Roman" w:eastAsia="Times New Roman" w:hAnsi="Times New Roman" w:cs="Times New Roman"/>
-      <w:sz w:val="24"/>
-      <w:szCs w:val="20"/>
-    </w:rPr>
-  </w:style>
-  <w:style w:type="paragraph" w:customStyle="1" w:styleId="0F44A63C7841431A9AE6143C63C4A8E85">
-    <w:name w:val="0F44A63C7841431A9AE6143C63C4A8E85"/>
-    <w:rsid w:val="003903D1"/>
-    <w:pPr>
-      <w:spacing w:before="40" w:after="40" w:line="240" w:lineRule="auto"/>
-    </w:pPr>
-    <w:rPr>
-      <w:rFonts w:ascii="Times New Roman" w:eastAsia="Times New Roman" w:hAnsi="Times New Roman" w:cs="Times New Roman"/>
-      <w:sz w:val="24"/>
-      <w:szCs w:val="20"/>
-    </w:rPr>
-  </w:style>
-  <w:style w:type="paragraph" w:customStyle="1" w:styleId="8023E9BE25BA41BFB70BB24AB55209F95">
-    <w:name w:val="8023E9BE25BA41BFB70BB24AB55209F95"/>
-    <w:rsid w:val="003903D1"/>
-    <w:pPr>
-      <w:spacing w:before="40" w:after="40" w:line="240" w:lineRule="auto"/>
-    </w:pPr>
-    <w:rPr>
-      <w:rFonts w:ascii="Times New Roman" w:eastAsia="Times New Roman" w:hAnsi="Times New Roman" w:cs="Times New Roman"/>
-      <w:sz w:val="24"/>
-      <w:szCs w:val="20"/>
-    </w:rPr>
-  </w:style>
-  <w:style w:type="paragraph" w:customStyle="1" w:styleId="E39DB9D5D78E4E7FA8C1A6C2FAE5FE995">
-    <w:name w:val="E39DB9D5D78E4E7FA8C1A6C2FAE5FE995"/>
-    <w:rsid w:val="003903D1"/>
-    <w:pPr>
-      <w:spacing w:after="0" w:line="240" w:lineRule="auto"/>
-    </w:pPr>
-    <w:rPr>
-      <w:rFonts w:ascii="Times New Roman" w:eastAsia="Times New Roman" w:hAnsi="Times New Roman" w:cs="Times New Roman"/>
-      <w:sz w:val="24"/>
-      <w:szCs w:val="24"/>
-    </w:rPr>
-  </w:style>
-  <w:style w:type="paragraph" w:customStyle="1" w:styleId="83B8B402CD44489583945C9CD3E2560113">
-    <w:name w:val="83B8B402CD44489583945C9CD3E2560113"/>
-    <w:rsid w:val="003903D1"/>
-    <w:pPr>
-      <w:spacing w:before="40" w:after="40" w:line="240" w:lineRule="auto"/>
-    </w:pPr>
-    <w:rPr>
-      <w:rFonts w:ascii="Times New Roman" w:eastAsia="Times New Roman" w:hAnsi="Times New Roman" w:cs="Times New Roman"/>
-      <w:sz w:val="24"/>
-      <w:szCs w:val="20"/>
-    </w:rPr>
-  </w:style>
-  <w:style w:type="paragraph" w:customStyle="1" w:styleId="22E5F7390BB0437D832DE92F665AE96E13">
-    <w:name w:val="22E5F7390BB0437D832DE92F665AE96E13"/>
-    <w:rsid w:val="003903D1"/>
-    <w:pPr>
-      <w:spacing w:before="40" w:after="40" w:line="240" w:lineRule="auto"/>
-    </w:pPr>
-    <w:rPr>
-      <w:rFonts w:ascii="Times New Roman" w:eastAsia="Times New Roman" w:hAnsi="Times New Roman" w:cs="Times New Roman"/>
-      <w:sz w:val="24"/>
-      <w:szCs w:val="20"/>
-    </w:rPr>
-  </w:style>
-  <w:style w:type="paragraph" w:customStyle="1" w:styleId="252BD40F7B1349A4A5871C5B38820A3013">
-    <w:name w:val="252BD40F7B1349A4A5871C5B38820A3013"/>
-    <w:rsid w:val="003903D1"/>
-    <w:pPr>
-      <w:spacing w:before="40" w:after="40" w:line="240" w:lineRule="auto"/>
-    </w:pPr>
-    <w:rPr>
-      <w:rFonts w:ascii="Times New Roman" w:eastAsia="Times New Roman" w:hAnsi="Times New Roman" w:cs="Times New Roman"/>
-      <w:sz w:val="24"/>
-      <w:szCs w:val="20"/>
-    </w:rPr>
-  </w:style>
-  <w:style w:type="paragraph" w:customStyle="1" w:styleId="057C7713728B4A7091BC82798C364CE713">
-    <w:name w:val="057C7713728B4A7091BC82798C364CE713"/>
-    <w:rsid w:val="003903D1"/>
-    <w:pPr>
-      <w:spacing w:before="40" w:after="40" w:line="240" w:lineRule="auto"/>
-    </w:pPr>
-    <w:rPr>
-      <w:rFonts w:ascii="Times New Roman" w:eastAsia="Times New Roman" w:hAnsi="Times New Roman" w:cs="Times New Roman"/>
-      <w:sz w:val="24"/>
-      <w:szCs w:val="20"/>
-    </w:rPr>
-  </w:style>
   <w:style w:type="paragraph" w:customStyle="1" w:styleId="35C0BB7B77F54014BB468B7A716EBA4D13">
     <w:name w:val="35C0BB7B77F54014BB468B7A716EBA4D13"/>
     <w:rsid w:val="003903D1"/>
@@ -9682,6 +9355,32 @@
 </file>
 
 <file path=customXml/item1.xml><?xml version="1.0" encoding="utf-8"?>
+<b:Sources xmlns:b="http://schemas.openxmlformats.org/officeDocument/2006/bibliography" xmlns="http://schemas.openxmlformats.org/officeDocument/2006/bibliography" SelectedStyle="\APASixthEditionOfficeOnline.xsl" StyleName="APA" Version="6"/>
+</file>
+
+<file path=customXml/item2.xml><?xml version="1.0" encoding="utf-8"?>
+<p:properties xmlns:p="http://schemas.microsoft.com/office/2006/metadata/properties" xmlns:xsi="http://www.w3.org/2001/XMLSchema-instance" xmlns:pc="http://schemas.microsoft.com/office/infopath/2007/PartnerControls">
+  <documentManagement>
+    <TaxKeywordTaxHTField xmlns="016c310d-f661-49a6-97ee-540076082437">
+      <Terms xmlns="http://schemas.microsoft.com/office/infopath/2007/PartnerControls"/>
+    </TaxKeywordTaxHTField>
+    <TaxCatchAll xmlns="016c310d-f661-49a6-97ee-540076082437"/>
+    <SIP_Label_Document xmlns="016c310d-f661-49a6-97ee-540076082437">;#0;#Unrestricted;#True;#;#;#;#</SIP_Label_Document>
+    <AverageRating xmlns="http://schemas.microsoft.com/sharepoint/v3" xsi:nil="true"/>
+  </documentManagement>
+</p:properties>
+</file>
+
+<file path=customXml/item3.xml><?xml version="1.0" encoding="utf-8"?>
+<?mso-contentType ?>
+<FormTemplates xmlns="http://schemas.microsoft.com/sharepoint/v3/contenttype/forms">
+  <Display>DocumentLibraryForm</Display>
+  <Edit>DocumentLibraryForm</Edit>
+  <New>DocumentLibraryForm</New>
+</FormTemplates>
+</file>
+
+<file path=customXml/item4.xml><?xml version="1.0" encoding="utf-8"?>
 <ct:contentTypeSchema xmlns:ct="http://schemas.microsoft.com/office/2006/metadata/contentType" xmlns:ma="http://schemas.microsoft.com/office/2006/metadata/properties/metaAttributes" ct:_="" ma:_="" ma:contentTypeName="Document" ma:contentTypeID="0x010100833E2717D64DEA4FBFABAC416D347394" ma:contentTypeVersion="6" ma:contentTypeDescription="Create a new document." ma:contentTypeScope="" ma:versionID="98a74335b8287497f43df26a30ee6108">
   <xsd:schema xmlns:xsd="http://www.w3.org/2001/XMLSchema" xmlns:xs="http://www.w3.org/2001/XMLSchema" xmlns:p="http://schemas.microsoft.com/office/2006/metadata/properties" xmlns:ns1="http://schemas.microsoft.com/sharepoint/v3" xmlns:ns2="016c310d-f661-49a6-97ee-540076082437" targetNamespace="http://schemas.microsoft.com/office/2006/metadata/properties" ma:root="true" ma:fieldsID="d32ef67c478e261fbf17576a93df92a4" ns1:_="" ns2:_="">
     <xsd:import namespace="http://schemas.microsoft.com/sharepoint/v3"/>
@@ -9844,33 +9543,34 @@
 </ct:contentTypeSchema>
 </file>
 
-<file path=customXml/item2.xml><?xml version="1.0" encoding="utf-8"?>
-<?mso-contentType ?>
-<FormTemplates xmlns="http://schemas.microsoft.com/sharepoint/v3/contenttype/forms">
-  <Display>DocumentLibraryForm</Display>
-  <Edit>DocumentLibraryForm</Edit>
-  <New>DocumentLibraryForm</New>
-</FormTemplates>
+<file path=customXml/itemProps1.xml><?xml version="1.0" encoding="utf-8"?>
+<ds:datastoreItem xmlns:ds="http://schemas.openxmlformats.org/officeDocument/2006/customXml" ds:itemID="{01C2B2CD-380D-4FE0-93DD-617D64FDE4B8}">
+  <ds:schemaRefs>
+    <ds:schemaRef ds:uri="http://schemas.openxmlformats.org/officeDocument/2006/bibliography"/>
+  </ds:schemaRefs>
+</ds:datastoreItem>
 </file>
 
-<file path=customXml/item3.xml><?xml version="1.0" encoding="utf-8"?>
-<p:properties xmlns:p="http://schemas.microsoft.com/office/2006/metadata/properties" xmlns:xsi="http://www.w3.org/2001/XMLSchema-instance" xmlns:pc="http://schemas.microsoft.com/office/infopath/2007/PartnerControls">
-  <documentManagement>
-    <TaxKeywordTaxHTField xmlns="016c310d-f661-49a6-97ee-540076082437">
-      <Terms xmlns="http://schemas.microsoft.com/office/infopath/2007/PartnerControls"/>
-    </TaxKeywordTaxHTField>
-    <TaxCatchAll xmlns="016c310d-f661-49a6-97ee-540076082437"/>
-    <SIP_Label_Document xmlns="016c310d-f661-49a6-97ee-540076082437">;#0;#Unrestricted;#True;#;#;#;#</SIP_Label_Document>
-    <AverageRating xmlns="http://schemas.microsoft.com/sharepoint/v3" xsi:nil="true"/>
-  </documentManagement>
-</p:properties>
+<file path=customXml/itemProps2.xml><?xml version="1.0" encoding="utf-8"?>
+<ds:datastoreItem xmlns:ds="http://schemas.openxmlformats.org/officeDocument/2006/customXml" ds:itemID="{033400F4-1F04-4DBC-9784-C8B3AA89B53C}">
+  <ds:schemaRefs>
+    <ds:schemaRef ds:uri="http://schemas.microsoft.com/office/2006/metadata/properties"/>
+    <ds:schemaRef ds:uri="http://schemas.microsoft.com/office/infopath/2007/PartnerControls"/>
+    <ds:schemaRef ds:uri="016c310d-f661-49a6-97ee-540076082437"/>
+    <ds:schemaRef ds:uri="http://schemas.microsoft.com/sharepoint/v3"/>
+  </ds:schemaRefs>
+</ds:datastoreItem>
 </file>
 
-<file path=customXml/item4.xml><?xml version="1.0" encoding="utf-8"?>
-<b:Sources xmlns:b="http://schemas.openxmlformats.org/officeDocument/2006/bibliography" xmlns="http://schemas.openxmlformats.org/officeDocument/2006/bibliography" SelectedStyle="\APASixthEditionOfficeOnline.xsl" StyleName="APA" Version="6"/>
+<file path=customXml/itemProps3.xml><?xml version="1.0" encoding="utf-8"?>
+<ds:datastoreItem xmlns:ds="http://schemas.openxmlformats.org/officeDocument/2006/customXml" ds:itemID="{6A21EC55-C1B2-4765-90AC-37A4F1604205}">
+  <ds:schemaRefs>
+    <ds:schemaRef ds:uri="http://schemas.microsoft.com/sharepoint/v3/contenttype/forms"/>
+  </ds:schemaRefs>
+</ds:datastoreItem>
 </file>
 
-<file path=customXml/itemProps1.xml><?xml version="1.0" encoding="utf-8"?>
+<file path=customXml/itemProps4.xml><?xml version="1.0" encoding="utf-8"?>
 <ds:datastoreItem xmlns:ds="http://schemas.openxmlformats.org/officeDocument/2006/customXml" ds:itemID="{70D90404-A780-484E-92B9-483A3C532657}">
   <ds:schemaRefs>
     <ds:schemaRef ds:uri="http://schemas.microsoft.com/office/2006/metadata/contentType"/>
@@ -9887,31 +9587,4 @@
     <ds:schemaRef ds:uri="http://schemas.microsoft.com/internal/obd"/>
   </ds:schemaRefs>
 </ds:datastoreItem>
-</file>
-
-<file path=customXml/itemProps2.xml><?xml version="1.0" encoding="utf-8"?>
-<ds:datastoreItem xmlns:ds="http://schemas.openxmlformats.org/officeDocument/2006/customXml" ds:itemID="{6A21EC55-C1B2-4765-90AC-37A4F1604205}">
-  <ds:schemaRefs>
-    <ds:schemaRef ds:uri="http://schemas.microsoft.com/sharepoint/v3/contenttype/forms"/>
-  </ds:schemaRefs>
-</ds:datastoreItem>
-</file>
-
-<file path=customXml/itemProps3.xml><?xml version="1.0" encoding="utf-8"?>
-<ds:datastoreItem xmlns:ds="http://schemas.openxmlformats.org/officeDocument/2006/customXml" ds:itemID="{033400F4-1F04-4DBC-9784-C8B3AA89B53C}">
-  <ds:schemaRefs>
-    <ds:schemaRef ds:uri="http://schemas.microsoft.com/office/2006/metadata/properties"/>
-    <ds:schemaRef ds:uri="http://schemas.microsoft.com/office/infopath/2007/PartnerControls"/>
-    <ds:schemaRef ds:uri="016c310d-f661-49a6-97ee-540076082437"/>
-    <ds:schemaRef ds:uri="http://schemas.microsoft.com/sharepoint/v3"/>
-  </ds:schemaRefs>
-</ds:datastoreItem>
-</file>
-
-<file path=customXml/itemProps4.xml><?xml version="1.0" encoding="utf-8"?>
-<ds:datastoreItem xmlns:ds="http://schemas.openxmlformats.org/officeDocument/2006/customXml" ds:itemID="{01C2B2CD-380D-4FE0-93DD-617D64FDE4B8}">
-  <ds:schemaRefs>
-    <ds:schemaRef ds:uri="http://schemas.openxmlformats.org/officeDocument/2006/bibliography"/>
-  </ds:schemaRefs>
-</ds:datastoreItem>
 </file>
--- a/GenBOE/GenBOE.Web/Templates/Export/PBOE_withPortionMarkings_1.docx
+++ b/GenBOE/GenBOE.Web/Templates/Export/PBOE_withPortionMarkings_1.docx
@@ -20,10 +20,10 @@
           <w:noProof/>
         </w:rPr>
         <w:drawing>
-          <wp:inline distT="0" distB="0" distL="0" distR="0" wp14:anchorId="5CD35A96" wp14:editId="33471FE2">
+          <wp:inline distT="0" distB="0" distL="0" distR="0" wp14:anchorId="276585DD" wp14:editId="7CCD37BD">
             <wp:extent cx="2105025" cy="419100"/>
             <wp:effectExtent l="19050" t="0" r="9525" b="0"/>
-            <wp:docPr id="2" name="Picture 2"/>
+            <wp:docPr id="1" name="Picture 1"/>
             <wp:cNvGraphicFramePr>
               <a:graphicFrameLocks xmlns:a="http://schemas.openxmlformats.org/drawingml/2006/main" noChangeAspect="1"/>
             </wp:cNvGraphicFramePr>
@@ -82,6 +82,13 @@
           <w:bCs/>
         </w:rPr>
         <w:tab/>
+      </w:r>
+      <w:r>
+        <w:rPr>
+          <w:rFonts w:ascii="Arial" w:hAnsi="Arial" w:cs="Arial"/>
+          <w:b/>
+          <w:bCs/>
+        </w:rPr>
         <w:t xml:space="preserve">(U) </w:t>
       </w:r>
       <w:r>
@@ -99,10 +106,6 @@
           <w:tab w:val="right" w:pos="10000"/>
         </w:tabs>
         <w:jc w:val="left"/>
-        <w:rPr>
-          <w:sz w:val="16"/>
-          <w:szCs w:val="16"/>
-        </w:rPr>
       </w:pPr>
       <w:r>
         <w:rPr>
@@ -133,6 +136,7 @@
       <w:r>
         <w:rPr>
           <w:rFonts w:ascii="Arial" w:hAnsi="Arial" w:cs="Arial"/>
+          <w:b/>
           <w:bCs/>
           <w:sz w:val="18"/>
           <w:szCs w:val="18"/>
@@ -196,7 +200,7 @@
           <w:tag w:val="ExportDate"/>
           <w:id w:val="-497195571"/>
           <w:placeholder>
-            <w:docPart w:val="89E8ACD84E2043F59C28272D32195EE6"/>
+            <w:docPart w:val="3C51D371244C4D18AA8A89DB62DED782"/>
           </w:placeholder>
           <w:showingPlcHdr/>
           <w:text/>
@@ -251,7 +255,7 @@
           <w:tag w:val="Rev"/>
           <w:id w:val="-1989469866"/>
           <w:placeholder>
-            <w:docPart w:val="4ED743EFCFD84648A20FB99EEF1FFAD4"/>
+            <w:docPart w:val="DCE06A566B6A4CB3828C398E8B661D83"/>
           </w:placeholder>
           <w:showingPlcHdr/>
           <w:text/>
@@ -275,14 +279,27 @@
         <w:tabs>
           <w:tab w:val="right" w:pos="9300"/>
         </w:tabs>
+        <w:rPr>
+          <w:rFonts w:ascii="Arial" w:hAnsi="Arial" w:cs="Arial"/>
+          <w:sz w:val="18"/>
+          <w:szCs w:val="18"/>
+        </w:rPr>
       </w:pPr>
       <w:r>
-        <w:t xml:space="preserve">To be completed for all subcontracts.  </w:t>
+        <w:rPr>
+          <w:rFonts w:ascii="Arial" w:hAnsi="Arial" w:cs="Arial"/>
+          <w:sz w:val="18"/>
+          <w:szCs w:val="18"/>
+        </w:rPr>
+        <w:t>To be completed for all subcontracts.</w:t>
+      </w:r>
+      <w:r>
+        <w:t xml:space="preserve"> </w:t>
       </w:r>
     </w:p>
     <w:tbl>
       <w:tblPr>
-        <w:tblW w:w="14310" w:type="dxa"/>
+        <w:tblW w:w="10530" w:type="dxa"/>
         <w:tblInd w:w="-5" w:type="dxa"/>
         <w:tblBorders>
           <w:top w:val="single" w:sz="4" w:space="0" w:color="auto"/>
@@ -296,27 +313,24 @@
         <w:tblLook w:val="01E0" w:firstRow="1" w:lastRow="1" w:firstColumn="1" w:lastColumn="1" w:noHBand="0" w:noVBand="0"/>
       </w:tblPr>
       <w:tblGrid>
-        <w:gridCol w:w="1710"/>
-        <w:gridCol w:w="180"/>
-        <w:gridCol w:w="1710"/>
-        <w:gridCol w:w="1260"/>
-        <w:gridCol w:w="1170"/>
+        <w:gridCol w:w="2430"/>
+        <w:gridCol w:w="720"/>
         <w:gridCol w:w="1080"/>
-        <w:gridCol w:w="1733"/>
-        <w:gridCol w:w="1867"/>
-        <w:gridCol w:w="1800"/>
-        <w:gridCol w:w="1800"/>
+        <w:gridCol w:w="900"/>
+        <w:gridCol w:w="990"/>
+        <w:gridCol w:w="23"/>
+        <w:gridCol w:w="607"/>
+        <w:gridCol w:w="360"/>
+        <w:gridCol w:w="3420"/>
       </w:tblGrid>
       <w:tr>
         <w:trPr>
-          <w:gridAfter w:val="2"/>
-          <w:wAfter w:w="3600" w:type="dxa"/>
           <w:trHeight w:val="360"/>
         </w:trPr>
         <w:tc>
           <w:tcPr>
-            <w:tcW w:w="10710" w:type="dxa"/>
-            <w:gridSpan w:val="8"/>
+            <w:tcW w:w="10530" w:type="dxa"/>
+            <w:gridSpan w:val="9"/>
             <w:tcBorders>
               <w:left w:val="single" w:sz="4" w:space="0" w:color="auto"/>
               <w:bottom w:val="single" w:sz="4" w:space="0" w:color="auto"/>
@@ -327,13 +341,13 @@
               <w:pStyle w:val="Table"/>
               <w:rPr>
                 <w:bCs/>
-                <w:szCs w:val="24"/>
+                <w:sz w:val="20"/>
               </w:rPr>
             </w:pPr>
             <w:r>
               <w:rPr>
                 <w:bCs/>
-                <w:szCs w:val="24"/>
+                <w:sz w:val="20"/>
               </w:rPr>
               <w:t>UNCLASSIFIED</w:t>
             </w:r>
@@ -342,13 +356,11 @@
       </w:tr>
       <w:tr>
         <w:trPr>
-          <w:gridAfter w:val="2"/>
-          <w:wAfter w:w="3600" w:type="dxa"/>
           <w:trHeight w:val="360"/>
         </w:trPr>
         <w:tc>
           <w:tcPr>
-            <w:tcW w:w="1890" w:type="dxa"/>
+            <w:tcW w:w="3150" w:type="dxa"/>
             <w:gridSpan w:val="2"/>
             <w:tcBorders>
               <w:left w:val="single" w:sz="4" w:space="0" w:color="auto"/>
@@ -361,30 +373,34 @@
               <w:jc w:val="center"/>
               <w:rPr>
                 <w:b/>
-                <w:szCs w:val="24"/>
+                <w:sz w:val="20"/>
               </w:rPr>
             </w:pPr>
             <w:r>
               <w:rPr>
                 <w:b/>
-                <w:szCs w:val="24"/>
+                <w:sz w:val="20"/>
               </w:rPr>
               <w:t xml:space="preserve">(U) </w:t>
             </w:r>
             <w:r>
               <w:rPr>
                 <w:b/>
-                <w:szCs w:val="24"/>
-              </w:rPr>
-              <w:t>Supplier Name:</w:t>
+                <w:sz w:val="20"/>
+              </w:rPr>
+              <w:t>Supplier Name</w:t>
+            </w:r>
+            <w:r>
+              <w:rPr>
+                <w:b/>
+                <w:sz w:val="20"/>
+              </w:rPr>
+              <w:t>:</w:t>
             </w:r>
           </w:p>
           <w:p>
             <w:pPr>
               <w:pStyle w:val="Table"/>
-              <w:rPr>
-                <w:szCs w:val="24"/>
-              </w:rPr>
             </w:pPr>
             <w:sdt>
               <w:sdtPr>
@@ -392,7 +408,7 @@
                 <w:tag w:val="Supplier"/>
                 <w:id w:val="-948321555"/>
                 <w:placeholder>
-                  <w:docPart w:val="CEAC0EB94A334E57B7B80631860FB63C"/>
+                  <w:docPart w:val="CA82DD6241384C818C8BF61861CDABE0"/>
                 </w:placeholder>
                 <w:showingPlcHdr/>
                 <w:text/>
@@ -411,8 +427,8 @@
         </w:tc>
         <w:tc>
           <w:tcPr>
-            <w:tcW w:w="4140" w:type="dxa"/>
-            <w:gridSpan w:val="3"/>
+            <w:tcW w:w="3960" w:type="dxa"/>
+            <w:gridSpan w:val="6"/>
             <w:tcBorders>
               <w:bottom w:val="single" w:sz="4" w:space="0" w:color="auto"/>
             </w:tcBorders>
@@ -423,30 +439,41 @@
               <w:jc w:val="center"/>
               <w:rPr>
                 <w:b/>
-                <w:szCs w:val="24"/>
+                <w:sz w:val="20"/>
               </w:rPr>
             </w:pPr>
             <w:r>
               <w:rPr>
                 <w:b/>
-                <w:szCs w:val="24"/>
+                <w:sz w:val="20"/>
               </w:rPr>
               <w:t xml:space="preserve">(U) </w:t>
             </w:r>
             <w:r>
               <w:rPr>
                 <w:b/>
-                <w:szCs w:val="24"/>
-              </w:rPr>
-              <w:t>LM Supplier RFP No.:</w:t>
+                <w:sz w:val="20"/>
+              </w:rPr>
+              <w:t xml:space="preserve">LM </w:t>
+            </w:r>
+            <w:r>
+              <w:rPr>
+                <w:b/>
+                <w:sz w:val="20"/>
+              </w:rPr>
+              <w:t>Supplier RFP No.</w:t>
+            </w:r>
+            <w:r>
+              <w:rPr>
+                <w:b/>
+                <w:sz w:val="20"/>
+              </w:rPr>
+              <w:t>:</w:t>
             </w:r>
           </w:p>
           <w:p>
             <w:pPr>
               <w:pStyle w:val="Table"/>
-              <w:rPr>
-                <w:szCs w:val="24"/>
-              </w:rPr>
             </w:pPr>
             <w:sdt>
               <w:sdtPr>
@@ -454,7 +481,7 @@
                 <w:tag w:val="RFP"/>
                 <w:id w:val="632059734"/>
                 <w:placeholder>
-                  <w:docPart w:val="4834663EA6DA4697A08A2708AAEE1559"/>
+                  <w:docPart w:val="DE29BAE756844C0A896C572548D472C0"/>
                 </w:placeholder>
                 <w:showingPlcHdr/>
                 <w:text/>
@@ -473,8 +500,7 @@
         </w:tc>
         <w:tc>
           <w:tcPr>
-            <w:tcW w:w="4680" w:type="dxa"/>
-            <w:gridSpan w:val="3"/>
+            <w:tcW w:w="3420" w:type="dxa"/>
             <w:tcBorders>
               <w:bottom w:val="single" w:sz="4" w:space="0" w:color="auto"/>
             </w:tcBorders>
@@ -485,30 +511,45 @@
               <w:jc w:val="center"/>
               <w:rPr>
                 <w:b/>
-                <w:szCs w:val="24"/>
+                <w:sz w:val="20"/>
               </w:rPr>
             </w:pPr>
             <w:r>
               <w:rPr>
                 <w:b/>
-                <w:szCs w:val="24"/>
+                <w:sz w:val="20"/>
               </w:rPr>
               <w:t xml:space="preserve">(U) </w:t>
             </w:r>
             <w:r>
               <w:rPr>
                 <w:b/>
-                <w:szCs w:val="24"/>
-              </w:rPr>
-              <w:t>Supplier Period of Performance:</w:t>
+                <w:sz w:val="20"/>
+              </w:rPr>
+              <w:t>Supplier</w:t>
+            </w:r>
+            <w:r>
+              <w:rPr>
+                <w:b/>
+                <w:sz w:val="20"/>
+              </w:rPr>
+              <w:t xml:space="preserve"> </w:t>
+            </w:r>
+            <w:r>
+              <w:rPr>
+                <w:b/>
+                <w:sz w:val="20"/>
+              </w:rPr>
+              <w:t>Period of Performance:</w:t>
             </w:r>
           </w:p>
           <w:p>
             <w:pPr>
               <w:pStyle w:val="Table"/>
+              <w:jc w:val="center"/>
               <w:rPr>
                 <w:b/>
-                <w:szCs w:val="24"/>
+                <w:sz w:val="20"/>
               </w:rPr>
             </w:pPr>
             <w:sdt>
@@ -521,7 +562,7 @@
                 <w:tag w:val="POP"/>
                 <w:id w:val="1472334827"/>
                 <w:placeholder>
-                  <w:docPart w:val="1E1DA5C83ADD48859A0902997764BD21"/>
+                  <w:docPart w:val="3CD385EBACBB4BF5A95C1422AC098889"/>
                 </w:placeholder>
                 <w:showingPlcHdr/>
                 <w:text/>
@@ -541,14 +582,12 @@
       </w:tr>
       <w:tr>
         <w:trPr>
-          <w:gridAfter w:val="2"/>
-          <w:wAfter w:w="3600" w:type="dxa"/>
           <w:trHeight w:val="360"/>
         </w:trPr>
         <w:tc>
           <w:tcPr>
-            <w:tcW w:w="6030" w:type="dxa"/>
-            <w:gridSpan w:val="5"/>
+            <w:tcW w:w="6143" w:type="dxa"/>
+            <w:gridSpan w:val="6"/>
             <w:tcBorders>
               <w:left w:val="single" w:sz="4" w:space="0" w:color="auto"/>
             </w:tcBorders>
@@ -558,20 +597,20 @@
               <w:pStyle w:val="Table"/>
               <w:rPr>
                 <w:b/>
-                <w:szCs w:val="24"/>
+                <w:sz w:val="20"/>
               </w:rPr>
             </w:pPr>
             <w:r>
               <w:rPr>
                 <w:b/>
-                <w:szCs w:val="24"/>
+                <w:sz w:val="20"/>
               </w:rPr>
               <w:t xml:space="preserve">(U) </w:t>
             </w:r>
             <w:r>
               <w:rPr>
                 <w:b/>
-                <w:szCs w:val="24"/>
+                <w:sz w:val="20"/>
               </w:rPr>
               <w:t xml:space="preserve">Supplier Proposal Number:  </w:t>
             </w:r>
@@ -585,7 +624,7 @@
                 <w:tag w:val="ProposalNumber"/>
                 <w:id w:val="-1874992329"/>
                 <w:placeholder>
-                  <w:docPart w:val="D26734F366644A9CB915977F732FF732"/>
+                  <w:docPart w:val="06B8F59F36A54EC096C3AF659F2ADA19"/>
                 </w:placeholder>
                 <w:showingPlcHdr/>
                 <w:text/>
@@ -606,7 +645,7 @@
         </w:tc>
         <w:tc>
           <w:tcPr>
-            <w:tcW w:w="4680" w:type="dxa"/>
+            <w:tcW w:w="4387" w:type="dxa"/>
             <w:gridSpan w:val="3"/>
             <w:tcBorders>
               <w:left w:val="single" w:sz="4" w:space="0" w:color="auto"/>
@@ -617,20 +656,20 @@
               <w:pStyle w:val="Table"/>
               <w:rPr>
                 <w:b/>
-                <w:szCs w:val="24"/>
+                <w:sz w:val="20"/>
               </w:rPr>
             </w:pPr>
             <w:r>
               <w:rPr>
                 <w:b/>
-                <w:szCs w:val="24"/>
+                <w:sz w:val="20"/>
               </w:rPr>
               <w:t xml:space="preserve">(U) </w:t>
             </w:r>
             <w:r>
               <w:rPr>
                 <w:b/>
-                <w:szCs w:val="24"/>
+                <w:sz w:val="20"/>
               </w:rPr>
               <w:t xml:space="preserve">Supplier Proposal Date:  </w:t>
             </w:r>
@@ -644,7 +683,7 @@
                 <w:tag w:val="ProposalDate"/>
                 <w:id w:val="-1658296066"/>
                 <w:placeholder>
-                  <w:docPart w:val="EBC3A589C4D64C67B628B42BBEB35C19"/>
+                  <w:docPart w:val="A6983B515BA9432AA6CFEC8362A24478"/>
                 </w:placeholder>
                 <w:showingPlcHdr/>
                 <w:text/>
@@ -664,14 +703,12 @@
       </w:tr>
       <w:tr>
         <w:trPr>
-          <w:gridAfter w:val="2"/>
-          <w:wAfter w:w="3600" w:type="dxa"/>
           <w:trHeight w:val="360"/>
         </w:trPr>
         <w:tc>
           <w:tcPr>
-            <w:tcW w:w="6030" w:type="dxa"/>
-            <w:gridSpan w:val="5"/>
+            <w:tcW w:w="6143" w:type="dxa"/>
+            <w:gridSpan w:val="6"/>
             <w:tcBorders>
               <w:left w:val="single" w:sz="4" w:space="0" w:color="auto"/>
             </w:tcBorders>
@@ -681,22 +718,43 @@
               <w:pStyle w:val="Table"/>
               <w:rPr>
                 <w:b/>
-                <w:szCs w:val="24"/>
+                <w:sz w:val="20"/>
               </w:rPr>
             </w:pPr>
             <w:r>
               <w:rPr>
                 <w:b/>
-                <w:szCs w:val="24"/>
+                <w:sz w:val="20"/>
               </w:rPr>
               <w:t xml:space="preserve">(U) </w:t>
             </w:r>
             <w:r>
               <w:rPr>
                 <w:b/>
-                <w:szCs w:val="24"/>
-              </w:rPr>
-              <w:t xml:space="preserve">Supplier Proposal Validity Date:  </w:t>
+                <w:sz w:val="20"/>
+              </w:rPr>
+              <w:t>Supplier Proposal Validity</w:t>
+            </w:r>
+            <w:r>
+              <w:rPr>
+                <w:b/>
+                <w:sz w:val="20"/>
+              </w:rPr>
+              <w:t xml:space="preserve"> D</w:t>
+            </w:r>
+            <w:r>
+              <w:rPr>
+                <w:b/>
+                <w:sz w:val="20"/>
+              </w:rPr>
+              <w:t>ate</w:t>
+            </w:r>
+            <w:r>
+              <w:rPr>
+                <w:b/>
+                <w:sz w:val="20"/>
+              </w:rPr>
+              <w:t xml:space="preserve">:  </w:t>
             </w:r>
             <w:sdt>
               <w:sdtPr>
@@ -708,7 +766,7 @@
                 <w:tag w:val="ValidityDate"/>
                 <w:id w:val="705605280"/>
                 <w:placeholder>
-                  <w:docPart w:val="2ACC44ABFF0A43C0A26AD7BCF58DC88C"/>
+                  <w:docPart w:val="5C29C54541614AB4B36209C014760B03"/>
                 </w:placeholder>
                 <w:showingPlcHdr/>
                 <w:text/>
@@ -725,17 +783,11 @@
                 </w:r>
               </w:sdtContent>
             </w:sdt>
-            <w:r>
-              <w:rPr>
-                <w:szCs w:val="24"/>
-              </w:rPr>
-              <w:t xml:space="preserve"> </w:t>
-            </w:r>
           </w:p>
         </w:tc>
         <w:tc>
           <w:tcPr>
-            <w:tcW w:w="4680" w:type="dxa"/>
+            <w:tcW w:w="4387" w:type="dxa"/>
             <w:gridSpan w:val="3"/>
             <w:tcBorders>
               <w:left w:val="single" w:sz="4" w:space="0" w:color="auto"/>
@@ -746,87 +798,73 @@
               <w:pStyle w:val="Table"/>
               <w:rPr>
                 <w:b/>
-                <w:szCs w:val="24"/>
+                <w:sz w:val="20"/>
               </w:rPr>
             </w:pPr>
-            <w:r>
-              <w:rPr>
-                <w:b/>
-                <w:szCs w:val="24"/>
-              </w:rPr>
-              <w:t xml:space="preserve">(U) </w:t>
-            </w:r>
-            <w:r>
-              <w:rPr>
-                <w:b/>
-                <w:szCs w:val="24"/>
-              </w:rPr>
-              <w:t xml:space="preserve">Supplier Proposed Value:  </w:t>
-            </w:r>
-            <w:sdt>
-              <w:sdtPr>
-                <w:rPr>
-                  <w:b/>
-                  <w:sz w:val="20"/>
-                </w:rPr>
-                <w:alias w:val="ProposalDate"/>
-                <w:tag w:val="ProposalDate"/>
-                <w:id w:val="-775095662"/>
-                <w:placeholder>
-                  <w:docPart w:val="FC658835BB35476C82DB8469355188F9"/>
-                </w:placeholder>
-                <w:text/>
-              </w:sdtPr>
-              <w:sdtEndPr/>
-              <w:sdtContent>
-                <w:proofErr w:type="spellStart"/>
-                <w:r>
-                  <w:rPr>
-                    <w:b/>
-                    <w:sz w:val="20"/>
-                  </w:rPr>
-                  <w:t>ProposalValue</w:t>
-                </w:r>
-                <w:proofErr w:type="spellEnd"/>
-              </w:sdtContent>
-            </w:sdt>
           </w:p>
         </w:tc>
       </w:tr>
       <w:tr>
         <w:trPr>
-          <w:gridAfter w:val="2"/>
-          <w:wAfter w:w="3600" w:type="dxa"/>
           <w:trHeight w:val="360"/>
         </w:trPr>
         <w:tc>
           <w:tcPr>
-            <w:tcW w:w="10710" w:type="dxa"/>
-            <w:gridSpan w:val="8"/>
+            <w:tcW w:w="10530" w:type="dxa"/>
+            <w:gridSpan w:val="9"/>
             <w:tcBorders>
               <w:left w:val="single" w:sz="4" w:space="0" w:color="auto"/>
+              <w:bottom w:val="single" w:sz="4" w:space="0" w:color="auto"/>
             </w:tcBorders>
           </w:tcPr>
           <w:p>
             <w:pPr>
               <w:pStyle w:val="Table"/>
               <w:rPr>
-                <w:szCs w:val="24"/>
+                <w:sz w:val="20"/>
               </w:rPr>
             </w:pPr>
             <w:r>
               <w:rPr>
                 <w:b/>
-                <w:szCs w:val="24"/>
+                <w:sz w:val="20"/>
               </w:rPr>
               <w:t xml:space="preserve">(U) </w:t>
             </w:r>
             <w:r>
               <w:rPr>
                 <w:b/>
-                <w:szCs w:val="24"/>
-              </w:rPr>
-              <w:t xml:space="preserve">LM PROPOSAL TITLE / CUSTOMER RFP No. :  </w:t>
+                <w:sz w:val="20"/>
+              </w:rPr>
+              <w:t>LM PROPOSAL</w:t>
+            </w:r>
+            <w:r>
+              <w:rPr>
+                <w:b/>
+                <w:sz w:val="20"/>
+              </w:rPr>
+              <w:t xml:space="preserve"> TITLE</w:t>
+            </w:r>
+            <w:r>
+              <w:rPr>
+                <w:b/>
+                <w:sz w:val="20"/>
+              </w:rPr>
+              <w:t xml:space="preserve"> / CUSTOMER RFP No. </w:t>
+            </w:r>
+            <w:r>
+              <w:rPr>
+                <w:b/>
+                <w:sz w:val="20"/>
+              </w:rPr>
+              <w:t>:</w:t>
+            </w:r>
+            <w:r>
+              <w:rPr>
+                <w:b/>
+                <w:sz w:val="20"/>
+              </w:rPr>
+              <w:t xml:space="preserve">  </w:t>
             </w:r>
             <w:sdt>
               <w:sdtPr>
@@ -838,7 +876,7 @@
                 <w:tag w:val="ProposalTitle"/>
                 <w:id w:val="839590978"/>
                 <w:placeholder>
-                  <w:docPart w:val="3713C5BCF12C401B9BF33B08EDE41AC0"/>
+                  <w:docPart w:val="CF01C4F4D3BE4C58A7642594BBEB44A2"/>
                 </w:placeholder>
                 <w:showingPlcHdr/>
                 <w:text/>
@@ -861,13 +899,14 @@
           <w:tblLook w:val="0000" w:firstRow="0" w:lastRow="0" w:firstColumn="0" w:lastColumn="0" w:noHBand="0" w:noVBand="0"/>
         </w:tblPrEx>
         <w:trPr>
-          <w:gridAfter w:val="2"/>
-          <w:wAfter w:w="3600" w:type="dxa"/>
           <w:trHeight w:val="360"/>
         </w:trPr>
         <w:tc>
           <w:tcPr>
-            <w:tcW w:w="1710" w:type="dxa"/>
+            <w:tcW w:w="2430" w:type="dxa"/>
+            <w:tcBorders>
+              <w:bottom w:val="single" w:sz="4" w:space="0" w:color="auto"/>
+            </w:tcBorders>
             <w:shd w:val="clear" w:color="auto" w:fill="C0C0C0"/>
             <w:vAlign w:val="center"/>
           </w:tcPr>
@@ -876,28 +915,44 @@
               <w:pStyle w:val="Table"/>
               <w:jc w:val="center"/>
               <w:rPr>
-                <w:szCs w:val="24"/>
+                <w:sz w:val="20"/>
               </w:rPr>
             </w:pPr>
             <w:r>
               <w:rPr>
                 <w:b/>
-                <w:szCs w:val="24"/>
-              </w:rPr>
-              <w:t xml:space="preserve">(U) </w:t>
-            </w:r>
-            <w:r>
-              <w:rPr>
-                <w:szCs w:val="24"/>
-              </w:rPr>
-              <w:t>Supplier Contract Type</w:t>
+                <w:bCs/>
+                <w:sz w:val="20"/>
+              </w:rPr>
+              <w:t>(U)</w:t>
+            </w:r>
+            <w:r>
+              <w:rPr>
+                <w:sz w:val="20"/>
+              </w:rPr>
+              <w:t xml:space="preserve"> </w:t>
+            </w:r>
+            <w:r>
+              <w:rPr>
+                <w:sz w:val="20"/>
+              </w:rPr>
+              <w:t>Supplier</w:t>
+            </w:r>
+            <w:r>
+              <w:rPr>
+                <w:sz w:val="20"/>
+              </w:rPr>
+              <w:t xml:space="preserve"> Contract Type</w:t>
             </w:r>
           </w:p>
         </w:tc>
         <w:tc>
           <w:tcPr>
-            <w:tcW w:w="3150" w:type="dxa"/>
-            <w:gridSpan w:val="3"/>
+            <w:tcW w:w="1800" w:type="dxa"/>
+            <w:gridSpan w:val="2"/>
+            <w:tcBorders>
+              <w:bottom w:val="single" w:sz="4" w:space="0" w:color="auto"/>
+            </w:tcBorders>
             <w:shd w:val="clear" w:color="auto" w:fill="C0C0C0"/>
             <w:vAlign w:val="center"/>
           </w:tcPr>
@@ -906,19 +961,26 @@
               <w:pStyle w:val="Table"/>
               <w:jc w:val="center"/>
               <w:rPr>
-                <w:szCs w:val="24"/>
+                <w:sz w:val="20"/>
               </w:rPr>
             </w:pPr>
             <w:r>
               <w:rPr>
                 <w:b/>
-                <w:szCs w:val="24"/>
-              </w:rPr>
-              <w:t xml:space="preserve">(U) </w:t>
-            </w:r>
-            <w:r>
-              <w:rPr>
-                <w:szCs w:val="24"/>
+                <w:bCs/>
+                <w:sz w:val="20"/>
+              </w:rPr>
+              <w:t>(U)</w:t>
+            </w:r>
+            <w:r>
+              <w:rPr>
+                <w:sz w:val="20"/>
+              </w:rPr>
+              <w:t xml:space="preserve"> </w:t>
+            </w:r>
+            <w:r>
+              <w:rPr>
+                <w:sz w:val="20"/>
               </w:rPr>
               <w:t>LM WBS #s</w:t>
             </w:r>
@@ -926,8 +988,11 @@
         </w:tc>
         <w:tc>
           <w:tcPr>
-            <w:tcW w:w="2250" w:type="dxa"/>
+            <w:tcW w:w="1890" w:type="dxa"/>
             <w:gridSpan w:val="2"/>
+            <w:tcBorders>
+              <w:bottom w:val="single" w:sz="4" w:space="0" w:color="auto"/>
+            </w:tcBorders>
             <w:shd w:val="clear" w:color="auto" w:fill="C0C0C0"/>
             <w:vAlign w:val="center"/>
           </w:tcPr>
@@ -936,19 +1001,26 @@
               <w:pStyle w:val="Table"/>
               <w:jc w:val="center"/>
               <w:rPr>
-                <w:szCs w:val="24"/>
+                <w:sz w:val="20"/>
               </w:rPr>
             </w:pPr>
             <w:r>
               <w:rPr>
                 <w:b/>
-                <w:szCs w:val="24"/>
-              </w:rPr>
-              <w:t xml:space="preserve">(U) </w:t>
-            </w:r>
-            <w:r>
-              <w:rPr>
-                <w:szCs w:val="24"/>
+                <w:bCs/>
+                <w:sz w:val="20"/>
+              </w:rPr>
+              <w:t>(U)</w:t>
+            </w:r>
+            <w:r>
+              <w:rPr>
+                <w:sz w:val="20"/>
+              </w:rPr>
+              <w:t xml:space="preserve"> </w:t>
+            </w:r>
+            <w:r>
+              <w:rPr>
+                <w:sz w:val="20"/>
               </w:rPr>
               <w:t>LM CLIN #s</w:t>
             </w:r>
@@ -956,8 +1028,11 @@
         </w:tc>
         <w:tc>
           <w:tcPr>
-            <w:tcW w:w="3600" w:type="dxa"/>
-            <w:gridSpan w:val="2"/>
+            <w:tcW w:w="4410" w:type="dxa"/>
+            <w:gridSpan w:val="4"/>
+            <w:tcBorders>
+              <w:bottom w:val="single" w:sz="4" w:space="0" w:color="auto"/>
+            </w:tcBorders>
             <w:shd w:val="clear" w:color="auto" w:fill="C0C0C0"/>
             <w:vAlign w:val="center"/>
           </w:tcPr>
@@ -966,19 +1041,26 @@
               <w:pStyle w:val="Table"/>
               <w:jc w:val="center"/>
               <w:rPr>
-                <w:szCs w:val="24"/>
+                <w:sz w:val="20"/>
               </w:rPr>
             </w:pPr>
             <w:r>
               <w:rPr>
                 <w:b/>
-                <w:szCs w:val="24"/>
-              </w:rPr>
-              <w:t xml:space="preserve">(U) </w:t>
-            </w:r>
-            <w:r>
-              <w:rPr>
-                <w:szCs w:val="24"/>
+                <w:bCs/>
+                <w:sz w:val="20"/>
+              </w:rPr>
+              <w:t>(U)</w:t>
+            </w:r>
+            <w:r>
+              <w:rPr>
+                <w:sz w:val="20"/>
+              </w:rPr>
+              <w:t xml:space="preserve"> </w:t>
+            </w:r>
+            <w:r>
+              <w:rPr>
+                <w:sz w:val="20"/>
               </w:rPr>
               <w:t>LM Proposed Value for Procurement</w:t>
             </w:r>
@@ -990,57 +1072,153 @@
           <w:tblLook w:val="0000" w:firstRow="0" w:lastRow="0" w:firstColumn="0" w:lastColumn="0" w:noHBand="0" w:noVBand="0"/>
         </w:tblPrEx>
         <w:trPr>
-          <w:gridAfter w:val="2"/>
-          <w:wAfter w:w="3600" w:type="dxa"/>
+          <w:trHeight w:val="161"/>
+        </w:trPr>
+        <w:tc>
+          <w:tcPr>
+            <w:tcW w:w="2430" w:type="dxa"/>
+            <w:tcBorders>
+              <w:top w:val="single" w:sz="4" w:space="0" w:color="auto"/>
+              <w:bottom w:val="nil"/>
+            </w:tcBorders>
+          </w:tcPr>
+          <w:p>
+            <w:pPr>
+              <w:pStyle w:val="Table"/>
+              <w:rPr>
+                <w:sz w:val="4"/>
+                <w:szCs w:val="4"/>
+              </w:rPr>
+            </w:pPr>
+          </w:p>
+        </w:tc>
+        <w:tc>
+          <w:tcPr>
+            <w:tcW w:w="1800" w:type="dxa"/>
+            <w:gridSpan w:val="2"/>
+            <w:tcBorders>
+              <w:top w:val="single" w:sz="4" w:space="0" w:color="auto"/>
+              <w:bottom w:val="nil"/>
+            </w:tcBorders>
+          </w:tcPr>
+          <w:p>
+            <w:pPr>
+              <w:pStyle w:val="Table"/>
+              <w:rPr>
+                <w:sz w:val="4"/>
+                <w:szCs w:val="4"/>
+              </w:rPr>
+            </w:pPr>
+          </w:p>
+        </w:tc>
+        <w:tc>
+          <w:tcPr>
+            <w:tcW w:w="1890" w:type="dxa"/>
+            <w:gridSpan w:val="2"/>
+            <w:tcBorders>
+              <w:top w:val="single" w:sz="4" w:space="0" w:color="auto"/>
+              <w:bottom w:val="nil"/>
+            </w:tcBorders>
+          </w:tcPr>
+          <w:p>
+            <w:pPr>
+              <w:pStyle w:val="Table"/>
+              <w:rPr>
+                <w:sz w:val="4"/>
+                <w:szCs w:val="4"/>
+              </w:rPr>
+            </w:pPr>
+          </w:p>
+        </w:tc>
+        <w:tc>
+          <w:tcPr>
+            <w:tcW w:w="4410" w:type="dxa"/>
+            <w:gridSpan w:val="4"/>
+            <w:tcBorders>
+              <w:top w:val="single" w:sz="4" w:space="0" w:color="auto"/>
+              <w:bottom w:val="nil"/>
+            </w:tcBorders>
+          </w:tcPr>
+          <w:p>
+            <w:pPr>
+              <w:pStyle w:val="Table"/>
+              <w:rPr>
+                <w:sz w:val="4"/>
+                <w:szCs w:val="4"/>
+              </w:rPr>
+            </w:pPr>
+          </w:p>
+        </w:tc>
+      </w:tr>
+      <w:tr>
+        <w:tblPrEx>
+          <w:tblLook w:val="0000" w:firstRow="0" w:lastRow="0" w:firstColumn="0" w:lastColumn="0" w:noHBand="0" w:noVBand="0"/>
+        </w:tblPrEx>
+        <w:trPr>
           <w:trHeight w:val="360"/>
         </w:trPr>
-        <w:sdt>
-          <w:sdtPr>
-            <w:alias w:val="SupplierContractType"/>
-            <w:tag w:val="SupplierContractType"/>
-            <w:id w:val="-769395444"/>
-            <w:placeholder>
-              <w:docPart w:val="5BE8E52CDAAA46F08A705BDD678D256B"/>
-            </w:placeholder>
-            <w:showingPlcHdr/>
-            <w:text/>
-          </w:sdtPr>
-          <w:sdtEndPr/>
-          <w:sdtContent>
-            <w:tc>
-              <w:tcPr>
-                <w:tcW w:w="1710" w:type="dxa"/>
-              </w:tcPr>
-              <w:p>
-                <w:pPr>
-                  <w:pStyle w:val="Table"/>
-                  <w:jc w:val="center"/>
-                  <w:rPr>
-                    <w:szCs w:val="24"/>
-                  </w:rPr>
-                </w:pPr>
+        <w:tc>
+          <w:tcPr>
+            <w:tcW w:w="2430" w:type="dxa"/>
+            <w:tcBorders>
+              <w:top w:val="nil"/>
+              <w:bottom w:val="nil"/>
+            </w:tcBorders>
+          </w:tcPr>
+          <w:p>
+            <w:pPr>
+              <w:pStyle w:val="Table"/>
+              <w:jc w:val="center"/>
+            </w:pPr>
+            <w:sdt>
+              <w:sdtPr>
+                <w:alias w:val="SupplierContractType"/>
+                <w:tag w:val="SupplierContractType"/>
+                <w:id w:val="-769395444"/>
+                <w:placeholder>
+                  <w:docPart w:val="650D63D5E8EE41A4A4DB7D99A1A86B66"/>
+                </w:placeholder>
+                <w:showingPlcHdr/>
+                <w:text/>
+              </w:sdtPr>
+              <w:sdtEndPr/>
+              <w:sdtContent>
                 <w:r>
                   <w:rPr>
                     <w:sz w:val="20"/>
                   </w:rPr>
                   <w:t>SupplierContractType</w:t>
                 </w:r>
-              </w:p>
-            </w:tc>
-          </w:sdtContent>
-        </w:sdt>
+              </w:sdtContent>
+            </w:sdt>
+            <w:sdt>
+              <w:sdtPr>
+                <w:alias w:val="Marker-DataRow"/>
+                <w:tag w:val="Marker-DataRow"/>
+                <w:id w:val="838117000"/>
+                <w:placeholder>
+                  <w:docPart w:val="DefaultPlaceholder_-1854013440"/>
+                </w:placeholder>
+                <w:showingPlcHdr/>
+              </w:sdtPr>
+              <w:sdtEndPr/>
+              <w:sdtContent/>
+            </w:sdt>
+          </w:p>
+        </w:tc>
         <w:tc>
           <w:tcPr>
-            <w:tcW w:w="3150" w:type="dxa"/>
-            <w:gridSpan w:val="3"/>
+            <w:tcW w:w="1800" w:type="dxa"/>
+            <w:gridSpan w:val="2"/>
+            <w:tcBorders>
+              <w:top w:val="nil"/>
+              <w:bottom w:val="nil"/>
+            </w:tcBorders>
           </w:tcPr>
           <w:p>
             <w:pPr>
               <w:pStyle w:val="Table"/>
               <w:jc w:val="center"/>
-              <w:rPr>
-                <w:szCs w:val="24"/>
-              </w:rPr>
             </w:pPr>
             <w:sdt>
               <w:sdtPr>
@@ -1048,7 +1226,7 @@
                 <w:tag w:val="WBS"/>
                 <w:id w:val="1081789383"/>
                 <w:placeholder>
-                  <w:docPart w:val="9A53BED652CD4D7BBC32556FAED3C6E3"/>
+                  <w:docPart w:val="0C083C1E24AF40DF8C7BBD858E651F98"/>
                 </w:placeholder>
                 <w:showingPlcHdr/>
                 <w:text/>
@@ -1069,16 +1247,17 @@
         </w:tc>
         <w:tc>
           <w:tcPr>
-            <w:tcW w:w="2250" w:type="dxa"/>
+            <w:tcW w:w="1890" w:type="dxa"/>
             <w:gridSpan w:val="2"/>
+            <w:tcBorders>
+              <w:top w:val="nil"/>
+              <w:bottom w:val="nil"/>
+            </w:tcBorders>
           </w:tcPr>
           <w:p>
             <w:pPr>
               <w:pStyle w:val="Table"/>
               <w:jc w:val="center"/>
-              <w:rPr>
-                <w:szCs w:val="24"/>
-              </w:rPr>
             </w:pPr>
             <w:sdt>
               <w:sdtPr>
@@ -1086,7 +1265,7 @@
                 <w:tag w:val="CLIN"/>
                 <w:id w:val="1282920016"/>
                 <w:placeholder>
-                  <w:docPart w:val="FD4D378C578D42A9B0D39FAC433D0F29"/>
+                  <w:docPart w:val="960D99237C084AC7A5F3B97D76AA0295"/>
                 </w:placeholder>
                 <w:showingPlcHdr/>
                 <w:text/>
@@ -1105,15 +1284,17 @@
         </w:tc>
         <w:tc>
           <w:tcPr>
-            <w:tcW w:w="3600" w:type="dxa"/>
-            <w:gridSpan w:val="2"/>
+            <w:tcW w:w="4410" w:type="dxa"/>
+            <w:gridSpan w:val="4"/>
+            <w:tcBorders>
+              <w:top w:val="nil"/>
+              <w:bottom w:val="nil"/>
+            </w:tcBorders>
           </w:tcPr>
           <w:p>
             <w:pPr>
               <w:pStyle w:val="Table"/>
-              <w:rPr>
-                <w:szCs w:val="24"/>
-              </w:rPr>
+              <w:jc w:val="right"/>
             </w:pPr>
             <w:sdt>
               <w:sdtPr>
@@ -1125,7 +1306,7 @@
                 <w:tag w:val="Value"/>
                 <w:id w:val="160130736"/>
                 <w:placeholder>
-                  <w:docPart w:val="1F2A204213AD4A0DAEAFA428BB9EC33F"/>
+                  <w:docPart w:val="AA4B000B5F044625B216DDE768A270CA"/>
                 </w:placeholder>
                 <w:showingPlcHdr/>
                 <w:text/>
@@ -1144,56 +1325,78 @@
         </w:tc>
       </w:tr>
       <w:tr>
+        <w:tblPrEx>
+          <w:tblLook w:val="0000" w:firstRow="0" w:lastRow="0" w:firstColumn="0" w:lastColumn="0" w:noHBand="0" w:noVBand="0"/>
+        </w:tblPrEx>
         <w:trPr>
           <w:trHeight w:val="360"/>
         </w:trPr>
+        <w:sdt>
+          <w:sdtPr>
+            <w:alias w:val="Marker-SubtotalsRow"/>
+            <w:tag w:val="Marker-SubtotalsRow"/>
+            <w:id w:val="1506862351"/>
+            <w:placeholder>
+              <w:docPart w:val="DefaultPlaceholder_-1854013440"/>
+            </w:placeholder>
+            <w:showingPlcHdr/>
+          </w:sdtPr>
+          <w:sdtEndPr/>
+          <w:sdtContent>
+            <w:tc>
+              <w:tcPr>
+                <w:tcW w:w="2430" w:type="dxa"/>
+                <w:tcBorders>
+                  <w:top w:val="nil"/>
+                  <w:bottom w:val="nil"/>
+                </w:tcBorders>
+              </w:tcPr>
+              <w:p>
+                <w:pPr>
+                  <w:pStyle w:val="Table"/>
+                  <w:jc w:val="center"/>
+                </w:pPr>
+              </w:p>
+            </w:tc>
+          </w:sdtContent>
+        </w:sdt>
         <w:tc>
           <w:tcPr>
-            <w:tcW w:w="10710" w:type="dxa"/>
-            <w:gridSpan w:val="8"/>
-            <w:shd w:val="clear" w:color="auto" w:fill="C0C0C0"/>
-            <w:vAlign w:val="bottom"/>
+            <w:tcW w:w="1800" w:type="dxa"/>
+            <w:gridSpan w:val="2"/>
+            <w:tcBorders>
+              <w:top w:val="nil"/>
+              <w:bottom w:val="nil"/>
+            </w:tcBorders>
           </w:tcPr>
           <w:p>
             <w:pPr>
               <w:pStyle w:val="Table"/>
-              <w:rPr>
-                <w:szCs w:val="24"/>
-              </w:rPr>
+              <w:jc w:val="center"/>
             </w:pPr>
-            <w:r>
-              <w:rPr>
-                <w:b/>
-                <w:szCs w:val="24"/>
-              </w:rPr>
-              <w:t xml:space="preserve">(U) </w:t>
-            </w:r>
-            <w:r>
-              <w:rPr>
-                <w:szCs w:val="24"/>
-              </w:rPr>
-              <w:t>Task Description, Products / Services to be provided, including LM SOW/Specification Reference if applicable</w:t>
-            </w:r>
           </w:p>
         </w:tc>
         <w:tc>
           <w:tcPr>
-            <w:tcW w:w="1800" w:type="dxa"/>
+            <w:tcW w:w="1890" w:type="dxa"/>
+            <w:gridSpan w:val="2"/>
+            <w:tcBorders>
+              <w:top w:val="nil"/>
+              <w:bottom w:val="nil"/>
+            </w:tcBorders>
           </w:tcPr>
-          <w:p/>
-        </w:tc>
-        <w:tc>
-          <w:tcPr>
-            <w:tcW w:w="1800" w:type="dxa"/>
-          </w:tcPr>
-          <w:p>
+          <w:p>
+            <w:pPr>
+              <w:pStyle w:val="Table"/>
+              <w:jc w:val="center"/>
+            </w:pPr>
             <w:sdt>
               <w:sdtPr>
                 <w:alias w:val="CLIN"/>
                 <w:tag w:val="CLIN"/>
                 <w:id w:val="-2136398025"/>
                 <w:placeholder>
-                  <w:docPart w:val="7C96BE5B2BE941EE97EBCCA6B71893D0"/>
+                  <w:docPart w:val="CE29DF205FAD404FA992B54BCCAAF14F"/>
                 </w:placeholder>
                 <w:showingPlcHdr/>
                 <w:text/>
@@ -1212,22 +1415,307 @@
             </w:sdt>
           </w:p>
         </w:tc>
+        <w:tc>
+          <w:tcPr>
+            <w:tcW w:w="4410" w:type="dxa"/>
+            <w:gridSpan w:val="4"/>
+            <w:tcBorders>
+              <w:top w:val="nil"/>
+              <w:bottom w:val="nil"/>
+            </w:tcBorders>
+          </w:tcPr>
+          <w:p>
+            <w:pPr>
+              <w:pStyle w:val="Table"/>
+              <w:jc w:val="right"/>
+              <w:rPr>
+                <w:sz w:val="16"/>
+                <w:szCs w:val="16"/>
+              </w:rPr>
+            </w:pPr>
+            <w:sdt>
+              <w:sdtPr>
+                <w:rPr>
+                  <w:sz w:val="16"/>
+                  <w:szCs w:val="16"/>
+                </w:rPr>
+                <w:alias w:val="Value"/>
+                <w:tag w:val="Value"/>
+                <w:id w:val="2076547367"/>
+                <w:placeholder>
+                  <w:docPart w:val="2B0E99F1A0714AFAAAD2B967640AF6E6"/>
+                </w:placeholder>
+                <w:showingPlcHdr/>
+                <w:text/>
+              </w:sdtPr>
+              <w:sdtEndPr/>
+              <w:sdtContent>
+                <w:r>
+                  <w:rPr>
+                    <w:b/>
+                    <w:i/>
+                    <w:sz w:val="20"/>
+                  </w:rPr>
+                  <w:t>Value</w:t>
+                </w:r>
+              </w:sdtContent>
+            </w:sdt>
+          </w:p>
+          <w:p>
+            <w:pPr>
+              <w:pStyle w:val="Table"/>
+              <w:jc w:val="right"/>
+              <w:rPr>
+                <w:sz w:val="16"/>
+                <w:szCs w:val="16"/>
+              </w:rPr>
+            </w:pPr>
+            <w:r>
+              <w:rPr>
+                <w:sz w:val="20"/>
+              </w:rPr>
+              <w:pict w14:anchorId="67E0404C">
+                <v:rect id="_x0000_i1025" style="width:107.35pt;height:1.5pt" o:hralign="center" o:hrstd="t" o:hrnoshade="t" o:hr="t" fillcolor="#7f7f7f [1612]" stroked="f"/>
+              </w:pict>
+            </w:r>
+          </w:p>
+        </w:tc>
+      </w:tr>
+      <w:tr>
+        <w:tblPrEx>
+          <w:tblLook w:val="0000" w:firstRow="0" w:lastRow="0" w:firstColumn="0" w:lastColumn="0" w:noHBand="0" w:noVBand="0"/>
+        </w:tblPrEx>
+        <w:trPr>
+          <w:trHeight w:val="360"/>
+        </w:trPr>
+        <w:sdt>
+          <w:sdtPr>
+            <w:alias w:val="Marker-TotalsRow"/>
+            <w:tag w:val="Marker-TotalsRow"/>
+            <w:id w:val="-957183181"/>
+            <w:placeholder>
+              <w:docPart w:val="DefaultPlaceholder_-1854013440"/>
+            </w:placeholder>
+            <w:showingPlcHdr/>
+          </w:sdtPr>
+          <w:sdtEndPr/>
+          <w:sdtContent>
+            <w:tc>
+              <w:tcPr>
+                <w:tcW w:w="2430" w:type="dxa"/>
+                <w:tcBorders>
+                  <w:top w:val="nil"/>
+                  <w:bottom w:val="single" w:sz="4" w:space="0" w:color="auto"/>
+                </w:tcBorders>
+              </w:tcPr>
+              <w:p>
+                <w:pPr>
+                  <w:pStyle w:val="Table"/>
+                  <w:jc w:val="center"/>
+                </w:pPr>
+              </w:p>
+            </w:tc>
+          </w:sdtContent>
+        </w:sdt>
+        <w:tc>
+          <w:tcPr>
+            <w:tcW w:w="1800" w:type="dxa"/>
+            <w:gridSpan w:val="2"/>
+            <w:tcBorders>
+              <w:top w:val="nil"/>
+              <w:bottom w:val="single" w:sz="4" w:space="0" w:color="auto"/>
+            </w:tcBorders>
+          </w:tcPr>
+          <w:p>
+            <w:pPr>
+              <w:pStyle w:val="Table"/>
+              <w:jc w:val="center"/>
+            </w:pPr>
+          </w:p>
+        </w:tc>
+        <w:tc>
+          <w:tcPr>
+            <w:tcW w:w="1890" w:type="dxa"/>
+            <w:gridSpan w:val="2"/>
+            <w:tcBorders>
+              <w:top w:val="nil"/>
+              <w:bottom w:val="single" w:sz="4" w:space="0" w:color="auto"/>
+            </w:tcBorders>
+          </w:tcPr>
+          <w:p>
+            <w:pPr>
+              <w:pStyle w:val="Table"/>
+              <w:jc w:val="center"/>
+            </w:pPr>
+            <w:sdt>
+              <w:sdtPr>
+                <w:alias w:val="CLIN"/>
+                <w:tag w:val="CLIN"/>
+                <w:id w:val="-157774708"/>
+                <w:placeholder>
+                  <w:docPart w:val="E38DBD5D0C2F418096E3BED22BACBEBA"/>
+                </w:placeholder>
+                <w:showingPlcHdr/>
+                <w:text/>
+              </w:sdtPr>
+              <w:sdtEndPr/>
+              <w:sdtContent>
+                <w:r>
+                  <w:rPr>
+                    <w:b/>
+                    <w:sz w:val="20"/>
+                  </w:rPr>
+                  <w:t>CLIN</w:t>
+                </w:r>
+              </w:sdtContent>
+            </w:sdt>
+          </w:p>
+        </w:tc>
+        <w:tc>
+          <w:tcPr>
+            <w:tcW w:w="4410" w:type="dxa"/>
+            <w:gridSpan w:val="4"/>
+            <w:tcBorders>
+              <w:top w:val="nil"/>
+              <w:bottom w:val="single" w:sz="4" w:space="0" w:color="auto"/>
+            </w:tcBorders>
+          </w:tcPr>
+          <w:p>
+            <w:pPr>
+              <w:pStyle w:val="Table"/>
+              <w:jc w:val="right"/>
+              <w:rPr>
+                <w:sz w:val="16"/>
+                <w:szCs w:val="16"/>
+              </w:rPr>
+            </w:pPr>
+            <w:sdt>
+              <w:sdtPr>
+                <w:rPr>
+                  <w:sz w:val="16"/>
+                  <w:szCs w:val="16"/>
+                </w:rPr>
+                <w:alias w:val="Value"/>
+                <w:tag w:val="Value"/>
+                <w:id w:val="1035470490"/>
+                <w:placeholder>
+                  <w:docPart w:val="97259849AFB349A3B09A844EE4C5B466"/>
+                </w:placeholder>
+                <w:showingPlcHdr/>
+                <w:text/>
+              </w:sdtPr>
+              <w:sdtEndPr/>
+              <w:sdtContent>
+                <w:r>
+                  <w:rPr>
+                    <w:b/>
+                    <w:sz w:val="20"/>
+                  </w:rPr>
+                  <w:t>Value</w:t>
+                </w:r>
+              </w:sdtContent>
+            </w:sdt>
+          </w:p>
+        </w:tc>
       </w:tr>
       <w:tr>
         <w:trPr>
-          <w:trHeight w:val="1241"/>
+          <w:trHeight w:val="360"/>
         </w:trPr>
         <w:tc>
           <w:tcPr>
-            <w:tcW w:w="10710" w:type="dxa"/>
-            <w:gridSpan w:val="8"/>
+            <w:tcW w:w="10530" w:type="dxa"/>
+            <w:gridSpan w:val="9"/>
+            <w:tcBorders>
+              <w:top w:val="single" w:sz="4" w:space="0" w:color="auto"/>
+            </w:tcBorders>
+            <w:shd w:val="clear" w:color="auto" w:fill="C0C0C0"/>
+            <w:vAlign w:val="bottom"/>
           </w:tcPr>
           <w:p>
             <w:pPr>
               <w:pStyle w:val="Table"/>
               <w:rPr>
-                <w:szCs w:val="24"/>
-              </w:rPr>
+                <w:sz w:val="20"/>
+              </w:rPr>
+            </w:pPr>
+            <w:r>
+              <w:rPr>
+                <w:b/>
+                <w:bCs/>
+                <w:sz w:val="20"/>
+              </w:rPr>
+              <w:t>(U)</w:t>
+            </w:r>
+            <w:r>
+              <w:rPr>
+                <w:sz w:val="20"/>
+              </w:rPr>
+              <w:t xml:space="preserve"> </w:t>
+            </w:r>
+            <w:r>
+              <w:rPr>
+                <w:sz w:val="20"/>
+              </w:rPr>
+              <w:t>Task Description,</w:t>
+            </w:r>
+            <w:r>
+              <w:rPr>
+                <w:sz w:val="20"/>
+              </w:rPr>
+              <w:t xml:space="preserve"> </w:t>
+            </w:r>
+            <w:r>
+              <w:rPr>
+                <w:sz w:val="20"/>
+              </w:rPr>
+              <w:t xml:space="preserve">Products / Services to be provided, </w:t>
+            </w:r>
+            <w:r>
+              <w:rPr>
+                <w:sz w:val="20"/>
+              </w:rPr>
+              <w:t xml:space="preserve">including </w:t>
+            </w:r>
+            <w:r>
+              <w:rPr>
+                <w:sz w:val="20"/>
+              </w:rPr>
+              <w:t>LM SOW</w:t>
+            </w:r>
+            <w:r>
+              <w:rPr>
+                <w:sz w:val="20"/>
+              </w:rPr>
+              <w:t>/Specification</w:t>
+            </w:r>
+            <w:r>
+              <w:rPr>
+                <w:sz w:val="20"/>
+              </w:rPr>
+              <w:t xml:space="preserve"> </w:t>
+            </w:r>
+            <w:r>
+              <w:rPr>
+                <w:sz w:val="20"/>
+              </w:rPr>
+              <w:t xml:space="preserve">Reference if applicable </w:t>
+            </w:r>
+          </w:p>
+        </w:tc>
+      </w:tr>
+      <w:tr>
+        <w:trPr>
+          <w:trHeight w:val="360"/>
+        </w:trPr>
+        <w:tc>
+          <w:tcPr>
+            <w:tcW w:w="10530" w:type="dxa"/>
+            <w:gridSpan w:val="9"/>
+          </w:tcPr>
+          <w:p>
+            <w:pPr>
+              <w:pStyle w:val="Table"/>
             </w:pPr>
             <w:sdt>
               <w:sdtPr>
@@ -1235,7 +1723,7 @@
                 <w:tag w:val="TaskDescription"/>
                 <w:id w:val="-957258787"/>
                 <w:placeholder>
-                  <w:docPart w:val="55029618FE2744B287A1B3E20F4B81B9"/>
+                  <w:docPart w:val="2BCD6F010600463D8BE0146C14CF16D7"/>
                 </w:placeholder>
                 <w:showingPlcHdr/>
                 <w:text/>
@@ -1254,24 +1742,582 @@
             </w:sdt>
           </w:p>
         </w:tc>
+      </w:tr>
+      <w:tr>
+        <w:tblPrEx>
+          <w:tblLook w:val="0000" w:firstRow="0" w:lastRow="0" w:firstColumn="0" w:lastColumn="0" w:noHBand="0" w:noVBand="0"/>
+        </w:tblPrEx>
+        <w:trPr>
+          <w:trHeight w:val="360"/>
+        </w:trPr>
         <w:tc>
           <w:tcPr>
-            <w:tcW w:w="1800" w:type="dxa"/>
+            <w:tcW w:w="10530" w:type="dxa"/>
+            <w:gridSpan w:val="9"/>
+            <w:shd w:val="clear" w:color="auto" w:fill="C0C0C0"/>
+            <w:vAlign w:val="center"/>
           </w:tcPr>
-          <w:p/>
+          <w:p>
+            <w:pPr>
+              <w:pStyle w:val="Table"/>
+              <w:jc w:val="center"/>
+              <w:rPr>
+                <w:sz w:val="20"/>
+              </w:rPr>
+            </w:pPr>
+            <w:r>
+              <w:rPr>
+                <w:b/>
+                <w:bCs/>
+                <w:sz w:val="20"/>
+              </w:rPr>
+              <w:t>(U)</w:t>
+            </w:r>
+            <w:r>
+              <w:rPr>
+                <w:sz w:val="20"/>
+              </w:rPr>
+              <w:t xml:space="preserve"> </w:t>
+            </w:r>
+            <w:r>
+              <w:rPr>
+                <w:sz w:val="20"/>
+              </w:rPr>
+              <w:t xml:space="preserve">Expected Certified Cost or Pricing </w:t>
+            </w:r>
+          </w:p>
+          <w:p>
+            <w:pPr>
+              <w:pStyle w:val="Table"/>
+              <w:jc w:val="center"/>
+              <w:rPr>
+                <w:sz w:val="20"/>
+              </w:rPr>
+            </w:pPr>
+            <w:r>
+              <w:rPr>
+                <w:sz w:val="20"/>
+              </w:rPr>
+              <w:t xml:space="preserve">Data (CCoPD) Applicability </w:t>
+            </w:r>
+          </w:p>
         </w:tc>
+      </w:tr>
+      <w:tr>
+        <w:tblPrEx>
+          <w:tblLook w:val="0000" w:firstRow="0" w:lastRow="0" w:firstColumn="0" w:lastColumn="0" w:noHBand="0" w:noVBand="0"/>
+        </w:tblPrEx>
+        <w:trPr>
+          <w:trHeight w:val="360"/>
+        </w:trPr>
         <w:tc>
           <w:tcPr>
-            <w:tcW w:w="1800" w:type="dxa"/>
+            <w:tcW w:w="10530" w:type="dxa"/>
+            <w:gridSpan w:val="9"/>
           </w:tcPr>
           <w:p>
+            <w:pPr>
+              <w:pStyle w:val="Table"/>
+              <w:rPr>
+                <w:sz w:val="20"/>
+              </w:rPr>
+            </w:pPr>
+            <w:r>
+              <w:rPr>
+                <w:sz w:val="20"/>
+              </w:rPr>
+              <w:t xml:space="preserve">  </w:t>
+            </w:r>
+            <w:r>
+              <w:rPr>
+                <w:sz w:val="20"/>
+              </w:rPr>
+              <w:t xml:space="preserve">     </w:t>
+            </w:r>
+          </w:p>
+          <w:p>
+            <w:pPr>
+              <w:pStyle w:val="Table"/>
+              <w:rPr>
+                <w:sz w:val="20"/>
+              </w:rPr>
+            </w:pPr>
+            <w:r>
+              <w:rPr>
+                <w:sz w:val="20"/>
+              </w:rPr>
+              <w:fldChar w:fldCharType="begin">
+                <w:ffData>
+                  <w:name w:val="ccopd"/>
+                  <w:enabled/>
+                  <w:calcOnExit w:val="0"/>
+                  <w:checkBox>
+                    <w:sizeAuto/>
+                    <w:default w:val="1"/>
+                  </w:checkBox>
+                </w:ffData>
+              </w:fldChar>
+            </w:r>
+            <w:bookmarkStart w:id="0" w:name="ccopd"/>
+            <w:r>
+              <w:rPr>
+                <w:sz w:val="20"/>
+              </w:rPr>
+              <w:instrText xml:space="preserve"> FORMCHECKBOX </w:instrText>
+            </w:r>
+            <w:r>
+              <w:rPr>
+                <w:sz w:val="20"/>
+              </w:rPr>
+            </w:r>
+            <w:r>
+              <w:rPr>
+                <w:sz w:val="20"/>
+              </w:rPr>
+              <w:fldChar w:fldCharType="separate"/>
+            </w:r>
+            <w:r>
+              <w:rPr>
+                <w:sz w:val="20"/>
+              </w:rPr>
+              <w:fldChar w:fldCharType="end"/>
+            </w:r>
+            <w:bookmarkEnd w:id="0"/>
+            <w:r>
+              <w:rPr>
+                <w:sz w:val="20"/>
+              </w:rPr>
+              <w:t xml:space="preserve">    CCoPD applies</w:t>
+            </w:r>
+          </w:p>
+          <w:p>
+            <w:pPr>
+              <w:pStyle w:val="Table"/>
+              <w:numPr>
+                <w:ilvl w:val="0"/>
+                <w:numId w:val="38"/>
+              </w:numPr>
+              <w:rPr>
+                <w:sz w:val="20"/>
+              </w:rPr>
+            </w:pPr>
+            <w:r>
+              <w:rPr>
+                <w:sz w:val="20"/>
+              </w:rPr>
+              <w:t>If Supplier CCoPD applies, proposal received if &gt;</w:t>
+            </w:r>
+            <w:r>
+              <w:rPr>
+                <w:sz w:val="20"/>
+              </w:rPr>
+              <w:t xml:space="preserve">$15M or ≥ CCoPD Threshold AND &gt;10% of the LM Proposal </w:t>
+            </w:r>
+          </w:p>
+          <w:p>
+            <w:pPr>
+              <w:pStyle w:val="Table"/>
+              <w:ind w:left="720"/>
+              <w:rPr>
+                <w:sz w:val="20"/>
+              </w:rPr>
+            </w:pPr>
+            <w:r>
+              <w:rPr>
+                <w:sz w:val="20"/>
+              </w:rPr>
+              <w:fldChar w:fldCharType="begin">
+                <w:ffData>
+                  <w:name w:val="ccopd_yes"/>
+                  <w:enabled/>
+                  <w:calcOnExit w:val="0"/>
+                  <w:checkBox>
+                    <w:sizeAuto/>
+                    <w:default w:val="1"/>
+                  </w:checkBox>
+                </w:ffData>
+              </w:fldChar>
+            </w:r>
+            <w:bookmarkStart w:id="1" w:name="ccopd_yes"/>
+            <w:r>
+              <w:rPr>
+                <w:sz w:val="20"/>
+              </w:rPr>
+              <w:instrText xml:space="preserve"> FORMCHECKBOX </w:instrText>
+            </w:r>
+            <w:r>
+              <w:rPr>
+                <w:sz w:val="20"/>
+              </w:rPr>
+            </w:r>
+            <w:r>
+              <w:rPr>
+                <w:sz w:val="20"/>
+              </w:rPr>
+              <w:fldChar w:fldCharType="separate"/>
+            </w:r>
+            <w:r>
+              <w:rPr>
+                <w:sz w:val="20"/>
+              </w:rPr>
+              <w:fldChar w:fldCharType="end"/>
+            </w:r>
+            <w:bookmarkEnd w:id="1"/>
+            <w:r>
+              <w:rPr>
+                <w:sz w:val="20"/>
+              </w:rPr>
+              <w:t xml:space="preserve">Yes </w:t>
+            </w:r>
+            <w:r>
+              <w:rPr>
+                <w:sz w:val="20"/>
+              </w:rPr>
+              <w:fldChar w:fldCharType="begin">
+                <w:ffData>
+                  <w:name w:val="ccopd_no"/>
+                  <w:enabled/>
+                  <w:calcOnExit w:val="0"/>
+                  <w:checkBox>
+                    <w:sizeAuto/>
+                    <w:default w:val="1"/>
+                  </w:checkBox>
+                </w:ffData>
+              </w:fldChar>
+            </w:r>
+            <w:bookmarkStart w:id="2" w:name="ccopd_no"/>
+            <w:r>
+              <w:rPr>
+                <w:sz w:val="20"/>
+              </w:rPr>
+              <w:instrText xml:space="preserve"> FORMCHECKBOX </w:instrText>
+            </w:r>
+            <w:r>
+              <w:rPr>
+                <w:sz w:val="20"/>
+              </w:rPr>
+            </w:r>
+            <w:r>
+              <w:rPr>
+                <w:sz w:val="20"/>
+              </w:rPr>
+              <w:fldChar w:fldCharType="separate"/>
+            </w:r>
+            <w:r>
+              <w:rPr>
+                <w:sz w:val="20"/>
+              </w:rPr>
+              <w:fldChar w:fldCharType="end"/>
+            </w:r>
+            <w:bookmarkEnd w:id="2"/>
+            <w:r>
+              <w:rPr>
+                <w:sz w:val="20"/>
+              </w:rPr>
+              <w:t xml:space="preserve">No </w:t>
+            </w:r>
+            <w:r>
+              <w:rPr>
+                <w:sz w:val="20"/>
+              </w:rPr>
+              <w:fldChar w:fldCharType="begin">
+                <w:ffData>
+                  <w:name w:val="ccopd_na"/>
+                  <w:enabled/>
+                  <w:calcOnExit w:val="0"/>
+                  <w:checkBox>
+                    <w:sizeAuto/>
+                    <w:default w:val="1"/>
+                  </w:checkBox>
+                </w:ffData>
+              </w:fldChar>
+            </w:r>
+            <w:bookmarkStart w:id="3" w:name="ccopd_na"/>
+            <w:r>
+              <w:rPr>
+                <w:sz w:val="20"/>
+              </w:rPr>
+              <w:instrText xml:space="preserve"> FORMCHECKBOX </w:instrText>
+            </w:r>
+            <w:r>
+              <w:rPr>
+                <w:sz w:val="20"/>
+              </w:rPr>
+            </w:r>
+            <w:r>
+              <w:rPr>
+                <w:sz w:val="20"/>
+              </w:rPr>
+              <w:fldChar w:fldCharType="separate"/>
+            </w:r>
+            <w:r>
+              <w:rPr>
+                <w:sz w:val="20"/>
+              </w:rPr>
+              <w:fldChar w:fldCharType="end"/>
+            </w:r>
+            <w:bookmarkEnd w:id="3"/>
+            <w:r>
+              <w:rPr>
+                <w:sz w:val="20"/>
+              </w:rPr>
+              <w:t>N/A</w:t>
+            </w:r>
+          </w:p>
+          <w:p>
+            <w:pPr>
+              <w:pStyle w:val="Table"/>
+              <w:rPr>
+                <w:sz w:val="20"/>
+              </w:rPr>
+            </w:pPr>
+            <w:r>
+              <w:rPr>
+                <w:sz w:val="20"/>
+              </w:rPr>
+              <w:fldChar w:fldCharType="begin">
+                <w:ffData>
+                  <w:name w:val="ccopd_commercial"/>
+                  <w:enabled/>
+                  <w:calcOnExit w:val="0"/>
+                  <w:checkBox>
+                    <w:sizeAuto/>
+                    <w:default w:val="1"/>
+                  </w:checkBox>
+                </w:ffData>
+              </w:fldChar>
+            </w:r>
+            <w:bookmarkStart w:id="4" w:name="ccopd_commercial"/>
+            <w:r>
+              <w:rPr>
+                <w:sz w:val="20"/>
+              </w:rPr>
+              <w:instrText xml:space="preserve"> FORMCHECKBOX </w:instrText>
+            </w:r>
+            <w:r>
+              <w:rPr>
+                <w:sz w:val="20"/>
+              </w:rPr>
+            </w:r>
+            <w:r>
+              <w:rPr>
+                <w:sz w:val="20"/>
+              </w:rPr>
+              <w:fldChar w:fldCharType="separate"/>
+            </w:r>
+            <w:r>
+              <w:rPr>
+                <w:sz w:val="20"/>
+              </w:rPr>
+              <w:fldChar w:fldCharType="end"/>
+            </w:r>
+            <w:bookmarkEnd w:id="4"/>
+            <w:r>
+              <w:rPr>
+                <w:sz w:val="20"/>
+              </w:rPr>
+              <w:t xml:space="preserve">    Commercial Item </w:t>
+            </w:r>
+          </w:p>
+          <w:p>
+            <w:pPr>
+              <w:pStyle w:val="Table"/>
+              <w:rPr>
+                <w:sz w:val="20"/>
+              </w:rPr>
+            </w:pPr>
+            <w:r>
+              <w:rPr>
+                <w:sz w:val="20"/>
+              </w:rPr>
+              <w:t xml:space="preserve">       Exception applies</w:t>
+            </w:r>
+          </w:p>
+          <w:p>
+            <w:pPr>
+              <w:pStyle w:val="Table"/>
+              <w:rPr>
+                <w:sz w:val="20"/>
+              </w:rPr>
+            </w:pPr>
+            <w:r>
+              <w:rPr>
+                <w:sz w:val="20"/>
+              </w:rPr>
+              <w:fldChar w:fldCharType="begin">
+                <w:ffData>
+                  <w:name w:val="ccopd_competition"/>
+                  <w:enabled/>
+                  <w:calcOnExit w:val="0"/>
+                  <w:checkBox>
+                    <w:sizeAuto/>
+                    <w:default w:val="1"/>
+                  </w:checkBox>
+                </w:ffData>
+              </w:fldChar>
+            </w:r>
+            <w:bookmarkStart w:id="5" w:name="ccopd_competition"/>
+            <w:r>
+              <w:rPr>
+                <w:sz w:val="20"/>
+              </w:rPr>
+              <w:instrText xml:space="preserve"> FORMCHECKBOX </w:instrText>
+            </w:r>
+            <w:r>
+              <w:rPr>
+                <w:sz w:val="20"/>
+              </w:rPr>
+            </w:r>
+            <w:r>
+              <w:rPr>
+                <w:sz w:val="20"/>
+              </w:rPr>
+              <w:fldChar w:fldCharType="separate"/>
+            </w:r>
+            <w:r>
+              <w:rPr>
+                <w:sz w:val="20"/>
+              </w:rPr>
+              <w:fldChar w:fldCharType="end"/>
+            </w:r>
+            <w:bookmarkEnd w:id="5"/>
+            <w:r>
+              <w:rPr>
+                <w:sz w:val="20"/>
+              </w:rPr>
+              <w:t xml:space="preserve">    Competition Exception applies</w:t>
+            </w:r>
+          </w:p>
+          <w:p>
+            <w:pPr>
+              <w:pStyle w:val="Table"/>
+              <w:rPr>
+                <w:sz w:val="20"/>
+              </w:rPr>
+            </w:pPr>
+            <w:r>
+              <w:rPr>
+                <w:sz w:val="20"/>
+              </w:rPr>
+              <w:fldChar w:fldCharType="begin">
+                <w:ffData>
+                  <w:name w:val="CCoPD_Threshold"/>
+                  <w:enabled/>
+                  <w:calcOnExit w:val="0"/>
+                  <w:checkBox>
+                    <w:sizeAuto/>
+                    <w:default w:val="1"/>
+                  </w:checkBox>
+                </w:ffData>
+              </w:fldChar>
+            </w:r>
+            <w:bookmarkStart w:id="6" w:name="CCoPD_Threshold"/>
+            <w:r>
+              <w:rPr>
+                <w:sz w:val="20"/>
+              </w:rPr>
+              <w:instrText xml:space="preserve"> FORMCHECKBOX </w:instrText>
+            </w:r>
+            <w:r>
+              <w:rPr>
+                <w:sz w:val="20"/>
+              </w:rPr>
+            </w:r>
+            <w:r>
+              <w:rPr>
+                <w:sz w:val="20"/>
+              </w:rPr>
+              <w:fldChar w:fldCharType="separate"/>
+            </w:r>
+            <w:r>
+              <w:rPr>
+                <w:sz w:val="20"/>
+              </w:rPr>
+              <w:fldChar w:fldCharType="end"/>
+            </w:r>
+            <w:bookmarkEnd w:id="6"/>
+            <w:r>
+              <w:rPr>
+                <w:sz w:val="20"/>
+              </w:rPr>
+              <w:t xml:space="preserve">    &lt; CCoPD Threshold Exception applies</w:t>
+            </w:r>
+          </w:p>
+          <w:p>
+            <w:pPr>
+              <w:pStyle w:val="Table"/>
+              <w:rPr>
+                <w:sz w:val="20"/>
+              </w:rPr>
+            </w:pPr>
+            <w:r>
+              <w:rPr>
+                <w:sz w:val="20"/>
+              </w:rPr>
+              <w:fldChar w:fldCharType="begin">
+                <w:ffData>
+                  <w:name w:val="ccopd_other"/>
+                  <w:enabled/>
+                  <w:calcOnExit w:val="0"/>
+                  <w:checkBox>
+                    <w:sizeAuto/>
+                    <w:default w:val="1"/>
+                  </w:checkBox>
+                </w:ffData>
+              </w:fldChar>
+            </w:r>
+            <w:bookmarkStart w:id="7" w:name="ccopd_other"/>
+            <w:r>
+              <w:rPr>
+                <w:sz w:val="20"/>
+              </w:rPr>
+              <w:instrText xml:space="preserve"> FORMCHECKBOX </w:instrText>
+            </w:r>
+            <w:r>
+              <w:rPr>
+                <w:sz w:val="20"/>
+              </w:rPr>
+            </w:r>
+            <w:r>
+              <w:rPr>
+                <w:sz w:val="20"/>
+              </w:rPr>
+              <w:fldChar w:fldCharType="separate"/>
+            </w:r>
+            <w:r>
+              <w:rPr>
+                <w:sz w:val="20"/>
+              </w:rPr>
+              <w:fldChar w:fldCharType="end"/>
+            </w:r>
+            <w:bookmarkEnd w:id="7"/>
+            <w:r>
+              <w:rPr>
+                <w:sz w:val="20"/>
+              </w:rPr>
+              <w:t xml:space="preserve">    Other Exception applies  (explain)</w:t>
+            </w:r>
+            <w:r>
+              <w:rPr>
+                <w:sz w:val="20"/>
+              </w:rPr>
+              <w:br/>
+            </w:r>
+          </w:p>
+          <w:p>
+            <w:pPr>
+              <w:pStyle w:val="Table"/>
+            </w:pPr>
             <w:sdt>
               <w:sdtPr>
-                <w:alias w:val="CLIN"/>
-                <w:tag w:val="CLIN"/>
-                <w:id w:val="-157774708"/>
+                <w:rPr>
+                  <w:sz w:val="20"/>
+                </w:rPr>
+                <w:alias w:val="ccopd_other_text"/>
+                <w:tag w:val="ccopd_other_text"/>
+                <w:id w:val="950670540"/>
                 <w:placeholder>
-                  <w:docPart w:val="162023264A494EF7935F992C01BA9922"/>
+                  <w:docPart w:val="5F1E69B4ABE343E7B3A4886CE0A3B8E6"/>
                 </w:placeholder>
                 <w:showingPlcHdr/>
                 <w:text/>
@@ -1280,1345 +2326,88 @@
               <w:sdtContent>
                 <w:r>
                   <w:rPr>
-                    <w:b/>
+                    <w:rStyle w:val="PlaceholderText"/>
+                    <w:color w:val="auto"/>
                     <w:sz w:val="20"/>
+                    <w:u w:val="single"/>
                   </w:rPr>
-                  <w:t>CLIN</w:t>
+                  <w:t>Other_text</w:t>
                 </w:r>
               </w:sdtContent>
             </w:sdt>
+            <w:r>
+              <w:rPr>
+                <w:sz w:val="20"/>
+              </w:rPr>
+              <w:t xml:space="preserve"> </w:t>
+            </w:r>
           </w:p>
         </w:tc>
       </w:tr>
       <w:tr>
         <w:trPr>
-          <w:gridAfter w:val="2"/>
-          <w:wAfter w:w="3600" w:type="dxa"/>
           <w:trHeight w:val="360"/>
         </w:trPr>
         <w:tc>
           <w:tcPr>
-            <w:tcW w:w="10710" w:type="dxa"/>
-            <w:gridSpan w:val="8"/>
+            <w:tcW w:w="10530" w:type="dxa"/>
+            <w:gridSpan w:val="9"/>
             <w:shd w:val="clear" w:color="auto" w:fill="C0C0C0"/>
             <w:vAlign w:val="bottom"/>
           </w:tcPr>
           <w:p>
             <w:pPr>
               <w:pStyle w:val="Table"/>
-              <w:jc w:val="center"/>
-              <w:rPr>
-                <w:szCs w:val="24"/>
+              <w:rPr>
+                <w:sz w:val="20"/>
               </w:rPr>
             </w:pPr>
             <w:r>
               <w:rPr>
                 <w:b/>
-                <w:szCs w:val="24"/>
-              </w:rPr>
-              <w:t xml:space="preserve">(U) </w:t>
-            </w:r>
-            <w:r>
-              <w:rPr>
-                <w:szCs w:val="24"/>
-              </w:rPr>
-              <w:t>Expected Certified Cost or Pricing</w:t>
-            </w:r>
-          </w:p>
-          <w:p>
-            <w:pPr>
-              <w:pStyle w:val="Table"/>
-              <w:jc w:val="center"/>
-              <w:rPr>
-                <w:szCs w:val="24"/>
-              </w:rPr>
-            </w:pPr>
-            <w:r>
-              <w:rPr>
-                <w:szCs w:val="24"/>
-              </w:rPr>
-              <w:t>Data (</w:t>
-            </w:r>
-            <w:proofErr w:type="spellStart"/>
-            <w:r>
-              <w:rPr>
-                <w:szCs w:val="24"/>
-              </w:rPr>
-              <w:t>CCoPD</w:t>
-            </w:r>
-            <w:proofErr w:type="spellEnd"/>
-            <w:r>
-              <w:rPr>
-                <w:szCs w:val="24"/>
-              </w:rPr>
-              <w:t>) Applicability</w:t>
+                <w:bCs/>
+                <w:sz w:val="20"/>
+              </w:rPr>
+              <w:t>(U)</w:t>
+            </w:r>
+            <w:r>
+              <w:rPr>
+                <w:sz w:val="20"/>
+              </w:rPr>
+              <w:t xml:space="preserve"> </w:t>
+            </w:r>
+            <w:r>
+              <w:rPr>
+                <w:sz w:val="20"/>
+              </w:rPr>
+              <w:t xml:space="preserve">Basis of </w:t>
+            </w:r>
+            <w:r>
+              <w:rPr>
+                <w:sz w:val="20"/>
+              </w:rPr>
+              <w:t xml:space="preserve">and Rationale for </w:t>
+            </w:r>
+            <w:r>
+              <w:rPr>
+                <w:sz w:val="20"/>
+              </w:rPr>
+              <w:t>LM Proposed Value for Procurement</w:t>
             </w:r>
           </w:p>
         </w:tc>
       </w:tr>
       <w:tr>
         <w:trPr>
-          <w:gridAfter w:val="2"/>
-          <w:wAfter w:w="3600" w:type="dxa"/>
-          <w:trHeight w:val="360"/>
-        </w:trPr>
-        <w:tc>
-          <w:tcPr>
-            <w:tcW w:w="10710" w:type="dxa"/>
-            <w:gridSpan w:val="8"/>
-            <w:shd w:val="clear" w:color="auto" w:fill="auto"/>
-            <w:vAlign w:val="bottom"/>
-          </w:tcPr>
-          <w:p>
-            <w:pPr>
-              <w:pStyle w:val="Table"/>
-              <w:rPr>
-                <w:szCs w:val="24"/>
-              </w:rPr>
-            </w:pPr>
-            <w:r>
-              <w:rPr>
-                <w:noProof/>
-                <w:szCs w:val="24"/>
-              </w:rPr>
-              <mc:AlternateContent>
-                <mc:Choice Requires="wps">
-                  <w:drawing>
-                    <wp:anchor distT="0" distB="0" distL="114300" distR="114300" simplePos="0" relativeHeight="251666432" behindDoc="0" locked="0" layoutInCell="1" allowOverlap="1" wp14:anchorId="3D8ACDE1" wp14:editId="110913B9">
-                      <wp:simplePos x="0" y="0"/>
-                      <wp:positionH relativeFrom="column">
-                        <wp:posOffset>2527300</wp:posOffset>
-                      </wp:positionH>
-                      <wp:positionV relativeFrom="paragraph">
-                        <wp:posOffset>6648450</wp:posOffset>
-                      </wp:positionV>
-                      <wp:extent cx="387350" cy="323850"/>
-                      <wp:effectExtent l="3175" t="0" r="0" b="0"/>
-                      <wp:wrapNone/>
-                      <wp:docPr id="3" name="Rectangle 3"/>
-                      <wp:cNvGraphicFramePr>
-                        <a:graphicFrameLocks xmlns:a="http://schemas.openxmlformats.org/drawingml/2006/main"/>
-                      </wp:cNvGraphicFramePr>
-                      <a:graphic xmlns:a="http://schemas.openxmlformats.org/drawingml/2006/main">
-                        <a:graphicData uri="http://schemas.microsoft.com/office/word/2010/wordprocessingShape">
-                          <wps:wsp>
-                            <wps:cNvSpPr>
-                              <a:spLocks noRot="1" noChangeArrowheads="1" noChangeShapeType="1"/>
-                            </wps:cNvSpPr>
-                            <wps:spPr bwMode="auto">
-                              <a:xfrm>
-                                <a:off x="0" y="0"/>
-                                <a:ext cx="387350" cy="323850"/>
-                              </a:xfrm>
-                              <a:prstGeom prst="rect">
-                                <a:avLst/>
-                              </a:prstGeom>
-                              <a:noFill/>
-                              <a:ln>
-                                <a:noFill/>
-                              </a:ln>
-                              <a:extLst>
-                                <a:ext uri="{909E8E84-426E-40DD-AFC4-6F175D3DCCD1}">
-                                  <a14:hiddenFill xmlns:a14="http://schemas.microsoft.com/office/drawing/2010/main">
-                                    <a:solidFill>
-                                      <a:srgbClr val="FFFFFF"/>
-                                    </a:solidFill>
-                                  </a14:hiddenFill>
-                                </a:ext>
-                                <a:ext uri="{91240B29-F687-4F45-9708-019B960494DF}">
-                                  <a14:hiddenLine xmlns:a14="http://schemas.microsoft.com/office/drawing/2010/main" w="9525">
-                                    <a:solidFill>
-                                      <a:srgbClr val="000000"/>
-                                    </a:solidFill>
-                                    <a:miter lim="800000"/>
-                                    <a:headEnd/>
-                                    <a:tailEnd/>
-                                  </a14:hiddenLine>
-                                </a:ext>
-                              </a:extLst>
-                            </wps:spPr>
-                            <wps:txbx>
-                              <w:txbxContent>
-                                <w:p>
-                                  <w:r>
-                                    <w:t>N/A</w:t>
-                                  </w:r>
-                                </w:p>
-                              </w:txbxContent>
-                            </wps:txbx>
-                            <wps:bodyPr rot="0" vert="horz" wrap="square" lIns="91440" tIns="45720" rIns="91440" bIns="45720" anchor="t" anchorCtr="0" upright="1">
-                              <a:noAutofit/>
-                            </wps:bodyPr>
-                          </wps:wsp>
-                        </a:graphicData>
-                      </a:graphic>
-                      <wp14:sizeRelH relativeFrom="page">
-                        <wp14:pctWidth>0</wp14:pctWidth>
-                      </wp14:sizeRelH>
-                      <wp14:sizeRelV relativeFrom="page">
-                        <wp14:pctHeight>0</wp14:pctHeight>
-                      </wp14:sizeRelV>
-                    </wp:anchor>
-                  </w:drawing>
-                </mc:Choice>
-                <mc:Fallback>
-                  <w:pict>
-                    <v:rect w14:anchorId="3D8ACDE1" id="Rectangle 3" o:spid="_x0000_s1026" style="position:absolute;margin-left:199pt;margin-top:523.5pt;width:30.5pt;height:25.5pt;z-index:251666432;visibility:visible;mso-wrap-style:square;mso-width-percent:0;mso-height-percent:0;mso-wrap-distance-left:9pt;mso-wrap-distance-top:0;mso-wrap-distance-right:9pt;mso-wrap-distance-bottom:0;mso-position-horizontal:absolute;mso-position-horizontal-relative:text;mso-position-vertical:absolute;mso-position-vertical-relative:text;mso-width-percent:0;mso-height-percent:0;mso-width-relative:page;mso-height-relative:page;v-text-anchor:top" o:gfxdata="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" filled="f" stroked="f">
-                      <o:lock v:ext="edit" rotation="t" shapetype="t"/>
-                      <v:textbox>
-                        <w:txbxContent>
-                          <w:p>
-                            <w:r>
-                              <w:t>N/A</w:t>
-                            </w:r>
-                          </w:p>
-                        </w:txbxContent>
-                      </v:textbox>
-                    </v:rect>
-                  </w:pict>
-                </mc:Fallback>
-              </mc:AlternateContent>
-            </w:r>
-            <w:r>
-              <w:rPr>
-                <w:noProof/>
-                <w:szCs w:val="24"/>
-              </w:rPr>
-              <mc:AlternateContent>
-                <mc:Choice Requires="wps">
-                  <w:drawing>
-                    <wp:anchor distT="0" distB="0" distL="114300" distR="114300" simplePos="0" relativeHeight="251665408" behindDoc="0" locked="0" layoutInCell="1" allowOverlap="1" wp14:anchorId="244651A9" wp14:editId="38B795BD">
-                      <wp:simplePos x="0" y="0"/>
-                      <wp:positionH relativeFrom="column">
-                        <wp:posOffset>2114550</wp:posOffset>
-                      </wp:positionH>
-                      <wp:positionV relativeFrom="paragraph">
-                        <wp:posOffset>6648450</wp:posOffset>
-                      </wp:positionV>
-                      <wp:extent cx="393700" cy="336550"/>
-                      <wp:effectExtent l="0" t="0" r="0" b="0"/>
-                      <wp:wrapNone/>
-                      <wp:docPr id="4" name="Rectangle 4"/>
-                      <wp:cNvGraphicFramePr>
-                        <a:graphicFrameLocks xmlns:a="http://schemas.openxmlformats.org/drawingml/2006/main"/>
-                      </wp:cNvGraphicFramePr>
-                      <a:graphic xmlns:a="http://schemas.openxmlformats.org/drawingml/2006/main">
-                        <a:graphicData uri="http://schemas.microsoft.com/office/word/2010/wordprocessingShape">
-                          <wps:wsp>
-                            <wps:cNvSpPr>
-                              <a:spLocks noRot="1" noChangeArrowheads="1" noChangeShapeType="1"/>
-                            </wps:cNvSpPr>
-                            <wps:spPr bwMode="auto">
-                              <a:xfrm>
-                                <a:off x="0" y="0"/>
-                                <a:ext cx="393700" cy="336550"/>
-                              </a:xfrm>
-                              <a:prstGeom prst="rect">
-                                <a:avLst/>
-                              </a:prstGeom>
-                              <a:noFill/>
-                              <a:ln>
-                                <a:noFill/>
-                              </a:ln>
-                              <a:extLst>
-                                <a:ext uri="{909E8E84-426E-40DD-AFC4-6F175D3DCCD1}">
-                                  <a14:hiddenFill xmlns:a14="http://schemas.microsoft.com/office/drawing/2010/main">
-                                    <a:solidFill>
-                                      <a:srgbClr val="FFFFFF"/>
-                                    </a:solidFill>
-                                  </a14:hiddenFill>
-                                </a:ext>
-                                <a:ext uri="{91240B29-F687-4F45-9708-019B960494DF}">
-                                  <a14:hiddenLine xmlns:a14="http://schemas.microsoft.com/office/drawing/2010/main" w="9525">
-                                    <a:solidFill>
-                                      <a:srgbClr val="000000"/>
-                                    </a:solidFill>
-                                    <a:miter lim="800000"/>
-                                    <a:headEnd/>
-                                    <a:tailEnd/>
-                                  </a14:hiddenLine>
-                                </a:ext>
-                              </a:extLst>
-                            </wps:spPr>
-                            <wps:txbx>
-                              <w:txbxContent>
-                                <w:p>
-                                  <w:r>
-                                    <w:t>No</w:t>
-                                  </w:r>
-                                </w:p>
-                              </w:txbxContent>
-                            </wps:txbx>
-                            <wps:bodyPr rot="0" vert="horz" wrap="square" lIns="91440" tIns="45720" rIns="91440" bIns="45720" anchor="t" anchorCtr="0" upright="1">
-                              <a:noAutofit/>
-                            </wps:bodyPr>
-                          </wps:wsp>
-                        </a:graphicData>
-                      </a:graphic>
-                      <wp14:sizeRelH relativeFrom="page">
-                        <wp14:pctWidth>0</wp14:pctWidth>
-                      </wp14:sizeRelH>
-                      <wp14:sizeRelV relativeFrom="page">
-                        <wp14:pctHeight>0</wp14:pctHeight>
-                      </wp14:sizeRelV>
-                    </wp:anchor>
-                  </w:drawing>
-                </mc:Choice>
-                <mc:Fallback>
-                  <w:pict>
-                    <v:rect w14:anchorId="244651A9" id="Rectangle 4" o:spid="_x0000_s1027" style="position:absolute;margin-left:166.5pt;margin-top:523.5pt;width:31pt;height:26.5pt;z-index:251665408;visibility:visible;mso-wrap-style:square;mso-width-percent:0;mso-height-percent:0;mso-wrap-distance-left:9pt;mso-wrap-distance-top:0;mso-wrap-distance-right:9pt;mso-wrap-distance-bottom:0;mso-position-horizontal:absolute;mso-position-horizontal-relative:text;mso-position-vertical:absolute;mso-position-vertical-relative:text;mso-width-percent:0;mso-height-percent:0;mso-width-relative:page;mso-height-relative:page;v-text-anchor:top" o:gfxdata="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" filled="f" stroked="f">
-                      <o:lock v:ext="edit" rotation="t" shapetype="t"/>
-                      <v:textbox>
-                        <w:txbxContent>
-                          <w:p>
-                            <w:r>
-                              <w:t>No</w:t>
-                            </w:r>
-                          </w:p>
-                        </w:txbxContent>
-                      </v:textbox>
-                    </v:rect>
-                  </w:pict>
-                </mc:Fallback>
-              </mc:AlternateContent>
-            </w:r>
-            <w:r>
-              <w:rPr>
-                <w:noProof/>
-                <w:szCs w:val="24"/>
-              </w:rPr>
-              <mc:AlternateContent>
-                <mc:Choice Requires="wps">
-                  <w:drawing>
-                    <wp:anchor distT="0" distB="0" distL="114300" distR="114300" simplePos="0" relativeHeight="251664384" behindDoc="0" locked="0" layoutInCell="1" allowOverlap="1" wp14:anchorId="75F8493A" wp14:editId="511E208B">
-                      <wp:simplePos x="0" y="0"/>
-                      <wp:positionH relativeFrom="column">
-                        <wp:posOffset>1631950</wp:posOffset>
-                      </wp:positionH>
-                      <wp:positionV relativeFrom="paragraph">
-                        <wp:posOffset>6648450</wp:posOffset>
-                      </wp:positionV>
-                      <wp:extent cx="463550" cy="336550"/>
-                      <wp:effectExtent l="3175" t="0" r="0" b="0"/>
-                      <wp:wrapNone/>
-                      <wp:docPr id="6" name="Rectangle 6"/>
-                      <wp:cNvGraphicFramePr>
-                        <a:graphicFrameLocks xmlns:a="http://schemas.openxmlformats.org/drawingml/2006/main"/>
-                      </wp:cNvGraphicFramePr>
-                      <a:graphic xmlns:a="http://schemas.openxmlformats.org/drawingml/2006/main">
-                        <a:graphicData uri="http://schemas.microsoft.com/office/word/2010/wordprocessingShape">
-                          <wps:wsp>
-                            <wps:cNvSpPr>
-                              <a:spLocks noRot="1" noChangeArrowheads="1" noChangeShapeType="1"/>
-                            </wps:cNvSpPr>
-                            <wps:spPr bwMode="auto">
-                              <a:xfrm>
-                                <a:off x="0" y="0"/>
-                                <a:ext cx="463550" cy="336550"/>
-                              </a:xfrm>
-                              <a:prstGeom prst="rect">
-                                <a:avLst/>
-                              </a:prstGeom>
-                              <a:noFill/>
-                              <a:ln>
-                                <a:noFill/>
-                              </a:ln>
-                              <a:extLst>
-                                <a:ext uri="{909E8E84-426E-40DD-AFC4-6F175D3DCCD1}">
-                                  <a14:hiddenFill xmlns:a14="http://schemas.microsoft.com/office/drawing/2010/main">
-                                    <a:solidFill>
-                                      <a:srgbClr val="FFFFFF"/>
-                                    </a:solidFill>
-                                  </a14:hiddenFill>
-                                </a:ext>
-                                <a:ext uri="{91240B29-F687-4F45-9708-019B960494DF}">
-                                  <a14:hiddenLine xmlns:a14="http://schemas.microsoft.com/office/drawing/2010/main" w="9525">
-                                    <a:solidFill>
-                                      <a:srgbClr val="000000"/>
-                                    </a:solidFill>
-                                    <a:miter lim="800000"/>
-                                    <a:headEnd/>
-                                    <a:tailEnd/>
-                                  </a14:hiddenLine>
-                                </a:ext>
-                              </a:extLst>
-                            </wps:spPr>
-                            <wps:txbx>
-                              <w:txbxContent>
-                                <w:p>
-                                  <w:r>
-                                    <w:t>Yes</w:t>
-                                  </w:r>
-                                </w:p>
-                              </w:txbxContent>
-                            </wps:txbx>
-                            <wps:bodyPr rot="0" vert="horz" wrap="square" lIns="91440" tIns="45720" rIns="91440" bIns="45720" anchor="t" anchorCtr="0" upright="1">
-                              <a:noAutofit/>
-                            </wps:bodyPr>
-                          </wps:wsp>
-                        </a:graphicData>
-                      </a:graphic>
-                      <wp14:sizeRelH relativeFrom="page">
-                        <wp14:pctWidth>0</wp14:pctWidth>
-                      </wp14:sizeRelH>
-                      <wp14:sizeRelV relativeFrom="page">
-                        <wp14:pctHeight>0</wp14:pctHeight>
-                      </wp14:sizeRelV>
-                    </wp:anchor>
-                  </w:drawing>
-                </mc:Choice>
-                <mc:Fallback>
-                  <w:pict>
-                    <v:rect w14:anchorId="75F8493A" id="Rectangle 6" o:spid="_x0000_s1028" style="position:absolute;margin-left:128.5pt;margin-top:523.5pt;width:36.5pt;height:26.5pt;z-index:251664384;visibility:visible;mso-wrap-style:square;mso-width-percent:0;mso-height-percent:0;mso-wrap-distance-left:9pt;mso-wrap-distance-top:0;mso-wrap-distance-right:9pt;mso-wrap-distance-bottom:0;mso-position-horizontal:absolute;mso-position-horizontal-relative:text;mso-position-vertical:absolute;mso-position-vertical-relative:text;mso-width-percent:0;mso-height-percent:0;mso-width-relative:page;mso-height-relative:page;v-text-anchor:top" o:gfxdata="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" filled="f" stroked="f">
-                      <o:lock v:ext="edit" rotation="t" shapetype="t"/>
-                      <v:textbox>
-                        <w:txbxContent>
-                          <w:p>
-                            <w:r>
-                              <w:t>Yes</w:t>
-                            </w:r>
-                          </w:p>
-                        </w:txbxContent>
-                      </v:textbox>
-                    </v:rect>
-                  </w:pict>
-                </mc:Fallback>
-              </mc:AlternateContent>
-            </w:r>
-            <w:r>
-              <w:rPr>
-                <w:szCs w:val="24"/>
-              </w:rPr>
-              <w:t xml:space="preserve">       </w:t>
-            </w:r>
-          </w:p>
-          <w:p>
-            <w:pPr>
-              <w:pStyle w:val="Table"/>
-              <w:rPr>
-                <w:szCs w:val="24"/>
-              </w:rPr>
-            </w:pPr>
-            <w:r>
-              <w:rPr>
-                <w:noProof/>
-                <w:szCs w:val="24"/>
-              </w:rPr>
-              <mc:AlternateContent>
-                <mc:Choice Requires="wps">
-                  <w:drawing>
-                    <wp:anchor distT="0" distB="0" distL="114300" distR="114300" simplePos="0" relativeHeight="251659264" behindDoc="1" locked="0" layoutInCell="1" allowOverlap="1" wp14:anchorId="0BD352AF" wp14:editId="4517C36A">
-                      <wp:simplePos x="0" y="0"/>
-                      <wp:positionH relativeFrom="column">
-                        <wp:posOffset>78740</wp:posOffset>
-                      </wp:positionH>
-                      <wp:positionV relativeFrom="paragraph">
-                        <wp:posOffset>8890</wp:posOffset>
-                      </wp:positionV>
-                      <wp:extent cx="76200" cy="91440"/>
-                      <wp:effectExtent l="0" t="0" r="19050" b="22860"/>
-                      <wp:wrapNone/>
-                      <wp:docPr id="9" name="Rectangle 9"/>
-                      <wp:cNvGraphicFramePr/>
-                      <a:graphic xmlns:a="http://schemas.openxmlformats.org/drawingml/2006/main">
-                        <a:graphicData uri="http://schemas.microsoft.com/office/word/2010/wordprocessingShape">
-                          <wps:wsp>
-                            <wps:cNvSpPr/>
-                            <wps:spPr>
-                              <a:xfrm>
-                                <a:off x="0" y="0"/>
-                                <a:ext cx="76200" cy="91440"/>
-                              </a:xfrm>
-                              <a:prstGeom prst="rect">
-                                <a:avLst/>
-                              </a:prstGeom>
-                              <a:noFill/>
-                              <a:ln w="12700"/>
-                            </wps:spPr>
-                            <wps:style>
-                              <a:lnRef idx="2">
-                                <a:schemeClr val="accent1">
-                                  <a:shade val="50000"/>
-                                </a:schemeClr>
-                              </a:lnRef>
-                              <a:fillRef idx="1">
-                                <a:schemeClr val="accent1"/>
-                              </a:fillRef>
-                              <a:effectRef idx="0">
-                                <a:schemeClr val="accent1"/>
-                              </a:effectRef>
-                              <a:fontRef idx="minor">
-                                <a:schemeClr val="lt1"/>
-                              </a:fontRef>
-                            </wps:style>
-                            <wps:txbx>
-                              <w:txbxContent>
-                                <w:p>
-                                  <w:pPr>
-                                    <w:jc w:val="center"/>
-                                  </w:pPr>
-                                  <w:proofErr w:type="spellStart"/>
-                                  <w:r>
-                                    <w:t>Xx</w:t>
-                                  </w:r>
-                                  <w:proofErr w:type="spellEnd"/>
-                                </w:p>
-                              </w:txbxContent>
-                            </wps:txbx>
-                            <wps:bodyPr rot="0" spcFirstLastPara="0" vertOverflow="overflow" horzOverflow="overflow" vert="horz" wrap="square" lIns="91440" tIns="45720" rIns="91440" bIns="45720" numCol="1" spcCol="0" rtlCol="0" fromWordArt="0" anchor="ctr" anchorCtr="0" forceAA="0" compatLnSpc="1">
-                              <a:prstTxWarp prst="textNoShape">
-                                <a:avLst/>
-                              </a:prstTxWarp>
-                              <a:noAutofit/>
-                            </wps:bodyPr>
-                          </wps:wsp>
-                        </a:graphicData>
-                      </a:graphic>
-                    </wp:anchor>
-                  </w:drawing>
-                </mc:Choice>
-                <mc:Fallback>
-                  <w:pict>
-                    <v:rect w14:anchorId="0BD352AF" id="Rectangle 9" o:spid="_x0000_s1029" style="position:absolute;margin-left:6.2pt;margin-top:.7pt;width:6pt;height:7.2pt;z-index:-251657216;visibility:visible;mso-wrap-style:square;mso-wrap-distance-left:9pt;mso-wrap-distance-top:0;mso-wrap-distance-right:9pt;mso-wrap-distance-bottom:0;mso-position-horizontal:absolute;mso-position-horizontal-relative:text;mso-position-vertical:absolute;mso-position-vertical-relative:text;v-text-anchor:middle" o:gfxdata="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" filled="f" strokecolor="#243f60 [1604]" strokeweight="1pt">
-                      <v:textbox>
-                        <w:txbxContent>
-                          <w:p>
-                            <w:pPr>
-                              <w:jc w:val="center"/>
-                            </w:pPr>
-                            <w:proofErr w:type="spellStart"/>
-                            <w:r>
-                              <w:t>Xx</w:t>
-                            </w:r>
-                            <w:proofErr w:type="spellEnd"/>
-                          </w:p>
-                        </w:txbxContent>
-                      </v:textbox>
-                    </v:rect>
-                  </w:pict>
-                </mc:Fallback>
-              </mc:AlternateContent>
-            </w:r>
-            <w:r>
-              <w:rPr>
-                <w:szCs w:val="24"/>
-              </w:rPr>
-              <w:t xml:space="preserve">       </w:t>
-            </w:r>
-            <w:proofErr w:type="spellStart"/>
-            <w:r>
-              <w:rPr>
-                <w:szCs w:val="24"/>
-              </w:rPr>
-              <w:t>CCoPD</w:t>
-            </w:r>
-            <w:proofErr w:type="spellEnd"/>
-            <w:r>
-              <w:rPr>
-                <w:szCs w:val="24"/>
-              </w:rPr>
-              <w:t xml:space="preserve"> applies</w:t>
-            </w:r>
-          </w:p>
-          <w:p>
-            <w:pPr>
-              <w:pStyle w:val="Table"/>
-              <w:rPr>
-                <w:szCs w:val="24"/>
-              </w:rPr>
-            </w:pPr>
-          </w:p>
-          <w:p>
-            <w:pPr>
-              <w:pStyle w:val="Table"/>
-              <w:numPr>
-                <w:ilvl w:val="0"/>
-                <w:numId w:val="38"/>
-              </w:numPr>
-              <w:rPr>
-                <w:szCs w:val="24"/>
-              </w:rPr>
-            </w:pPr>
-            <w:r>
-              <w:rPr>
-                <w:szCs w:val="24"/>
-              </w:rPr>
-              <w:t xml:space="preserve">If Supplier </w:t>
-            </w:r>
-            <w:proofErr w:type="spellStart"/>
-            <w:r>
-              <w:rPr>
-                <w:szCs w:val="24"/>
-              </w:rPr>
-              <w:t>CCoPD</w:t>
-            </w:r>
-            <w:proofErr w:type="spellEnd"/>
-            <w:r>
-              <w:rPr>
-                <w:szCs w:val="24"/>
-              </w:rPr>
-              <w:t xml:space="preserve"> applies, proposal received if &gt;$15M or </w:t>
-            </w:r>
-            <w:r>
-              <w:rPr>
-                <w:szCs w:val="24"/>
-                <w:u w:val="single"/>
-              </w:rPr>
-              <w:t>&gt;</w:t>
-            </w:r>
-            <w:r>
-              <w:rPr>
-                <w:szCs w:val="24"/>
-              </w:rPr>
-              <w:t xml:space="preserve"> </w:t>
-            </w:r>
-            <w:proofErr w:type="spellStart"/>
-            <w:r>
-              <w:rPr>
-                <w:szCs w:val="24"/>
-              </w:rPr>
-              <w:t>CCoPD</w:t>
-            </w:r>
-            <w:proofErr w:type="spellEnd"/>
-            <w:r>
-              <w:rPr>
-                <w:szCs w:val="24"/>
-              </w:rPr>
-              <w:t xml:space="preserve"> Threshold AND &gt;10% of the LM proposal?       </w:t>
-            </w:r>
-          </w:p>
-          <w:p>
-            <w:pPr>
-              <w:pStyle w:val="Table"/>
-              <w:rPr>
-                <w:szCs w:val="24"/>
-              </w:rPr>
-            </w:pPr>
-            <w:r>
-              <w:rPr>
-                <w:noProof/>
-                <w:szCs w:val="24"/>
-              </w:rPr>
-              <mc:AlternateContent>
-                <mc:Choice Requires="wpg">
-                  <w:drawing>
-                    <wp:anchor distT="0" distB="0" distL="114300" distR="114300" simplePos="0" relativeHeight="251667456" behindDoc="0" locked="0" layoutInCell="1" allowOverlap="1" wp14:anchorId="3BB08A0E" wp14:editId="7EAD1F09">
-                      <wp:simplePos x="0" y="0"/>
-                      <wp:positionH relativeFrom="column">
-                        <wp:posOffset>444500</wp:posOffset>
-                      </wp:positionH>
-                      <wp:positionV relativeFrom="paragraph">
-                        <wp:posOffset>58420</wp:posOffset>
-                      </wp:positionV>
-                      <wp:extent cx="871220" cy="99060"/>
-                      <wp:effectExtent l="0" t="0" r="24130" b="15240"/>
-                      <wp:wrapNone/>
-                      <wp:docPr id="20" name="Group 20"/>
-                      <wp:cNvGraphicFramePr/>
-                      <a:graphic xmlns:a="http://schemas.openxmlformats.org/drawingml/2006/main">
-                        <a:graphicData uri="http://schemas.microsoft.com/office/word/2010/wordprocessingGroup">
-                          <wpg:wgp>
-                            <wpg:cNvGrpSpPr/>
-                            <wpg:grpSpPr>
-                              <a:xfrm>
-                                <a:off x="0" y="0"/>
-                                <a:ext cx="871220" cy="99060"/>
-                                <a:chOff x="0" y="0"/>
-                                <a:chExt cx="871330" cy="99391"/>
-                              </a:xfrm>
-                            </wpg:grpSpPr>
-                            <wps:wsp>
-                              <wps:cNvPr id="10" name="Rectangle 10"/>
-                              <wps:cNvSpPr/>
-                              <wps:spPr>
-                                <a:xfrm>
-                                  <a:off x="0" y="7951"/>
-                                  <a:ext cx="76200" cy="91440"/>
-                                </a:xfrm>
-                                <a:prstGeom prst="rect">
-                                  <a:avLst/>
-                                </a:prstGeom>
-                                <a:noFill/>
-                                <a:ln w="12700"/>
-                              </wps:spPr>
-                              <wps:style>
-                                <a:lnRef idx="2">
-                                  <a:schemeClr val="accent1">
-                                    <a:shade val="50000"/>
-                                  </a:schemeClr>
-                                </a:lnRef>
-                                <a:fillRef idx="1">
-                                  <a:schemeClr val="accent1"/>
-                                </a:fillRef>
-                                <a:effectRef idx="0">
-                                  <a:schemeClr val="accent1"/>
-                                </a:effectRef>
-                                <a:fontRef idx="minor">
-                                  <a:schemeClr val="lt1"/>
-                                </a:fontRef>
-                              </wps:style>
-                              <wps:txbx>
-                                <w:txbxContent>
-                                  <w:p>
-                                    <w:pPr>
-                                      <w:jc w:val="center"/>
-                                    </w:pPr>
-                                    <w:r>
-                                      <w:t xml:space="preserve"> </w:t>
-                                    </w:r>
-                                  </w:p>
-                                </w:txbxContent>
-                              </wps:txbx>
-                              <wps:bodyPr rot="0" spcFirstLastPara="0" vertOverflow="overflow" horzOverflow="overflow" vert="horz" wrap="square" lIns="91440" tIns="45720" rIns="91440" bIns="45720" numCol="1" spcCol="0" rtlCol="0" fromWordArt="0" anchor="ctr" anchorCtr="0" forceAA="0" compatLnSpc="1">
-                                <a:prstTxWarp prst="textNoShape">
-                                  <a:avLst/>
-                                </a:prstTxWarp>
-                                <a:noAutofit/>
-                              </wps:bodyPr>
-                            </wps:wsp>
-                            <wps:wsp>
-                              <wps:cNvPr id="11" name="Rectangle 11"/>
-                              <wps:cNvSpPr/>
-                              <wps:spPr>
-                                <a:xfrm>
-                                  <a:off x="795130" y="0"/>
-                                  <a:ext cx="76200" cy="91440"/>
-                                </a:xfrm>
-                                <a:prstGeom prst="rect">
-                                  <a:avLst/>
-                                </a:prstGeom>
-                                <a:noFill/>
-                                <a:ln w="12700"/>
-                              </wps:spPr>
-                              <wps:style>
-                                <a:lnRef idx="2">
-                                  <a:schemeClr val="accent1">
-                                    <a:shade val="50000"/>
-                                  </a:schemeClr>
-                                </a:lnRef>
-                                <a:fillRef idx="1">
-                                  <a:schemeClr val="accent1"/>
-                                </a:fillRef>
-                                <a:effectRef idx="0">
-                                  <a:schemeClr val="accent1"/>
-                                </a:effectRef>
-                                <a:fontRef idx="minor">
-                                  <a:schemeClr val="lt1"/>
-                                </a:fontRef>
-                              </wps:style>
-                              <wps:bodyPr rot="0" spcFirstLastPara="0" vertOverflow="overflow" horzOverflow="overflow" vert="horz" wrap="square" lIns="91440" tIns="45720" rIns="91440" bIns="45720" numCol="1" spcCol="0" rtlCol="0" fromWordArt="0" anchor="ctr" anchorCtr="0" forceAA="0" compatLnSpc="1">
-                                <a:prstTxWarp prst="textNoShape">
-                                  <a:avLst/>
-                                </a:prstTxWarp>
-                                <a:noAutofit/>
-                              </wps:bodyPr>
-                            </wps:wsp>
-                            <wps:wsp>
-                              <wps:cNvPr id="12" name="Rectangle 12"/>
-                              <wps:cNvSpPr/>
-                              <wps:spPr>
-                                <a:xfrm>
-                                  <a:off x="437322" y="7951"/>
-                                  <a:ext cx="76200" cy="91440"/>
-                                </a:xfrm>
-                                <a:prstGeom prst="rect">
-                                  <a:avLst/>
-                                </a:prstGeom>
-                                <a:noFill/>
-                                <a:ln w="12700"/>
-                              </wps:spPr>
-                              <wps:style>
-                                <a:lnRef idx="2">
-                                  <a:schemeClr val="accent1">
-                                    <a:shade val="50000"/>
-                                  </a:schemeClr>
-                                </a:lnRef>
-                                <a:fillRef idx="1">
-                                  <a:schemeClr val="accent1"/>
-                                </a:fillRef>
-                                <a:effectRef idx="0">
-                                  <a:schemeClr val="accent1"/>
-                                </a:effectRef>
-                                <a:fontRef idx="minor">
-                                  <a:schemeClr val="lt1"/>
-                                </a:fontRef>
-                              </wps:style>
-                              <wps:bodyPr rot="0" spcFirstLastPara="0" vertOverflow="overflow" horzOverflow="overflow" vert="horz" wrap="square" lIns="91440" tIns="45720" rIns="91440" bIns="45720" numCol="1" spcCol="0" rtlCol="0" fromWordArt="0" anchor="ctr" anchorCtr="0" forceAA="0" compatLnSpc="1">
-                                <a:prstTxWarp prst="textNoShape">
-                                  <a:avLst/>
-                                </a:prstTxWarp>
-                                <a:noAutofit/>
-                              </wps:bodyPr>
-                            </wps:wsp>
-                          </wpg:wgp>
-                        </a:graphicData>
-                      </a:graphic>
-                      <wp14:sizeRelH relativeFrom="margin">
-                        <wp14:pctWidth>0</wp14:pctWidth>
-                      </wp14:sizeRelH>
-                      <wp14:sizeRelV relativeFrom="margin">
-                        <wp14:pctHeight>0</wp14:pctHeight>
-                      </wp14:sizeRelV>
-                    </wp:anchor>
-                  </w:drawing>
-                </mc:Choice>
-                <mc:Fallback>
-                  <w:pict>
-                    <v:group w14:anchorId="3BB08A0E" id="Group 20" o:spid="_x0000_s1030" style="position:absolute;margin-left:35pt;margin-top:4.6pt;width:68.6pt;height:7.8pt;z-index:251667456;mso-width-relative:margin;mso-height-relative:margin" coordsize="8713,993" o:gfxdata="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">
-                      <v:rect id="Rectangle 10" o:spid="_x0000_s1031" style="position:absolute;top:79;width:762;height:914;visibility:visible;mso-wrap-style:square;v-text-anchor:middle" o:gfxdata="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" filled="f" strokecolor="#243f60 [1604]" strokeweight="1pt">
-                        <v:textbox>
-                          <w:txbxContent>
-                            <w:p>
-                              <w:pPr>
-                                <w:jc w:val="center"/>
-                              </w:pPr>
-                              <w:r>
-                                <w:t xml:space="preserve"> </w:t>
-                              </w:r>
-                            </w:p>
-                          </w:txbxContent>
-                        </v:textbox>
-                      </v:rect>
-                      <v:rect id="Rectangle 11" o:spid="_x0000_s1032" style="position:absolute;left:7951;width:762;height:914;visibility:visible;mso-wrap-style:square;v-text-anchor:middle" o:gfxdata="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" filled="f" strokecolor="#243f60 [1604]" strokeweight="1pt"/>
-                      <v:rect id="Rectangle 12" o:spid="_x0000_s1033" style="position:absolute;left:4373;top:79;width:762;height:914;visibility:visible;mso-wrap-style:square;v-text-anchor:middle" o:gfxdata="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" filled="f" strokecolor="#243f60 [1604]" strokeweight="1pt"/>
-                    </v:group>
-                  </w:pict>
-                </mc:Fallback>
-              </mc:AlternateContent>
-            </w:r>
-            <w:r>
-              <w:rPr>
-                <w:szCs w:val="24"/>
-              </w:rPr>
-              <w:t xml:space="preserve">   </w:t>
-            </w:r>
-            <w:r>
-              <w:rPr>
-                <w:szCs w:val="24"/>
-              </w:rPr>
-              <w:t xml:space="preserve">         </w:t>
-            </w:r>
-            <w:r>
-              <w:rPr>
-                <w:szCs w:val="24"/>
-              </w:rPr>
-              <w:t xml:space="preserve">   Yes     No     N/A                    </w:t>
-            </w:r>
-          </w:p>
-          <w:p>
-            <w:pPr>
-              <w:pStyle w:val="Table"/>
-              <w:rPr>
-                <w:szCs w:val="24"/>
-              </w:rPr>
-            </w:pPr>
-          </w:p>
-          <w:p>
-            <w:pPr>
-              <w:pStyle w:val="Table"/>
-              <w:rPr>
-                <w:szCs w:val="24"/>
-              </w:rPr>
-            </w:pPr>
-            <w:r>
-              <w:rPr>
-                <w:noProof/>
-                <w:szCs w:val="24"/>
-              </w:rPr>
-              <mc:AlternateContent>
-                <mc:Choice Requires="wps">
-                  <w:drawing>
-                    <wp:anchor distT="0" distB="0" distL="114300" distR="114300" simplePos="0" relativeHeight="251660288" behindDoc="0" locked="0" layoutInCell="1" allowOverlap="1" wp14:anchorId="528CA84F" wp14:editId="7921CB44">
-                      <wp:simplePos x="0" y="0"/>
-                      <wp:positionH relativeFrom="column">
-                        <wp:posOffset>79375</wp:posOffset>
-                      </wp:positionH>
-                      <wp:positionV relativeFrom="paragraph">
-                        <wp:posOffset>44450</wp:posOffset>
-                      </wp:positionV>
-                      <wp:extent cx="76200" cy="91440"/>
-                      <wp:effectExtent l="0" t="0" r="19050" b="22860"/>
-                      <wp:wrapNone/>
-                      <wp:docPr id="13" name="Rectangle 13"/>
-                      <wp:cNvGraphicFramePr/>
-                      <a:graphic xmlns:a="http://schemas.openxmlformats.org/drawingml/2006/main">
-                        <a:graphicData uri="http://schemas.microsoft.com/office/word/2010/wordprocessingShape">
-                          <wps:wsp>
-                            <wps:cNvSpPr/>
-                            <wps:spPr>
-                              <a:xfrm>
-                                <a:off x="0" y="0"/>
-                                <a:ext cx="76200" cy="91440"/>
-                              </a:xfrm>
-                              <a:prstGeom prst="rect">
-                                <a:avLst/>
-                              </a:prstGeom>
-                              <a:noFill/>
-                              <a:ln w="12700"/>
-                            </wps:spPr>
-                            <wps:style>
-                              <a:lnRef idx="2">
-                                <a:schemeClr val="accent1">
-                                  <a:shade val="50000"/>
-                                </a:schemeClr>
-                              </a:lnRef>
-                              <a:fillRef idx="1">
-                                <a:schemeClr val="accent1"/>
-                              </a:fillRef>
-                              <a:effectRef idx="0">
-                                <a:schemeClr val="accent1"/>
-                              </a:effectRef>
-                              <a:fontRef idx="minor">
-                                <a:schemeClr val="lt1"/>
-                              </a:fontRef>
-                            </wps:style>
-                            <wps:bodyPr rot="0" spcFirstLastPara="0" vertOverflow="overflow" horzOverflow="overflow" vert="horz" wrap="square" lIns="91440" tIns="45720" rIns="91440" bIns="45720" numCol="1" spcCol="0" rtlCol="0" fromWordArt="0" anchor="ctr" anchorCtr="0" forceAA="0" compatLnSpc="1">
-                              <a:prstTxWarp prst="textNoShape">
-                                <a:avLst/>
-                              </a:prstTxWarp>
-                              <a:noAutofit/>
-                            </wps:bodyPr>
-                          </wps:wsp>
-                        </a:graphicData>
-                      </a:graphic>
-                      <wp14:sizeRelH relativeFrom="margin">
-                        <wp14:pctWidth>0</wp14:pctWidth>
-                      </wp14:sizeRelH>
-                      <wp14:sizeRelV relativeFrom="margin">
-                        <wp14:pctHeight>0</wp14:pctHeight>
-                      </wp14:sizeRelV>
-                    </wp:anchor>
-                  </w:drawing>
-                </mc:Choice>
-                <mc:Fallback>
-                  <w:pict>
-                    <v:rect w14:anchorId="5DD5E725" id="Rectangle 13" o:spid="_x0000_s1026" style="position:absolute;margin-left:6.25pt;margin-top:3.5pt;width:6pt;height:7.2pt;z-index:251660288;visibility:visible;mso-wrap-style:square;mso-width-percent:0;mso-height-percent:0;mso-wrap-distance-left:9pt;mso-wrap-distance-top:0;mso-wrap-distance-right:9pt;mso-wrap-distance-bottom:0;mso-position-horizontal:absolute;mso-position-horizontal-relative:text;mso-position-vertical:absolute;mso-position-vertical-relative:text;mso-width-percent:0;mso-height-percent:0;mso-width-relative:margin;mso-height-relative:margin;v-text-anchor:middle" o:gfxdata="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" filled="f" strokecolor="#243f60 [1604]" strokeweight="1pt"/>
-                  </w:pict>
-                </mc:Fallback>
-              </mc:AlternateContent>
-            </w:r>
-            <w:r>
-              <w:rPr>
-                <w:szCs w:val="24"/>
-              </w:rPr>
-              <w:t xml:space="preserve">       Commercial Item Exception applies</w:t>
-            </w:r>
-          </w:p>
-          <w:p>
-            <w:pPr>
-              <w:pStyle w:val="Table"/>
-              <w:ind w:left="342" w:hanging="342"/>
-              <w:rPr>
-                <w:szCs w:val="24"/>
-              </w:rPr>
-            </w:pPr>
-            <w:r>
-              <w:rPr>
-                <w:noProof/>
-                <w:szCs w:val="24"/>
-              </w:rPr>
-              <mc:AlternateContent>
-                <mc:Choice Requires="wps">
-                  <w:drawing>
-                    <wp:anchor distT="0" distB="0" distL="114300" distR="114300" simplePos="0" relativeHeight="251662336" behindDoc="0" locked="0" layoutInCell="1" allowOverlap="1" wp14:anchorId="207FF77A" wp14:editId="6845BBE4">
-                      <wp:simplePos x="0" y="0"/>
-                      <wp:positionH relativeFrom="column">
-                        <wp:posOffset>79375</wp:posOffset>
-                      </wp:positionH>
-                      <wp:positionV relativeFrom="paragraph">
-                        <wp:posOffset>26670</wp:posOffset>
-                      </wp:positionV>
-                      <wp:extent cx="76200" cy="91440"/>
-                      <wp:effectExtent l="0" t="0" r="19050" b="22860"/>
-                      <wp:wrapNone/>
-                      <wp:docPr id="17" name="Rectangle 17"/>
-                      <wp:cNvGraphicFramePr/>
-                      <a:graphic xmlns:a="http://schemas.openxmlformats.org/drawingml/2006/main">
-                        <a:graphicData uri="http://schemas.microsoft.com/office/word/2010/wordprocessingShape">
-                          <wps:wsp>
-                            <wps:cNvSpPr/>
-                            <wps:spPr>
-                              <a:xfrm>
-                                <a:off x="0" y="0"/>
-                                <a:ext cx="76200" cy="91440"/>
-                              </a:xfrm>
-                              <a:prstGeom prst="rect">
-                                <a:avLst/>
-                              </a:prstGeom>
-                              <a:noFill/>
-                              <a:ln w="12700"/>
-                            </wps:spPr>
-                            <wps:style>
-                              <a:lnRef idx="2">
-                                <a:schemeClr val="accent1">
-                                  <a:shade val="50000"/>
-                                </a:schemeClr>
-                              </a:lnRef>
-                              <a:fillRef idx="1">
-                                <a:schemeClr val="accent1"/>
-                              </a:fillRef>
-                              <a:effectRef idx="0">
-                                <a:schemeClr val="accent1"/>
-                              </a:effectRef>
-                              <a:fontRef idx="minor">
-                                <a:schemeClr val="lt1"/>
-                              </a:fontRef>
-                            </wps:style>
-                            <wps:bodyPr rot="0" spcFirstLastPara="0" vertOverflow="overflow" horzOverflow="overflow" vert="horz" wrap="square" lIns="91440" tIns="45720" rIns="91440" bIns="45720" numCol="1" spcCol="0" rtlCol="0" fromWordArt="0" anchor="ctr" anchorCtr="0" forceAA="0" compatLnSpc="1">
-                              <a:prstTxWarp prst="textNoShape">
-                                <a:avLst/>
-                              </a:prstTxWarp>
-                              <a:noAutofit/>
-                            </wps:bodyPr>
-                          </wps:wsp>
-                        </a:graphicData>
-                      </a:graphic>
-                      <wp14:sizeRelH relativeFrom="margin">
-                        <wp14:pctWidth>0</wp14:pctWidth>
-                      </wp14:sizeRelH>
-                      <wp14:sizeRelV relativeFrom="margin">
-                        <wp14:pctHeight>0</wp14:pctHeight>
-                      </wp14:sizeRelV>
-                    </wp:anchor>
-                  </w:drawing>
-                </mc:Choice>
-                <mc:Fallback>
-                  <w:pict>
-                    <v:rect w14:anchorId="54B8F60F" id="Rectangle 17" o:spid="_x0000_s1026" style="position:absolute;margin-left:6.25pt;margin-top:2.1pt;width:6pt;height:7.2pt;z-index:251662336;visibility:visible;mso-wrap-style:square;mso-width-percent:0;mso-height-percent:0;mso-wrap-distance-left:9pt;mso-wrap-distance-top:0;mso-wrap-distance-right:9pt;mso-wrap-distance-bottom:0;mso-position-horizontal:absolute;mso-position-horizontal-relative:text;mso-position-vertical:absolute;mso-position-vertical-relative:text;mso-width-percent:0;mso-height-percent:0;mso-width-relative:margin;mso-height-relative:margin;v-text-anchor:middle" o:gfxdata="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" filled="f" strokecolor="#243f60 [1604]" strokeweight="1pt"/>
-                  </w:pict>
-                </mc:Fallback>
-              </mc:AlternateContent>
-            </w:r>
-            <w:r>
-              <w:rPr>
-                <w:szCs w:val="24"/>
-              </w:rPr>
-              <w:t xml:space="preserve">       Competition Exception applies</w:t>
-            </w:r>
-          </w:p>
-          <w:p>
-            <w:pPr>
-              <w:pStyle w:val="Table"/>
-              <w:ind w:left="342" w:hanging="342"/>
-              <w:rPr>
-                <w:szCs w:val="24"/>
-              </w:rPr>
-            </w:pPr>
-            <w:r>
-              <w:rPr>
-                <w:noProof/>
-                <w:szCs w:val="24"/>
-              </w:rPr>
-              <mc:AlternateContent>
-                <mc:Choice Requires="wps">
-                  <w:drawing>
-                    <wp:anchor distT="0" distB="0" distL="114300" distR="114300" simplePos="0" relativeHeight="251663360" behindDoc="0" locked="0" layoutInCell="1" allowOverlap="1" wp14:anchorId="5645F8FC" wp14:editId="556DCF9C">
-                      <wp:simplePos x="0" y="0"/>
-                      <wp:positionH relativeFrom="column">
-                        <wp:posOffset>82550</wp:posOffset>
-                      </wp:positionH>
-                      <wp:positionV relativeFrom="paragraph">
-                        <wp:posOffset>31750</wp:posOffset>
-                      </wp:positionV>
-                      <wp:extent cx="76200" cy="91440"/>
-                      <wp:effectExtent l="0" t="0" r="19050" b="22860"/>
-                      <wp:wrapNone/>
-                      <wp:docPr id="18" name="Rectangle 18"/>
-                      <wp:cNvGraphicFramePr/>
-                      <a:graphic xmlns:a="http://schemas.openxmlformats.org/drawingml/2006/main">
-                        <a:graphicData uri="http://schemas.microsoft.com/office/word/2010/wordprocessingShape">
-                          <wps:wsp>
-                            <wps:cNvSpPr/>
-                            <wps:spPr>
-                              <a:xfrm>
-                                <a:off x="0" y="0"/>
-                                <a:ext cx="76200" cy="91440"/>
-                              </a:xfrm>
-                              <a:prstGeom prst="rect">
-                                <a:avLst/>
-                              </a:prstGeom>
-                              <a:noFill/>
-                              <a:ln w="12700"/>
-                            </wps:spPr>
-                            <wps:style>
-                              <a:lnRef idx="2">
-                                <a:schemeClr val="accent1">
-                                  <a:shade val="50000"/>
-                                </a:schemeClr>
-                              </a:lnRef>
-                              <a:fillRef idx="1">
-                                <a:schemeClr val="accent1"/>
-                              </a:fillRef>
-                              <a:effectRef idx="0">
-                                <a:schemeClr val="accent1"/>
-                              </a:effectRef>
-                              <a:fontRef idx="minor">
-                                <a:schemeClr val="lt1"/>
-                              </a:fontRef>
-                            </wps:style>
-                            <wps:bodyPr rot="0" spcFirstLastPara="0" vertOverflow="overflow" horzOverflow="overflow" vert="horz" wrap="square" lIns="91440" tIns="45720" rIns="91440" bIns="45720" numCol="1" spcCol="0" rtlCol="0" fromWordArt="0" anchor="ctr" anchorCtr="0" forceAA="0" compatLnSpc="1">
-                              <a:prstTxWarp prst="textNoShape">
-                                <a:avLst/>
-                              </a:prstTxWarp>
-                              <a:noAutofit/>
-                            </wps:bodyPr>
-                          </wps:wsp>
-                        </a:graphicData>
-                      </a:graphic>
-                      <wp14:sizeRelH relativeFrom="margin">
-                        <wp14:pctWidth>0</wp14:pctWidth>
-                      </wp14:sizeRelH>
-                      <wp14:sizeRelV relativeFrom="margin">
-                        <wp14:pctHeight>0</wp14:pctHeight>
-                      </wp14:sizeRelV>
-                    </wp:anchor>
-                  </w:drawing>
-                </mc:Choice>
-                <mc:Fallback>
-                  <w:pict>
-                    <v:rect w14:anchorId="767D9CB8" id="Rectangle 18" o:spid="_x0000_s1026" style="position:absolute;margin-left:6.5pt;margin-top:2.5pt;width:6pt;height:7.2pt;z-index:251663360;visibility:visible;mso-wrap-style:square;mso-width-percent:0;mso-height-percent:0;mso-wrap-distance-left:9pt;mso-wrap-distance-top:0;mso-wrap-distance-right:9pt;mso-wrap-distance-bottom:0;mso-position-horizontal:absolute;mso-position-horizontal-relative:text;mso-position-vertical:absolute;mso-position-vertical-relative:text;mso-width-percent:0;mso-height-percent:0;mso-width-relative:margin;mso-height-relative:margin;v-text-anchor:middle" o:gfxdata="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" filled="f" strokecolor="#243f60 [1604]" strokeweight="1pt"/>
-                  </w:pict>
-                </mc:Fallback>
-              </mc:AlternateContent>
-            </w:r>
-            <w:r>
-              <w:rPr>
-                <w:szCs w:val="24"/>
-              </w:rPr>
-              <w:t xml:space="preserve">       &lt; </w:t>
-            </w:r>
-            <w:proofErr w:type="spellStart"/>
-            <w:r>
-              <w:rPr>
-                <w:szCs w:val="24"/>
-              </w:rPr>
-              <w:t>CCoPD</w:t>
-            </w:r>
-            <w:proofErr w:type="spellEnd"/>
-            <w:r>
-              <w:rPr>
-                <w:szCs w:val="24"/>
-              </w:rPr>
-              <w:t xml:space="preserve"> Threshold Exception applies</w:t>
-            </w:r>
-          </w:p>
-          <w:p>
-            <w:pPr>
-              <w:pStyle w:val="Table"/>
-              <w:ind w:left="342"/>
-              <w:rPr>
-                <w:szCs w:val="24"/>
-              </w:rPr>
-            </w:pPr>
-            <w:r>
-              <w:rPr>
-                <w:noProof/>
-                <w:szCs w:val="24"/>
-              </w:rPr>
-              <mc:AlternateContent>
-                <mc:Choice Requires="wps">
-                  <w:drawing>
-                    <wp:anchor distT="0" distB="0" distL="114300" distR="114300" simplePos="0" relativeHeight="251661312" behindDoc="0" locked="0" layoutInCell="1" allowOverlap="1" wp14:anchorId="70C27B5F" wp14:editId="7003D455">
-                      <wp:simplePos x="0" y="0"/>
-                      <wp:positionH relativeFrom="column">
-                        <wp:posOffset>79375</wp:posOffset>
-                      </wp:positionH>
-                      <wp:positionV relativeFrom="paragraph">
-                        <wp:posOffset>45085</wp:posOffset>
-                      </wp:positionV>
-                      <wp:extent cx="76200" cy="91440"/>
-                      <wp:effectExtent l="0" t="0" r="19050" b="22860"/>
-                      <wp:wrapNone/>
-                      <wp:docPr id="19" name="Rectangle 19"/>
-                      <wp:cNvGraphicFramePr/>
-                      <a:graphic xmlns:a="http://schemas.openxmlformats.org/drawingml/2006/main">
-                        <a:graphicData uri="http://schemas.microsoft.com/office/word/2010/wordprocessingShape">
-                          <wps:wsp>
-                            <wps:cNvSpPr/>
-                            <wps:spPr>
-                              <a:xfrm>
-                                <a:off x="0" y="0"/>
-                                <a:ext cx="76200" cy="91440"/>
-                              </a:xfrm>
-                              <a:prstGeom prst="rect">
-                                <a:avLst/>
-                              </a:prstGeom>
-                              <a:noFill/>
-                              <a:ln w="12700"/>
-                            </wps:spPr>
-                            <wps:style>
-                              <a:lnRef idx="2">
-                                <a:schemeClr val="accent1">
-                                  <a:shade val="50000"/>
-                                </a:schemeClr>
-                              </a:lnRef>
-                              <a:fillRef idx="1">
-                                <a:schemeClr val="accent1"/>
-                              </a:fillRef>
-                              <a:effectRef idx="0">
-                                <a:schemeClr val="accent1"/>
-                              </a:effectRef>
-                              <a:fontRef idx="minor">
-                                <a:schemeClr val="lt1"/>
-                              </a:fontRef>
-                            </wps:style>
-                            <wps:bodyPr rot="0" spcFirstLastPara="0" vertOverflow="overflow" horzOverflow="overflow" vert="horz" wrap="square" lIns="91440" tIns="45720" rIns="91440" bIns="45720" numCol="1" spcCol="0" rtlCol="0" fromWordArt="0" anchor="ctr" anchorCtr="0" forceAA="0" compatLnSpc="1">
-                              <a:prstTxWarp prst="textNoShape">
-                                <a:avLst/>
-                              </a:prstTxWarp>
-                              <a:noAutofit/>
-                            </wps:bodyPr>
-                          </wps:wsp>
-                        </a:graphicData>
-                      </a:graphic>
-                      <wp14:sizeRelH relativeFrom="margin">
-                        <wp14:pctWidth>0</wp14:pctWidth>
-                      </wp14:sizeRelH>
-                      <wp14:sizeRelV relativeFrom="margin">
-                        <wp14:pctHeight>0</wp14:pctHeight>
-                      </wp14:sizeRelV>
-                    </wp:anchor>
-                  </w:drawing>
-                </mc:Choice>
-                <mc:Fallback>
-                  <w:pict>
-                    <v:rect w14:anchorId="32031B42" id="Rectangle 19" o:spid="_x0000_s1026" style="position:absolute;margin-left:6.25pt;margin-top:3.55pt;width:6pt;height:7.2pt;z-index:251661312;visibility:visible;mso-wrap-style:square;mso-width-percent:0;mso-height-percent:0;mso-wrap-distance-left:9pt;mso-wrap-distance-top:0;mso-wrap-distance-right:9pt;mso-wrap-distance-bottom:0;mso-position-horizontal:absolute;mso-position-horizontal-relative:text;mso-position-vertical:absolute;mso-position-vertical-relative:text;mso-width-percent:0;mso-height-percent:0;mso-width-relative:margin;mso-height-relative:margin;v-text-anchor:middle" o:gfxdata="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" filled="f" strokecolor="#243f60 [1604]" strokeweight="1pt"/>
-                  </w:pict>
-                </mc:Fallback>
-              </mc:AlternateContent>
-            </w:r>
-            <w:r>
-              <w:rPr>
-                <w:szCs w:val="24"/>
-              </w:rPr>
-              <w:t xml:space="preserve">Other Exception applies (explain) ____________________________________________      </w:t>
-            </w:r>
-          </w:p>
-          <w:p>
-            <w:pPr>
-              <w:pStyle w:val="Table"/>
-              <w:ind w:left="342"/>
-              <w:rPr>
-                <w:szCs w:val="24"/>
-              </w:rPr>
-            </w:pPr>
-          </w:p>
-        </w:tc>
-      </w:tr>
-      <w:tr>
-        <w:trPr>
-          <w:gridAfter w:val="2"/>
-          <w:wAfter w:w="3600" w:type="dxa"/>
-          <w:trHeight w:val="360"/>
-        </w:trPr>
-        <w:tc>
-          <w:tcPr>
-            <w:tcW w:w="10710" w:type="dxa"/>
-            <w:gridSpan w:val="8"/>
-            <w:shd w:val="clear" w:color="auto" w:fill="C0C0C0"/>
-            <w:vAlign w:val="bottom"/>
-          </w:tcPr>
-          <w:p>
-            <w:pPr>
-              <w:pStyle w:val="Table"/>
-              <w:rPr>
-                <w:szCs w:val="24"/>
-              </w:rPr>
-            </w:pPr>
-            <w:r>
-              <w:rPr>
-                <w:b/>
-                <w:szCs w:val="24"/>
-              </w:rPr>
-              <w:t xml:space="preserve">(U) </w:t>
-            </w:r>
-            <w:r>
-              <w:rPr>
-                <w:szCs w:val="24"/>
-              </w:rPr>
-              <w:t>Basis of and Rationale for LM Proposed Value for Procurement</w:t>
-            </w:r>
-          </w:p>
-        </w:tc>
-      </w:tr>
-      <w:tr>
-        <w:trPr>
-          <w:gridAfter w:val="2"/>
-          <w:wAfter w:w="3600" w:type="dxa"/>
           <w:trHeight w:val="864"/>
         </w:trPr>
         <w:tc>
           <w:tcPr>
-            <w:tcW w:w="10710" w:type="dxa"/>
-            <w:gridSpan w:val="8"/>
+            <w:tcW w:w="10530" w:type="dxa"/>
+            <w:gridSpan w:val="9"/>
           </w:tcPr>
           <w:p>
             <w:pPr>
-              <w:pStyle w:val="Table"/>
-              <w:rPr>
-                <w:b/>
-                <w:bCs/>
-                <w:szCs w:val="24"/>
-                <w:u w:val="single"/>
-              </w:rPr>
-            </w:pPr>
-            <w:r>
-              <w:rPr>
-                <w:b/>
-                <w:szCs w:val="24"/>
-              </w:rPr>
-              <w:t xml:space="preserve">(U) </w:t>
-            </w:r>
-            <w:r>
-              <w:rPr>
-                <w:b/>
-                <w:bCs/>
-                <w:szCs w:val="24"/>
-                <w:u w:val="single"/>
-              </w:rPr>
-              <w:t>SOURCE SELECTION</w:t>
-            </w:r>
-          </w:p>
-          <w:p>
-            <w:pPr>
-              <w:autoSpaceDE w:val="0"/>
-              <w:autoSpaceDN w:val="0"/>
-              <w:spacing w:before="40" w:after="40"/>
-              <w:rPr>
-                <w:b/>
-              </w:rPr>
-            </w:pPr>
-            <w:sdt>
-              <w:sdtPr>
-                <w:alias w:val="TaskDescription"/>
-                <w:tag w:val="TaskDescription"/>
-                <w:id w:val="505179941"/>
-                <w:placeholder>
-                  <w:docPart w:val="D45730E0095A47579755A7231B9D1D69"/>
-                </w:placeholder>
-                <w:text/>
-              </w:sdtPr>
-              <w:sdtEndPr/>
-              <w:sdtContent>
-                <w:proofErr w:type="spellStart"/>
-                <w:r>
-                  <w:t>SourceSelection</w:t>
-                </w:r>
-                <w:proofErr w:type="spellEnd"/>
-              </w:sdtContent>
-            </w:sdt>
-            <w:r>
-              <w:rPr>
-                <w:b/>
-              </w:rPr>
-              <w:t xml:space="preserve"> </w:t>
-            </w:r>
-          </w:p>
-          <w:p>
-            <w:pPr>
-              <w:autoSpaceDE w:val="0"/>
-              <w:autoSpaceDN w:val="0"/>
-              <w:spacing w:before="40" w:after="40"/>
               <w:rPr>
                 <w:b/>
                 <w:bCs/>
@@ -2628,6 +2417,7 @@
             <w:r>
               <w:rPr>
                 <w:b/>
+                <w:bCs/>
               </w:rPr>
               <w:t xml:space="preserve">(U) </w:t>
             </w:r>
@@ -2637,42 +2427,210 @@
                 <w:bCs/>
                 <w:u w:val="single"/>
               </w:rPr>
-              <w:t>COMMERCIALITY (If Applicable)</w:t>
-            </w:r>
-          </w:p>
-          <w:p>
-            <w:pPr>
-              <w:autoSpaceDE w:val="0"/>
-              <w:autoSpaceDN w:val="0"/>
-              <w:spacing w:before="40" w:after="40"/>
-              <w:rPr>
-                <w:b/>
-              </w:rPr>
-            </w:pPr>
+              <w:t>SOURCE SELECTION</w:t>
+            </w:r>
+          </w:p>
+          <w:p>
             <w:sdt>
               <w:sdtPr>
-                <w:alias w:val="TaskDescription"/>
-                <w:tag w:val="TaskDescription"/>
-                <w:id w:val="703684438"/>
+                <w:alias w:val="ProposedSourceSelection"/>
+                <w:tag w:val="ProposedSourceSelection"/>
+                <w:id w:val="38401781"/>
                 <w:placeholder>
-                  <w:docPart w:val="34B4DD10214544369BBE9A5F02155A58"/>
+                  <w:docPart w:val="EDC0F84565C241D6A827F91CC15971D0"/>
                 </w:placeholder>
+                <w:showingPlcHdr/>
                 <w:text/>
               </w:sdtPr>
               <w:sdtEndPr/>
               <w:sdtContent>
                 <w:r>
-                  <w:t>Commerciality</w:t>
+                  <w:t>SOURCE SELECTION</w:t>
                 </w:r>
               </w:sdtContent>
             </w:sdt>
-            <w:r>
+          </w:p>
+          <w:p/>
+          <w:p>
+            <w:pPr>
               <w:rPr>
                 <w:b/>
-              </w:rPr>
-              <w:t xml:space="preserve"> </w:t>
-            </w:r>
-          </w:p>
+                <w:bCs/>
+                <w:u w:val="single"/>
+              </w:rPr>
+            </w:pPr>
+            <w:r>
+              <w:rPr>
+                <w:b/>
+                <w:bCs/>
+              </w:rPr>
+              <w:t xml:space="preserve">(U) </w:t>
+            </w:r>
+            <w:r>
+              <w:rPr>
+                <w:b/>
+                <w:bCs/>
+                <w:u w:val="single"/>
+              </w:rPr>
+              <w:t>COMMERCIALITY (If Applicable)</w:t>
+            </w:r>
+          </w:p>
+          <w:p>
+            <w:sdt>
+              <w:sdtPr>
+                <w:alias w:val="ProposedCommerciality"/>
+                <w:tag w:val="ProposedCommerciality"/>
+                <w:id w:val="-1905827863"/>
+                <w:placeholder>
+                  <w:docPart w:val="3613D52CA60242529101D575800EA36A"/>
+                </w:placeholder>
+                <w:showingPlcHdr/>
+                <w:text/>
+              </w:sdtPr>
+              <w:sdtEndPr/>
+              <w:sdtContent>
+                <w:r>
+                  <w:t>COMMERCIALITY (If Applicable)</w:t>
+                </w:r>
+              </w:sdtContent>
+            </w:sdt>
+          </w:p>
+          <w:p/>
+          <w:p>
+            <w:pPr>
+              <w:rPr>
+                <w:b/>
+                <w:bCs/>
+                <w:u w:val="single"/>
+              </w:rPr>
+            </w:pPr>
+            <w:r>
+              <w:rPr>
+                <w:b/>
+                <w:bCs/>
+              </w:rPr>
+              <w:t xml:space="preserve">(U) </w:t>
+            </w:r>
+            <w:r>
+              <w:rPr>
+                <w:b/>
+                <w:bCs/>
+                <w:u w:val="single"/>
+              </w:rPr>
+              <w:t>TECHNICAL EVALUATION (If Applicable)</w:t>
+            </w:r>
+          </w:p>
+          <w:p>
+            <w:sdt>
+              <w:sdtPr>
+                <w:alias w:val="ProposedTechnicalEvaluation"/>
+                <w:tag w:val="ProposedTechnicalEvaluation"/>
+                <w:id w:val="2032148521"/>
+                <w:placeholder>
+                  <w:docPart w:val="51D0151A1E0D4C15847C5A32CD6BB246"/>
+                </w:placeholder>
+                <w:showingPlcHdr/>
+                <w:text/>
+              </w:sdtPr>
+              <w:sdtEndPr/>
+              <w:sdtContent>
+                <w:r>
+                  <w:t>TECHNICAL EVALUATION (If Applicable)</w:t>
+                </w:r>
+              </w:sdtContent>
+            </w:sdt>
+          </w:p>
+          <w:p/>
+          <w:p>
+            <w:pPr>
+              <w:rPr>
+                <w:b/>
+                <w:bCs/>
+                <w:u w:val="single"/>
+              </w:rPr>
+            </w:pPr>
+            <w:r>
+              <w:rPr>
+                <w:b/>
+                <w:bCs/>
+              </w:rPr>
+              <w:t xml:space="preserve">(U) </w:t>
+            </w:r>
+            <w:r>
+              <w:rPr>
+                <w:b/>
+                <w:bCs/>
+                <w:u w:val="single"/>
+              </w:rPr>
+              <w:t>PRICE ANALYSIS</w:t>
+            </w:r>
+          </w:p>
+          <w:p>
+            <w:sdt>
+              <w:sdtPr>
+                <w:alias w:val="ProposedPriceAnalysis"/>
+                <w:tag w:val="ProposedPriceAnalysis"/>
+                <w:id w:val="653656214"/>
+                <w:placeholder>
+                  <w:docPart w:val="A713BDF3E70545CE9192B68355B758FF"/>
+                </w:placeholder>
+                <w:showingPlcHdr/>
+                <w:text/>
+              </w:sdtPr>
+              <w:sdtEndPr/>
+              <w:sdtContent>
+                <w:r>
+                  <w:t>PRICE ANALYSIS</w:t>
+                </w:r>
+              </w:sdtContent>
+            </w:sdt>
+          </w:p>
+          <w:p/>
+          <w:p>
+            <w:pPr>
+              <w:rPr>
+                <w:b/>
+                <w:bCs/>
+                <w:u w:val="single"/>
+              </w:rPr>
+            </w:pPr>
+            <w:r>
+              <w:rPr>
+                <w:b/>
+                <w:bCs/>
+              </w:rPr>
+              <w:t xml:space="preserve">(U) </w:t>
+            </w:r>
+            <w:r>
+              <w:rPr>
+                <w:b/>
+                <w:bCs/>
+                <w:u w:val="single"/>
+              </w:rPr>
+              <w:t>COST ANALYSIS (If Applicable)</w:t>
+            </w:r>
+          </w:p>
+          <w:p>
+            <w:sdt>
+              <w:sdtPr>
+                <w:alias w:val="ProposedCostAnalysis"/>
+                <w:tag w:val="ProposedCostAnalysis"/>
+                <w:id w:val="-569348840"/>
+                <w:placeholder>
+                  <w:docPart w:val="20BAA15E3B1D4C19A82C49D9B6CB8CDE"/>
+                </w:placeholder>
+                <w:showingPlcHdr/>
+                <w:text/>
+              </w:sdtPr>
+              <w:sdtEndPr/>
+              <w:sdtContent>
+                <w:r>
+                  <w:t>COST ANALYSIS (If Applicable)</w:t>
+                </w:r>
+              </w:sdtContent>
+            </w:sdt>
+          </w:p>
+          <w:p/>
           <w:p>
             <w:pPr>
               <w:autoSpaceDE w:val="0"/>
@@ -2687,6 +2645,7 @@
             <w:r>
               <w:rPr>
                 <w:b/>
+                <w:bCs/>
               </w:rPr>
               <w:t xml:space="preserve">(U) </w:t>
             </w:r>
@@ -2696,167 +2655,54 @@
                 <w:bCs/>
                 <w:u w:val="single"/>
               </w:rPr>
-              <w:t>TECHNICAL EVALUATION (If Applicable)</w:t>
-            </w:r>
-          </w:p>
-          <w:p>
-            <w:pPr>
-              <w:autoSpaceDE w:val="0"/>
-              <w:autoSpaceDN w:val="0"/>
-              <w:spacing w:before="40" w:after="40"/>
-              <w:rPr>
-                <w:b/>
-              </w:rPr>
-            </w:pPr>
-            <w:proofErr w:type="spellStart"/>
-            <w:r>
-              <w:t>TechnicalEvaluation</w:t>
-            </w:r>
-            <w:proofErr w:type="spellEnd"/>
-          </w:p>
-          <w:p>
-            <w:pPr>
-              <w:autoSpaceDE w:val="0"/>
-              <w:autoSpaceDN w:val="0"/>
-              <w:spacing w:before="40" w:after="40"/>
-              <w:rPr>
-                <w:b/>
-                <w:bCs/>
-                <w:u w:val="single"/>
-              </w:rPr>
-            </w:pPr>
-            <w:r>
-              <w:rPr>
-                <w:b/>
-              </w:rPr>
-              <w:t xml:space="preserve">(U) </w:t>
-            </w:r>
-            <w:r>
-              <w:rPr>
-                <w:b/>
-                <w:bCs/>
-                <w:u w:val="single"/>
-              </w:rPr>
-              <w:t>PRICE ANALYSIS</w:t>
-            </w:r>
-          </w:p>
-          <w:p>
-            <w:pPr>
-              <w:autoSpaceDE w:val="0"/>
-              <w:autoSpaceDN w:val="0"/>
-              <w:spacing w:before="40" w:after="40"/>
-              <w:rPr>
-                <w:b/>
-              </w:rPr>
-            </w:pPr>
-            <w:proofErr w:type="spellStart"/>
-            <w:r>
-              <w:t>PriceAnalysis</w:t>
-            </w:r>
-            <w:proofErr w:type="spellEnd"/>
-          </w:p>
-          <w:p>
-            <w:pPr>
-              <w:autoSpaceDE w:val="0"/>
-              <w:autoSpaceDN w:val="0"/>
-              <w:spacing w:before="40" w:after="40"/>
-            </w:pPr>
-            <w:r>
-              <w:rPr>
-                <w:b/>
-              </w:rPr>
-              <w:t xml:space="preserve">(U) </w:t>
-            </w:r>
-            <w:r>
-              <w:rPr>
-                <w:b/>
-                <w:bCs/>
-                <w:u w:val="single"/>
-              </w:rPr>
-              <w:t>COST ANALYSIS (If Applicable)</w:t>
-            </w:r>
-          </w:p>
-          <w:p>
-            <w:pPr>
-              <w:autoSpaceDE w:val="0"/>
-              <w:autoSpaceDN w:val="0"/>
-              <w:spacing w:before="40" w:after="40"/>
-              <w:rPr>
-                <w:b/>
-              </w:rPr>
-            </w:pPr>
-            <w:proofErr w:type="spellStart"/>
-            <w:r>
-              <w:t>CostAnalysis</w:t>
-            </w:r>
-            <w:proofErr w:type="spellEnd"/>
-          </w:p>
-          <w:p>
-            <w:pPr>
-              <w:autoSpaceDE w:val="0"/>
-              <w:autoSpaceDN w:val="0"/>
-              <w:spacing w:before="40" w:after="40"/>
-              <w:rPr>
-                <w:b/>
-                <w:bCs/>
-                <w:u w:val="single"/>
-              </w:rPr>
-            </w:pPr>
-            <w:r>
-              <w:rPr>
-                <w:b/>
-              </w:rPr>
-              <w:t xml:space="preserve">(U) </w:t>
-            </w:r>
-            <w:r>
-              <w:rPr>
-                <w:b/>
-                <w:bCs/>
-                <w:u w:val="single"/>
-              </w:rPr>
               <w:t>RATIONALE FOR LM PROPOSED VALUE SUMMARY</w:t>
             </w:r>
           </w:p>
           <w:p>
-            <w:pPr>
-              <w:autoSpaceDE w:val="0"/>
-              <w:autoSpaceDN w:val="0"/>
-              <w:spacing w:before="40" w:after="40"/>
-              <w:rPr>
-                <w:b/>
-              </w:rPr>
-            </w:pPr>
-            <w:proofErr w:type="spellStart"/>
-            <w:r>
-              <w:t>ProposeValueSummary</w:t>
-            </w:r>
-            <w:proofErr w:type="spellEnd"/>
-          </w:p>
+            <w:sdt>
+              <w:sdtPr>
+                <w:alias w:val="ProposedValueSummary"/>
+                <w:tag w:val="ProposedValueSummary"/>
+                <w:id w:val="449508400"/>
+                <w:placeholder>
+                  <w:docPart w:val="A14730F92CF84C95945019ACD1571FD8"/>
+                </w:placeholder>
+                <w:showingPlcHdr/>
+                <w:text/>
+              </w:sdtPr>
+              <w:sdtEndPr/>
+              <w:sdtContent>
+                <w:r>
+                  <w:t>SUMMARY</w:t>
+                </w:r>
+              </w:sdtContent>
+            </w:sdt>
+          </w:p>
+          <w:p/>
+          <w:p/>
         </w:tc>
       </w:tr>
       <w:tr>
         <w:trPr>
-          <w:gridAfter w:val="2"/>
-          <w:wAfter w:w="3600" w:type="dxa"/>
           <w:trHeight w:val="360"/>
         </w:trPr>
         <w:tc>
           <w:tcPr>
-            <w:tcW w:w="10710" w:type="dxa"/>
-            <w:gridSpan w:val="8"/>
+            <w:tcW w:w="10530" w:type="dxa"/>
+            <w:gridSpan w:val="9"/>
           </w:tcPr>
           <w:p>
             <w:pPr>
               <w:pStyle w:val="Table"/>
               <w:rPr>
                 <w:b/>
-                <w:szCs w:val="24"/>
+                <w:sz w:val="20"/>
               </w:rPr>
             </w:pPr>
             <w:r>
               <w:rPr>
                 <w:b/>
-                <w:szCs w:val="24"/>
+                <w:sz w:val="20"/>
               </w:rPr>
               <w:lastRenderedPageBreak/>
               <w:t xml:space="preserve">(U) </w:t>
@@ -2864,9 +2710,9 @@
             <w:r>
               <w:rPr>
                 <w:b/>
-                <w:szCs w:val="24"/>
-              </w:rPr>
-              <w:t>SCHEDULE OF EVENTS (date planned if not yet complete; actual date completed; not applicable)</w:t>
+                <w:sz w:val="20"/>
+              </w:rPr>
+              <w:t>SCHEDULE OF EVENTS</w:t>
             </w:r>
           </w:p>
         </w:tc>
@@ -2876,13 +2722,103 @@
           <w:tblLook w:val="0000" w:firstRow="0" w:lastRow="0" w:firstColumn="0" w:lastColumn="0" w:noHBand="0" w:noVBand="0"/>
         </w:tblPrEx>
         <w:trPr>
-          <w:gridAfter w:val="2"/>
-          <w:wAfter w:w="3600" w:type="dxa"/>
           <w:trHeight w:val="233"/>
         </w:trPr>
         <w:tc>
           <w:tcPr>
-            <w:tcW w:w="3600" w:type="dxa"/>
+            <w:tcW w:w="3150" w:type="dxa"/>
+            <w:gridSpan w:val="2"/>
+            <w:shd w:val="clear" w:color="auto" w:fill="C0C0C0"/>
+            <w:vAlign w:val="bottom"/>
+          </w:tcPr>
+          <w:p>
+            <w:pPr>
+              <w:pStyle w:val="Table"/>
+              <w:jc w:val="center"/>
+              <w:rPr>
+                <w:sz w:val="20"/>
+              </w:rPr>
+            </w:pPr>
+            <w:r>
+              <w:rPr>
+                <w:b/>
+                <w:bCs/>
+                <w:sz w:val="20"/>
+              </w:rPr>
+              <w:t>(U)</w:t>
+            </w:r>
+            <w:r>
+              <w:rPr>
+                <w:sz w:val="20"/>
+              </w:rPr>
+              <w:t xml:space="preserve"> </w:t>
+            </w:r>
+            <w:r>
+              <w:rPr>
+                <w:sz w:val="20"/>
+              </w:rPr>
+              <w:t>Event</w:t>
+            </w:r>
+          </w:p>
+        </w:tc>
+        <w:tc>
+          <w:tcPr>
+            <w:tcW w:w="1980" w:type="dxa"/>
+            <w:gridSpan w:val="2"/>
+            <w:shd w:val="clear" w:color="auto" w:fill="C0C0C0"/>
+            <w:vAlign w:val="bottom"/>
+          </w:tcPr>
+          <w:p>
+            <w:pPr>
+              <w:pStyle w:val="Table"/>
+              <w:jc w:val="center"/>
+              <w:rPr>
+                <w:sz w:val="20"/>
+              </w:rPr>
+            </w:pPr>
+            <w:r>
+              <w:rPr>
+                <w:b/>
+                <w:bCs/>
+                <w:sz w:val="20"/>
+              </w:rPr>
+              <w:t>(U)</w:t>
+            </w:r>
+            <w:r>
+              <w:rPr>
+                <w:sz w:val="20"/>
+              </w:rPr>
+              <w:t xml:space="preserve"> </w:t>
+            </w:r>
+            <w:r>
+              <w:rPr>
+                <w:sz w:val="20"/>
+              </w:rPr>
+              <w:t>Date</w:t>
+            </w:r>
+            <w:r>
+              <w:rPr>
+                <w:sz w:val="20"/>
+              </w:rPr>
+              <w:t xml:space="preserve"> (Planned or </w:t>
+            </w:r>
+            <w:r>
+              <w:rPr>
+                <w:sz w:val="20"/>
+              </w:rPr>
+              <w:t>Actual)</w:t>
+            </w:r>
+            <w:r>
+              <w:rPr>
+                <w:sz w:val="20"/>
+              </w:rPr>
+              <w:t xml:space="preserve"> or NA</w:t>
+            </w:r>
+          </w:p>
+        </w:tc>
+        <w:tc>
+          <w:tcPr>
+            <w:tcW w:w="1620" w:type="dxa"/>
             <w:gridSpan w:val="3"/>
             <w:shd w:val="clear" w:color="auto" w:fill="C0C0C0"/>
             <w:vAlign w:val="bottom"/>
@@ -2892,19 +2828,26 @@
               <w:pStyle w:val="Table"/>
               <w:jc w:val="center"/>
               <w:rPr>
-                <w:szCs w:val="24"/>
+                <w:sz w:val="20"/>
               </w:rPr>
             </w:pPr>
             <w:r>
               <w:rPr>
                 <w:b/>
-                <w:szCs w:val="24"/>
-              </w:rPr>
-              <w:t xml:space="preserve">(U) </w:t>
-            </w:r>
-            <w:r>
-              <w:rPr>
-                <w:szCs w:val="24"/>
+                <w:bCs/>
+                <w:sz w:val="20"/>
+              </w:rPr>
+              <w:t>(U)</w:t>
+            </w:r>
+            <w:r>
+              <w:rPr>
+                <w:sz w:val="20"/>
+              </w:rPr>
+              <w:t xml:space="preserve"> </w:t>
+            </w:r>
+            <w:r>
+              <w:rPr>
+                <w:sz w:val="20"/>
               </w:rPr>
               <w:t>Event</w:t>
             </w:r>
@@ -2912,7 +2855,7 @@
         </w:tc>
         <w:tc>
           <w:tcPr>
-            <w:tcW w:w="2430" w:type="dxa"/>
+            <w:tcW w:w="3780" w:type="dxa"/>
             <w:gridSpan w:val="2"/>
             <w:shd w:val="clear" w:color="auto" w:fill="C0C0C0"/>
             <w:vAlign w:val="bottom"/>
@@ -2922,80 +2865,46 @@
               <w:pStyle w:val="Table"/>
               <w:jc w:val="center"/>
               <w:rPr>
-                <w:szCs w:val="24"/>
+                <w:sz w:val="20"/>
               </w:rPr>
             </w:pPr>
             <w:r>
               <w:rPr>
                 <w:b/>
-                <w:szCs w:val="24"/>
-              </w:rPr>
-              <w:t xml:space="preserve">(U) </w:t>
-            </w:r>
-            <w:r>
-              <w:rPr>
-                <w:szCs w:val="24"/>
-              </w:rPr>
-              <w:t>Date (Planned or Actual) or NA</w:t>
-            </w:r>
-          </w:p>
-        </w:tc>
-        <w:tc>
-          <w:tcPr>
-            <w:tcW w:w="2813" w:type="dxa"/>
-            <w:gridSpan w:val="2"/>
-            <w:shd w:val="clear" w:color="auto" w:fill="C0C0C0"/>
-            <w:vAlign w:val="bottom"/>
-          </w:tcPr>
-          <w:p>
-            <w:pPr>
-              <w:pStyle w:val="Table"/>
-              <w:jc w:val="center"/>
-              <w:rPr>
-                <w:szCs w:val="24"/>
-              </w:rPr>
-            </w:pPr>
-            <w:r>
-              <w:rPr>
-                <w:b/>
-                <w:szCs w:val="24"/>
-              </w:rPr>
-              <w:t xml:space="preserve">(U) </w:t>
-            </w:r>
-            <w:r>
-              <w:rPr>
-                <w:szCs w:val="24"/>
-              </w:rPr>
-              <w:t>Event</w:t>
-            </w:r>
-          </w:p>
-        </w:tc>
-        <w:tc>
-          <w:tcPr>
-            <w:tcW w:w="1867" w:type="dxa"/>
-            <w:shd w:val="clear" w:color="auto" w:fill="C0C0C0"/>
-            <w:vAlign w:val="bottom"/>
-          </w:tcPr>
-          <w:p>
-            <w:pPr>
-              <w:pStyle w:val="Table"/>
-              <w:jc w:val="center"/>
-              <w:rPr>
-                <w:szCs w:val="24"/>
-              </w:rPr>
-            </w:pPr>
-            <w:r>
-              <w:rPr>
-                <w:b/>
-                <w:szCs w:val="24"/>
-              </w:rPr>
-              <w:t xml:space="preserve">(U) </w:t>
-            </w:r>
-            <w:r>
-              <w:rPr>
-                <w:szCs w:val="24"/>
-              </w:rPr>
-              <w:t>Date (Planned or Actual) or NA</w:t>
+                <w:bCs/>
+                <w:sz w:val="20"/>
+              </w:rPr>
+              <w:t>(U)</w:t>
+            </w:r>
+            <w:r>
+              <w:rPr>
+                <w:sz w:val="20"/>
+              </w:rPr>
+              <w:t xml:space="preserve"> </w:t>
+            </w:r>
+            <w:r>
+              <w:rPr>
+                <w:sz w:val="20"/>
+              </w:rPr>
+              <w:t>Date</w:t>
+            </w:r>
+            <w:r>
+              <w:rPr>
+                <w:sz w:val="20"/>
+              </w:rPr>
+              <w:t xml:space="preserve"> (Planned or </w:t>
+            </w:r>
+            <w:r>
+              <w:rPr>
+                <w:sz w:val="20"/>
+              </w:rPr>
+              <w:t>Actual)</w:t>
+            </w:r>
+            <w:r>
+              <w:rPr>
+                <w:sz w:val="20"/>
+              </w:rPr>
+              <w:t xml:space="preserve"> or NA</w:t>
             </w:r>
           </w:p>
         </w:tc>
@@ -3005,33 +2914,37 @@
           <w:tblLook w:val="0000" w:firstRow="0" w:lastRow="0" w:firstColumn="0" w:lastColumn="0" w:noHBand="0" w:noVBand="0"/>
         </w:tblPrEx>
         <w:trPr>
-          <w:gridAfter w:val="2"/>
-          <w:wAfter w:w="3600" w:type="dxa"/>
           <w:trHeight w:val="269"/>
         </w:trPr>
         <w:tc>
           <w:tcPr>
-            <w:tcW w:w="3600" w:type="dxa"/>
-            <w:gridSpan w:val="3"/>
+            <w:tcW w:w="3150" w:type="dxa"/>
+            <w:gridSpan w:val="2"/>
           </w:tcPr>
           <w:p>
             <w:pPr>
               <w:pStyle w:val="Table"/>
               <w:rPr>
-                <w:szCs w:val="24"/>
+                <w:sz w:val="20"/>
               </w:rPr>
             </w:pPr>
             <w:r>
               <w:rPr>
-                <w:szCs w:val="24"/>
-              </w:rPr>
-              <w:t xml:space="preserve">Should Cost/Engineering Estimate </w:t>
+                <w:sz w:val="20"/>
+              </w:rPr>
+              <w:t>Should Cost/Engineering Estimate</w:t>
+            </w:r>
+            <w:r>
+              <w:rPr>
+                <w:sz w:val="20"/>
+              </w:rPr>
+              <w:t xml:space="preserve"> </w:t>
             </w:r>
           </w:p>
         </w:tc>
         <w:tc>
           <w:tcPr>
-            <w:tcW w:w="2430" w:type="dxa"/>
+            <w:tcW w:w="1980" w:type="dxa"/>
             <w:gridSpan w:val="2"/>
           </w:tcPr>
           <w:p>
@@ -3039,7 +2952,7 @@
               <w:pStyle w:val="Table"/>
               <w:jc w:val="center"/>
               <w:rPr>
-                <w:szCs w:val="24"/>
+                <w:sz w:val="20"/>
               </w:rPr>
             </w:pPr>
             <w:sdt>
@@ -3051,7 +2964,7 @@
                 <w:tag w:val="ShouldCostEstimate"/>
                 <w:id w:val="-603491305"/>
                 <w:placeholder>
-                  <w:docPart w:val="1FE8B55D5ED44BC9976CDAB53DDA1840"/>
+                  <w:docPart w:val="2D10359A02224706B30FF3D1427A46CC"/>
                 </w:placeholder>
                 <w:showingPlcHdr/>
                 <w:text/>
@@ -3070,34 +2983,35 @@
         </w:tc>
         <w:tc>
           <w:tcPr>
-            <w:tcW w:w="2813" w:type="dxa"/>
-            <w:gridSpan w:val="2"/>
+            <w:tcW w:w="1620" w:type="dxa"/>
+            <w:gridSpan w:val="3"/>
           </w:tcPr>
           <w:p>
             <w:pPr>
               <w:pStyle w:val="Table"/>
               <w:rPr>
-                <w:szCs w:val="24"/>
+                <w:sz w:val="20"/>
               </w:rPr>
             </w:pPr>
             <w:r>
               <w:rPr>
-                <w:szCs w:val="24"/>
-              </w:rPr>
-              <w:t xml:space="preserve">Fact-Finding </w:t>
+                <w:sz w:val="20"/>
+              </w:rPr>
+              <w:t>Fact-Finding</w:t>
             </w:r>
           </w:p>
         </w:tc>
         <w:tc>
           <w:tcPr>
-            <w:tcW w:w="1867" w:type="dxa"/>
+            <w:tcW w:w="3780" w:type="dxa"/>
+            <w:gridSpan w:val="2"/>
           </w:tcPr>
           <w:p>
             <w:pPr>
               <w:pStyle w:val="Table"/>
               <w:jc w:val="center"/>
               <w:rPr>
-                <w:szCs w:val="24"/>
+                <w:sz w:val="20"/>
               </w:rPr>
             </w:pPr>
             <w:sdt>
@@ -3109,7 +3023,7 @@
                 <w:tag w:val="FactFinding"/>
                 <w:id w:val="-1978830417"/>
                 <w:placeholder>
-                  <w:docPart w:val="B75651C5C8AF4D45A5E78672EB17D0A2"/>
+                  <w:docPart w:val="ED0F1D3A967E44DEACA6FAB777F42C38"/>
                 </w:placeholder>
                 <w:showingPlcHdr/>
                 <w:text/>
@@ -3125,6 +3039,15 @@
               </w:sdtContent>
             </w:sdt>
           </w:p>
+          <w:p>
+            <w:pPr>
+              <w:pStyle w:val="Table"/>
+              <w:jc w:val="center"/>
+              <w:rPr>
+                <w:sz w:val="20"/>
+              </w:rPr>
+            </w:pPr>
+          </w:p>
         </w:tc>
       </w:tr>
       <w:tr>
@@ -3132,33 +3055,43 @@
           <w:tblLook w:val="0000" w:firstRow="0" w:lastRow="0" w:firstColumn="0" w:lastColumn="0" w:noHBand="0" w:noVBand="0"/>
         </w:tblPrEx>
         <w:trPr>
-          <w:gridAfter w:val="2"/>
-          <w:wAfter w:w="3600" w:type="dxa"/>
-          <w:trHeight w:val="314"/>
+          <w:trHeight w:val="260"/>
         </w:trPr>
         <w:tc>
           <w:tcPr>
-            <w:tcW w:w="3600" w:type="dxa"/>
-            <w:gridSpan w:val="3"/>
+            <w:tcW w:w="3150" w:type="dxa"/>
+            <w:gridSpan w:val="2"/>
           </w:tcPr>
           <w:p>
             <w:pPr>
               <w:pStyle w:val="Table"/>
               <w:rPr>
-                <w:szCs w:val="24"/>
+                <w:sz w:val="20"/>
               </w:rPr>
             </w:pPr>
             <w:r>
               <w:rPr>
-                <w:szCs w:val="24"/>
-              </w:rPr>
-              <w:t>RFP Release to Supplier(s)</w:t>
+                <w:sz w:val="20"/>
+              </w:rPr>
+              <w:t>RFP Release</w:t>
+            </w:r>
+            <w:r>
+              <w:rPr>
+                <w:sz w:val="20"/>
+              </w:rPr>
+              <w:t xml:space="preserve"> to Supplier</w:t>
+            </w:r>
+            <w:r>
+              <w:rPr>
+                <w:sz w:val="20"/>
+              </w:rPr>
+              <w:t>(s)</w:t>
             </w:r>
           </w:p>
         </w:tc>
         <w:tc>
           <w:tcPr>
-            <w:tcW w:w="2430" w:type="dxa"/>
+            <w:tcW w:w="1980" w:type="dxa"/>
             <w:gridSpan w:val="2"/>
           </w:tcPr>
           <w:p>
@@ -3166,7 +3099,7 @@
               <w:pStyle w:val="Table"/>
               <w:jc w:val="center"/>
               <w:rPr>
-                <w:szCs w:val="24"/>
+                <w:sz w:val="20"/>
               </w:rPr>
             </w:pPr>
             <w:sdt>
@@ -3178,7 +3111,7 @@
                 <w:tag w:val="RFPRelease"/>
                 <w:id w:val="1926914086"/>
                 <w:placeholder>
-                  <w:docPart w:val="F32F81A22865445BADD77AB8DDA93877"/>
+                  <w:docPart w:val="9EE6A410E46E484D832EE3D6F458F913"/>
                 </w:placeholder>
                 <w:showingPlcHdr/>
                 <w:text/>
@@ -3197,42 +3130,37 @@
         </w:tc>
         <w:tc>
           <w:tcPr>
-            <w:tcW w:w="2813" w:type="dxa"/>
-            <w:gridSpan w:val="2"/>
+            <w:tcW w:w="1620" w:type="dxa"/>
+            <w:gridSpan w:val="3"/>
           </w:tcPr>
           <w:p>
             <w:pPr>
               <w:pStyle w:val="Table"/>
               <w:rPr>
-                <w:szCs w:val="24"/>
+                <w:sz w:val="20"/>
               </w:rPr>
             </w:pPr>
             <w:r>
               <w:rPr>
-                <w:szCs w:val="24"/>
-              </w:rPr>
-              <w:t xml:space="preserve">Cost Analysis </w:t>
+                <w:sz w:val="20"/>
+              </w:rPr>
+              <w:t>Cost Analysis</w:t>
             </w:r>
           </w:p>
         </w:tc>
         <w:tc>
           <w:tcPr>
-            <w:tcW w:w="1867" w:type="dxa"/>
+            <w:tcW w:w="3780" w:type="dxa"/>
+            <w:gridSpan w:val="2"/>
           </w:tcPr>
           <w:p>
             <w:pPr>
               <w:pStyle w:val="Table"/>
               <w:jc w:val="center"/>
               <w:rPr>
-                <w:szCs w:val="24"/>
+                <w:sz w:val="20"/>
               </w:rPr>
             </w:pPr>
-            <w:r>
-              <w:rPr>
-                <w:szCs w:val="24"/>
-              </w:rPr>
-              <w:t xml:space="preserve">    </w:t>
-            </w:r>
             <w:sdt>
               <w:sdtPr>
                 <w:rPr>
@@ -3242,7 +3170,7 @@
                 <w:tag w:val="CostAnalysis"/>
                 <w:id w:val="1482196491"/>
                 <w:placeholder>
-                  <w:docPart w:val="FF71231BC37C40A2841A420990D0D6D6"/>
+                  <w:docPart w:val="1172965E6EB5428B9EEE3697A16A64A2"/>
                 </w:placeholder>
                 <w:showingPlcHdr/>
                 <w:text/>
@@ -3259,9 +3187,9 @@
             </w:sdt>
             <w:r>
               <w:rPr>
-                <w:szCs w:val="24"/>
-              </w:rPr>
-              <w:t xml:space="preserve">  *</w:t>
+                <w:sz w:val="20"/>
+              </w:rPr>
+              <w:t>*</w:t>
             </w:r>
           </w:p>
         </w:tc>
@@ -3271,33 +3199,67 @@
           <w:tblLook w:val="0000" w:firstRow="0" w:lastRow="0" w:firstColumn="0" w:lastColumn="0" w:noHBand="0" w:noVBand="0"/>
         </w:tblPrEx>
         <w:trPr>
-          <w:gridAfter w:val="2"/>
-          <w:wAfter w:w="3600" w:type="dxa"/>
-          <w:trHeight w:val="260"/>
+          <w:trHeight w:val="296"/>
         </w:trPr>
         <w:tc>
           <w:tcPr>
-            <w:tcW w:w="3600" w:type="dxa"/>
-            <w:gridSpan w:val="3"/>
+            <w:tcW w:w="3150" w:type="dxa"/>
+            <w:gridSpan w:val="2"/>
           </w:tcPr>
           <w:p>
             <w:pPr>
               <w:pStyle w:val="Table"/>
               <w:rPr>
-                <w:szCs w:val="24"/>
+                <w:sz w:val="20"/>
               </w:rPr>
             </w:pPr>
             <w:r>
               <w:rPr>
-                <w:szCs w:val="24"/>
-              </w:rPr>
-              <w:t>Firm Supplier Proposal(s) Receipt</w:t>
+                <w:sz w:val="20"/>
+              </w:rPr>
+              <w:t xml:space="preserve">Firm </w:t>
+            </w:r>
+            <w:r>
+              <w:rPr>
+                <w:sz w:val="20"/>
+              </w:rPr>
+              <w:t>S</w:t>
+            </w:r>
+            <w:r>
+              <w:rPr>
+                <w:sz w:val="20"/>
+              </w:rPr>
+              <w:t>upplier</w:t>
+            </w:r>
+            <w:r>
+              <w:rPr>
+                <w:sz w:val="20"/>
+              </w:rPr>
+              <w:t xml:space="preserve"> </w:t>
+            </w:r>
+            <w:r>
+              <w:rPr>
+                <w:sz w:val="20"/>
+              </w:rPr>
+              <w:t>Proposal</w:t>
+            </w:r>
+            <w:r>
+              <w:rPr>
+                <w:sz w:val="20"/>
+              </w:rPr>
+              <w:t>(s)</w:t>
+            </w:r>
+            <w:r>
+              <w:rPr>
+                <w:sz w:val="20"/>
+              </w:rPr>
+              <w:t xml:space="preserve"> Receipt</w:t>
             </w:r>
           </w:p>
         </w:tc>
         <w:tc>
           <w:tcPr>
-            <w:tcW w:w="2430" w:type="dxa"/>
+            <w:tcW w:w="1980" w:type="dxa"/>
             <w:gridSpan w:val="2"/>
           </w:tcPr>
           <w:p>
@@ -3305,7 +3267,7 @@
               <w:pStyle w:val="Table"/>
               <w:jc w:val="center"/>
               <w:rPr>
-                <w:szCs w:val="24"/>
+                <w:sz w:val="20"/>
               </w:rPr>
             </w:pPr>
             <w:sdt>
@@ -3317,7 +3279,7 @@
                 <w:tag w:val="FirmSupplier"/>
                 <w:id w:val="386839550"/>
                 <w:placeholder>
-                  <w:docPart w:val="875B604E84D24FBD8D1A92668ACCABAA"/>
+                  <w:docPart w:val="5A6D68353161404D8020799FA59BD52D"/>
                 </w:placeholder>
                 <w:showingPlcHdr/>
                 <w:text/>
@@ -3336,48 +3298,35 @@
         </w:tc>
         <w:tc>
           <w:tcPr>
-            <w:tcW w:w="2813" w:type="dxa"/>
-            <w:gridSpan w:val="2"/>
+            <w:tcW w:w="1620" w:type="dxa"/>
+            <w:gridSpan w:val="3"/>
           </w:tcPr>
           <w:p>
             <w:pPr>
               <w:pStyle w:val="Table"/>
               <w:rPr>
-                <w:szCs w:val="24"/>
+                <w:sz w:val="20"/>
               </w:rPr>
             </w:pPr>
             <w:r>
               <w:rPr>
-                <w:szCs w:val="24"/>
-              </w:rPr>
-              <w:t xml:space="preserve">Govt. Pricing Assistance for </w:t>
-            </w:r>
-            <w:proofErr w:type="spellStart"/>
-            <w:r>
-              <w:rPr>
-                <w:szCs w:val="24"/>
-              </w:rPr>
-              <w:t>CCoPD</w:t>
-            </w:r>
-            <w:proofErr w:type="spellEnd"/>
-            <w:r>
-              <w:rPr>
-                <w:szCs w:val="24"/>
-              </w:rPr>
-              <w:t xml:space="preserve"> Review  - Request </w:t>
+                <w:sz w:val="20"/>
+              </w:rPr>
+              <w:t>Govt. Pricing Assistance for CCoPD Review - Request</w:t>
             </w:r>
           </w:p>
         </w:tc>
         <w:tc>
           <w:tcPr>
-            <w:tcW w:w="1867" w:type="dxa"/>
+            <w:tcW w:w="3780" w:type="dxa"/>
+            <w:gridSpan w:val="2"/>
           </w:tcPr>
           <w:p>
             <w:pPr>
               <w:pStyle w:val="Table"/>
               <w:jc w:val="center"/>
               <w:rPr>
-                <w:szCs w:val="24"/>
+                <w:sz w:val="20"/>
               </w:rPr>
             </w:pPr>
             <w:sdt>
@@ -3385,24 +3334,23 @@
                 <w:rPr>
                   <w:sz w:val="20"/>
                 </w:rPr>
-                <w:alias w:val="GovtPricingCCOPD"/>
-                <w:tag w:val="GovtPricingCCOPD"/>
-                <w:id w:val="1078323736"/>
+                <w:alias w:val="GovtPricingCCOPDRequest"/>
+                <w:tag w:val="GovtPricingCCOPDRequest"/>
+                <w:id w:val="-1802293622"/>
                 <w:placeholder>
-                  <w:docPart w:val="E18CC78009D14C7DA89107050B4A9AFD"/>
+                  <w:docPart w:val="74EC21933C7348BEBE4EF4FACE81684C"/>
                 </w:placeholder>
+                <w:showingPlcHdr/>
                 <w:text/>
               </w:sdtPr>
               <w:sdtEndPr/>
               <w:sdtContent>
-                <w:proofErr w:type="spellStart"/>
                 <w:r>
                   <w:rPr>
                     <w:sz w:val="20"/>
                   </w:rPr>
-                  <w:t>GovtPricingCCOPDReview</w:t>
+                  <w:t>GovtPricingCCOPDRequest</w:t>
                 </w:r>
-                <w:proofErr w:type="spellEnd"/>
               </w:sdtContent>
             </w:sdt>
           </w:p>
@@ -3413,25 +3361,23 @@
           <w:tblLook w:val="0000" w:firstRow="0" w:lastRow="0" w:firstColumn="0" w:lastColumn="0" w:noHBand="0" w:noVBand="0"/>
         </w:tblPrEx>
         <w:trPr>
-          <w:gridAfter w:val="2"/>
-          <w:wAfter w:w="3600" w:type="dxa"/>
-          <w:trHeight w:val="296"/>
+          <w:trHeight w:val="512"/>
         </w:trPr>
         <w:tc>
           <w:tcPr>
-            <w:tcW w:w="3600" w:type="dxa"/>
-            <w:gridSpan w:val="3"/>
+            <w:tcW w:w="3150" w:type="dxa"/>
+            <w:gridSpan w:val="2"/>
           </w:tcPr>
           <w:p>
             <w:pPr>
               <w:pStyle w:val="Table"/>
               <w:rPr>
-                <w:szCs w:val="24"/>
+                <w:sz w:val="20"/>
               </w:rPr>
             </w:pPr>
             <w:r>
               <w:rPr>
-                <w:szCs w:val="24"/>
+                <w:sz w:val="20"/>
               </w:rPr>
               <w:t xml:space="preserve">Source Selection </w:t>
             </w:r>
@@ -3439,7 +3385,7 @@
         </w:tc>
         <w:tc>
           <w:tcPr>
-            <w:tcW w:w="2430" w:type="dxa"/>
+            <w:tcW w:w="1980" w:type="dxa"/>
             <w:gridSpan w:val="2"/>
           </w:tcPr>
           <w:p>
@@ -3447,7 +3393,7 @@
               <w:pStyle w:val="Table"/>
               <w:jc w:val="center"/>
               <w:rPr>
-                <w:szCs w:val="24"/>
+                <w:sz w:val="20"/>
               </w:rPr>
             </w:pPr>
             <w:sdt>
@@ -3459,7 +3405,7 @@
                 <w:tag w:val="SourceSelection"/>
                 <w:id w:val="2064208110"/>
                 <w:placeholder>
-                  <w:docPart w:val="8F77864737594E28ABF438695513411D"/>
+                  <w:docPart w:val="02ABC3E7E1D84DDD98A3AA83D359A3C1"/>
                 </w:placeholder>
                 <w:showingPlcHdr/>
                 <w:text/>
@@ -3478,48 +3424,32 @@
         </w:tc>
         <w:tc>
           <w:tcPr>
-            <w:tcW w:w="2813" w:type="dxa"/>
-            <w:gridSpan w:val="2"/>
+            <w:tcW w:w="1620" w:type="dxa"/>
+            <w:gridSpan w:val="3"/>
           </w:tcPr>
           <w:p>
             <w:pPr>
               <w:pStyle w:val="Table"/>
-              <w:rPr>
-                <w:szCs w:val="24"/>
-              </w:rPr>
             </w:pPr>
             <w:r>
               <w:rPr>
-                <w:szCs w:val="24"/>
-              </w:rPr>
-              <w:t xml:space="preserve">Govt. Pricing Assistance for </w:t>
-            </w:r>
-            <w:proofErr w:type="spellStart"/>
-            <w:r>
-              <w:rPr>
-                <w:szCs w:val="24"/>
-              </w:rPr>
-              <w:t>CCoPD</w:t>
-            </w:r>
-            <w:proofErr w:type="spellEnd"/>
-            <w:r>
-              <w:rPr>
-                <w:szCs w:val="24"/>
-              </w:rPr>
-              <w:t xml:space="preserve"> Review  - Receipt</w:t>
+                <w:sz w:val="20"/>
+              </w:rPr>
+              <w:t>Govt. Pricing Assistance for CCoPD Review - Receipt</w:t>
             </w:r>
           </w:p>
         </w:tc>
         <w:tc>
           <w:tcPr>
-            <w:tcW w:w="1867" w:type="dxa"/>
+            <w:tcW w:w="3780" w:type="dxa"/>
+            <w:gridSpan w:val="2"/>
           </w:tcPr>
           <w:p>
             <w:pPr>
               <w:pStyle w:val="Table"/>
               <w:jc w:val="center"/>
               <w:rPr>
-                <w:szCs w:val="24"/>
+                <w:sz w:val="20"/>
               </w:rPr>
             </w:pPr>
             <w:sdt>
@@ -3527,24 +3457,23 @@
                 <w:rPr>
                   <w:sz w:val="20"/>
                 </w:rPr>
-                <w:alias w:val="GovtPricingCCOPD"/>
-                <w:tag w:val="GovtPricingCCOPD"/>
-                <w:id w:val="-1268155527"/>
+                <w:alias w:val="GovtPricingCCOPDReceipt"/>
+                <w:tag w:val="GovtPricingCCOPDReceipt"/>
+                <w:id w:val="-1357191025"/>
                 <w:placeholder>
-                  <w:docPart w:val="82031E7579BB4653B7C8DAB596BCBC94"/>
+                  <w:docPart w:val="3A48DB68078D41DDB3FA347D69C88457"/>
                 </w:placeholder>
+                <w:showingPlcHdr/>
                 <w:text/>
               </w:sdtPr>
               <w:sdtEndPr/>
               <w:sdtContent>
-                <w:proofErr w:type="spellStart"/>
                 <w:r>
                   <w:rPr>
                     <w:sz w:val="20"/>
                   </w:rPr>
                   <w:t>GovtPricingCCOPDReceipt</w:t>
                 </w:r>
-                <w:proofErr w:type="spellEnd"/>
               </w:sdtContent>
             </w:sdt>
           </w:p>
@@ -3555,33 +3484,43 @@
           <w:tblLook w:val="0000" w:firstRow="0" w:lastRow="0" w:firstColumn="0" w:lastColumn="0" w:noHBand="0" w:noVBand="0"/>
         </w:tblPrEx>
         <w:trPr>
-          <w:gridAfter w:val="2"/>
-          <w:wAfter w:w="3600" w:type="dxa"/>
           <w:trHeight w:val="512"/>
         </w:trPr>
         <w:tc>
           <w:tcPr>
-            <w:tcW w:w="3600" w:type="dxa"/>
-            <w:gridSpan w:val="3"/>
+            <w:tcW w:w="3150" w:type="dxa"/>
+            <w:gridSpan w:val="2"/>
           </w:tcPr>
           <w:p>
             <w:pPr>
               <w:pStyle w:val="Table"/>
               <w:rPr>
-                <w:szCs w:val="24"/>
+                <w:sz w:val="20"/>
               </w:rPr>
             </w:pPr>
             <w:r>
               <w:rPr>
-                <w:szCs w:val="24"/>
-              </w:rPr>
-              <w:t>Commercial Item Documentation (CID)</w:t>
+                <w:sz w:val="20"/>
+              </w:rPr>
+              <w:t>Commercial Item Documentation</w:t>
+            </w:r>
+            <w:r>
+              <w:rPr>
+                <w:sz w:val="20"/>
+              </w:rPr>
+              <w:t xml:space="preserve"> </w:t>
+            </w:r>
+            <w:r>
+              <w:rPr>
+                <w:sz w:val="20"/>
+              </w:rPr>
+              <w:t>(CID)</w:t>
             </w:r>
           </w:p>
         </w:tc>
         <w:tc>
           <w:tcPr>
-            <w:tcW w:w="2430" w:type="dxa"/>
+            <w:tcW w:w="1980" w:type="dxa"/>
             <w:gridSpan w:val="2"/>
           </w:tcPr>
           <w:p>
@@ -3589,15 +3528,9 @@
               <w:pStyle w:val="Table"/>
               <w:jc w:val="center"/>
               <w:rPr>
-                <w:szCs w:val="24"/>
+                <w:sz w:val="20"/>
               </w:rPr>
             </w:pPr>
-            <w:r>
-              <w:rPr>
-                <w:szCs w:val="24"/>
-              </w:rPr>
-              <w:t xml:space="preserve">    </w:t>
-            </w:r>
             <w:sdt>
               <w:sdtPr>
                 <w:rPr>
@@ -3607,7 +3540,7 @@
                 <w:tag w:val="CID"/>
                 <w:id w:val="-9914939"/>
                 <w:placeholder>
-                  <w:docPart w:val="8DD672CBD5224E5FA88E7442A3A4C64E"/>
+                  <w:docPart w:val="362DB8B0D56240B292FD8AA345851FB6"/>
                 </w:placeholder>
                 <w:showingPlcHdr/>
                 <w:text/>
@@ -3626,7 +3559,7 @@
             </w:sdt>
             <w:r>
               <w:rPr>
-                <w:szCs w:val="24"/>
+                <w:sz w:val="20"/>
               </w:rPr>
               <w:t xml:space="preserve">  *</w:t>
             </w:r>
@@ -3634,20 +3567,19 @@
         </w:tc>
         <w:tc>
           <w:tcPr>
-            <w:tcW w:w="2813" w:type="dxa"/>
-            <w:gridSpan w:val="2"/>
+            <w:tcW w:w="1620" w:type="dxa"/>
+            <w:gridSpan w:val="3"/>
           </w:tcPr>
           <w:p>
             <w:pPr>
               <w:pStyle w:val="Table"/>
               <w:rPr>
-                <w:szCs w:val="24"/>
-                <w:highlight w:val="yellow"/>
+                <w:sz w:val="20"/>
               </w:rPr>
             </w:pPr>
             <w:r>
               <w:rPr>
-                <w:szCs w:val="24"/>
+                <w:sz w:val="20"/>
               </w:rPr>
               <w:t>Cost Analysis – Unqualified (Final)</w:t>
             </w:r>
@@ -3655,16 +3587,15 @@
         </w:tc>
         <w:tc>
           <w:tcPr>
-            <w:tcW w:w="1867" w:type="dxa"/>
-            <w:shd w:val="clear" w:color="auto" w:fill="auto"/>
+            <w:tcW w:w="3780" w:type="dxa"/>
+            <w:gridSpan w:val="2"/>
           </w:tcPr>
           <w:p>
             <w:pPr>
               <w:pStyle w:val="Table"/>
               <w:jc w:val="center"/>
               <w:rPr>
-                <w:szCs w:val="24"/>
-                <w:highlight w:val="yellow"/>
+                <w:sz w:val="20"/>
               </w:rPr>
             </w:pPr>
             <w:sdt>
@@ -3672,24 +3603,23 @@
                 <w:rPr>
                   <w:sz w:val="20"/>
                 </w:rPr>
-                <w:alias w:val="GovtPricingCCOPD"/>
-                <w:tag w:val="GovtPricingCCOPD"/>
-                <w:id w:val="-764612182"/>
+                <w:alias w:val="CostAnalysisUnqualified"/>
+                <w:tag w:val="CostAnalysisUnqualified"/>
+                <w:id w:val="-1431654971"/>
                 <w:placeholder>
-                  <w:docPart w:val="10C8C1ACDE8D458282846C85BA9F8D5F"/>
+                  <w:docPart w:val="8709F89835BF45559EBBDE082AFEFB13"/>
                 </w:placeholder>
+                <w:showingPlcHdr/>
                 <w:text/>
               </w:sdtPr>
               <w:sdtEndPr/>
               <w:sdtContent>
-                <w:proofErr w:type="spellStart"/>
                 <w:r>
                   <w:rPr>
                     <w:sz w:val="20"/>
                   </w:rPr>
                   <w:t>CostAnalysisUnqualified</w:t>
                 </w:r>
-                <w:proofErr w:type="spellEnd"/>
               </w:sdtContent>
             </w:sdt>
           </w:p>
@@ -3700,33 +3630,31 @@
           <w:tblLook w:val="0000" w:firstRow="0" w:lastRow="0" w:firstColumn="0" w:lastColumn="0" w:noHBand="0" w:noVBand="0"/>
         </w:tblPrEx>
         <w:trPr>
-          <w:gridAfter w:val="2"/>
-          <w:wAfter w:w="3600" w:type="dxa"/>
-          <w:trHeight w:val="503"/>
+          <w:trHeight w:val="512"/>
         </w:trPr>
         <w:tc>
           <w:tcPr>
-            <w:tcW w:w="3600" w:type="dxa"/>
-            <w:gridSpan w:val="3"/>
+            <w:tcW w:w="3150" w:type="dxa"/>
+            <w:gridSpan w:val="2"/>
           </w:tcPr>
           <w:p>
             <w:pPr>
               <w:pStyle w:val="Table"/>
               <w:rPr>
-                <w:szCs w:val="24"/>
+                <w:sz w:val="20"/>
               </w:rPr>
             </w:pPr>
             <w:r>
               <w:rPr>
-                <w:szCs w:val="24"/>
-              </w:rPr>
-              <w:t xml:space="preserve">Price Analysis </w:t>
+                <w:sz w:val="20"/>
+              </w:rPr>
+              <w:t>Price Analysis</w:t>
             </w:r>
           </w:p>
         </w:tc>
         <w:tc>
           <w:tcPr>
-            <w:tcW w:w="2430" w:type="dxa"/>
+            <w:tcW w:w="1980" w:type="dxa"/>
             <w:gridSpan w:val="2"/>
           </w:tcPr>
           <w:p>
@@ -3734,78 +3662,78 @@
               <w:pStyle w:val="Table"/>
               <w:jc w:val="center"/>
               <w:rPr>
-                <w:szCs w:val="24"/>
+                <w:sz w:val="20"/>
               </w:rPr>
             </w:pPr>
-            <w:r>
-              <w:rPr>
-                <w:szCs w:val="24"/>
-              </w:rPr>
-              <w:t xml:space="preserve">   </w:t>
-            </w:r>
             <w:sdt>
               <w:sdtPr>
                 <w:rPr>
                   <w:sz w:val="20"/>
                 </w:rPr>
-                <w:alias w:val="CID"/>
-                <w:tag w:val="CID"/>
-                <w:id w:val="1265272913"/>
+                <w:alias w:val="PriceAnalysis"/>
+                <w:tag w:val="PriceAnalysis"/>
+                <w:id w:val="1410427747"/>
                 <w:placeholder>
-                  <w:docPart w:val="4FA9A2D252314156A6CD5AABD4CBF8DB"/>
+                  <w:docPart w:val="2EADCBB08BC6479D948516FC0B012D18"/>
                 </w:placeholder>
+                <w:showingPlcHdr/>
                 <w:text/>
               </w:sdtPr>
               <w:sdtEndPr/>
               <w:sdtContent>
-                <w:proofErr w:type="spellStart"/>
                 <w:r>
                   <w:rPr>
                     <w:sz w:val="20"/>
                   </w:rPr>
-                  <w:t>PriceAnalysis</w:t>
+                  <w:t>Price Analysis</w:t>
                 </w:r>
-                <w:proofErr w:type="spellEnd"/>
               </w:sdtContent>
             </w:sdt>
             <w:r>
               <w:rPr>
-                <w:szCs w:val="24"/>
-              </w:rPr>
-              <w:t xml:space="preserve"> *</w:t>
+                <w:sz w:val="20"/>
+              </w:rPr>
+              <w:t>*</w:t>
             </w:r>
           </w:p>
         </w:tc>
         <w:tc>
           <w:tcPr>
-            <w:tcW w:w="2813" w:type="dxa"/>
-            <w:gridSpan w:val="2"/>
+            <w:tcW w:w="1620" w:type="dxa"/>
+            <w:gridSpan w:val="3"/>
           </w:tcPr>
           <w:p>
             <w:pPr>
               <w:pStyle w:val="Table"/>
               <w:rPr>
-                <w:szCs w:val="24"/>
+                <w:sz w:val="20"/>
               </w:rPr>
             </w:pPr>
             <w:r>
               <w:rPr>
-                <w:szCs w:val="24"/>
-              </w:rPr>
-              <w:t>Supplier Negotiations Complete</w:t>
+                <w:sz w:val="20"/>
+              </w:rPr>
+              <w:t>Supplier Negotiations C</w:t>
+            </w:r>
+            <w:r>
+              <w:rPr>
+                <w:sz w:val="20"/>
+              </w:rPr>
+              <w:t>omplete</w:t>
             </w:r>
           </w:p>
         </w:tc>
         <w:tc>
           <w:tcPr>
-            <w:tcW w:w="1867" w:type="dxa"/>
+            <w:tcW w:w="3780" w:type="dxa"/>
+            <w:gridSpan w:val="2"/>
           </w:tcPr>
           <w:p>
             <w:pPr>
               <w:pStyle w:val="Table"/>
               <w:jc w:val="center"/>
               <w:rPr>
-                <w:szCs w:val="24"/>
+                <w:sz w:val="20"/>
               </w:rPr>
             </w:pPr>
             <w:sdt>
@@ -3817,7 +3745,7 @@
                 <w:tag w:val="SupplierNegotiations"/>
                 <w:id w:val="-2012365082"/>
                 <w:placeholder>
-                  <w:docPart w:val="535CE0E89D79453E97B6174EC20F0D58"/>
+                  <w:docPart w:val="137428D61C6640268F56BB76B9153C14"/>
                 </w:placeholder>
                 <w:showingPlcHdr/>
                 <w:text/>
@@ -3840,33 +3768,31 @@
           <w:tblLook w:val="0000" w:firstRow="0" w:lastRow="0" w:firstColumn="0" w:lastColumn="0" w:noHBand="0" w:noVBand="0"/>
         </w:tblPrEx>
         <w:trPr>
-          <w:gridAfter w:val="2"/>
-          <w:wAfter w:w="3600" w:type="dxa"/>
           <w:trHeight w:val="503"/>
         </w:trPr>
         <w:tc>
           <w:tcPr>
-            <w:tcW w:w="3600" w:type="dxa"/>
-            <w:gridSpan w:val="3"/>
+            <w:tcW w:w="3150" w:type="dxa"/>
+            <w:gridSpan w:val="2"/>
           </w:tcPr>
           <w:p>
             <w:pPr>
               <w:pStyle w:val="Table"/>
               <w:rPr>
-                <w:szCs w:val="24"/>
+                <w:sz w:val="20"/>
               </w:rPr>
             </w:pPr>
             <w:r>
               <w:rPr>
-                <w:szCs w:val="24"/>
-              </w:rPr>
-              <w:t xml:space="preserve">Technical Evaluation </w:t>
+                <w:sz w:val="20"/>
+              </w:rPr>
+              <w:t>Technical Evaluation</w:t>
             </w:r>
           </w:p>
         </w:tc>
         <w:tc>
           <w:tcPr>
-            <w:tcW w:w="2430" w:type="dxa"/>
+            <w:tcW w:w="1980" w:type="dxa"/>
             <w:gridSpan w:val="2"/>
           </w:tcPr>
           <w:p>
@@ -3874,7 +3800,7 @@
               <w:pStyle w:val="Table"/>
               <w:jc w:val="center"/>
               <w:rPr>
-                <w:szCs w:val="24"/>
+                <w:sz w:val="20"/>
               </w:rPr>
             </w:pPr>
             <w:sdt>
@@ -3882,43 +3808,42 @@
                 <w:rPr>
                   <w:sz w:val="20"/>
                 </w:rPr>
-                <w:alias w:val="CID"/>
-                <w:tag w:val="CID"/>
-                <w:id w:val="174238701"/>
+                <w:alias w:val="TechnicalEvaluation"/>
+                <w:tag w:val="TechnicalEvaluation"/>
+                <w:id w:val="239296595"/>
                 <w:placeholder>
-                  <w:docPart w:val="63AC9BA6AB48437F8D8BC15CDA96B350"/>
+                  <w:docPart w:val="5B4F51D3217A49DD952A6A016B67B6B4"/>
                 </w:placeholder>
+                <w:showingPlcHdr/>
                 <w:text/>
               </w:sdtPr>
               <w:sdtEndPr/>
               <w:sdtContent>
-                <w:proofErr w:type="spellStart"/>
                 <w:r>
                   <w:rPr>
                     <w:sz w:val="20"/>
                   </w:rPr>
                   <w:t>TechnicalEvaluation</w:t>
                 </w:r>
-                <w:proofErr w:type="spellEnd"/>
               </w:sdtContent>
             </w:sdt>
           </w:p>
         </w:tc>
         <w:tc>
           <w:tcPr>
-            <w:tcW w:w="2813" w:type="dxa"/>
-            <w:gridSpan w:val="2"/>
+            <w:tcW w:w="1620" w:type="dxa"/>
+            <w:gridSpan w:val="3"/>
           </w:tcPr>
           <w:p>
             <w:pPr>
               <w:pStyle w:val="Table"/>
               <w:rPr>
-                <w:szCs w:val="24"/>
+                <w:sz w:val="20"/>
               </w:rPr>
             </w:pPr>
             <w:r>
               <w:rPr>
-                <w:szCs w:val="24"/>
+                <w:sz w:val="20"/>
               </w:rPr>
               <w:t>Memorandum of Understanding</w:t>
             </w:r>
@@ -3926,14 +3851,15 @@
         </w:tc>
         <w:tc>
           <w:tcPr>
-            <w:tcW w:w="1867" w:type="dxa"/>
+            <w:tcW w:w="3780" w:type="dxa"/>
+            <w:gridSpan w:val="2"/>
           </w:tcPr>
           <w:p>
             <w:pPr>
               <w:pStyle w:val="Table"/>
               <w:jc w:val="center"/>
               <w:rPr>
-                <w:szCs w:val="24"/>
+                <w:sz w:val="20"/>
               </w:rPr>
             </w:pPr>
             <w:sdt>
@@ -3945,7 +3871,7 @@
                 <w:tag w:val="MOU"/>
                 <w:id w:val="-1260606047"/>
                 <w:placeholder>
-                  <w:docPart w:val="830FD303D6DC494A82CCFE091788671F"/>
+                  <w:docPart w:val="109EBDB68ACB4F68AA508E059E90054B"/>
                 </w:placeholder>
                 <w:showingPlcHdr/>
                 <w:text/>
@@ -3965,152 +3891,133 @@
           </w:p>
         </w:tc>
       </w:tr>
-    </w:tbl>
-    <w:p/>
-    <w:p>
-      <w:pPr>
-        <w:pStyle w:val="Table"/>
-        <w:rPr>
-          <w:szCs w:val="24"/>
-        </w:rPr>
-      </w:pPr>
-      <w:r>
-        <w:rPr>
-          <w:szCs w:val="24"/>
-        </w:rPr>
-        <w:t xml:space="preserve">*If planned date (subcontracts only):       </w:t>
-      </w:r>
-    </w:p>
-    <w:p>
-      <w:pPr>
-        <w:pStyle w:val="Table"/>
-        <w:ind w:left="877"/>
-        <w:rPr>
-          <w:szCs w:val="24"/>
-        </w:rPr>
-      </w:pPr>
-      <w:r>
-        <w:rPr>
-          <w:szCs w:val="24"/>
-        </w:rPr>
-        <w:t xml:space="preserve">a) date of customer written concurrence for submission after initial prime proposal </w:t>
-      </w:r>
-      <w:sdt>
-        <w:sdtPr>
-          <w:rPr>
-            <w:sz w:val="20"/>
-          </w:rPr>
-          <w:alias w:val="PlannedDate_A"/>
-          <w:tag w:val="PlannedDate_A"/>
-          <w:id w:val="-1081059217"/>
-          <w:placeholder>
-            <w:docPart w:val="9175D11C51D0455C953A7B3F57FFE2E5"/>
-          </w:placeholder>
-          <w:showingPlcHdr/>
-          <w:text/>
-        </w:sdtPr>
-        <w:sdtEndPr/>
-        <w:sdtContent>
-          <w:r>
-            <w:rPr>
-              <w:sz w:val="20"/>
-              <w:u w:val="single"/>
-            </w:rPr>
-            <w:t>PlannedDate_A</w:t>
-          </w:r>
-        </w:sdtContent>
-      </w:sdt>
-    </w:p>
-    <w:p>
-      <w:r>
-        <w:t xml:space="preserve">                  b) approved date for submission to customer   </w:t>
-      </w:r>
-      <w:sdt>
-        <w:sdtPr>
-          <w:rPr>
-            <w:sz w:val="20"/>
-          </w:rPr>
-          <w:alias w:val="PlannedDate_B"/>
-          <w:tag w:val="PlannedDate_B"/>
-          <w:id w:val="1053201575"/>
-          <w:placeholder>
-            <w:docPart w:val="6BEA19C3E9B540DF9081A519EF759610"/>
-          </w:placeholder>
-          <w:showingPlcHdr/>
-          <w:text/>
-        </w:sdtPr>
-        <w:sdtEndPr/>
-        <w:sdtContent>
-          <w:r>
-            <w:rPr>
-              <w:rStyle w:val="PlaceholderText"/>
-              <w:color w:val="auto"/>
-              <w:sz w:val="20"/>
-              <w:szCs w:val="20"/>
-              <w:u w:val="single"/>
-            </w:rPr>
-            <w:t>PlannedDate_B</w:t>
-          </w:r>
-        </w:sdtContent>
-      </w:sdt>
-      <w:r>
-        <w:t xml:space="preserve"> _______________________</w:t>
-      </w:r>
-    </w:p>
-    <w:p/>
-    <w:tbl>
-      <w:tblPr>
-        <w:tblW w:w="10946" w:type="dxa"/>
-        <w:tblInd w:w="-5" w:type="dxa"/>
-        <w:tblBorders>
-          <w:top w:val="single" w:sz="4" w:space="0" w:color="auto"/>
-          <w:left w:val="single" w:sz="4" w:space="0" w:color="auto"/>
-          <w:bottom w:val="single" w:sz="4" w:space="0" w:color="auto"/>
-          <w:right w:val="single" w:sz="4" w:space="0" w:color="auto"/>
-          <w:insideH w:val="single" w:sz="4" w:space="0" w:color="auto"/>
-          <w:insideV w:val="single" w:sz="4" w:space="0" w:color="auto"/>
-        </w:tblBorders>
-        <w:tblLayout w:type="fixed"/>
-        <w:tblLook w:val="01E0" w:firstRow="1" w:lastRow="1" w:firstColumn="1" w:lastColumn="1" w:noHBand="0" w:noVBand="0"/>
-      </w:tblPr>
-      <w:tblGrid>
-        <w:gridCol w:w="3780"/>
-        <w:gridCol w:w="1800"/>
-        <w:gridCol w:w="3420"/>
-        <w:gridCol w:w="1946"/>
-      </w:tblGrid>
       <w:tr>
+        <w:tblPrEx>
+          <w:tblLook w:val="0000" w:firstRow="0" w:lastRow="0" w:firstColumn="0" w:lastColumn="0" w:noHBand="0" w:noVBand="0"/>
+        </w:tblPrEx>
         <w:trPr>
+          <w:gridAfter w:val="2"/>
+          <w:wAfter w:w="3780" w:type="dxa"/>
           <w:trHeight w:val="360"/>
         </w:trPr>
         <w:tc>
           <w:tcPr>
-            <w:tcW w:w="10946" w:type="dxa"/>
-            <w:gridSpan w:val="4"/>
+            <w:tcW w:w="6750" w:type="dxa"/>
+            <w:gridSpan w:val="7"/>
+            <w:tcBorders>
+              <w:left w:val="nil"/>
+              <w:bottom w:val="single" w:sz="4" w:space="0" w:color="auto"/>
+              <w:right w:val="nil"/>
+            </w:tcBorders>
           </w:tcPr>
           <w:p>
             <w:pPr>
               <w:pStyle w:val="Table"/>
               <w:rPr>
-                <w:b/>
-                <w:szCs w:val="24"/>
+                <w:sz w:val="20"/>
               </w:rPr>
             </w:pPr>
             <w:r>
               <w:rPr>
-                <w:b/>
-                <w:szCs w:val="24"/>
-              </w:rPr>
-              <w:t xml:space="preserve">(U) </w:t>
-            </w:r>
-            <w:r>
-              <w:rPr>
-                <w:b/>
-                <w:szCs w:val="24"/>
-              </w:rPr>
-              <w:t>POINTS OF CONTACT:</w:t>
-            </w:r>
-          </w:p>
+                <w:sz w:val="20"/>
+              </w:rPr>
+              <w:t xml:space="preserve">*If planned date (subcontracts only):       </w:t>
+            </w:r>
+          </w:p>
+          <w:p>
+            <w:pPr>
+              <w:pStyle w:val="Table"/>
+              <w:ind w:left="877"/>
+              <w:rPr>
+                <w:sz w:val="20"/>
+              </w:rPr>
+            </w:pPr>
+            <w:r>
+              <w:rPr>
+                <w:sz w:val="20"/>
+              </w:rPr>
+              <w:t xml:space="preserve">a) date of customer written </w:t>
+            </w:r>
+            <w:r>
+              <w:rPr>
+                <w:sz w:val="20"/>
+              </w:rPr>
+              <w:t xml:space="preserve">concurrence </w:t>
+            </w:r>
+            <w:r>
+              <w:rPr>
+                <w:sz w:val="20"/>
+              </w:rPr>
+              <w:t xml:space="preserve">for submission after initial prime proposal  </w:t>
+            </w:r>
+            <w:sdt>
+              <w:sdtPr>
+                <w:rPr>
+                  <w:sz w:val="20"/>
+                </w:rPr>
+                <w:alias w:val="PlannedDate_A"/>
+                <w:tag w:val="PlannedDate_A"/>
+                <w:id w:val="-1081059217"/>
+                <w:placeholder>
+                  <w:docPart w:val="6019D068AD7940F6A066B0EBAB40D7BA"/>
+                </w:placeholder>
+                <w:showingPlcHdr/>
+                <w:text/>
+              </w:sdtPr>
+              <w:sdtEndPr/>
+              <w:sdtContent>
+                <w:r>
+                  <w:rPr>
+                    <w:sz w:val="20"/>
+                    <w:u w:val="single"/>
+                  </w:rPr>
+                  <w:t>PlannedDate_A</w:t>
+                </w:r>
+              </w:sdtContent>
+            </w:sdt>
+          </w:p>
+          <w:p>
+            <w:pPr>
+              <w:rPr>
+                <w:sz w:val="20"/>
+              </w:rPr>
+            </w:pPr>
+            <w:r>
+              <w:rPr>
+                <w:sz w:val="20"/>
+              </w:rPr>
+              <w:t xml:space="preserve">                  b) approved date for submission to customer </w:t>
+            </w:r>
+            <w:sdt>
+              <w:sdtPr>
+                <w:rPr>
+                  <w:sz w:val="20"/>
+                </w:rPr>
+                <w:alias w:val="PlannedDate_B"/>
+                <w:tag w:val="PlannedDate_B"/>
+                <w:id w:val="1053201575"/>
+                <w:placeholder>
+                  <w:docPart w:val="F393672CD99D4555816A23E5886E2327"/>
+                </w:placeholder>
+                <w:showingPlcHdr/>
+                <w:text/>
+              </w:sdtPr>
+              <w:sdtEndPr/>
+              <w:sdtContent>
+                <w:r>
+                  <w:rPr>
+                    <w:rStyle w:val="PlaceholderText"/>
+                    <w:color w:val="auto"/>
+                    <w:sz w:val="20"/>
+                    <w:szCs w:val="20"/>
+                    <w:u w:val="single"/>
+                  </w:rPr>
+                  <w:t>PlannedDate_B</w:t>
+                </w:r>
+              </w:sdtContent>
+            </w:sdt>
+          </w:p>
+          <w:p/>
         </w:tc>
       </w:tr>
       <w:tr>
@@ -4118,121 +4025,63 @@
           <w:tblLook w:val="0000" w:firstRow="0" w:lastRow="0" w:firstColumn="0" w:lastColumn="0" w:noHBand="0" w:noVBand="0"/>
         </w:tblPrEx>
         <w:trPr>
-          <w:trHeight w:val="233"/>
+          <w:gridAfter w:val="2"/>
+          <w:wAfter w:w="3780" w:type="dxa"/>
+          <w:trHeight w:val="360"/>
         </w:trPr>
         <w:tc>
           <w:tcPr>
-            <w:tcW w:w="3780" w:type="dxa"/>
-            <w:shd w:val="clear" w:color="auto" w:fill="C0C0C0"/>
-            <w:vAlign w:val="bottom"/>
+            <w:tcW w:w="6750" w:type="dxa"/>
+            <w:gridSpan w:val="7"/>
+            <w:tcBorders>
+              <w:top w:val="single" w:sz="4" w:space="0" w:color="auto"/>
+            </w:tcBorders>
           </w:tcPr>
           <w:p>
             <w:pPr>
               <w:pStyle w:val="Table"/>
-              <w:jc w:val="center"/>
-              <w:rPr>
-                <w:szCs w:val="24"/>
+              <w:tabs>
+                <w:tab w:val="left" w:pos="4800"/>
+              </w:tabs>
+              <w:rPr>
+                <w:b/>
+                <w:sz w:val="20"/>
               </w:rPr>
             </w:pPr>
             <w:r>
               <w:rPr>
                 <w:b/>
-                <w:szCs w:val="24"/>
+                <w:sz w:val="20"/>
               </w:rPr>
               <w:t xml:space="preserve">(U) </w:t>
             </w:r>
             <w:r>
               <w:rPr>
-                <w:szCs w:val="24"/>
-              </w:rPr>
-              <w:t>Subcontract Administrator / Buyer Name</w:t>
-            </w:r>
-          </w:p>
-        </w:tc>
-        <w:tc>
-          <w:tcPr>
-            <w:tcW w:w="1800" w:type="dxa"/>
-            <w:shd w:val="clear" w:color="auto" w:fill="C0C0C0"/>
-            <w:vAlign w:val="bottom"/>
-          </w:tcPr>
-          <w:p>
-            <w:pPr>
-              <w:pStyle w:val="Table"/>
-              <w:jc w:val="center"/>
-              <w:rPr>
-                <w:szCs w:val="24"/>
-              </w:rPr>
-            </w:pPr>
-            <w:r>
-              <w:rPr>
                 <w:b/>
-                <w:szCs w:val="24"/>
-              </w:rPr>
-              <w:t xml:space="preserve">(U) </w:t>
-            </w:r>
-            <w:r>
-              <w:rPr>
-                <w:szCs w:val="24"/>
-              </w:rPr>
-              <w:t>Phone</w:t>
-            </w:r>
-          </w:p>
-        </w:tc>
-        <w:tc>
-          <w:tcPr>
-            <w:tcW w:w="3420" w:type="dxa"/>
-            <w:shd w:val="clear" w:color="auto" w:fill="C0C0C0"/>
-            <w:vAlign w:val="bottom"/>
-          </w:tcPr>
-          <w:p>
-            <w:pPr>
-              <w:pStyle w:val="Table"/>
-              <w:jc w:val="center"/>
-              <w:rPr>
-                <w:szCs w:val="24"/>
-              </w:rPr>
-            </w:pPr>
+                <w:sz w:val="20"/>
+              </w:rPr>
+              <w:t>POINT</w:t>
+            </w:r>
             <w:r>
               <w:rPr>
                 <w:b/>
-                <w:szCs w:val="24"/>
-              </w:rPr>
-              <w:t xml:space="preserve">(U) </w:t>
-            </w:r>
-            <w:r>
-              <w:rPr>
-                <w:szCs w:val="24"/>
-              </w:rPr>
-              <w:t>Subcontract Proposal Manager Name</w:t>
-            </w:r>
-          </w:p>
-        </w:tc>
-        <w:tc>
-          <w:tcPr>
-            <w:tcW w:w="1946" w:type="dxa"/>
-            <w:shd w:val="clear" w:color="auto" w:fill="C0C0C0"/>
-            <w:vAlign w:val="bottom"/>
-          </w:tcPr>
-          <w:p>
-            <w:pPr>
-              <w:pStyle w:val="Table"/>
-              <w:jc w:val="center"/>
-              <w:rPr>
-                <w:szCs w:val="24"/>
-              </w:rPr>
-            </w:pPr>
+                <w:sz w:val="20"/>
+              </w:rPr>
+              <w:t>S</w:t>
+            </w:r>
             <w:r>
               <w:rPr>
                 <w:b/>
-                <w:szCs w:val="24"/>
-              </w:rPr>
-              <w:t xml:space="preserve">(U) </w:t>
-            </w:r>
-            <w:r>
-              <w:rPr>
-                <w:szCs w:val="24"/>
-              </w:rPr>
-              <w:t>Phone</w:t>
+                <w:sz w:val="20"/>
+              </w:rPr>
+              <w:t xml:space="preserve"> OF CONTACT:</w:t>
+            </w:r>
+            <w:r>
+              <w:rPr>
+                <w:b/>
+                <w:sz w:val="20"/>
+              </w:rPr>
+              <w:tab/>
             </w:r>
           </w:p>
         </w:tc>
@@ -4242,18 +4091,168 @@
           <w:tblLook w:val="0000" w:firstRow="0" w:lastRow="0" w:firstColumn="0" w:lastColumn="0" w:noHBand="0" w:noVBand="0"/>
         </w:tblPrEx>
         <w:trPr>
-          <w:trHeight w:val="269"/>
+          <w:trHeight w:val="360"/>
         </w:trPr>
         <w:tc>
           <w:tcPr>
-            <w:tcW w:w="3780" w:type="dxa"/>
+            <w:tcW w:w="3150" w:type="dxa"/>
+            <w:gridSpan w:val="2"/>
+            <w:shd w:val="clear" w:color="auto" w:fill="C0C0C0"/>
+            <w:vAlign w:val="bottom"/>
           </w:tcPr>
           <w:p>
             <w:pPr>
               <w:pStyle w:val="Table"/>
               <w:rPr>
-                <w:szCs w:val="24"/>
-              </w:rPr>
+                <w:sz w:val="20"/>
+              </w:rPr>
+            </w:pPr>
+            <w:r>
+              <w:rPr>
+                <w:b/>
+                <w:bCs/>
+                <w:sz w:val="20"/>
+              </w:rPr>
+              <w:t>(U)</w:t>
+            </w:r>
+            <w:r>
+              <w:rPr>
+                <w:sz w:val="20"/>
+              </w:rPr>
+              <w:t xml:space="preserve"> </w:t>
+            </w:r>
+            <w:r>
+              <w:rPr>
+                <w:sz w:val="20"/>
+              </w:rPr>
+              <w:t>Subcontract Administrator / Buyer Name</w:t>
+            </w:r>
+          </w:p>
+        </w:tc>
+        <w:tc>
+          <w:tcPr>
+            <w:tcW w:w="1980" w:type="dxa"/>
+            <w:gridSpan w:val="2"/>
+            <w:shd w:val="clear" w:color="auto" w:fill="C0C0C0"/>
+            <w:vAlign w:val="bottom"/>
+          </w:tcPr>
+          <w:p>
+            <w:pPr>
+              <w:pStyle w:val="Table"/>
+              <w:rPr>
+                <w:sz w:val="20"/>
+              </w:rPr>
+            </w:pPr>
+            <w:r>
+              <w:rPr>
+                <w:b/>
+                <w:bCs/>
+                <w:sz w:val="20"/>
+              </w:rPr>
+              <w:t>(U)</w:t>
+            </w:r>
+            <w:r>
+              <w:rPr>
+                <w:sz w:val="20"/>
+              </w:rPr>
+              <w:t xml:space="preserve"> </w:t>
+            </w:r>
+            <w:r>
+              <w:rPr>
+                <w:sz w:val="20"/>
+              </w:rPr>
+              <w:t>Phone</w:t>
+            </w:r>
+          </w:p>
+        </w:tc>
+        <w:tc>
+          <w:tcPr>
+            <w:tcW w:w="1620" w:type="dxa"/>
+            <w:gridSpan w:val="3"/>
+            <w:shd w:val="clear" w:color="auto" w:fill="C0C0C0"/>
+            <w:vAlign w:val="bottom"/>
+          </w:tcPr>
+          <w:p>
+            <w:pPr>
+              <w:pStyle w:val="Table"/>
+              <w:rPr>
+                <w:sz w:val="20"/>
+              </w:rPr>
+            </w:pPr>
+            <w:r>
+              <w:rPr>
+                <w:b/>
+                <w:bCs/>
+                <w:sz w:val="20"/>
+              </w:rPr>
+              <w:t>(U)</w:t>
+            </w:r>
+            <w:r>
+              <w:rPr>
+                <w:sz w:val="20"/>
+              </w:rPr>
+              <w:t xml:space="preserve"> </w:t>
+            </w:r>
+            <w:r>
+              <w:rPr>
+                <w:sz w:val="20"/>
+              </w:rPr>
+              <w:t>Subcontract Proposal Manager Name</w:t>
+            </w:r>
+          </w:p>
+        </w:tc>
+        <w:tc>
+          <w:tcPr>
+            <w:tcW w:w="3780" w:type="dxa"/>
+            <w:gridSpan w:val="2"/>
+            <w:shd w:val="clear" w:color="auto" w:fill="C0C0C0"/>
+            <w:vAlign w:val="bottom"/>
+          </w:tcPr>
+          <w:p>
+            <w:pPr>
+              <w:pStyle w:val="Table"/>
+              <w:rPr>
+                <w:sz w:val="20"/>
+              </w:rPr>
+            </w:pPr>
+            <w:r>
+              <w:rPr>
+                <w:b/>
+                <w:bCs/>
+                <w:sz w:val="20"/>
+              </w:rPr>
+              <w:t>(U)</w:t>
+            </w:r>
+            <w:r>
+              <w:rPr>
+                <w:sz w:val="20"/>
+              </w:rPr>
+              <w:t xml:space="preserve"> </w:t>
+            </w:r>
+            <w:r>
+              <w:rPr>
+                <w:sz w:val="20"/>
+              </w:rPr>
+              <w:t>Phone</w:t>
+            </w:r>
+          </w:p>
+        </w:tc>
+      </w:tr>
+      <w:tr>
+        <w:tblPrEx>
+          <w:tblLook w:val="0000" w:firstRow="0" w:lastRow="0" w:firstColumn="0" w:lastColumn="0" w:noHBand="0" w:noVBand="0"/>
+        </w:tblPrEx>
+        <w:trPr>
+          <w:trHeight w:val="360"/>
+        </w:trPr>
+        <w:tc>
+          <w:tcPr>
+            <w:tcW w:w="3150" w:type="dxa"/>
+            <w:gridSpan w:val="2"/>
+          </w:tcPr>
+          <w:p>
+            <w:pPr>
+              <w:pStyle w:val="Table"/>
             </w:pPr>
             <w:sdt>
               <w:sdtPr>
@@ -4261,7 +4260,7 @@
                 <w:tag w:val="POC"/>
                 <w:id w:val="-943071502"/>
                 <w:placeholder>
-                  <w:docPart w:val="4EDB2A8466A64068A58E5C61259BD478"/>
+                  <w:docPart w:val="30F99A229E124EE294268C7BB07E7919"/>
                 </w:placeholder>
                 <w:showingPlcHdr/>
                 <w:text/>
@@ -4282,15 +4281,12 @@
         </w:tc>
         <w:tc>
           <w:tcPr>
-            <w:tcW w:w="1800" w:type="dxa"/>
+            <w:tcW w:w="1980" w:type="dxa"/>
+            <w:gridSpan w:val="2"/>
           </w:tcPr>
           <w:p>
             <w:pPr>
               <w:pStyle w:val="Table"/>
-              <w:jc w:val="center"/>
-              <w:rPr>
-                <w:szCs w:val="24"/>
-              </w:rPr>
             </w:pPr>
             <w:sdt>
               <w:sdtPr>
@@ -4298,7 +4294,7 @@
                 <w:tag w:val="Phone"/>
                 <w:id w:val="-555316021"/>
                 <w:placeholder>
-                  <w:docPart w:val="49071EA3EF2D4CF48C56D529F470DD10"/>
+                  <w:docPart w:val="29F6C8F05FCF47999777CB15AA70B790"/>
                 </w:placeholder>
                 <w:showingPlcHdr/>
                 <w:text/>
@@ -4319,14 +4315,12 @@
         </w:tc>
         <w:tc>
           <w:tcPr>
-            <w:tcW w:w="3420" w:type="dxa"/>
+            <w:tcW w:w="1620" w:type="dxa"/>
+            <w:gridSpan w:val="3"/>
           </w:tcPr>
           <w:p>
             <w:pPr>
               <w:pStyle w:val="Table"/>
-              <w:rPr>
-                <w:szCs w:val="24"/>
-              </w:rPr>
             </w:pPr>
             <w:sdt>
               <w:sdtPr>
@@ -4334,7 +4328,7 @@
                 <w:tag w:val="Manager"/>
                 <w:id w:val="-1964565742"/>
                 <w:placeholder>
-                  <w:docPart w:val="C0AD5C5D7E884DA3BE6867401E71F055"/>
+                  <w:docPart w:val="C27700D16ED9448787CE1EF74661419C"/>
                 </w:placeholder>
                 <w:showingPlcHdr/>
                 <w:text/>
@@ -4355,15 +4349,12 @@
         </w:tc>
         <w:tc>
           <w:tcPr>
-            <w:tcW w:w="1946" w:type="dxa"/>
+            <w:tcW w:w="3780" w:type="dxa"/>
+            <w:gridSpan w:val="2"/>
           </w:tcPr>
           <w:p>
             <w:pPr>
               <w:pStyle w:val="Table"/>
-              <w:jc w:val="center"/>
-              <w:rPr>
-                <w:szCs w:val="24"/>
-              </w:rPr>
             </w:pPr>
             <w:sdt>
               <w:sdtPr>
@@ -4371,7 +4362,7 @@
                 <w:tag w:val="ManagerPhone"/>
                 <w:id w:val="-1254809537"/>
                 <w:placeholder>
-                  <w:docPart w:val="1A5C48449443419B9C7348EBEB289D9D"/>
+                  <w:docPart w:val="4B2DF1FDE8B74601B70170992E70A693"/>
                 </w:placeholder>
                 <w:showingPlcHdr/>
                 <w:text/>
@@ -4395,7 +4386,12 @@
     <w:p/>
     <w:p/>
     <w:sectPr>
-      <w:footerReference w:type="default" r:id="rId12"/>
+      <w:headerReference w:type="even" r:id="rId12"/>
+      <w:headerReference w:type="default" r:id="rId13"/>
+      <w:footerReference w:type="even" r:id="rId14"/>
+      <w:footerReference w:type="default" r:id="rId15"/>
+      <w:headerReference w:type="first" r:id="rId16"/>
+      <w:footerReference w:type="first" r:id="rId17"/>
       <w:pgSz w:w="12240" w:h="15840" w:code="1"/>
       <w:pgMar w:top="1080" w:right="1080" w:bottom="1080" w:left="1080" w:header="504" w:footer="504" w:gutter="0"/>
       <w:cols w:space="720"/>
@@ -4429,6 +4425,16 @@
 <w:ftr xmlns:wpc="http://schemas.microsoft.com/office/word/2010/wordprocessingCanvas" xmlns:cx="http://schemas.microsoft.com/office/drawing/2014/chartex" xmlns:cx1="http://schemas.microsoft.com/office/drawing/2015/9/8/chartex" xmlns:cx2="http://schemas.microsoft.com/office/drawing/2015/10/21/chartex" xmlns:cx3="http://schemas.microsoft.com/office/drawing/2016/5/9/chartex" xmlns:cx4="http://schemas.microsoft.com/office/drawing/2016/5/10/chartex" xmlns:cx5="http://schemas.microsoft.com/office/drawing/2016/5/11/chartex" xmlns:cx6="http://schemas.microsoft.com/office/drawing/2016/5/12/chartex" xmlns:cx7="http://schemas.microsoft.com/office/drawing/2016/5/13/chartex" xmlns:cx8="http://schemas.microsoft.com/office/drawing/2016/5/14/chartex" xmlns:mc="http://schemas.openxmlformats.org/markup-compatibility/2006" xmlns:aink="http://schemas.microsoft.com/office/drawing/2016/ink" xmlns:am3d="http://schemas.microsoft.com/office/drawing/2017/model3d" xmlns:o="urn:schemas-microsoft-com:office:office" xmlns:r="http://schemas.openxmlformats.org/officeDocument/2006/relationships" xmlns:m="http://schemas.openxmlformats.org/officeDocument/2006/math" xmlns:v="urn:schemas-microsoft-com:vml" xmlns:wp14="http://schemas.microsoft.com/office/word/2010/wordprocessingDrawing" xmlns:wp="http://schemas.openxmlformats.org/drawingml/2006/wordprocessingDrawing" xmlns:w10="urn:schemas-microsoft-com:office:word" xmlns:w="http://schemas.openxmlformats.org/wordprocessingml/2006/main" xmlns:w14="http://schemas.microsoft.com/office/word/2010/wordml" xmlns:w15="http://schemas.microsoft.com/office/word/2012/wordml" xmlns:w16cex="http://schemas.microsoft.com/office/word/2018/wordml/cex" xmlns:w16cid="http://schemas.microsoft.com/office/word/2016/wordml/cid" xmlns:w16="http://schemas.microsoft.com/office/word/2018/wordml" xmlns:w16sdtdh="http://schemas.microsoft.com/office/word/2020/wordml/sdtdatahash" xmlns:w16se="http://schemas.microsoft.com/office/word/2015/wordml/symex" xmlns:wpg="http://schemas.microsoft.com/office/word/2010/wordprocessingGroup" xmlns:wpi="http://schemas.microsoft.com/office/word/2010/wordprocessingInk" xmlns:wne="http://schemas.microsoft.com/office/word/2006/wordml" xmlns:wps="http://schemas.microsoft.com/office/word/2010/wordprocessingShape" mc:Ignorable="w14 w15 w16se w16cid w16 w16cex w16sdtdh wp14">
   <w:p>
     <w:pPr>
+      <w:pStyle w:val="Footer"/>
+    </w:pPr>
+  </w:p>
+</w:ftr>
+</file>
+
+<file path=word/footer2.xml><?xml version="1.0" encoding="utf-8"?>
+<w:ftr xmlns:wpc="http://schemas.microsoft.com/office/word/2010/wordprocessingCanvas" xmlns:cx="http://schemas.microsoft.com/office/drawing/2014/chartex" xmlns:cx1="http://schemas.microsoft.com/office/drawing/2015/9/8/chartex" xmlns:cx2="http://schemas.microsoft.com/office/drawing/2015/10/21/chartex" xmlns:cx3="http://schemas.microsoft.com/office/drawing/2016/5/9/chartex" xmlns:cx4="http://schemas.microsoft.com/office/drawing/2016/5/10/chartex" xmlns:cx5="http://schemas.microsoft.com/office/drawing/2016/5/11/chartex" xmlns:cx6="http://schemas.microsoft.com/office/drawing/2016/5/12/chartex" xmlns:cx7="http://schemas.microsoft.com/office/drawing/2016/5/13/chartex" xmlns:cx8="http://schemas.microsoft.com/office/drawing/2016/5/14/chartex" xmlns:mc="http://schemas.openxmlformats.org/markup-compatibility/2006" xmlns:aink="http://schemas.microsoft.com/office/drawing/2016/ink" xmlns:am3d="http://schemas.microsoft.com/office/drawing/2017/model3d" xmlns:o="urn:schemas-microsoft-com:office:office" xmlns:r="http://schemas.openxmlformats.org/officeDocument/2006/relationships" xmlns:m="http://schemas.openxmlformats.org/officeDocument/2006/math" xmlns:v="urn:schemas-microsoft-com:vml" xmlns:wp14="http://schemas.microsoft.com/office/word/2010/wordprocessingDrawing" xmlns:wp="http://schemas.openxmlformats.org/drawingml/2006/wordprocessingDrawing" xmlns:w10="urn:schemas-microsoft-com:office:word" xmlns:w="http://schemas.openxmlformats.org/wordprocessingml/2006/main" xmlns:w14="http://schemas.microsoft.com/office/word/2010/wordml" xmlns:w15="http://schemas.microsoft.com/office/word/2012/wordml" xmlns:w16cex="http://schemas.microsoft.com/office/word/2018/wordml/cex" xmlns:w16cid="http://schemas.microsoft.com/office/word/2016/wordml/cid" xmlns:w16="http://schemas.microsoft.com/office/word/2018/wordml" xmlns:w16sdtdh="http://schemas.microsoft.com/office/word/2020/wordml/sdtdatahash" xmlns:w16se="http://schemas.microsoft.com/office/word/2015/wordml/symex" xmlns:wpg="http://schemas.microsoft.com/office/word/2010/wordprocessingGroup" xmlns:wpi="http://schemas.microsoft.com/office/word/2010/wordprocessingInk" xmlns:wne="http://schemas.microsoft.com/office/word/2006/wordml" xmlns:wps="http://schemas.microsoft.com/office/word/2010/wordprocessingShape" mc:Ignorable="w14 w15 w16se w16cid w16 w16cex w16sdtdh wp14">
+  <w:p>
+    <w:pPr>
       <w:pStyle w:val="FooterTop"/>
       <w:tabs>
         <w:tab w:val="clear" w:pos="10080"/>
@@ -4458,10 +4464,7 @@
       <w:t>-</w:t>
     </w:r>
     <w:r>
-      <w:t>1</w:t>
-    </w:r>
-    <w:r>
-      <w:t>9</w:t>
+      <w:t>19</w:t>
     </w:r>
     <w:r>
       <w:t>-20</w:t>
@@ -4622,6 +4625,16 @@
 </w:ftr>
 </file>
 
+<file path=word/footer3.xml><?xml version="1.0" encoding="utf-8"?>
+<w:ftr xmlns:wpc="http://schemas.microsoft.com/office/word/2010/wordprocessingCanvas" xmlns:cx="http://schemas.microsoft.com/office/drawing/2014/chartex" xmlns:cx1="http://schemas.microsoft.com/office/drawing/2015/9/8/chartex" xmlns:cx2="http://schemas.microsoft.com/office/drawing/2015/10/21/chartex" xmlns:cx3="http://schemas.microsoft.com/office/drawing/2016/5/9/chartex" xmlns:cx4="http://schemas.microsoft.com/office/drawing/2016/5/10/chartex" xmlns:cx5="http://schemas.microsoft.com/office/drawing/2016/5/11/chartex" xmlns:cx6="http://schemas.microsoft.com/office/drawing/2016/5/12/chartex" xmlns:cx7="http://schemas.microsoft.com/office/drawing/2016/5/13/chartex" xmlns:cx8="http://schemas.microsoft.com/office/drawing/2016/5/14/chartex" xmlns:mc="http://schemas.openxmlformats.org/markup-compatibility/2006" xmlns:aink="http://schemas.microsoft.com/office/drawing/2016/ink" xmlns:am3d="http://schemas.microsoft.com/office/drawing/2017/model3d" xmlns:o="urn:schemas-microsoft-com:office:office" xmlns:r="http://schemas.openxmlformats.org/officeDocument/2006/relationships" xmlns:m="http://schemas.openxmlformats.org/officeDocument/2006/math" xmlns:v="urn:schemas-microsoft-com:vml" xmlns:wp14="http://schemas.microsoft.com/office/word/2010/wordprocessingDrawing" xmlns:wp="http://schemas.openxmlformats.org/drawingml/2006/wordprocessingDrawing" xmlns:w10="urn:schemas-microsoft-com:office:word" xmlns:w="http://schemas.openxmlformats.org/wordprocessingml/2006/main" xmlns:w14="http://schemas.microsoft.com/office/word/2010/wordml" xmlns:w15="http://schemas.microsoft.com/office/word/2012/wordml" xmlns:w16cex="http://schemas.microsoft.com/office/word/2018/wordml/cex" xmlns:w16cid="http://schemas.microsoft.com/office/word/2016/wordml/cid" xmlns:w16="http://schemas.microsoft.com/office/word/2018/wordml" xmlns:w16sdtdh="http://schemas.microsoft.com/office/word/2020/wordml/sdtdatahash" xmlns:w16se="http://schemas.microsoft.com/office/word/2015/wordml/symex" xmlns:wpg="http://schemas.microsoft.com/office/word/2010/wordprocessingGroup" xmlns:wpi="http://schemas.microsoft.com/office/word/2010/wordprocessingInk" xmlns:wne="http://schemas.microsoft.com/office/word/2006/wordml" xmlns:wps="http://schemas.microsoft.com/office/word/2010/wordprocessingShape" mc:Ignorable="w14 w15 w16se w16cid w16 w16cex w16sdtdh wp14">
+  <w:p>
+    <w:pPr>
+      <w:pStyle w:val="Footer"/>
+    </w:pPr>
+  </w:p>
+</w:ftr>
+</file>
+
 <file path=word/footnotes.xml><?xml version="1.0" encoding="utf-8"?>
 <w:footnotes xmlns:wpc="http://schemas.microsoft.com/office/word/2010/wordprocessingCanvas" xmlns:cx="http://schemas.microsoft.com/office/drawing/2014/chartex" xmlns:cx1="http://schemas.microsoft.com/office/drawing/2015/9/8/chartex" xmlns:cx2="http://schemas.microsoft.com/office/drawing/2015/10/21/chartex" xmlns:cx3="http://schemas.microsoft.com/office/drawing/2016/5/9/chartex" xmlns:cx4="http://schemas.microsoft.com/office/drawing/2016/5/10/chartex" xmlns:cx5="http://schemas.microsoft.com/office/drawing/2016/5/11/chartex" xmlns:cx6="http://schemas.microsoft.com/office/drawing/2016/5/12/chartex" xmlns:cx7="http://schemas.microsoft.com/office/drawing/2016/5/13/chartex" xmlns:cx8="http://schemas.microsoft.com/office/drawing/2016/5/14/chartex" xmlns:mc="http://schemas.openxmlformats.org/markup-compatibility/2006" xmlns:aink="http://schemas.microsoft.com/office/drawing/2016/ink" xmlns:am3d="http://schemas.microsoft.com/office/drawing/2017/model3d" xmlns:o="urn:schemas-microsoft-com:office:office" xmlns:r="http://schemas.openxmlformats.org/officeDocument/2006/relationships" xmlns:m="http://schemas.openxmlformats.org/officeDocument/2006/math" xmlns:v="urn:schemas-microsoft-com:vml" xmlns:wp14="http://schemas.microsoft.com/office/word/2010/wordprocessingDrawing" xmlns:wp="http://schemas.openxmlformats.org/drawingml/2006/wordprocessingDrawing" xmlns:w10="urn:schemas-microsoft-com:office:word" xmlns:w="http://schemas.openxmlformats.org/wordprocessingml/2006/main" xmlns:w14="http://schemas.microsoft.com/office/word/2010/wordml" xmlns:w15="http://schemas.microsoft.com/office/word/2012/wordml" xmlns:w16cex="http://schemas.microsoft.com/office/word/2018/wordml/cex" xmlns:w16cid="http://schemas.microsoft.com/office/word/2016/wordml/cid" xmlns:w16="http://schemas.microsoft.com/office/word/2018/wordml" xmlns:w16sdtdh="http://schemas.microsoft.com/office/word/2020/wordml/sdtdatahash" xmlns:w16se="http://schemas.microsoft.com/office/word/2015/wordml/symex" xmlns:wpg="http://schemas.microsoft.com/office/word/2010/wordprocessingGroup" xmlns:wpi="http://schemas.microsoft.com/office/word/2010/wordprocessingInk" xmlns:wne="http://schemas.microsoft.com/office/word/2006/wordml" xmlns:wps="http://schemas.microsoft.com/office/word/2010/wordprocessingShape" mc:Ignorable="w14 w15 w16se w16cid w16 w16cex w16sdtdh wp14">
   <w:footnote w:type="separator" w:id="-1">
@@ -4639,6 +4652,36 @@
     </w:p>
   </w:footnote>
 </w:footnotes>
+</file>
+
+<file path=word/header1.xml><?xml version="1.0" encoding="utf-8"?>
+<w:hdr xmlns:wpc="http://schemas.microsoft.com/office/word/2010/wordprocessingCanvas" xmlns:cx="http://schemas.microsoft.com/office/drawing/2014/chartex" xmlns:cx1="http://schemas.microsoft.com/office/drawing/2015/9/8/chartex" xmlns:cx2="http://schemas.microsoft.com/office/drawing/2015/10/21/chartex" xmlns:cx3="http://schemas.microsoft.com/office/drawing/2016/5/9/chartex" xmlns:cx4="http://schemas.microsoft.com/office/drawing/2016/5/10/chartex" xmlns:cx5="http://schemas.microsoft.com/office/drawing/2016/5/11/chartex" xmlns:cx6="http://schemas.microsoft.com/office/drawing/2016/5/12/chartex" xmlns:cx7="http://schemas.microsoft.com/office/drawing/2016/5/13/chartex" xmlns:cx8="http://schemas.microsoft.com/office/drawing/2016/5/14/chartex" xmlns:mc="http://schemas.openxmlformats.org/markup-compatibility/2006" xmlns:aink="http://schemas.microsoft.com/office/drawing/2016/ink" xmlns:am3d="http://schemas.microsoft.com/office/drawing/2017/model3d" xmlns:o="urn:schemas-microsoft-com:office:office" xmlns:r="http://schemas.openxmlformats.org/officeDocument/2006/relationships" xmlns:m="http://schemas.openxmlformats.org/officeDocument/2006/math" xmlns:v="urn:schemas-microsoft-com:vml" xmlns:wp14="http://schemas.microsoft.com/office/word/2010/wordprocessingDrawing" xmlns:wp="http://schemas.openxmlformats.org/drawingml/2006/wordprocessingDrawing" xmlns:w10="urn:schemas-microsoft-com:office:word" xmlns:w="http://schemas.openxmlformats.org/wordprocessingml/2006/main" xmlns:w14="http://schemas.microsoft.com/office/word/2010/wordml" xmlns:w15="http://schemas.microsoft.com/office/word/2012/wordml" xmlns:w16cex="http://schemas.microsoft.com/office/word/2018/wordml/cex" xmlns:w16cid="http://schemas.microsoft.com/office/word/2016/wordml/cid" xmlns:w16="http://schemas.microsoft.com/office/word/2018/wordml" xmlns:w16sdtdh="http://schemas.microsoft.com/office/word/2020/wordml/sdtdatahash" xmlns:w16se="http://schemas.microsoft.com/office/word/2015/wordml/symex" xmlns:wpg="http://schemas.microsoft.com/office/word/2010/wordprocessingGroup" xmlns:wpi="http://schemas.microsoft.com/office/word/2010/wordprocessingInk" xmlns:wne="http://schemas.microsoft.com/office/word/2006/wordml" xmlns:wps="http://schemas.microsoft.com/office/word/2010/wordprocessingShape" mc:Ignorable="w14 w15 w16se w16cid w16 w16cex w16sdtdh wp14">
+  <w:p>
+    <w:pPr>
+      <w:pStyle w:val="Header"/>
+    </w:pPr>
+  </w:p>
+</w:hdr>
+</file>
+
+<file path=word/header2.xml><?xml version="1.0" encoding="utf-8"?>
+<w:hdr xmlns:wpc="http://schemas.microsoft.com/office/word/2010/wordprocessingCanvas" xmlns:cx="http://schemas.microsoft.com/office/drawing/2014/chartex" xmlns:cx1="http://schemas.microsoft.com/office/drawing/2015/9/8/chartex" xmlns:cx2="http://schemas.microsoft.com/office/drawing/2015/10/21/chartex" xmlns:cx3="http://schemas.microsoft.com/office/drawing/2016/5/9/chartex" xmlns:cx4="http://schemas.microsoft.com/office/drawing/2016/5/10/chartex" xmlns:cx5="http://schemas.microsoft.com/office/drawing/2016/5/11/chartex" xmlns:cx6="http://schemas.microsoft.com/office/drawing/2016/5/12/chartex" xmlns:cx7="http://schemas.microsoft.com/office/drawing/2016/5/13/chartex" xmlns:cx8="http://schemas.microsoft.com/office/drawing/2016/5/14/chartex" xmlns:mc="http://schemas.openxmlformats.org/markup-compatibility/2006" xmlns:aink="http://schemas.microsoft.com/office/drawing/2016/ink" xmlns:am3d="http://schemas.microsoft.com/office/drawing/2017/model3d" xmlns:o="urn:schemas-microsoft-com:office:office" xmlns:r="http://schemas.openxmlformats.org/officeDocument/2006/relationships" xmlns:m="http://schemas.openxmlformats.org/officeDocument/2006/math" xmlns:v="urn:schemas-microsoft-com:vml" xmlns:wp14="http://schemas.microsoft.com/office/word/2010/wordprocessingDrawing" xmlns:wp="http://schemas.openxmlformats.org/drawingml/2006/wordprocessingDrawing" xmlns:w10="urn:schemas-microsoft-com:office:word" xmlns:w="http://schemas.openxmlformats.org/wordprocessingml/2006/main" xmlns:w14="http://schemas.microsoft.com/office/word/2010/wordml" xmlns:w15="http://schemas.microsoft.com/office/word/2012/wordml" xmlns:w16cex="http://schemas.microsoft.com/office/word/2018/wordml/cex" xmlns:w16cid="http://schemas.microsoft.com/office/word/2016/wordml/cid" xmlns:w16="http://schemas.microsoft.com/office/word/2018/wordml" xmlns:w16sdtdh="http://schemas.microsoft.com/office/word/2020/wordml/sdtdatahash" xmlns:w16se="http://schemas.microsoft.com/office/word/2015/wordml/symex" xmlns:wpg="http://schemas.microsoft.com/office/word/2010/wordprocessingGroup" xmlns:wpi="http://schemas.microsoft.com/office/word/2010/wordprocessingInk" xmlns:wne="http://schemas.microsoft.com/office/word/2006/wordml" xmlns:wps="http://schemas.microsoft.com/office/word/2010/wordprocessingShape" mc:Ignorable="w14 w15 w16se w16cid w16 w16cex w16sdtdh wp14">
+  <w:p>
+    <w:pPr>
+      <w:pStyle w:val="Header"/>
+    </w:pPr>
+  </w:p>
+</w:hdr>
+</file>
+
+<file path=word/header3.xml><?xml version="1.0" encoding="utf-8"?>
+<w:hdr xmlns:wpc="http://schemas.microsoft.com/office/word/2010/wordprocessingCanvas" xmlns:cx="http://schemas.microsoft.com/office/drawing/2014/chartex" xmlns:cx1="http://schemas.microsoft.com/office/drawing/2015/9/8/chartex" xmlns:cx2="http://schemas.microsoft.com/office/drawing/2015/10/21/chartex" xmlns:cx3="http://schemas.microsoft.com/office/drawing/2016/5/9/chartex" xmlns:cx4="http://schemas.microsoft.com/office/drawing/2016/5/10/chartex" xmlns:cx5="http://schemas.microsoft.com/office/drawing/2016/5/11/chartex" xmlns:cx6="http://schemas.microsoft.com/office/drawing/2016/5/12/chartex" xmlns:cx7="http://schemas.microsoft.com/office/drawing/2016/5/13/chartex" xmlns:cx8="http://schemas.microsoft.com/office/drawing/2016/5/14/chartex" xmlns:mc="http://schemas.openxmlformats.org/markup-compatibility/2006" xmlns:aink="http://schemas.microsoft.com/office/drawing/2016/ink" xmlns:am3d="http://schemas.microsoft.com/office/drawing/2017/model3d" xmlns:o="urn:schemas-microsoft-com:office:office" xmlns:r="http://schemas.openxmlformats.org/officeDocument/2006/relationships" xmlns:m="http://schemas.openxmlformats.org/officeDocument/2006/math" xmlns:v="urn:schemas-microsoft-com:vml" xmlns:wp14="http://schemas.microsoft.com/office/word/2010/wordprocessingDrawing" xmlns:wp="http://schemas.openxmlformats.org/drawingml/2006/wordprocessingDrawing" xmlns:w10="urn:schemas-microsoft-com:office:word" xmlns:w="http://schemas.openxmlformats.org/wordprocessingml/2006/main" xmlns:w14="http://schemas.microsoft.com/office/word/2010/wordml" xmlns:w15="http://schemas.microsoft.com/office/word/2012/wordml" xmlns:w16cex="http://schemas.microsoft.com/office/word/2018/wordml/cex" xmlns:w16cid="http://schemas.microsoft.com/office/word/2016/wordml/cid" xmlns:w16="http://schemas.microsoft.com/office/word/2018/wordml" xmlns:w16sdtdh="http://schemas.microsoft.com/office/word/2020/wordml/sdtdatahash" xmlns:w16se="http://schemas.microsoft.com/office/word/2015/wordml/symex" xmlns:wpg="http://schemas.microsoft.com/office/word/2010/wordprocessingGroup" xmlns:wpi="http://schemas.microsoft.com/office/word/2010/wordprocessingInk" xmlns:wne="http://schemas.microsoft.com/office/word/2006/wordml" xmlns:wps="http://schemas.microsoft.com/office/word/2010/wordprocessingShape" mc:Ignorable="w14 w15 w16se w16cid w16 w16cex w16sdtdh wp14">
+  <w:p>
+    <w:pPr>
+      <w:pStyle w:val="Header"/>
+    </w:pPr>
+  </w:p>
+</w:hdr>
 </file>
 
 <file path=word/numbering.xml><?xml version="1.0" encoding="utf-8"?>
@@ -4839,95 +4882,6 @@
     </w:lvl>
   </w:abstractNum>
   <w:abstractNum w:abstractNumId="10" w15:restartNumberingAfterBreak="0">
-    <w:nsid w:val="154664B4"/>
-    <w:multiLevelType w:val="hybridMultilevel"/>
-    <w:tmpl w:val="8B3AB54E"/>
-    <w:lvl w:ilvl="0" w:tplc="04090017">
-      <w:start w:val="1"/>
-      <w:numFmt w:val="lowerLetter"/>
-      <w:lvlText w:val="%1)"/>
-      <w:lvlJc w:val="left"/>
-      <w:pPr>
-        <w:ind w:left="720" w:hanging="360"/>
-      </w:pPr>
-      <w:rPr>
-        <w:rFonts w:hint="default"/>
-      </w:rPr>
-    </w:lvl>
-    <w:lvl w:ilvl="1" w:tplc="04090019" w:tentative="1">
-      <w:start w:val="1"/>
-      <w:numFmt w:val="lowerLetter"/>
-      <w:lvlText w:val="%2."/>
-      <w:lvlJc w:val="left"/>
-      <w:pPr>
-        <w:ind w:left="1440" w:hanging="360"/>
-      </w:pPr>
-    </w:lvl>
-    <w:lvl w:ilvl="2" w:tplc="0409001B" w:tentative="1">
-      <w:start w:val="1"/>
-      <w:numFmt w:val="lowerRoman"/>
-      <w:lvlText w:val="%3."/>
-      <w:lvlJc w:val="right"/>
-      <w:pPr>
-        <w:ind w:left="2160" w:hanging="180"/>
-      </w:pPr>
-    </w:lvl>
-    <w:lvl w:ilvl="3" w:tplc="0409000F" w:tentative="1">
-      <w:start w:val="1"/>
-      <w:numFmt w:val="decimal"/>
-      <w:lvlText w:val="%4."/>
-      <w:lvlJc w:val="left"/>
-      <w:pPr>
-        <w:ind w:left="2880" w:hanging="360"/>
-      </w:pPr>
-    </w:lvl>
-    <w:lvl w:ilvl="4" w:tplc="04090019" w:tentative="1">
-      <w:start w:val="1"/>
-      <w:numFmt w:val="lowerLetter"/>
-      <w:lvlText w:val="%5."/>
-      <w:lvlJc w:val="left"/>
-      <w:pPr>
-        <w:ind w:left="3600" w:hanging="360"/>
-      </w:pPr>
-    </w:lvl>
-    <w:lvl w:ilvl="5" w:tplc="0409001B" w:tentative="1">
-      <w:start w:val="1"/>
-      <w:numFmt w:val="lowerRoman"/>
-      <w:lvlText w:val="%6."/>
-      <w:lvlJc w:val="right"/>
-      <w:pPr>
-        <w:ind w:left="4320" w:hanging="180"/>
-      </w:pPr>
-    </w:lvl>
-    <w:lvl w:ilvl="6" w:tplc="0409000F" w:tentative="1">
-      <w:start w:val="1"/>
-      <w:numFmt w:val="decimal"/>
-      <w:lvlText w:val="%7."/>
-      <w:lvlJc w:val="left"/>
-      <w:pPr>
-        <w:ind w:left="5040" w:hanging="360"/>
-      </w:pPr>
-    </w:lvl>
-    <w:lvl w:ilvl="7" w:tplc="04090019" w:tentative="1">
-      <w:start w:val="1"/>
-      <w:numFmt w:val="lowerLetter"/>
-      <w:lvlText w:val="%8."/>
-      <w:lvlJc w:val="left"/>
-      <w:pPr>
-        <w:ind w:left="5760" w:hanging="360"/>
-      </w:pPr>
-    </w:lvl>
-    <w:lvl w:ilvl="8" w:tplc="0409001B" w:tentative="1">
-      <w:start w:val="1"/>
-      <w:numFmt w:val="lowerRoman"/>
-      <w:lvlText w:val="%9."/>
-      <w:lvlJc w:val="right"/>
-      <w:pPr>
-        <w:ind w:left="6480" w:hanging="180"/>
-      </w:pPr>
-    </w:lvl>
-  </w:abstractNum>
-  <w:abstractNum w:abstractNumId="11" w15:restartNumberingAfterBreak="0">
     <w:nsid w:val="1B37352D"/>
     <w:multiLevelType w:val="hybridMultilevel"/>
     <w:tmpl w:val="965A8C64"/>
@@ -5038,6 +4992,95 @@
       <w:rPr>
         <w:rFonts w:ascii="Wingdings" w:hAnsi="Wingdings" w:hint="default"/>
       </w:rPr>
+    </w:lvl>
+  </w:abstractNum>
+  <w:abstractNum w:abstractNumId="11" w15:restartNumberingAfterBreak="0">
+    <w:nsid w:val="38D500B5"/>
+    <w:multiLevelType w:val="hybridMultilevel"/>
+    <w:tmpl w:val="AD54E322"/>
+    <w:lvl w:ilvl="0" w:tplc="04090017">
+      <w:start w:val="1"/>
+      <w:numFmt w:val="lowerLetter"/>
+      <w:lvlText w:val="%1)"/>
+      <w:lvlJc w:val="left"/>
+      <w:pPr>
+        <w:ind w:left="720" w:hanging="360"/>
+      </w:pPr>
+      <w:rPr>
+        <w:rFonts w:hint="default"/>
+      </w:rPr>
+    </w:lvl>
+    <w:lvl w:ilvl="1" w:tplc="04090019" w:tentative="1">
+      <w:start w:val="1"/>
+      <w:numFmt w:val="lowerLetter"/>
+      <w:lvlText w:val="%2."/>
+      <w:lvlJc w:val="left"/>
+      <w:pPr>
+        <w:ind w:left="1440" w:hanging="360"/>
+      </w:pPr>
+    </w:lvl>
+    <w:lvl w:ilvl="2" w:tplc="0409001B" w:tentative="1">
+      <w:start w:val="1"/>
+      <w:numFmt w:val="lowerRoman"/>
+      <w:lvlText w:val="%3."/>
+      <w:lvlJc w:val="right"/>
+      <w:pPr>
+        <w:ind w:left="2160" w:hanging="180"/>
+      </w:pPr>
+    </w:lvl>
+    <w:lvl w:ilvl="3" w:tplc="0409000F" w:tentative="1">
+      <w:start w:val="1"/>
+      <w:numFmt w:val="decimal"/>
+      <w:lvlText w:val="%4."/>
+      <w:lvlJc w:val="left"/>
+      <w:pPr>
+        <w:ind w:left="2880" w:hanging="360"/>
+      </w:pPr>
+    </w:lvl>
+    <w:lvl w:ilvl="4" w:tplc="04090019" w:tentative="1">
+      <w:start w:val="1"/>
+      <w:numFmt w:val="lowerLetter"/>
+      <w:lvlText w:val="%5."/>
+      <w:lvlJc w:val="left"/>
+      <w:pPr>
+        <w:ind w:left="3600" w:hanging="360"/>
+      </w:pPr>
+    </w:lvl>
+    <w:lvl w:ilvl="5" w:tplc="0409001B" w:tentative="1">
+      <w:start w:val="1"/>
+      <w:numFmt w:val="lowerRoman"/>
+      <w:lvlText w:val="%6."/>
+      <w:lvlJc w:val="right"/>
+      <w:pPr>
+        <w:ind w:left="4320" w:hanging="180"/>
+      </w:pPr>
+    </w:lvl>
+    <w:lvl w:ilvl="6" w:tplc="0409000F" w:tentative="1">
+      <w:start w:val="1"/>
+      <w:numFmt w:val="decimal"/>
+      <w:lvlText w:val="%7."/>
+      <w:lvlJc w:val="left"/>
+      <w:pPr>
+        <w:ind w:left="5040" w:hanging="360"/>
+      </w:pPr>
+    </w:lvl>
+    <w:lvl w:ilvl="7" w:tplc="04090019" w:tentative="1">
+      <w:start w:val="1"/>
+      <w:numFmt w:val="lowerLetter"/>
+      <w:lvlText w:val="%8."/>
+      <w:lvlJc w:val="left"/>
+      <w:pPr>
+        <w:ind w:left="5760" w:hanging="360"/>
+      </w:pPr>
+    </w:lvl>
+    <w:lvl w:ilvl="8" w:tplc="0409001B" w:tentative="1">
+      <w:start w:val="1"/>
+      <w:numFmt w:val="lowerRoman"/>
+      <w:lvlText w:val="%9."/>
+      <w:lvlJc w:val="right"/>
+      <w:pPr>
+        <w:ind w:left="6480" w:hanging="180"/>
+      </w:pPr>
     </w:lvl>
   </w:abstractNum>
   <w:abstractNum w:abstractNumId="12" w15:restartNumberingAfterBreak="0">
@@ -5528,10 +5571,10 @@
     <w:abstractNumId w:val="14"/>
   </w:num>
   <w:num w:numId="37">
-    <w:abstractNumId w:val="11"/>
+    <w:abstractNumId w:val="10"/>
   </w:num>
   <w:num w:numId="38">
-    <w:abstractNumId w:val="10"/>
+    <w:abstractNumId w:val="11"/>
   </w:num>
 </w:numbering>
 </file>
@@ -7083,12 +7126,235 @@
       <w:color w:val="808080"/>
     </w:rPr>
   </w:style>
+  <w:style w:type="character" w:styleId="UnresolvedMention">
+    <w:name w:val="Unresolved Mention"/>
+    <w:basedOn w:val="DefaultParagraphFont"/>
+    <w:uiPriority w:val="99"/>
+    <w:semiHidden/>
+    <w:unhideWhenUsed/>
+    <w:rsid w:val="00580A86"/>
+    <w:rPr>
+      <w:color w:val="605E5C"/>
+      <w:shd w:val="clear" w:color="auto" w:fill="E1DFDD"/>
+    </w:rPr>
+  </w:style>
 </w:styles>
 </file>
 
 <file path=word/glossary/document.xml><?xml version="1.0" encoding="utf-8"?>
 <w:glossaryDocument xmlns:wpc="http://schemas.microsoft.com/office/word/2010/wordprocessingCanvas" xmlns:cx="http://schemas.microsoft.com/office/drawing/2014/chartex" xmlns:cx1="http://schemas.microsoft.com/office/drawing/2015/9/8/chartex" xmlns:cx2="http://schemas.microsoft.com/office/drawing/2015/10/21/chartex" xmlns:cx3="http://schemas.microsoft.com/office/drawing/2016/5/9/chartex" xmlns:cx4="http://schemas.microsoft.com/office/drawing/2016/5/10/chartex" xmlns:cx5="http://schemas.microsoft.com/office/drawing/2016/5/11/chartex" xmlns:cx6="http://schemas.microsoft.com/office/drawing/2016/5/12/chartex" xmlns:cx7="http://schemas.microsoft.com/office/drawing/2016/5/13/chartex" xmlns:cx8="http://schemas.microsoft.com/office/drawing/2016/5/14/chartex" xmlns:mc="http://schemas.openxmlformats.org/markup-compatibility/2006" xmlns:aink="http://schemas.microsoft.com/office/drawing/2016/ink" xmlns:am3d="http://schemas.microsoft.com/office/drawing/2017/model3d" xmlns:o="urn:schemas-microsoft-com:office:office" xmlns:r="http://schemas.openxmlformats.org/officeDocument/2006/relationships" xmlns:m="http://schemas.openxmlformats.org/officeDocument/2006/math" xmlns:v="urn:schemas-microsoft-com:vml" xmlns:wp14="http://schemas.microsoft.com/office/word/2010/wordprocessingDrawing" xmlns:wp="http://schemas.openxmlformats.org/drawingml/2006/wordprocessingDrawing" xmlns:w10="urn:schemas-microsoft-com:office:word" xmlns:w="http://schemas.openxmlformats.org/wordprocessingml/2006/main" xmlns:w14="http://schemas.microsoft.com/office/word/2010/wordml" xmlns:w15="http://schemas.microsoft.com/office/word/2012/wordml" xmlns:w16cex="http://schemas.microsoft.com/office/word/2018/wordml/cex" xmlns:w16cid="http://schemas.microsoft.com/office/word/2016/wordml/cid" xmlns:w16="http://schemas.microsoft.com/office/word/2018/wordml" xmlns:w16sdtdh="http://schemas.microsoft.com/office/word/2020/wordml/sdtdatahash" xmlns:w16se="http://schemas.microsoft.com/office/word/2015/wordml/symex" xmlns:wpg="http://schemas.microsoft.com/office/word/2010/wordprocessingGroup" xmlns:wpi="http://schemas.microsoft.com/office/word/2010/wordprocessingInk" xmlns:wne="http://schemas.microsoft.com/office/word/2006/wordml" xmlns:wps="http://schemas.microsoft.com/office/word/2010/wordprocessingShape" mc:Ignorable="w14 w15 w16se w16cid w16 w16cex w16sdtdh wp14">
   <w:docParts>
+    <w:docPart>
+      <w:docPartPr>
+        <w:name w:val="3C51D371244C4D18AA8A89DB62DED782"/>
+        <w:category>
+          <w:name w:val="General"/>
+          <w:gallery w:val="placeholder"/>
+        </w:category>
+        <w:types>
+          <w:type w:val="bbPlcHdr"/>
+        </w:types>
+        <w:behaviors>
+          <w:behavior w:val="content"/>
+        </w:behaviors>
+        <w:guid w:val="{25D12F3A-9036-48E5-A8A1-53C6836457E1}"/>
+      </w:docPartPr>
+      <w:docPartBody>
+        <w:p>
+          <w:pPr>
+            <w:pStyle w:val="3C51D371244C4D18AA8A89DB62DED782"/>
+          </w:pPr>
+          <w:r>
+            <w:rPr>
+              <w:rStyle w:val="PlaceholderText"/>
+              <w:rFonts w:ascii="Arial" w:hAnsi="Arial" w:cs="Arial"/>
+              <w:sz w:val="18"/>
+              <w:szCs w:val="18"/>
+            </w:rPr>
+            <w:t>Date</w:t>
+          </w:r>
+        </w:p>
+      </w:docPartBody>
+    </w:docPart>
+    <w:docPart>
+      <w:docPartPr>
+        <w:name w:val="DCE06A566B6A4CB3828C398E8B661D83"/>
+        <w:category>
+          <w:name w:val="General"/>
+          <w:gallery w:val="placeholder"/>
+        </w:category>
+        <w:types>
+          <w:type w:val="bbPlcHdr"/>
+        </w:types>
+        <w:behaviors>
+          <w:behavior w:val="content"/>
+        </w:behaviors>
+        <w:guid w:val="{DC56D642-FE69-42D6-9D7C-AD7215767D1B}"/>
+      </w:docPartPr>
+      <w:docPartBody>
+        <w:p>
+          <w:pPr>
+            <w:pStyle w:val="DCE06A566B6A4CB3828C398E8B661D83"/>
+          </w:pPr>
+          <w:r>
+            <w:rPr>
+              <w:rFonts w:ascii="Arial" w:hAnsi="Arial" w:cs="Arial"/>
+              <w:sz w:val="18"/>
+              <w:szCs w:val="18"/>
+            </w:rPr>
+            <w:t>Rev</w:t>
+          </w:r>
+        </w:p>
+      </w:docPartBody>
+    </w:docPart>
+    <w:docPart>
+      <w:docPartPr>
+        <w:name w:val="06B8F59F36A54EC096C3AF659F2ADA19"/>
+        <w:category>
+          <w:name w:val="General"/>
+          <w:gallery w:val="placeholder"/>
+        </w:category>
+        <w:types>
+          <w:type w:val="bbPlcHdr"/>
+        </w:types>
+        <w:behaviors>
+          <w:behavior w:val="content"/>
+        </w:behaviors>
+        <w:guid w:val="{80A47C24-8697-4CA8-84C5-D70B74DB6914}"/>
+      </w:docPartPr>
+      <w:docPartBody>
+        <w:p>
+          <w:pPr>
+            <w:pStyle w:val="06B8F59F36A54EC096C3AF659F2ADA19"/>
+          </w:pPr>
+          <w:r>
+            <w:rPr>
+              <w:rStyle w:val="PlaceholderText"/>
+              <w:sz w:val="20"/>
+            </w:rPr>
+            <w:t>ProposalNumber</w:t>
+          </w:r>
+        </w:p>
+      </w:docPartBody>
+    </w:docPart>
+    <w:docPart>
+      <w:docPartPr>
+        <w:name w:val="A6983B515BA9432AA6CFEC8362A24478"/>
+        <w:category>
+          <w:name w:val="General"/>
+          <w:gallery w:val="placeholder"/>
+        </w:category>
+        <w:types>
+          <w:type w:val="bbPlcHdr"/>
+        </w:types>
+        <w:behaviors>
+          <w:behavior w:val="content"/>
+        </w:behaviors>
+        <w:guid w:val="{6EBEC0F9-0257-4B98-A15F-6C248E8D89C6}"/>
+      </w:docPartPr>
+      <w:docPartBody>
+        <w:p>
+          <w:pPr>
+            <w:pStyle w:val="A6983B515BA9432AA6CFEC8362A24478"/>
+          </w:pPr>
+          <w:r>
+            <w:rPr>
+              <w:sz w:val="20"/>
+            </w:rPr>
+            <w:t>ProposalDate</w:t>
+          </w:r>
+        </w:p>
+      </w:docPartBody>
+    </w:docPart>
+    <w:docPart>
+      <w:docPartPr>
+        <w:name w:val="5C29C54541614AB4B36209C014760B03"/>
+        <w:category>
+          <w:name w:val="General"/>
+          <w:gallery w:val="placeholder"/>
+        </w:category>
+        <w:types>
+          <w:type w:val="bbPlcHdr"/>
+        </w:types>
+        <w:behaviors>
+          <w:behavior w:val="content"/>
+        </w:behaviors>
+        <w:guid w:val="{D04D5965-BC7F-4708-853D-F77D57560255}"/>
+      </w:docPartPr>
+      <w:docPartBody>
+        <w:p>
+          <w:pPr>
+            <w:pStyle w:val="5C29C54541614AB4B36209C014760B03"/>
+          </w:pPr>
+          <w:r>
+            <w:rPr>
+              <w:rStyle w:val="PlaceholderText"/>
+              <w:sz w:val="20"/>
+            </w:rPr>
+            <w:t>ValidityDate</w:t>
+          </w:r>
+        </w:p>
+      </w:docPartBody>
+    </w:docPart>
+    <w:docPart>
+      <w:docPartPr>
+        <w:name w:val="CF01C4F4D3BE4C58A7642594BBEB44A2"/>
+        <w:category>
+          <w:name w:val="General"/>
+          <w:gallery w:val="placeholder"/>
+        </w:category>
+        <w:types>
+          <w:type w:val="bbPlcHdr"/>
+        </w:types>
+        <w:behaviors>
+          <w:behavior w:val="content"/>
+        </w:behaviors>
+        <w:guid w:val="{330197A1-B156-4B8A-9721-18610C9503EF}"/>
+      </w:docPartPr>
+      <w:docPartBody>
+        <w:p>
+          <w:pPr>
+            <w:pStyle w:val="CF01C4F4D3BE4C58A7642594BBEB44A2"/>
+          </w:pPr>
+          <w:r>
+            <w:rPr>
+              <w:sz w:val="20"/>
+            </w:rPr>
+            <w:t>ProposalTitle</w:t>
+          </w:r>
+        </w:p>
+      </w:docPartBody>
+    </w:docPart>
+    <w:docPart>
+      <w:docPartPr>
+        <w:name w:val="2BCD6F010600463D8BE0146C14CF16D7"/>
+        <w:category>
+          <w:name w:val="General"/>
+          <w:gallery w:val="placeholder"/>
+        </w:category>
+        <w:types>
+          <w:type w:val="bbPlcHdr"/>
+        </w:types>
+        <w:behaviors>
+          <w:behavior w:val="content"/>
+        </w:behaviors>
+        <w:guid w:val="{050EB83C-B38B-465A-9BCE-77C33E60FD89}"/>
+      </w:docPartPr>
+      <w:docPartBody>
+        <w:p>
+          <w:pPr>
+            <w:pStyle w:val="2BCD6F010600463D8BE0146C14CF16D7"/>
+          </w:pPr>
+          <w:r>
+            <w:rPr>
+              <w:rStyle w:val="PlaceholderText"/>
+              <w:sz w:val="20"/>
+            </w:rPr>
+            <w:t>TaskDescription</w:t>
+          </w:r>
+        </w:p>
+      </w:docPartBody>
+    </w:docPart>
     <w:docPart>
       <w:docPartPr>
         <w:name w:val="35C0BB7B77F54014BB468B7A716EBA4D"/>
@@ -7107,7 +7373,7 @@
       <w:docPartBody>
         <w:p>
           <w:pPr>
-            <w:pStyle w:val="35C0BB7B77F54014BB468B7A716EBA4D13"/>
+            <w:pStyle w:val="35C0BB7B77F54014BB468B7A716EBA4D"/>
           </w:pPr>
           <w:r>
             <w:rPr>
@@ -7122,7 +7388,7 @@
     </w:docPart>
     <w:docPart>
       <w:docPartPr>
-        <w:name w:val="89E8ACD84E2043F59C28272D32195EE6"/>
+        <w:name w:val="2D10359A02224706B30FF3D1427A46CC"/>
         <w:category>
           <w:name w:val="General"/>
           <w:gallery w:val="placeholder"/>
@@ -7133,28 +7399,25 @@
         <w:behaviors>
           <w:behavior w:val="content"/>
         </w:behaviors>
-        <w:guid w:val="{0A2FE1EB-A2EB-4D2B-97E9-F21F2253D74B}"/>
+        <w:guid w:val="{729983B6-7B0E-4DB9-AFD7-2CBE950A4AF9}"/>
       </w:docPartPr>
       <w:docPartBody>
         <w:p>
           <w:pPr>
-            <w:pStyle w:val="89E8ACD84E2043F59C28272D32195EE6"/>
+            <w:pStyle w:val="2D10359A02224706B30FF3D1427A46CC"/>
           </w:pPr>
           <w:r>
             <w:rPr>
-              <w:rStyle w:val="PlaceholderText"/>
-              <w:rFonts w:ascii="Arial" w:hAnsi="Arial" w:cs="Arial"/>
-              <w:sz w:val="18"/>
-              <w:szCs w:val="18"/>
+              <w:sz w:val="20"/>
             </w:rPr>
-            <w:t>Date</w:t>
+            <w:t>ShouldCostEstimate</w:t>
           </w:r>
         </w:p>
       </w:docPartBody>
     </w:docPart>
     <w:docPart>
       <w:docPartPr>
-        <w:name w:val="4ED743EFCFD84648A20FB99EEF1FFAD4"/>
+        <w:name w:val="9EE6A410E46E484D832EE3D6F458F913"/>
         <w:category>
           <w:name w:val="General"/>
           <w:gallery w:val="placeholder"/>
@@ -7165,27 +7428,25 @@
         <w:behaviors>
           <w:behavior w:val="content"/>
         </w:behaviors>
-        <w:guid w:val="{509ACFE9-0EC2-4F81-A636-9D4FA8EAA85C}"/>
+        <w:guid w:val="{4560FAE7-C553-4EFE-99BA-92F20FA58CE0}"/>
       </w:docPartPr>
       <w:docPartBody>
         <w:p>
           <w:pPr>
-            <w:pStyle w:val="4ED743EFCFD84648A20FB99EEF1FFAD4"/>
+            <w:pStyle w:val="9EE6A410E46E484D832EE3D6F458F913"/>
           </w:pPr>
           <w:r>
             <w:rPr>
-              <w:rFonts w:ascii="Arial" w:hAnsi="Arial" w:cs="Arial"/>
-              <w:sz w:val="18"/>
-              <w:szCs w:val="18"/>
+              <w:sz w:val="20"/>
             </w:rPr>
-            <w:t>Rev</w:t>
+            <w:t>RFPRelease</w:t>
           </w:r>
         </w:p>
       </w:docPartBody>
     </w:docPart>
     <w:docPart>
       <w:docPartPr>
-        <w:name w:val="CEAC0EB94A334E57B7B80631860FB63C"/>
+        <w:name w:val="5A6D68353161404D8020799FA59BD52D"/>
         <w:category>
           <w:name w:val="General"/>
           <w:gallery w:val="placeholder"/>
@@ -7196,12 +7457,70 @@
         <w:behaviors>
           <w:behavior w:val="content"/>
         </w:behaviors>
-        <w:guid w:val="{2B4D4B26-D498-40A5-B6E8-DDC5871EF446}"/>
+        <w:guid w:val="{E95363ED-51A0-41F2-8A75-D3CD49FCF69E}"/>
       </w:docPartPr>
       <w:docPartBody>
         <w:p>
           <w:pPr>
-            <w:pStyle w:val="CEAC0EB94A334E57B7B80631860FB63C"/>
+            <w:pStyle w:val="5A6D68353161404D8020799FA59BD52D"/>
+          </w:pPr>
+          <w:r>
+            <w:rPr>
+              <w:sz w:val="20"/>
+            </w:rPr>
+            <w:t>FirmSupplier</w:t>
+          </w:r>
+        </w:p>
+      </w:docPartBody>
+    </w:docPart>
+    <w:docPart>
+      <w:docPartPr>
+        <w:name w:val="02ABC3E7E1D84DDD98A3AA83D359A3C1"/>
+        <w:category>
+          <w:name w:val="General"/>
+          <w:gallery w:val="placeholder"/>
+        </w:category>
+        <w:types>
+          <w:type w:val="bbPlcHdr"/>
+        </w:types>
+        <w:behaviors>
+          <w:behavior w:val="content"/>
+        </w:behaviors>
+        <w:guid w:val="{0A36AE05-6243-4AF8-A548-08D0913D8BE0}"/>
+      </w:docPartPr>
+      <w:docPartBody>
+        <w:p>
+          <w:pPr>
+            <w:pStyle w:val="02ABC3E7E1D84DDD98A3AA83D359A3C1"/>
+          </w:pPr>
+          <w:r>
+            <w:rPr>
+              <w:sz w:val="20"/>
+            </w:rPr>
+            <w:t>SourceSelection</w:t>
+          </w:r>
+        </w:p>
+      </w:docPartBody>
+    </w:docPart>
+    <w:docPart>
+      <w:docPartPr>
+        <w:name w:val="CA82DD6241384C818C8BF61861CDABE0"/>
+        <w:category>
+          <w:name w:val="General"/>
+          <w:gallery w:val="placeholder"/>
+        </w:category>
+        <w:types>
+          <w:type w:val="bbPlcHdr"/>
+        </w:types>
+        <w:behaviors>
+          <w:behavior w:val="content"/>
+        </w:behaviors>
+        <w:guid w:val="{53C34FFE-CB58-472B-9ED3-9F259B5D8079}"/>
+      </w:docPartPr>
+      <w:docPartBody>
+        <w:p>
+          <w:pPr>
+            <w:pStyle w:val="CA82DD6241384C818C8BF61861CDABE0"/>
           </w:pPr>
           <w:r>
             <w:rPr>
@@ -7214,7 +7533,7 @@
     </w:docPart>
     <w:docPart>
       <w:docPartPr>
-        <w:name w:val="4834663EA6DA4697A08A2708AAEE1559"/>
+        <w:name w:val="DE29BAE756844C0A896C572548D472C0"/>
         <w:category>
           <w:name w:val="General"/>
           <w:gallery w:val="placeholder"/>
@@ -7225,12 +7544,12 @@
         <w:behaviors>
           <w:behavior w:val="content"/>
         </w:behaviors>
-        <w:guid w:val="{C8A8D602-8699-4291-AEA0-84367DC6A708}"/>
+        <w:guid w:val="{5ABAFED7-FD5F-4F23-BA96-CB475BBE5CEB}"/>
       </w:docPartPr>
       <w:docPartBody>
         <w:p>
           <w:pPr>
-            <w:pStyle w:val="4834663EA6DA4697A08A2708AAEE1559"/>
+            <w:pStyle w:val="DE29BAE756844C0A896C572548D472C0"/>
           </w:pPr>
           <w:r>
             <w:rPr>
@@ -7243,7 +7562,7 @@
     </w:docPart>
     <w:docPart>
       <w:docPartPr>
-        <w:name w:val="1E1DA5C83ADD48859A0902997764BD21"/>
+        <w:name w:val="3CD385EBACBB4BF5A95C1422AC098889"/>
         <w:category>
           <w:name w:val="General"/>
           <w:gallery w:val="placeholder"/>
@@ -7254,12 +7573,12 @@
         <w:behaviors>
           <w:behavior w:val="content"/>
         </w:behaviors>
-        <w:guid w:val="{C32A9DA8-75B3-4C72-8FF8-8F81C52009EB}"/>
+        <w:guid w:val="{380E055D-8F46-478C-947B-9502E9400C0A}"/>
       </w:docPartPr>
       <w:docPartBody>
         <w:p>
           <w:pPr>
-            <w:pStyle w:val="1E1DA5C83ADD48859A0902997764BD21"/>
+            <w:pStyle w:val="3CD385EBACBB4BF5A95C1422AC098889"/>
           </w:pPr>
           <w:r>
             <w:rPr>
@@ -7272,7 +7591,7 @@
     </w:docPart>
     <w:docPart>
       <w:docPartPr>
-        <w:name w:val="D26734F366644A9CB915977F732FF732"/>
+        <w:name w:val="650D63D5E8EE41A4A4DB7D99A1A86B66"/>
         <w:category>
           <w:name w:val="General"/>
           <w:gallery w:val="placeholder"/>
@@ -7283,159 +7602,12 @@
         <w:behaviors>
           <w:behavior w:val="content"/>
         </w:behaviors>
-        <w:guid w:val="{2ECA55EF-093B-489E-AB5E-A7B466A0E1D8}"/>
+        <w:guid w:val="{4BD2C979-8CA1-4B48-8919-2A383ED774AC}"/>
       </w:docPartPr>
       <w:docPartBody>
         <w:p>
           <w:pPr>
-            <w:pStyle w:val="D26734F366644A9CB915977F732FF732"/>
-          </w:pPr>
-          <w:r>
-            <w:rPr>
-              <w:rStyle w:val="PlaceholderText"/>
-              <w:sz w:val="20"/>
-            </w:rPr>
-            <w:t>ProposalNumber</w:t>
-          </w:r>
-        </w:p>
-      </w:docPartBody>
-    </w:docPart>
-    <w:docPart>
-      <w:docPartPr>
-        <w:name w:val="EBC3A589C4D64C67B628B42BBEB35C19"/>
-        <w:category>
-          <w:name w:val="General"/>
-          <w:gallery w:val="placeholder"/>
-        </w:category>
-        <w:types>
-          <w:type w:val="bbPlcHdr"/>
-        </w:types>
-        <w:behaviors>
-          <w:behavior w:val="content"/>
-        </w:behaviors>
-        <w:guid w:val="{CE03176D-2759-44EA-8B0B-5836AF2EFD88}"/>
-      </w:docPartPr>
-      <w:docPartBody>
-        <w:p>
-          <w:pPr>
-            <w:pStyle w:val="EBC3A589C4D64C67B628B42BBEB35C19"/>
-          </w:pPr>
-          <w:r>
-            <w:rPr>
-              <w:sz w:val="20"/>
-            </w:rPr>
-            <w:t>ProposalDate</w:t>
-          </w:r>
-        </w:p>
-      </w:docPartBody>
-    </w:docPart>
-    <w:docPart>
-      <w:docPartPr>
-        <w:name w:val="2ACC44ABFF0A43C0A26AD7BCF58DC88C"/>
-        <w:category>
-          <w:name w:val="General"/>
-          <w:gallery w:val="placeholder"/>
-        </w:category>
-        <w:types>
-          <w:type w:val="bbPlcHdr"/>
-        </w:types>
-        <w:behaviors>
-          <w:behavior w:val="content"/>
-        </w:behaviors>
-        <w:guid w:val="{91D91288-7AF2-45F9-AFC9-4053E279CFFC}"/>
-      </w:docPartPr>
-      <w:docPartBody>
-        <w:p>
-          <w:pPr>
-            <w:pStyle w:val="2ACC44ABFF0A43C0A26AD7BCF58DC88C"/>
-          </w:pPr>
-          <w:r>
-            <w:rPr>
-              <w:rStyle w:val="PlaceholderText"/>
-              <w:sz w:val="20"/>
-            </w:rPr>
-            <w:t>ValidityDate</w:t>
-          </w:r>
-        </w:p>
-      </w:docPartBody>
-    </w:docPart>
-    <w:docPart>
-      <w:docPartPr>
-        <w:name w:val="FC658835BB35476C82DB8469355188F9"/>
-        <w:category>
-          <w:name w:val="General"/>
-          <w:gallery w:val="placeholder"/>
-        </w:category>
-        <w:types>
-          <w:type w:val="bbPlcHdr"/>
-        </w:types>
-        <w:behaviors>
-          <w:behavior w:val="content"/>
-        </w:behaviors>
-        <w:guid w:val="{965455D6-B7F2-4CFD-925B-ACFD5B3CF30E}"/>
-      </w:docPartPr>
-      <w:docPartBody>
-        <w:p>
-          <w:pPr>
-            <w:pStyle w:val="FC658835BB35476C82DB8469355188F9"/>
-          </w:pPr>
-          <w:r>
-            <w:rPr>
-              <w:sz w:val="20"/>
-            </w:rPr>
-            <w:t>ProposalDate</w:t>
-          </w:r>
-        </w:p>
-      </w:docPartBody>
-    </w:docPart>
-    <w:docPart>
-      <w:docPartPr>
-        <w:name w:val="3713C5BCF12C401B9BF33B08EDE41AC0"/>
-        <w:category>
-          <w:name w:val="General"/>
-          <w:gallery w:val="placeholder"/>
-        </w:category>
-        <w:types>
-          <w:type w:val="bbPlcHdr"/>
-        </w:types>
-        <w:behaviors>
-          <w:behavior w:val="content"/>
-        </w:behaviors>
-        <w:guid w:val="{367C6EA0-24FE-4D65-99DC-5CE13BB4A5D2}"/>
-      </w:docPartPr>
-      <w:docPartBody>
-        <w:p>
-          <w:pPr>
-            <w:pStyle w:val="3713C5BCF12C401B9BF33B08EDE41AC0"/>
-          </w:pPr>
-          <w:r>
-            <w:rPr>
-              <w:sz w:val="20"/>
-            </w:rPr>
-            <w:t>ProposalTitle</w:t>
-          </w:r>
-        </w:p>
-      </w:docPartBody>
-    </w:docPart>
-    <w:docPart>
-      <w:docPartPr>
-        <w:name w:val="5BE8E52CDAAA46F08A705BDD678D256B"/>
-        <w:category>
-          <w:name w:val="General"/>
-          <w:gallery w:val="placeholder"/>
-        </w:category>
-        <w:types>
-          <w:type w:val="bbPlcHdr"/>
-        </w:types>
-        <w:behaviors>
-          <w:behavior w:val="content"/>
-        </w:behaviors>
-        <w:guid w:val="{9733E6D7-414D-4886-BBB9-3DA37E8A5866}"/>
-      </w:docPartPr>
-      <w:docPartBody>
-        <w:p>
-          <w:pPr>
-            <w:pStyle w:val="5BE8E52CDAAA46F08A705BDD678D256B"/>
+            <w:pStyle w:val="650D63D5E8EE41A4A4DB7D99A1A86B66"/>
           </w:pPr>
           <w:r>
             <w:rPr>
@@ -7448,7 +7620,7 @@
     </w:docPart>
     <w:docPart>
       <w:docPartPr>
-        <w:name w:val="9A53BED652CD4D7BBC32556FAED3C6E3"/>
+        <w:name w:val="0C083C1E24AF40DF8C7BBD858E651F98"/>
         <w:category>
           <w:name w:val="General"/>
           <w:gallery w:val="placeholder"/>
@@ -7459,12 +7631,12 @@
         <w:behaviors>
           <w:behavior w:val="content"/>
         </w:behaviors>
-        <w:guid w:val="{4F8A6F33-7B9C-4DA0-AA40-213B86067ADB}"/>
+        <w:guid w:val="{706D38B6-FF94-445B-83A4-8F7693D79692}"/>
       </w:docPartPr>
       <w:docPartBody>
         <w:p>
           <w:pPr>
-            <w:pStyle w:val="9A53BED652CD4D7BBC32556FAED3C6E3"/>
+            <w:pStyle w:val="0C083C1E24AF40DF8C7BBD858E651F98"/>
           </w:pPr>
           <w:r>
             <w:rPr>
@@ -7478,7 +7650,7 @@
     </w:docPart>
     <w:docPart>
       <w:docPartPr>
-        <w:name w:val="FD4D378C578D42A9B0D39FAC433D0F29"/>
+        <w:name w:val="960D99237C084AC7A5F3B97D76AA0295"/>
         <w:category>
           <w:name w:val="General"/>
           <w:gallery w:val="placeholder"/>
@@ -7489,12 +7661,12 @@
         <w:behaviors>
           <w:behavior w:val="content"/>
         </w:behaviors>
-        <w:guid w:val="{38BC78C3-CF23-44AB-9934-50B2186D6088}"/>
+        <w:guid w:val="{E03A98BE-EAB1-411E-9FCF-797D17560F4F}"/>
       </w:docPartPr>
       <w:docPartBody>
         <w:p>
           <w:pPr>
-            <w:pStyle w:val="FD4D378C578D42A9B0D39FAC433D0F29"/>
+            <w:pStyle w:val="960D99237C084AC7A5F3B97D76AA0295"/>
           </w:pPr>
           <w:r>
             <w:rPr>
@@ -7507,7 +7679,7 @@
     </w:docPart>
     <w:docPart>
       <w:docPartPr>
-        <w:name w:val="1F2A204213AD4A0DAEAFA428BB9EC33F"/>
+        <w:name w:val="AA4B000B5F044625B216DDE768A270CA"/>
         <w:category>
           <w:name w:val="General"/>
           <w:gallery w:val="placeholder"/>
@@ -7518,12 +7690,12 @@
         <w:behaviors>
           <w:behavior w:val="content"/>
         </w:behaviors>
-        <w:guid w:val="{9102D5AF-3483-4FD5-BD83-DDA6EE384EAB}"/>
+        <w:guid w:val="{F1BFEE05-D88D-4586-A7E9-6EF0F9ECB0F9}"/>
       </w:docPartPr>
       <w:docPartBody>
         <w:p>
           <w:pPr>
-            <w:pStyle w:val="1F2A204213AD4A0DAEAFA428BB9EC33F"/>
+            <w:pStyle w:val="AA4B000B5F044625B216DDE768A270CA"/>
           </w:pPr>
           <w:r>
             <w:rPr>
@@ -7536,7 +7708,7 @@
     </w:docPart>
     <w:docPart>
       <w:docPartPr>
-        <w:name w:val="7C96BE5B2BE941EE97EBCCA6B71893D0"/>
+        <w:name w:val="CE29DF205FAD404FA992B54BCCAAF14F"/>
         <w:category>
           <w:name w:val="General"/>
           <w:gallery w:val="placeholder"/>
@@ -7547,12 +7719,12 @@
         <w:behaviors>
           <w:behavior w:val="content"/>
         </w:behaviors>
-        <w:guid w:val="{3585FC95-3F27-4F4D-90FF-5ACF136A8755}"/>
+        <w:guid w:val="{4D1C4452-7935-42D6-B644-89668E4243D3}"/>
       </w:docPartPr>
       <w:docPartBody>
         <w:p>
           <w:pPr>
-            <w:pStyle w:val="7C96BE5B2BE941EE97EBCCA6B71893D0"/>
+            <w:pStyle w:val="CE29DF205FAD404FA992B54BCCAAF14F"/>
           </w:pPr>
           <w:r>
             <w:rPr>
@@ -7567,7 +7739,7 @@
     </w:docPart>
     <w:docPart>
       <w:docPartPr>
-        <w:name w:val="55029618FE2744B287A1B3E20F4B81B9"/>
+        <w:name w:val="2B0E99F1A0714AFAAAD2B967640AF6E6"/>
         <w:category>
           <w:name w:val="General"/>
           <w:gallery w:val="placeholder"/>
@@ -7578,26 +7750,27 @@
         <w:behaviors>
           <w:behavior w:val="content"/>
         </w:behaviors>
-        <w:guid w:val="{120B42A3-5576-4EE7-B490-58E4FA833698}"/>
+        <w:guid w:val="{F445B504-70D9-4769-A95D-40BE85060141}"/>
       </w:docPartPr>
       <w:docPartBody>
         <w:p>
           <w:pPr>
-            <w:pStyle w:val="55029618FE2744B287A1B3E20F4B81B9"/>
+            <w:pStyle w:val="2B0E99F1A0714AFAAAD2B967640AF6E6"/>
           </w:pPr>
           <w:r>
             <w:rPr>
-              <w:rStyle w:val="PlaceholderText"/>
+              <w:b/>
+              <w:i/>
               <w:sz w:val="20"/>
             </w:rPr>
-            <w:t>TaskDescription</w:t>
+            <w:t>Value</w:t>
           </w:r>
         </w:p>
       </w:docPartBody>
     </w:docPart>
     <w:docPart>
       <w:docPartPr>
-        <w:name w:val="162023264A494EF7935F992C01BA9922"/>
+        <w:name w:val="E38DBD5D0C2F418096E3BED22BACBEBA"/>
         <w:category>
           <w:name w:val="General"/>
           <w:gallery w:val="placeholder"/>
@@ -7608,12 +7781,12 @@
         <w:behaviors>
           <w:behavior w:val="content"/>
         </w:behaviors>
-        <w:guid w:val="{490B0FAF-F21A-4503-8D5C-2FC13B9060E9}"/>
+        <w:guid w:val="{2036E9F2-7B86-4B5F-8AA8-08A293C9B743}"/>
       </w:docPartPr>
       <w:docPartBody>
         <w:p>
           <w:pPr>
-            <w:pStyle w:val="162023264A494EF7935F992C01BA9922"/>
+            <w:pStyle w:val="E38DBD5D0C2F418096E3BED22BACBEBA"/>
           </w:pPr>
           <w:r>
             <w:rPr>
@@ -7627,7 +7800,7 @@
     </w:docPart>
     <w:docPart>
       <w:docPartPr>
-        <w:name w:val="D45730E0095A47579755A7231B9D1D69"/>
+        <w:name w:val="97259849AFB349A3B09A844EE4C5B466"/>
         <w:category>
           <w:name w:val="General"/>
           <w:gallery w:val="placeholder"/>
@@ -7638,26 +7811,26 @@
         <w:behaviors>
           <w:behavior w:val="content"/>
         </w:behaviors>
-        <w:guid w:val="{0C94AF92-ACFA-4009-AB9F-D56D593F2198}"/>
+        <w:guid w:val="{29EC20A3-5F4E-4935-A5C9-A8F5E1EB2E7D}"/>
       </w:docPartPr>
       <w:docPartBody>
         <w:p>
           <w:pPr>
-            <w:pStyle w:val="D45730E0095A47579755A7231B9D1D69"/>
+            <w:pStyle w:val="97259849AFB349A3B09A844EE4C5B466"/>
           </w:pPr>
           <w:r>
             <w:rPr>
-              <w:rStyle w:val="PlaceholderText"/>
+              <w:b/>
               <w:sz w:val="20"/>
             </w:rPr>
-            <w:t>TaskDescription</w:t>
+            <w:t>Value</w:t>
           </w:r>
         </w:p>
       </w:docPartBody>
     </w:docPart>
     <w:docPart>
       <w:docPartPr>
-        <w:name w:val="34B4DD10214544369BBE9A5F02155A58"/>
+        <w:name w:val="5F1E69B4ABE343E7B3A4886CE0A3B8E6"/>
         <w:category>
           <w:name w:val="General"/>
           <w:gallery w:val="placeholder"/>
@@ -7668,26 +7841,27 @@
         <w:behaviors>
           <w:behavior w:val="content"/>
         </w:behaviors>
-        <w:guid w:val="{8DCF4AD8-9F63-461F-9F4D-607C2BC049CC}"/>
+        <w:guid w:val="{792EB18A-0FCD-41A4-BE1F-95C39CEB7D6A}"/>
       </w:docPartPr>
       <w:docPartBody>
         <w:p>
           <w:pPr>
-            <w:pStyle w:val="34B4DD10214544369BBE9A5F02155A58"/>
+            <w:pStyle w:val="5F1E69B4ABE343E7B3A4886CE0A3B8E6"/>
           </w:pPr>
           <w:r>
             <w:rPr>
               <w:rStyle w:val="PlaceholderText"/>
               <w:sz w:val="20"/>
+              <w:u w:val="single"/>
             </w:rPr>
-            <w:t>TaskDescription</w:t>
+            <w:t>Other_text</w:t>
           </w:r>
         </w:p>
       </w:docPartBody>
     </w:docPart>
     <w:docPart>
       <w:docPartPr>
-        <w:name w:val="1FE8B55D5ED44BC9976CDAB53DDA1840"/>
+        <w:name w:val="EDC0F84565C241D6A827F91CC15971D0"/>
         <w:category>
           <w:name w:val="General"/>
           <w:gallery w:val="placeholder"/>
@@ -7698,25 +7872,19 @@
         <w:behaviors>
           <w:behavior w:val="content"/>
         </w:behaviors>
-        <w:guid w:val="{5C775407-0CBF-472C-9455-F491D131D61E}"/>
+        <w:guid w:val="{18BFEFF6-257E-4B6E-B175-F61B7864661B}"/>
       </w:docPartPr>
       <w:docPartBody>
         <w:p>
-          <w:pPr>
-            <w:pStyle w:val="1FE8B55D5ED44BC9976CDAB53DDA1840"/>
-          </w:pPr>
           <w:r>
-            <w:rPr>
-              <w:sz w:val="20"/>
-            </w:rPr>
-            <w:t>ShouldCostEstimate</w:t>
+            <w:t>SOURCE SELECTION</w:t>
           </w:r>
         </w:p>
       </w:docPartBody>
     </w:docPart>
     <w:docPart>
       <w:docPartPr>
-        <w:name w:val="B75651C5C8AF4D45A5E78672EB17D0A2"/>
+        <w:name w:val="3613D52CA60242529101D575800EA36A"/>
         <w:category>
           <w:name w:val="General"/>
           <w:gallery w:val="placeholder"/>
@@ -7727,25 +7895,19 @@
         <w:behaviors>
           <w:behavior w:val="content"/>
         </w:behaviors>
-        <w:guid w:val="{22A658F4-2B81-4C44-9DE6-E304C23467F8}"/>
+        <w:guid w:val="{83AF2C7C-AFFA-42BF-A3A4-440F99BA3152}"/>
       </w:docPartPr>
       <w:docPartBody>
         <w:p>
-          <w:pPr>
-            <w:pStyle w:val="B75651C5C8AF4D45A5E78672EB17D0A2"/>
-          </w:pPr>
           <w:r>
-            <w:rPr>
-              <w:sz w:val="20"/>
-            </w:rPr>
-            <w:t>FactFinding</w:t>
+            <w:t>COMMERCIALITY (If Applicable)</w:t>
           </w:r>
         </w:p>
       </w:docPartBody>
     </w:docPart>
     <w:docPart>
       <w:docPartPr>
-        <w:name w:val="F32F81A22865445BADD77AB8DDA93877"/>
+        <w:name w:val="51D0151A1E0D4C15847C5A32CD6BB246"/>
         <w:category>
           <w:name w:val="General"/>
           <w:gallery w:val="placeholder"/>
@@ -7756,25 +7918,19 @@
         <w:behaviors>
           <w:behavior w:val="content"/>
         </w:behaviors>
-        <w:guid w:val="{981B7523-8DCB-4209-9D99-5302C6114C06}"/>
+        <w:guid w:val="{1D5C98FA-36F1-435C-83D0-E834C7A1F58A}"/>
       </w:docPartPr>
       <w:docPartBody>
         <w:p>
-          <w:pPr>
-            <w:pStyle w:val="F32F81A22865445BADD77AB8DDA93877"/>
-          </w:pPr>
           <w:r>
-            <w:rPr>
-              <w:sz w:val="20"/>
-            </w:rPr>
-            <w:t>RFPRelease</w:t>
+            <w:t>TECHNICAL EVALUATION (If Applicable)</w:t>
           </w:r>
         </w:p>
       </w:docPartBody>
     </w:docPart>
     <w:docPart>
       <w:docPartPr>
-        <w:name w:val="FF71231BC37C40A2841A420990D0D6D6"/>
+        <w:name w:val="A713BDF3E70545CE9192B68355B758FF"/>
         <w:category>
           <w:name w:val="General"/>
           <w:gallery w:val="placeholder"/>
@@ -7785,25 +7941,19 @@
         <w:behaviors>
           <w:behavior w:val="content"/>
         </w:behaviors>
-        <w:guid w:val="{945546EC-864B-46B0-8306-0FF57D3D271D}"/>
+        <w:guid w:val="{AEE77A57-15FE-4CC0-9E19-F6DA64BCAC5B}"/>
       </w:docPartPr>
       <w:docPartBody>
         <w:p>
-          <w:pPr>
-            <w:pStyle w:val="FF71231BC37C40A2841A420990D0D6D6"/>
-          </w:pPr>
           <w:r>
-            <w:rPr>
-              <w:sz w:val="20"/>
-            </w:rPr>
-            <w:t>CostAnalysis</w:t>
+            <w:t>PRICE ANALYSIS</w:t>
           </w:r>
         </w:p>
       </w:docPartBody>
     </w:docPart>
     <w:docPart>
       <w:docPartPr>
-        <w:name w:val="875B604E84D24FBD8D1A92668ACCABAA"/>
+        <w:name w:val="20BAA15E3B1D4C19A82C49D9B6CB8CDE"/>
         <w:category>
           <w:name w:val="General"/>
           <w:gallery w:val="placeholder"/>
@@ -7814,25 +7964,19 @@
         <w:behaviors>
           <w:behavior w:val="content"/>
         </w:behaviors>
-        <w:guid w:val="{B2CEB3CE-4E0C-4080-B6FF-82F7ABE02296}"/>
+        <w:guid w:val="{07E95118-7055-4AC0-992B-127AD09F2A4A}"/>
       </w:docPartPr>
       <w:docPartBody>
         <w:p>
-          <w:pPr>
-            <w:pStyle w:val="875B604E84D24FBD8D1A92668ACCABAA"/>
-          </w:pPr>
           <w:r>
-            <w:rPr>
-              <w:sz w:val="20"/>
-            </w:rPr>
-            <w:t>FirmSupplier</w:t>
+            <w:t>COST ANALYSIS (If Applicable)</w:t>
           </w:r>
         </w:p>
       </w:docPartBody>
     </w:docPart>
     <w:docPart>
       <w:docPartPr>
-        <w:name w:val="E18CC78009D14C7DA89107050B4A9AFD"/>
+        <w:name w:val="A14730F92CF84C95945019ACD1571FD8"/>
         <w:category>
           <w:name w:val="General"/>
           <w:gallery w:val="placeholder"/>
@@ -7843,25 +7987,19 @@
         <w:behaviors>
           <w:behavior w:val="content"/>
         </w:behaviors>
-        <w:guid w:val="{60B2F796-B970-41FA-AC47-07F7A50BB332}"/>
+        <w:guid w:val="{0B068DD9-4974-4446-B5F0-8C105FBE2CFC}"/>
       </w:docPartPr>
       <w:docPartBody>
         <w:p>
-          <w:pPr>
-            <w:pStyle w:val="E18CC78009D14C7DA89107050B4A9AFD"/>
-          </w:pPr>
           <w:r>
-            <w:rPr>
-              <w:sz w:val="20"/>
-            </w:rPr>
-            <w:t>GovtPricingCCOPD</w:t>
+            <w:t>SUMMARY</w:t>
           </w:r>
         </w:p>
       </w:docPartBody>
     </w:docPart>
     <w:docPart>
       <w:docPartPr>
-        <w:name w:val="8F77864737594E28ABF438695513411D"/>
+        <w:name w:val="362DB8B0D56240B292FD8AA345851FB6"/>
         <w:category>
           <w:name w:val="General"/>
           <w:gallery w:val="placeholder"/>
@@ -7872,70 +8010,12 @@
         <w:behaviors>
           <w:behavior w:val="content"/>
         </w:behaviors>
-        <w:guid w:val="{8D0B29D9-5B0C-48BD-8ACA-BFFB8EA6661D}"/>
+        <w:guid w:val="{8FE85052-04EC-4893-8F57-F30F17CC59A1}"/>
       </w:docPartPr>
       <w:docPartBody>
         <w:p>
           <w:pPr>
-            <w:pStyle w:val="8F77864737594E28ABF438695513411D"/>
-          </w:pPr>
-          <w:r>
-            <w:rPr>
-              <w:sz w:val="20"/>
-            </w:rPr>
-            <w:t>SourceSelection</w:t>
-          </w:r>
-        </w:p>
-      </w:docPartBody>
-    </w:docPart>
-    <w:docPart>
-      <w:docPartPr>
-        <w:name w:val="82031E7579BB4653B7C8DAB596BCBC94"/>
-        <w:category>
-          <w:name w:val="General"/>
-          <w:gallery w:val="placeholder"/>
-        </w:category>
-        <w:types>
-          <w:type w:val="bbPlcHdr"/>
-        </w:types>
-        <w:behaviors>
-          <w:behavior w:val="content"/>
-        </w:behaviors>
-        <w:guid w:val="{E1DB8C59-CF8A-4219-886E-25876CE86F89}"/>
-      </w:docPartPr>
-      <w:docPartBody>
-        <w:p>
-          <w:pPr>
-            <w:pStyle w:val="82031E7579BB4653B7C8DAB596BCBC94"/>
-          </w:pPr>
-          <w:r>
-            <w:rPr>
-              <w:sz w:val="20"/>
-            </w:rPr>
-            <w:t>GovtPricingCCOPD</w:t>
-          </w:r>
-        </w:p>
-      </w:docPartBody>
-    </w:docPart>
-    <w:docPart>
-      <w:docPartPr>
-        <w:name w:val="8DD672CBD5224E5FA88E7442A3A4C64E"/>
-        <w:category>
-          <w:name w:val="General"/>
-          <w:gallery w:val="placeholder"/>
-        </w:category>
-        <w:types>
-          <w:type w:val="bbPlcHdr"/>
-        </w:types>
-        <w:behaviors>
-          <w:behavior w:val="content"/>
-        </w:behaviors>
-        <w:guid w:val="{5DD10C40-5208-4689-8C0C-C2C6D9DCE568}"/>
-      </w:docPartPr>
-      <w:docPartBody>
-        <w:p>
-          <w:pPr>
-            <w:pStyle w:val="8DD672CBD5224E5FA88E7442A3A4C64E"/>
+            <w:pStyle w:val="362DB8B0D56240B292FD8AA345851FB6"/>
           </w:pPr>
           <w:r>
             <w:rPr>
@@ -7949,7 +8029,7 @@
     </w:docPart>
     <w:docPart>
       <w:docPartPr>
-        <w:name w:val="10C8C1ACDE8D458282846C85BA9F8D5F"/>
+        <w:name w:val="2EADCBB08BC6479D948516FC0B012D18"/>
         <w:category>
           <w:name w:val="General"/>
           <w:gallery w:val="placeholder"/>
@@ -7960,25 +8040,25 @@
         <w:behaviors>
           <w:behavior w:val="content"/>
         </w:behaviors>
-        <w:guid w:val="{7C369910-DBC7-4F70-9E81-26D8EF121EF7}"/>
+        <w:guid w:val="{07526EBD-D2BA-41AB-97CE-CB018A30E54D}"/>
       </w:docPartPr>
       <w:docPartBody>
         <w:p>
           <w:pPr>
-            <w:pStyle w:val="10C8C1ACDE8D458282846C85BA9F8D5F"/>
+            <w:pStyle w:val="2EADCBB08BC6479D948516FC0B012D18"/>
           </w:pPr>
           <w:r>
             <w:rPr>
               <w:sz w:val="20"/>
             </w:rPr>
-            <w:t>GovtPricingCCOPD</w:t>
+            <w:t>Price Analysis</w:t>
           </w:r>
         </w:p>
       </w:docPartBody>
     </w:docPart>
     <w:docPart>
       <w:docPartPr>
-        <w:name w:val="4FA9A2D252314156A6CD5AABD4CBF8DB"/>
+        <w:name w:val="6019D068AD7940F6A066B0EBAB40D7BA"/>
         <w:category>
           <w:name w:val="General"/>
           <w:gallery w:val="placeholder"/>
@@ -7989,131 +8069,12 @@
         <w:behaviors>
           <w:behavior w:val="content"/>
         </w:behaviors>
-        <w:guid w:val="{D88A0284-7A4A-499D-90EF-F8B608F9EBC6}"/>
+        <w:guid w:val="{A53B8C63-48B4-423E-BA44-8158D3F80920}"/>
       </w:docPartPr>
       <w:docPartBody>
         <w:p>
           <w:pPr>
-            <w:pStyle w:val="4FA9A2D252314156A6CD5AABD4CBF8DB"/>
-          </w:pPr>
-          <w:r>
-            <w:rPr>
-              <w:rStyle w:val="PlaceholderText"/>
-              <w:sz w:val="20"/>
-            </w:rPr>
-            <w:t>CID</w:t>
-          </w:r>
-        </w:p>
-      </w:docPartBody>
-    </w:docPart>
-    <w:docPart>
-      <w:docPartPr>
-        <w:name w:val="535CE0E89D79453E97B6174EC20F0D58"/>
-        <w:category>
-          <w:name w:val="General"/>
-          <w:gallery w:val="placeholder"/>
-        </w:category>
-        <w:types>
-          <w:type w:val="bbPlcHdr"/>
-        </w:types>
-        <w:behaviors>
-          <w:behavior w:val="content"/>
-        </w:behaviors>
-        <w:guid w:val="{5F631083-E68E-4598-A5D2-F3D4CCF7E4F9}"/>
-      </w:docPartPr>
-      <w:docPartBody>
-        <w:p>
-          <w:pPr>
-            <w:pStyle w:val="535CE0E89D79453E97B6174EC20F0D58"/>
-          </w:pPr>
-          <w:r>
-            <w:rPr>
-              <w:sz w:val="20"/>
-            </w:rPr>
-            <w:t>SupplierNegotiations</w:t>
-          </w:r>
-        </w:p>
-      </w:docPartBody>
-    </w:docPart>
-    <w:docPart>
-      <w:docPartPr>
-        <w:name w:val="63AC9BA6AB48437F8D8BC15CDA96B350"/>
-        <w:category>
-          <w:name w:val="General"/>
-          <w:gallery w:val="placeholder"/>
-        </w:category>
-        <w:types>
-          <w:type w:val="bbPlcHdr"/>
-        </w:types>
-        <w:behaviors>
-          <w:behavior w:val="content"/>
-        </w:behaviors>
-        <w:guid w:val="{94933D4C-D732-48A3-9524-85F35C3F1975}"/>
-      </w:docPartPr>
-      <w:docPartBody>
-        <w:p>
-          <w:pPr>
-            <w:pStyle w:val="63AC9BA6AB48437F8D8BC15CDA96B350"/>
-          </w:pPr>
-          <w:r>
-            <w:rPr>
-              <w:rStyle w:val="PlaceholderText"/>
-              <w:sz w:val="20"/>
-            </w:rPr>
-            <w:t>CID</w:t>
-          </w:r>
-        </w:p>
-      </w:docPartBody>
-    </w:docPart>
-    <w:docPart>
-      <w:docPartPr>
-        <w:name w:val="830FD303D6DC494A82CCFE091788671F"/>
-        <w:category>
-          <w:name w:val="General"/>
-          <w:gallery w:val="placeholder"/>
-        </w:category>
-        <w:types>
-          <w:type w:val="bbPlcHdr"/>
-        </w:types>
-        <w:behaviors>
-          <w:behavior w:val="content"/>
-        </w:behaviors>
-        <w:guid w:val="{FC064C2B-223A-4A3D-A2BE-170C3096EB34}"/>
-      </w:docPartPr>
-      <w:docPartBody>
-        <w:p>
-          <w:pPr>
-            <w:pStyle w:val="830FD303D6DC494A82CCFE091788671F"/>
-          </w:pPr>
-          <w:r>
-            <w:rPr>
-              <w:rStyle w:val="PlaceholderText"/>
-              <w:sz w:val="20"/>
-            </w:rPr>
-            <w:t>MOU</w:t>
-          </w:r>
-        </w:p>
-      </w:docPartBody>
-    </w:docPart>
-    <w:docPart>
-      <w:docPartPr>
-        <w:name w:val="9175D11C51D0455C953A7B3F57FFE2E5"/>
-        <w:category>
-          <w:name w:val="General"/>
-          <w:gallery w:val="placeholder"/>
-        </w:category>
-        <w:types>
-          <w:type w:val="bbPlcHdr"/>
-        </w:types>
-        <w:behaviors>
-          <w:behavior w:val="content"/>
-        </w:behaviors>
-        <w:guid w:val="{91DCA78E-74C9-4B2E-8DB3-736895B9177E}"/>
-      </w:docPartPr>
-      <w:docPartBody>
-        <w:p>
-          <w:pPr>
-            <w:pStyle w:val="9175D11C51D0455C953A7B3F57FFE2E5"/>
+            <w:pStyle w:val="6019D068AD7940F6A066B0EBAB40D7BA"/>
           </w:pPr>
           <w:r>
             <w:rPr>
@@ -8127,7 +8088,7 @@
     </w:docPart>
     <w:docPart>
       <w:docPartPr>
-        <w:name w:val="6BEA19C3E9B540DF9081A519EF759610"/>
+        <w:name w:val="F393672CD99D4555816A23E5886E2327"/>
         <w:category>
           <w:name w:val="General"/>
           <w:gallery w:val="placeholder"/>
@@ -8138,12 +8099,12 @@
         <w:behaviors>
           <w:behavior w:val="content"/>
         </w:behaviors>
-        <w:guid w:val="{0B9293C4-4677-4CE3-B091-D5952D83ACDD}"/>
+        <w:guid w:val="{9FA87D8F-A2EF-4E9E-B250-B0AAAE647E3F}"/>
       </w:docPartPr>
       <w:docPartBody>
         <w:p>
           <w:pPr>
-            <w:pStyle w:val="6BEA19C3E9B540DF9081A519EF759610"/>
+            <w:pStyle w:val="F393672CD99D4555816A23E5886E2327"/>
           </w:pPr>
           <w:r>
             <w:rPr>
@@ -8159,7 +8120,7 @@
     </w:docPart>
     <w:docPart>
       <w:docPartPr>
-        <w:name w:val="4EDB2A8466A64068A58E5C61259BD478"/>
+        <w:name w:val="30F99A229E124EE294268C7BB07E7919"/>
         <w:category>
           <w:name w:val="General"/>
           <w:gallery w:val="placeholder"/>
@@ -8170,12 +8131,12 @@
         <w:behaviors>
           <w:behavior w:val="content"/>
         </w:behaviors>
-        <w:guid w:val="{9C28E2F5-3960-454D-A0F6-05EC387E9012}"/>
+        <w:guid w:val="{3DC42FEC-7AB0-489E-A4B8-24FF7B9DE0E4}"/>
       </w:docPartPr>
       <w:docPartBody>
         <w:p>
           <w:pPr>
-            <w:pStyle w:val="4EDB2A8466A64068A58E5C61259BD478"/>
+            <w:pStyle w:val="30F99A229E124EE294268C7BB07E7919"/>
           </w:pPr>
           <w:r>
             <w:rPr>
@@ -8189,7 +8150,7 @@
     </w:docPart>
     <w:docPart>
       <w:docPartPr>
-        <w:name w:val="49071EA3EF2D4CF48C56D529F470DD10"/>
+        <w:name w:val="29F6C8F05FCF47999777CB15AA70B790"/>
         <w:category>
           <w:name w:val="General"/>
           <w:gallery w:val="placeholder"/>
@@ -8200,12 +8161,12 @@
         <w:behaviors>
           <w:behavior w:val="content"/>
         </w:behaviors>
-        <w:guid w:val="{F8EF805E-BA42-42B7-9E78-BDD324DD2B53}"/>
+        <w:guid w:val="{94E6E496-AAFA-4C97-BAB4-138BB5D32C45}"/>
       </w:docPartPr>
       <w:docPartBody>
         <w:p>
           <w:pPr>
-            <w:pStyle w:val="49071EA3EF2D4CF48C56D529F470DD10"/>
+            <w:pStyle w:val="29F6C8F05FCF47999777CB15AA70B790"/>
           </w:pPr>
           <w:r>
             <w:rPr>
@@ -8219,7 +8180,7 @@
     </w:docPart>
     <w:docPart>
       <w:docPartPr>
-        <w:name w:val="C0AD5C5D7E884DA3BE6867401E71F055"/>
+        <w:name w:val="C27700D16ED9448787CE1EF74661419C"/>
         <w:category>
           <w:name w:val="General"/>
           <w:gallery w:val="placeholder"/>
@@ -8230,12 +8191,12 @@
         <w:behaviors>
           <w:behavior w:val="content"/>
         </w:behaviors>
-        <w:guid w:val="{53C93A55-40B3-482C-B488-E6DCA2B12763}"/>
+        <w:guid w:val="{3054C7D6-0203-4A00-82B4-20D74485874B}"/>
       </w:docPartPr>
       <w:docPartBody>
         <w:p>
           <w:pPr>
-            <w:pStyle w:val="C0AD5C5D7E884DA3BE6867401E71F055"/>
+            <w:pStyle w:val="C27700D16ED9448787CE1EF74661419C"/>
           </w:pPr>
           <w:r>
             <w:rPr>
@@ -8249,7 +8210,7 @@
     </w:docPart>
     <w:docPart>
       <w:docPartPr>
-        <w:name w:val="1A5C48449443419B9C7348EBEB289D9D"/>
+        <w:name w:val="4B2DF1FDE8B74601B70170992E70A693"/>
         <w:category>
           <w:name w:val="General"/>
           <w:gallery w:val="placeholder"/>
@@ -8260,12 +8221,12 @@
         <w:behaviors>
           <w:behavior w:val="content"/>
         </w:behaviors>
-        <w:guid w:val="{71649B89-3B11-47B8-A215-ABC33741D668}"/>
+        <w:guid w:val="{BB5EE73A-0062-476E-B341-C3C9CBE2715F}"/>
       </w:docPartPr>
       <w:docPartBody>
         <w:p>
           <w:pPr>
-            <w:pStyle w:val="1A5C48449443419B9C7348EBEB289D9D"/>
+            <w:pStyle w:val="4B2DF1FDE8B74601B70170992E70A693"/>
           </w:pPr>
           <w:r>
             <w:rPr>
@@ -8273,6 +8234,265 @@
               <w:sz w:val="20"/>
             </w:rPr>
             <w:t>ManagerPhone</w:t>
+          </w:r>
+        </w:p>
+      </w:docPartBody>
+    </w:docPart>
+    <w:docPart>
+      <w:docPartPr>
+        <w:name w:val="5B4F51D3217A49DD952A6A016B67B6B4"/>
+        <w:category>
+          <w:name w:val="General"/>
+          <w:gallery w:val="placeholder"/>
+        </w:category>
+        <w:types>
+          <w:type w:val="bbPlcHdr"/>
+        </w:types>
+        <w:behaviors>
+          <w:behavior w:val="content"/>
+        </w:behaviors>
+        <w:guid w:val="{0FC7479E-D419-4284-8464-221EB031F26A}"/>
+      </w:docPartPr>
+      <w:docPartBody>
+        <w:p>
+          <w:pPr>
+            <w:pStyle w:val="5B4F51D3217A49DD952A6A016B67B6B4"/>
+          </w:pPr>
+          <w:r>
+            <w:rPr>
+              <w:sz w:val="20"/>
+            </w:rPr>
+            <w:t>TechnicalEvaluation</w:t>
+          </w:r>
+        </w:p>
+      </w:docPartBody>
+    </w:docPart>
+    <w:docPart>
+      <w:docPartPr>
+        <w:name w:val="1172965E6EB5428B9EEE3697A16A64A2"/>
+        <w:category>
+          <w:name w:val="General"/>
+          <w:gallery w:val="placeholder"/>
+        </w:category>
+        <w:types>
+          <w:type w:val="bbPlcHdr"/>
+        </w:types>
+        <w:behaviors>
+          <w:behavior w:val="content"/>
+        </w:behaviors>
+        <w:guid w:val="{1DE22FDA-E52C-40EA-B577-0291D1010014}"/>
+      </w:docPartPr>
+      <w:docPartBody>
+        <w:p>
+          <w:pPr>
+            <w:pStyle w:val="1172965E6EB5428B9EEE3697A16A64A2"/>
+          </w:pPr>
+          <w:r>
+            <w:rPr>
+              <w:sz w:val="20"/>
+            </w:rPr>
+            <w:t>CostAnalysis</w:t>
+          </w:r>
+        </w:p>
+      </w:docPartBody>
+    </w:docPart>
+    <w:docPart>
+      <w:docPartPr>
+        <w:name w:val="ED0F1D3A967E44DEACA6FAB777F42C38"/>
+        <w:category>
+          <w:name w:val="General"/>
+          <w:gallery w:val="placeholder"/>
+        </w:category>
+        <w:types>
+          <w:type w:val="bbPlcHdr"/>
+        </w:types>
+        <w:behaviors>
+          <w:behavior w:val="content"/>
+        </w:behaviors>
+        <w:guid w:val="{6A0AB999-AE2C-44BC-928A-9C49C31E8341}"/>
+      </w:docPartPr>
+      <w:docPartBody>
+        <w:p>
+          <w:pPr>
+            <w:pStyle w:val="ED0F1D3A967E44DEACA6FAB777F42C38"/>
+          </w:pPr>
+          <w:r>
+            <w:rPr>
+              <w:sz w:val="20"/>
+            </w:rPr>
+            <w:t>FactFinding</w:t>
+          </w:r>
+        </w:p>
+      </w:docPartBody>
+    </w:docPart>
+    <w:docPart>
+      <w:docPartPr>
+        <w:name w:val="74EC21933C7348BEBE4EF4FACE81684C"/>
+        <w:category>
+          <w:name w:val="General"/>
+          <w:gallery w:val="placeholder"/>
+        </w:category>
+        <w:types>
+          <w:type w:val="bbPlcHdr"/>
+        </w:types>
+        <w:behaviors>
+          <w:behavior w:val="content"/>
+        </w:behaviors>
+        <w:guid w:val="{C96F1C7C-C8CE-40DA-BBFF-A2EFA2E77FFC}"/>
+      </w:docPartPr>
+      <w:docPartBody>
+        <w:p>
+          <w:pPr>
+            <w:pStyle w:val="74EC21933C7348BEBE4EF4FACE81684C"/>
+          </w:pPr>
+          <w:r>
+            <w:rPr>
+              <w:sz w:val="20"/>
+            </w:rPr>
+            <w:t>GovtPricingCCOPDRequest</w:t>
+          </w:r>
+        </w:p>
+      </w:docPartBody>
+    </w:docPart>
+    <w:docPart>
+      <w:docPartPr>
+        <w:name w:val="3A48DB68078D41DDB3FA347D69C88457"/>
+        <w:category>
+          <w:name w:val="General"/>
+          <w:gallery w:val="placeholder"/>
+        </w:category>
+        <w:types>
+          <w:type w:val="bbPlcHdr"/>
+        </w:types>
+        <w:behaviors>
+          <w:behavior w:val="content"/>
+        </w:behaviors>
+        <w:guid w:val="{F466391C-C151-4F31-9540-8F8F50079A3E}"/>
+      </w:docPartPr>
+      <w:docPartBody>
+        <w:p>
+          <w:pPr>
+            <w:pStyle w:val="3A48DB68078D41DDB3FA347D69C88457"/>
+          </w:pPr>
+          <w:r>
+            <w:rPr>
+              <w:sz w:val="20"/>
+            </w:rPr>
+            <w:t>GovtPricingCCOPDReceipt</w:t>
+          </w:r>
+        </w:p>
+      </w:docPartBody>
+    </w:docPart>
+    <w:docPart>
+      <w:docPartPr>
+        <w:name w:val="8709F89835BF45559EBBDE082AFEFB13"/>
+        <w:category>
+          <w:name w:val="General"/>
+          <w:gallery w:val="placeholder"/>
+        </w:category>
+        <w:types>
+          <w:type w:val="bbPlcHdr"/>
+        </w:types>
+        <w:behaviors>
+          <w:behavior w:val="content"/>
+        </w:behaviors>
+        <w:guid w:val="{A1091D53-58F0-4FA8-9BDB-CE8FB3D70C50}"/>
+      </w:docPartPr>
+      <w:docPartBody>
+        <w:p>
+          <w:pPr>
+            <w:pStyle w:val="8709F89835BF45559EBBDE082AFEFB13"/>
+          </w:pPr>
+          <w:r>
+            <w:rPr>
+              <w:sz w:val="20"/>
+            </w:rPr>
+            <w:t>CostAnalysisUnqualified</w:t>
+          </w:r>
+        </w:p>
+      </w:docPartBody>
+    </w:docPart>
+    <w:docPart>
+      <w:docPartPr>
+        <w:name w:val="137428D61C6640268F56BB76B9153C14"/>
+        <w:category>
+          <w:name w:val="General"/>
+          <w:gallery w:val="placeholder"/>
+        </w:category>
+        <w:types>
+          <w:type w:val="bbPlcHdr"/>
+        </w:types>
+        <w:behaviors>
+          <w:behavior w:val="content"/>
+        </w:behaviors>
+        <w:guid w:val="{76D718FB-F68B-4723-A38A-0BC357F84BFA}"/>
+      </w:docPartPr>
+      <w:docPartBody>
+        <w:p>
+          <w:pPr>
+            <w:pStyle w:val="137428D61C6640268F56BB76B9153C14"/>
+          </w:pPr>
+          <w:r>
+            <w:rPr>
+              <w:sz w:val="20"/>
+            </w:rPr>
+            <w:t>SupplierNegotiations</w:t>
+          </w:r>
+        </w:p>
+      </w:docPartBody>
+    </w:docPart>
+    <w:docPart>
+      <w:docPartPr>
+        <w:name w:val="109EBDB68ACB4F68AA508E059E90054B"/>
+        <w:category>
+          <w:name w:val="General"/>
+          <w:gallery w:val="placeholder"/>
+        </w:category>
+        <w:types>
+          <w:type w:val="bbPlcHdr"/>
+        </w:types>
+        <w:behaviors>
+          <w:behavior w:val="content"/>
+        </w:behaviors>
+        <w:guid w:val="{DC692490-462D-4B71-95DF-4ECB86F1D12B}"/>
+      </w:docPartPr>
+      <w:docPartBody>
+        <w:p>
+          <w:pPr>
+            <w:pStyle w:val="109EBDB68ACB4F68AA508E059E90054B"/>
+          </w:pPr>
+          <w:r>
+            <w:rPr>
+              <w:rStyle w:val="PlaceholderText"/>
+              <w:sz w:val="20"/>
+            </w:rPr>
+            <w:t>MOU</w:t>
+          </w:r>
+        </w:p>
+      </w:docPartBody>
+    </w:docPart>
+    <w:docPart>
+      <w:docPartPr>
+        <w:name w:val="DefaultPlaceholder_-1854013440"/>
+        <w:category>
+          <w:name w:val="General"/>
+          <w:gallery w:val="placeholder"/>
+        </w:category>
+        <w:types>
+          <w:type w:val="bbPlcHdr"/>
+        </w:types>
+        <w:behaviors>
+          <w:behavior w:val="content"/>
+        </w:behaviors>
+        <w:guid w:val="{7372FC5C-B66D-4F1F-A17C-A918B2D3038B}"/>
+      </w:docPartPr>
+      <w:docPartBody>
+        <w:p>
+          <w:r>
+            <w:rPr>
+              <w:rStyle w:val="PlaceholderText"/>
+            </w:rPr>
+            <w:t>Click or tap here to enter text.</w:t>
           </w:r>
         </w:p>
       </w:docPartBody>
@@ -8373,9 +8593,12 @@
   </w:compat>
   <w:rsids>
     <w:rsidRoot w:val="0020346C"/>
+    <w:rsid w:val="000235F4"/>
     <w:rsid w:val="000751D5"/>
     <w:rsid w:val="000B27E0"/>
     <w:rsid w:val="000F7364"/>
+    <w:rsid w:val="001157FA"/>
+    <w:rsid w:val="0012754E"/>
     <w:rsid w:val="001339F8"/>
     <w:rsid w:val="00153516"/>
     <w:rsid w:val="00194A82"/>
@@ -8383,56 +8606,71 @@
     <w:rsid w:val="001F05C0"/>
     <w:rsid w:val="0020346C"/>
     <w:rsid w:val="002963C8"/>
+    <w:rsid w:val="0030414E"/>
+    <w:rsid w:val="00307F9A"/>
     <w:rsid w:val="003903D1"/>
     <w:rsid w:val="003E00EE"/>
+    <w:rsid w:val="004901E0"/>
     <w:rsid w:val="004D180E"/>
     <w:rsid w:val="00515CAF"/>
     <w:rsid w:val="005256F5"/>
-    <w:rsid w:val="00530B01"/>
-    <w:rsid w:val="005F613F"/>
-    <w:rsid w:val="005F7805"/>
+    <w:rsid w:val="00545DF2"/>
+    <w:rsid w:val="00592770"/>
     <w:rsid w:val="00605A78"/>
-    <w:rsid w:val="00622DDE"/>
-    <w:rsid w:val="006362FA"/>
     <w:rsid w:val="00671B35"/>
-    <w:rsid w:val="00691078"/>
-    <w:rsid w:val="00717E87"/>
-    <w:rsid w:val="00761B47"/>
+    <w:rsid w:val="0069327E"/>
+    <w:rsid w:val="007E593E"/>
     <w:rsid w:val="0080343E"/>
     <w:rsid w:val="00810A8C"/>
     <w:rsid w:val="00813280"/>
-    <w:rsid w:val="008832DF"/>
+    <w:rsid w:val="008402C5"/>
+    <w:rsid w:val="00841BE2"/>
     <w:rsid w:val="00883763"/>
     <w:rsid w:val="008952A6"/>
-    <w:rsid w:val="00907F8F"/>
+    <w:rsid w:val="008C7463"/>
     <w:rsid w:val="009116E3"/>
     <w:rsid w:val="00911C6C"/>
     <w:rsid w:val="0091316F"/>
-    <w:rsid w:val="009E612D"/>
-    <w:rsid w:val="009E6746"/>
+    <w:rsid w:val="00957A37"/>
+    <w:rsid w:val="00960A05"/>
+    <w:rsid w:val="009B3247"/>
     <w:rsid w:val="009E761A"/>
+    <w:rsid w:val="009F2D83"/>
+    <w:rsid w:val="00A140EE"/>
     <w:rsid w:val="00A477E4"/>
     <w:rsid w:val="00A52318"/>
     <w:rsid w:val="00A9690C"/>
     <w:rsid w:val="00AD31B5"/>
+    <w:rsid w:val="00B33741"/>
     <w:rsid w:val="00B70B98"/>
     <w:rsid w:val="00B76D4F"/>
+    <w:rsid w:val="00BA2557"/>
     <w:rsid w:val="00BA64F6"/>
+    <w:rsid w:val="00BA6CA4"/>
     <w:rsid w:val="00BD739D"/>
     <w:rsid w:val="00C1691B"/>
+    <w:rsid w:val="00C22EC5"/>
+    <w:rsid w:val="00C730A6"/>
     <w:rsid w:val="00C75714"/>
+    <w:rsid w:val="00C97527"/>
     <w:rsid w:val="00CA2B27"/>
     <w:rsid w:val="00CA4852"/>
     <w:rsid w:val="00CB0936"/>
     <w:rsid w:val="00CD068B"/>
     <w:rsid w:val="00CF022D"/>
     <w:rsid w:val="00D35C1F"/>
-    <w:rsid w:val="00D414CC"/>
+    <w:rsid w:val="00D91C33"/>
     <w:rsid w:val="00DA3FA8"/>
+    <w:rsid w:val="00DB3276"/>
     <w:rsid w:val="00DE4142"/>
+    <w:rsid w:val="00DE4C99"/>
+    <w:rsid w:val="00DF4E21"/>
+    <w:rsid w:val="00E02324"/>
     <w:rsid w:val="00E1350C"/>
     <w:rsid w:val="00E972B6"/>
+    <w:rsid w:val="00EA6E8A"/>
     <w:rsid w:val="00ED5ED7"/>
+    <w:rsid w:val="00F16E8B"/>
     <w:rsid w:val="00F5587B"/>
     <w:rsid w:val="00FC58B0"/>
     <w:rsid w:val="00FD10FA"/>
@@ -8889,170 +9127,482 @@
     <w:basedOn w:val="DefaultParagraphFont"/>
     <w:uiPriority w:val="99"/>
     <w:semiHidden/>
-    <w:rsid w:val="008832DF"/>
+    <w:rsid w:val="00C97527"/>
     <w:rPr>
       <w:color w:val="808080"/>
     </w:rPr>
   </w:style>
-  <w:style w:type="paragraph" w:customStyle="1" w:styleId="89E8ACD84E2043F59C28272D32195EE6">
-    <w:name w:val="89E8ACD84E2043F59C28272D32195EE6"/>
-    <w:rsid w:val="008832DF"/>
-  </w:style>
-  <w:style w:type="paragraph" w:customStyle="1" w:styleId="4ED743EFCFD84648A20FB99EEF1FFAD4">
-    <w:name w:val="4ED743EFCFD84648A20FB99EEF1FFAD4"/>
-    <w:rsid w:val="008832DF"/>
-  </w:style>
-  <w:style w:type="paragraph" w:customStyle="1" w:styleId="CEAC0EB94A334E57B7B80631860FB63C">
-    <w:name w:val="CEAC0EB94A334E57B7B80631860FB63C"/>
-    <w:rsid w:val="008832DF"/>
-  </w:style>
-  <w:style w:type="paragraph" w:customStyle="1" w:styleId="4834663EA6DA4697A08A2708AAEE1559">
-    <w:name w:val="4834663EA6DA4697A08A2708AAEE1559"/>
-    <w:rsid w:val="008832DF"/>
-  </w:style>
-  <w:style w:type="paragraph" w:customStyle="1" w:styleId="1E1DA5C83ADD48859A0902997764BD21">
-    <w:name w:val="1E1DA5C83ADD48859A0902997764BD21"/>
-    <w:rsid w:val="008832DF"/>
-  </w:style>
-  <w:style w:type="paragraph" w:customStyle="1" w:styleId="D26734F366644A9CB915977F732FF732">
-    <w:name w:val="D26734F366644A9CB915977F732FF732"/>
-    <w:rsid w:val="008832DF"/>
-  </w:style>
-  <w:style w:type="paragraph" w:customStyle="1" w:styleId="EBC3A589C4D64C67B628B42BBEB35C19">
-    <w:name w:val="EBC3A589C4D64C67B628B42BBEB35C19"/>
-    <w:rsid w:val="008832DF"/>
-  </w:style>
-  <w:style w:type="paragraph" w:customStyle="1" w:styleId="2ACC44ABFF0A43C0A26AD7BCF58DC88C">
-    <w:name w:val="2ACC44ABFF0A43C0A26AD7BCF58DC88C"/>
-    <w:rsid w:val="008832DF"/>
-  </w:style>
-  <w:style w:type="paragraph" w:customStyle="1" w:styleId="FC658835BB35476C82DB8469355188F9">
-    <w:name w:val="FC658835BB35476C82DB8469355188F9"/>
-    <w:rsid w:val="008832DF"/>
-  </w:style>
-  <w:style w:type="paragraph" w:customStyle="1" w:styleId="3713C5BCF12C401B9BF33B08EDE41AC0">
-    <w:name w:val="3713C5BCF12C401B9BF33B08EDE41AC0"/>
-    <w:rsid w:val="008832DF"/>
-  </w:style>
-  <w:style w:type="paragraph" w:customStyle="1" w:styleId="5BE8E52CDAAA46F08A705BDD678D256B">
-    <w:name w:val="5BE8E52CDAAA46F08A705BDD678D256B"/>
-    <w:rsid w:val="008832DF"/>
-  </w:style>
-  <w:style w:type="paragraph" w:customStyle="1" w:styleId="9A53BED652CD4D7BBC32556FAED3C6E3">
-    <w:name w:val="9A53BED652CD4D7BBC32556FAED3C6E3"/>
-    <w:rsid w:val="008832DF"/>
-  </w:style>
-  <w:style w:type="paragraph" w:customStyle="1" w:styleId="FD4D378C578D42A9B0D39FAC433D0F29">
-    <w:name w:val="FD4D378C578D42A9B0D39FAC433D0F29"/>
-    <w:rsid w:val="008832DF"/>
-  </w:style>
-  <w:style w:type="paragraph" w:customStyle="1" w:styleId="1F2A204213AD4A0DAEAFA428BB9EC33F">
-    <w:name w:val="1F2A204213AD4A0DAEAFA428BB9EC33F"/>
-    <w:rsid w:val="008832DF"/>
-  </w:style>
-  <w:style w:type="paragraph" w:customStyle="1" w:styleId="7C96BE5B2BE941EE97EBCCA6B71893D0">
-    <w:name w:val="7C96BE5B2BE941EE97EBCCA6B71893D0"/>
-    <w:rsid w:val="008832DF"/>
-  </w:style>
-  <w:style w:type="paragraph" w:customStyle="1" w:styleId="55029618FE2744B287A1B3E20F4B81B9">
-    <w:name w:val="55029618FE2744B287A1B3E20F4B81B9"/>
-    <w:rsid w:val="008832DF"/>
-  </w:style>
-  <w:style w:type="paragraph" w:customStyle="1" w:styleId="162023264A494EF7935F992C01BA9922">
-    <w:name w:val="162023264A494EF7935F992C01BA9922"/>
-    <w:rsid w:val="008832DF"/>
-  </w:style>
-  <w:style w:type="paragraph" w:customStyle="1" w:styleId="D45730E0095A47579755A7231B9D1D69">
-    <w:name w:val="D45730E0095A47579755A7231B9D1D69"/>
-    <w:rsid w:val="008832DF"/>
-  </w:style>
-  <w:style w:type="paragraph" w:customStyle="1" w:styleId="34B4DD10214544369BBE9A5F02155A58">
-    <w:name w:val="34B4DD10214544369BBE9A5F02155A58"/>
-    <w:rsid w:val="008832DF"/>
-  </w:style>
-  <w:style w:type="paragraph" w:customStyle="1" w:styleId="1FE8B55D5ED44BC9976CDAB53DDA1840">
-    <w:name w:val="1FE8B55D5ED44BC9976CDAB53DDA1840"/>
-    <w:rsid w:val="008832DF"/>
-  </w:style>
-  <w:style w:type="paragraph" w:customStyle="1" w:styleId="B75651C5C8AF4D45A5E78672EB17D0A2">
-    <w:name w:val="B75651C5C8AF4D45A5E78672EB17D0A2"/>
-    <w:rsid w:val="008832DF"/>
-  </w:style>
-  <w:style w:type="paragraph" w:customStyle="1" w:styleId="F32F81A22865445BADD77AB8DDA93877">
-    <w:name w:val="F32F81A22865445BADD77AB8DDA93877"/>
-    <w:rsid w:val="008832DF"/>
-  </w:style>
-  <w:style w:type="paragraph" w:customStyle="1" w:styleId="FF71231BC37C40A2841A420990D0D6D6">
-    <w:name w:val="FF71231BC37C40A2841A420990D0D6D6"/>
-    <w:rsid w:val="008832DF"/>
-  </w:style>
-  <w:style w:type="paragraph" w:customStyle="1" w:styleId="875B604E84D24FBD8D1A92668ACCABAA">
-    <w:name w:val="875B604E84D24FBD8D1A92668ACCABAA"/>
-    <w:rsid w:val="008832DF"/>
-  </w:style>
-  <w:style w:type="paragraph" w:customStyle="1" w:styleId="E18CC78009D14C7DA89107050B4A9AFD">
-    <w:name w:val="E18CC78009D14C7DA89107050B4A9AFD"/>
-    <w:rsid w:val="008832DF"/>
-  </w:style>
-  <w:style w:type="paragraph" w:customStyle="1" w:styleId="8F77864737594E28ABF438695513411D">
-    <w:name w:val="8F77864737594E28ABF438695513411D"/>
-    <w:rsid w:val="008832DF"/>
-  </w:style>
-  <w:style w:type="paragraph" w:customStyle="1" w:styleId="82031E7579BB4653B7C8DAB596BCBC94">
-    <w:name w:val="82031E7579BB4653B7C8DAB596BCBC94"/>
-    <w:rsid w:val="008832DF"/>
-  </w:style>
-  <w:style w:type="paragraph" w:customStyle="1" w:styleId="8DD672CBD5224E5FA88E7442A3A4C64E">
-    <w:name w:val="8DD672CBD5224E5FA88E7442A3A4C64E"/>
-    <w:rsid w:val="008832DF"/>
-  </w:style>
-  <w:style w:type="paragraph" w:customStyle="1" w:styleId="10C8C1ACDE8D458282846C85BA9F8D5F">
-    <w:name w:val="10C8C1ACDE8D458282846C85BA9F8D5F"/>
-    <w:rsid w:val="008832DF"/>
-  </w:style>
-  <w:style w:type="paragraph" w:customStyle="1" w:styleId="4FA9A2D252314156A6CD5AABD4CBF8DB">
-    <w:name w:val="4FA9A2D252314156A6CD5AABD4CBF8DB"/>
-    <w:rsid w:val="008832DF"/>
-  </w:style>
-  <w:style w:type="paragraph" w:customStyle="1" w:styleId="535CE0E89D79453E97B6174EC20F0D58">
-    <w:name w:val="535CE0E89D79453E97B6174EC20F0D58"/>
-    <w:rsid w:val="008832DF"/>
-  </w:style>
-  <w:style w:type="paragraph" w:customStyle="1" w:styleId="63AC9BA6AB48437F8D8BC15CDA96B350">
-    <w:name w:val="63AC9BA6AB48437F8D8BC15CDA96B350"/>
-    <w:rsid w:val="008832DF"/>
-  </w:style>
-  <w:style w:type="paragraph" w:customStyle="1" w:styleId="830FD303D6DC494A82CCFE091788671F">
-    <w:name w:val="830FD303D6DC494A82CCFE091788671F"/>
-    <w:rsid w:val="008832DF"/>
-  </w:style>
-  <w:style w:type="paragraph" w:customStyle="1" w:styleId="9175D11C51D0455C953A7B3F57FFE2E5">
-    <w:name w:val="9175D11C51D0455C953A7B3F57FFE2E5"/>
-    <w:rsid w:val="008832DF"/>
-  </w:style>
-  <w:style w:type="paragraph" w:customStyle="1" w:styleId="6BEA19C3E9B540DF9081A519EF759610">
-    <w:name w:val="6BEA19C3E9B540DF9081A519EF759610"/>
-    <w:rsid w:val="008832DF"/>
-  </w:style>
-  <w:style w:type="paragraph" w:customStyle="1" w:styleId="4EDB2A8466A64068A58E5C61259BD478">
-    <w:name w:val="4EDB2A8466A64068A58E5C61259BD478"/>
-    <w:rsid w:val="008832DF"/>
-  </w:style>
-  <w:style w:type="paragraph" w:customStyle="1" w:styleId="49071EA3EF2D4CF48C56D529F470DD10">
-    <w:name w:val="49071EA3EF2D4CF48C56D529F470DD10"/>
-    <w:rsid w:val="008832DF"/>
-  </w:style>
-  <w:style w:type="paragraph" w:customStyle="1" w:styleId="C0AD5C5D7E884DA3BE6867401E71F055">
-    <w:name w:val="C0AD5C5D7E884DA3BE6867401E71F055"/>
-    <w:rsid w:val="008832DF"/>
-  </w:style>
-  <w:style w:type="paragraph" w:customStyle="1" w:styleId="1A5C48449443419B9C7348EBEB289D9D">
-    <w:name w:val="1A5C48449443419B9C7348EBEB289D9D"/>
-    <w:rsid w:val="008832DF"/>
-  </w:style>
-  <w:style w:type="paragraph" w:customStyle="1" w:styleId="35C0BB7B77F54014BB468B7A716EBA4D13">
-    <w:name w:val="35C0BB7B77F54014BB468B7A716EBA4D13"/>
-    <w:rsid w:val="003903D1"/>
+  <w:style w:type="paragraph" w:customStyle="1" w:styleId="3C51D371244C4D18AA8A89DB62DED782">
+    <w:name w:val="3C51D371244C4D18AA8A89DB62DED782"/>
+    <w:rsid w:val="00C97527"/>
+    <w:pPr>
+      <w:spacing w:after="120" w:line="240" w:lineRule="auto"/>
+    </w:pPr>
+    <w:rPr>
+      <w:rFonts w:ascii="Times New Roman" w:eastAsia="Times New Roman" w:hAnsi="Times New Roman" w:cs="Times New Roman"/>
+      <w:sz w:val="24"/>
+      <w:szCs w:val="24"/>
+    </w:rPr>
+  </w:style>
+  <w:style w:type="paragraph" w:customStyle="1" w:styleId="DCE06A566B6A4CB3828C398E8B661D83">
+    <w:name w:val="DCE06A566B6A4CB3828C398E8B661D83"/>
+    <w:rsid w:val="00C97527"/>
+    <w:pPr>
+      <w:spacing w:after="120" w:line="240" w:lineRule="auto"/>
+    </w:pPr>
+    <w:rPr>
+      <w:rFonts w:ascii="Times New Roman" w:eastAsia="Times New Roman" w:hAnsi="Times New Roman" w:cs="Times New Roman"/>
+      <w:sz w:val="24"/>
+      <w:szCs w:val="24"/>
+    </w:rPr>
+  </w:style>
+  <w:style w:type="paragraph" w:customStyle="1" w:styleId="CA82DD6241384C818C8BF61861CDABE0">
+    <w:name w:val="CA82DD6241384C818C8BF61861CDABE0"/>
+    <w:rsid w:val="00C97527"/>
+    <w:pPr>
+      <w:spacing w:before="40" w:after="40" w:line="240" w:lineRule="auto"/>
+    </w:pPr>
+    <w:rPr>
+      <w:rFonts w:ascii="Times New Roman" w:eastAsia="Times New Roman" w:hAnsi="Times New Roman" w:cs="Times New Roman"/>
+      <w:sz w:val="24"/>
+      <w:szCs w:val="20"/>
+    </w:rPr>
+  </w:style>
+  <w:style w:type="paragraph" w:customStyle="1" w:styleId="DE29BAE756844C0A896C572548D472C0">
+    <w:name w:val="DE29BAE756844C0A896C572548D472C0"/>
+    <w:rsid w:val="00C97527"/>
+    <w:pPr>
+      <w:spacing w:before="40" w:after="40" w:line="240" w:lineRule="auto"/>
+    </w:pPr>
+    <w:rPr>
+      <w:rFonts w:ascii="Times New Roman" w:eastAsia="Times New Roman" w:hAnsi="Times New Roman" w:cs="Times New Roman"/>
+      <w:sz w:val="24"/>
+      <w:szCs w:val="20"/>
+    </w:rPr>
+  </w:style>
+  <w:style w:type="paragraph" w:customStyle="1" w:styleId="3CD385EBACBB4BF5A95C1422AC098889">
+    <w:name w:val="3CD385EBACBB4BF5A95C1422AC098889"/>
+    <w:rsid w:val="00C97527"/>
+    <w:pPr>
+      <w:spacing w:before="40" w:after="40" w:line="240" w:lineRule="auto"/>
+    </w:pPr>
+    <w:rPr>
+      <w:rFonts w:ascii="Times New Roman" w:eastAsia="Times New Roman" w:hAnsi="Times New Roman" w:cs="Times New Roman"/>
+      <w:sz w:val="24"/>
+      <w:szCs w:val="20"/>
+    </w:rPr>
+  </w:style>
+  <w:style w:type="paragraph" w:customStyle="1" w:styleId="06B8F59F36A54EC096C3AF659F2ADA19">
+    <w:name w:val="06B8F59F36A54EC096C3AF659F2ADA19"/>
+    <w:rsid w:val="00C97527"/>
+    <w:pPr>
+      <w:spacing w:before="40" w:after="40" w:line="240" w:lineRule="auto"/>
+    </w:pPr>
+    <w:rPr>
+      <w:rFonts w:ascii="Times New Roman" w:eastAsia="Times New Roman" w:hAnsi="Times New Roman" w:cs="Times New Roman"/>
+      <w:sz w:val="24"/>
+      <w:szCs w:val="20"/>
+    </w:rPr>
+  </w:style>
+  <w:style w:type="paragraph" w:customStyle="1" w:styleId="A6983B515BA9432AA6CFEC8362A24478">
+    <w:name w:val="A6983B515BA9432AA6CFEC8362A24478"/>
+    <w:rsid w:val="00C97527"/>
+    <w:pPr>
+      <w:spacing w:before="40" w:after="40" w:line="240" w:lineRule="auto"/>
+    </w:pPr>
+    <w:rPr>
+      <w:rFonts w:ascii="Times New Roman" w:eastAsia="Times New Roman" w:hAnsi="Times New Roman" w:cs="Times New Roman"/>
+      <w:sz w:val="24"/>
+      <w:szCs w:val="20"/>
+    </w:rPr>
+  </w:style>
+  <w:style w:type="paragraph" w:customStyle="1" w:styleId="5C29C54541614AB4B36209C014760B03">
+    <w:name w:val="5C29C54541614AB4B36209C014760B03"/>
+    <w:rsid w:val="00C97527"/>
+    <w:pPr>
+      <w:spacing w:before="40" w:after="40" w:line="240" w:lineRule="auto"/>
+    </w:pPr>
+    <w:rPr>
+      <w:rFonts w:ascii="Times New Roman" w:eastAsia="Times New Roman" w:hAnsi="Times New Roman" w:cs="Times New Roman"/>
+      <w:sz w:val="24"/>
+      <w:szCs w:val="20"/>
+    </w:rPr>
+  </w:style>
+  <w:style w:type="paragraph" w:customStyle="1" w:styleId="CF01C4F4D3BE4C58A7642594BBEB44A2">
+    <w:name w:val="CF01C4F4D3BE4C58A7642594BBEB44A2"/>
+    <w:rsid w:val="00C97527"/>
+    <w:pPr>
+      <w:spacing w:before="40" w:after="40" w:line="240" w:lineRule="auto"/>
+    </w:pPr>
+    <w:rPr>
+      <w:rFonts w:ascii="Times New Roman" w:eastAsia="Times New Roman" w:hAnsi="Times New Roman" w:cs="Times New Roman"/>
+      <w:sz w:val="24"/>
+      <w:szCs w:val="20"/>
+    </w:rPr>
+  </w:style>
+  <w:style w:type="paragraph" w:customStyle="1" w:styleId="650D63D5E8EE41A4A4DB7D99A1A86B66">
+    <w:name w:val="650D63D5E8EE41A4A4DB7D99A1A86B66"/>
+    <w:rsid w:val="00C97527"/>
+    <w:pPr>
+      <w:spacing w:before="40" w:after="40" w:line="240" w:lineRule="auto"/>
+    </w:pPr>
+    <w:rPr>
+      <w:rFonts w:ascii="Times New Roman" w:eastAsia="Times New Roman" w:hAnsi="Times New Roman" w:cs="Times New Roman"/>
+      <w:sz w:val="24"/>
+      <w:szCs w:val="20"/>
+    </w:rPr>
+  </w:style>
+  <w:style w:type="paragraph" w:customStyle="1" w:styleId="0C083C1E24AF40DF8C7BBD858E651F98">
+    <w:name w:val="0C083C1E24AF40DF8C7BBD858E651F98"/>
+    <w:rsid w:val="00C97527"/>
+    <w:pPr>
+      <w:spacing w:before="40" w:after="40" w:line="240" w:lineRule="auto"/>
+    </w:pPr>
+    <w:rPr>
+      <w:rFonts w:ascii="Times New Roman" w:eastAsia="Times New Roman" w:hAnsi="Times New Roman" w:cs="Times New Roman"/>
+      <w:sz w:val="24"/>
+      <w:szCs w:val="20"/>
+    </w:rPr>
+  </w:style>
+  <w:style w:type="paragraph" w:customStyle="1" w:styleId="960D99237C084AC7A5F3B97D76AA0295">
+    <w:name w:val="960D99237C084AC7A5F3B97D76AA0295"/>
+    <w:rsid w:val="00C97527"/>
+    <w:pPr>
+      <w:spacing w:before="40" w:after="40" w:line="240" w:lineRule="auto"/>
+    </w:pPr>
+    <w:rPr>
+      <w:rFonts w:ascii="Times New Roman" w:eastAsia="Times New Roman" w:hAnsi="Times New Roman" w:cs="Times New Roman"/>
+      <w:sz w:val="24"/>
+      <w:szCs w:val="20"/>
+    </w:rPr>
+  </w:style>
+  <w:style w:type="paragraph" w:customStyle="1" w:styleId="AA4B000B5F044625B216DDE768A270CA">
+    <w:name w:val="AA4B000B5F044625B216DDE768A270CA"/>
+    <w:rsid w:val="00C97527"/>
+    <w:pPr>
+      <w:spacing w:before="40" w:after="40" w:line="240" w:lineRule="auto"/>
+    </w:pPr>
+    <w:rPr>
+      <w:rFonts w:ascii="Times New Roman" w:eastAsia="Times New Roman" w:hAnsi="Times New Roman" w:cs="Times New Roman"/>
+      <w:sz w:val="24"/>
+      <w:szCs w:val="20"/>
+    </w:rPr>
+  </w:style>
+  <w:style w:type="paragraph" w:customStyle="1" w:styleId="CE29DF205FAD404FA992B54BCCAAF14F">
+    <w:name w:val="CE29DF205FAD404FA992B54BCCAAF14F"/>
+    <w:rsid w:val="00C97527"/>
+    <w:pPr>
+      <w:spacing w:before="40" w:after="40" w:line="240" w:lineRule="auto"/>
+    </w:pPr>
+    <w:rPr>
+      <w:rFonts w:ascii="Times New Roman" w:eastAsia="Times New Roman" w:hAnsi="Times New Roman" w:cs="Times New Roman"/>
+      <w:sz w:val="24"/>
+      <w:szCs w:val="20"/>
+    </w:rPr>
+  </w:style>
+  <w:style w:type="paragraph" w:customStyle="1" w:styleId="2B0E99F1A0714AFAAAD2B967640AF6E6">
+    <w:name w:val="2B0E99F1A0714AFAAAD2B967640AF6E6"/>
+    <w:rsid w:val="00C97527"/>
+    <w:pPr>
+      <w:spacing w:before="40" w:after="40" w:line="240" w:lineRule="auto"/>
+    </w:pPr>
+    <w:rPr>
+      <w:rFonts w:ascii="Times New Roman" w:eastAsia="Times New Roman" w:hAnsi="Times New Roman" w:cs="Times New Roman"/>
+      <w:sz w:val="24"/>
+      <w:szCs w:val="20"/>
+    </w:rPr>
+  </w:style>
+  <w:style w:type="paragraph" w:customStyle="1" w:styleId="E38DBD5D0C2F418096E3BED22BACBEBA">
+    <w:name w:val="E38DBD5D0C2F418096E3BED22BACBEBA"/>
+    <w:rsid w:val="00C97527"/>
+    <w:pPr>
+      <w:spacing w:before="40" w:after="40" w:line="240" w:lineRule="auto"/>
+    </w:pPr>
+    <w:rPr>
+      <w:rFonts w:ascii="Times New Roman" w:eastAsia="Times New Roman" w:hAnsi="Times New Roman" w:cs="Times New Roman"/>
+      <w:sz w:val="24"/>
+      <w:szCs w:val="20"/>
+    </w:rPr>
+  </w:style>
+  <w:style w:type="paragraph" w:customStyle="1" w:styleId="97259849AFB349A3B09A844EE4C5B466">
+    <w:name w:val="97259849AFB349A3B09A844EE4C5B466"/>
+    <w:rsid w:val="00C97527"/>
+    <w:pPr>
+      <w:spacing w:before="40" w:after="40" w:line="240" w:lineRule="auto"/>
+    </w:pPr>
+    <w:rPr>
+      <w:rFonts w:ascii="Times New Roman" w:eastAsia="Times New Roman" w:hAnsi="Times New Roman" w:cs="Times New Roman"/>
+      <w:sz w:val="24"/>
+      <w:szCs w:val="20"/>
+    </w:rPr>
+  </w:style>
+  <w:style w:type="paragraph" w:customStyle="1" w:styleId="2BCD6F010600463D8BE0146C14CF16D7">
+    <w:name w:val="2BCD6F010600463D8BE0146C14CF16D7"/>
+    <w:rsid w:val="00C97527"/>
+    <w:pPr>
+      <w:spacing w:before="40" w:after="40" w:line="240" w:lineRule="auto"/>
+    </w:pPr>
+    <w:rPr>
+      <w:rFonts w:ascii="Times New Roman" w:eastAsia="Times New Roman" w:hAnsi="Times New Roman" w:cs="Times New Roman"/>
+      <w:sz w:val="24"/>
+      <w:szCs w:val="20"/>
+    </w:rPr>
+  </w:style>
+  <w:style w:type="paragraph" w:customStyle="1" w:styleId="5F1E69B4ABE343E7B3A4886CE0A3B8E6">
+    <w:name w:val="5F1E69B4ABE343E7B3A4886CE0A3B8E6"/>
+    <w:rsid w:val="00C97527"/>
+    <w:pPr>
+      <w:spacing w:before="40" w:after="40" w:line="240" w:lineRule="auto"/>
+    </w:pPr>
+    <w:rPr>
+      <w:rFonts w:ascii="Times New Roman" w:eastAsia="Times New Roman" w:hAnsi="Times New Roman" w:cs="Times New Roman"/>
+      <w:sz w:val="24"/>
+      <w:szCs w:val="20"/>
+    </w:rPr>
+  </w:style>
+  <w:style w:type="paragraph" w:customStyle="1" w:styleId="2D10359A02224706B30FF3D1427A46CC">
+    <w:name w:val="2D10359A02224706B30FF3D1427A46CC"/>
+    <w:rsid w:val="00C97527"/>
+    <w:pPr>
+      <w:spacing w:before="40" w:after="40" w:line="240" w:lineRule="auto"/>
+    </w:pPr>
+    <w:rPr>
+      <w:rFonts w:ascii="Times New Roman" w:eastAsia="Times New Roman" w:hAnsi="Times New Roman" w:cs="Times New Roman"/>
+      <w:sz w:val="24"/>
+      <w:szCs w:val="20"/>
+    </w:rPr>
+  </w:style>
+  <w:style w:type="paragraph" w:customStyle="1" w:styleId="ED0F1D3A967E44DEACA6FAB777F42C38">
+    <w:name w:val="ED0F1D3A967E44DEACA6FAB777F42C38"/>
+    <w:rsid w:val="00C97527"/>
+    <w:pPr>
+      <w:spacing w:before="40" w:after="40" w:line="240" w:lineRule="auto"/>
+    </w:pPr>
+    <w:rPr>
+      <w:rFonts w:ascii="Times New Roman" w:eastAsia="Times New Roman" w:hAnsi="Times New Roman" w:cs="Times New Roman"/>
+      <w:sz w:val="24"/>
+      <w:szCs w:val="20"/>
+    </w:rPr>
+  </w:style>
+  <w:style w:type="paragraph" w:customStyle="1" w:styleId="9EE6A410E46E484D832EE3D6F458F913">
+    <w:name w:val="9EE6A410E46E484D832EE3D6F458F913"/>
+    <w:rsid w:val="00C97527"/>
+    <w:pPr>
+      <w:spacing w:before="40" w:after="40" w:line="240" w:lineRule="auto"/>
+    </w:pPr>
+    <w:rPr>
+      <w:rFonts w:ascii="Times New Roman" w:eastAsia="Times New Roman" w:hAnsi="Times New Roman" w:cs="Times New Roman"/>
+      <w:sz w:val="24"/>
+      <w:szCs w:val="20"/>
+    </w:rPr>
+  </w:style>
+  <w:style w:type="paragraph" w:customStyle="1" w:styleId="1172965E6EB5428B9EEE3697A16A64A2">
+    <w:name w:val="1172965E6EB5428B9EEE3697A16A64A2"/>
+    <w:rsid w:val="00C97527"/>
+    <w:pPr>
+      <w:spacing w:before="40" w:after="40" w:line="240" w:lineRule="auto"/>
+    </w:pPr>
+    <w:rPr>
+      <w:rFonts w:ascii="Times New Roman" w:eastAsia="Times New Roman" w:hAnsi="Times New Roman" w:cs="Times New Roman"/>
+      <w:sz w:val="24"/>
+      <w:szCs w:val="20"/>
+    </w:rPr>
+  </w:style>
+  <w:style w:type="paragraph" w:customStyle="1" w:styleId="5A6D68353161404D8020799FA59BD52D">
+    <w:name w:val="5A6D68353161404D8020799FA59BD52D"/>
+    <w:rsid w:val="00C97527"/>
+    <w:pPr>
+      <w:spacing w:before="40" w:after="40" w:line="240" w:lineRule="auto"/>
+    </w:pPr>
+    <w:rPr>
+      <w:rFonts w:ascii="Times New Roman" w:eastAsia="Times New Roman" w:hAnsi="Times New Roman" w:cs="Times New Roman"/>
+      <w:sz w:val="24"/>
+      <w:szCs w:val="20"/>
+    </w:rPr>
+  </w:style>
+  <w:style w:type="paragraph" w:customStyle="1" w:styleId="74EC21933C7348BEBE4EF4FACE81684C">
+    <w:name w:val="74EC21933C7348BEBE4EF4FACE81684C"/>
+    <w:rsid w:val="00C97527"/>
+    <w:pPr>
+      <w:spacing w:before="40" w:after="40" w:line="240" w:lineRule="auto"/>
+    </w:pPr>
+    <w:rPr>
+      <w:rFonts w:ascii="Times New Roman" w:eastAsia="Times New Roman" w:hAnsi="Times New Roman" w:cs="Times New Roman"/>
+      <w:sz w:val="24"/>
+      <w:szCs w:val="20"/>
+    </w:rPr>
+  </w:style>
+  <w:style w:type="paragraph" w:customStyle="1" w:styleId="02ABC3E7E1D84DDD98A3AA83D359A3C1">
+    <w:name w:val="02ABC3E7E1D84DDD98A3AA83D359A3C1"/>
+    <w:rsid w:val="00C97527"/>
+    <w:pPr>
+      <w:spacing w:before="40" w:after="40" w:line="240" w:lineRule="auto"/>
+    </w:pPr>
+    <w:rPr>
+      <w:rFonts w:ascii="Times New Roman" w:eastAsia="Times New Roman" w:hAnsi="Times New Roman" w:cs="Times New Roman"/>
+      <w:sz w:val="24"/>
+      <w:szCs w:val="20"/>
+    </w:rPr>
+  </w:style>
+  <w:style w:type="paragraph" w:customStyle="1" w:styleId="3A48DB68078D41DDB3FA347D69C88457">
+    <w:name w:val="3A48DB68078D41DDB3FA347D69C88457"/>
+    <w:rsid w:val="00C97527"/>
+    <w:pPr>
+      <w:spacing w:before="40" w:after="40" w:line="240" w:lineRule="auto"/>
+    </w:pPr>
+    <w:rPr>
+      <w:rFonts w:ascii="Times New Roman" w:eastAsia="Times New Roman" w:hAnsi="Times New Roman" w:cs="Times New Roman"/>
+      <w:sz w:val="24"/>
+      <w:szCs w:val="20"/>
+    </w:rPr>
+  </w:style>
+  <w:style w:type="paragraph" w:customStyle="1" w:styleId="362DB8B0D56240B292FD8AA345851FB6">
+    <w:name w:val="362DB8B0D56240B292FD8AA345851FB6"/>
+    <w:rsid w:val="00C97527"/>
+    <w:pPr>
+      <w:spacing w:before="40" w:after="40" w:line="240" w:lineRule="auto"/>
+    </w:pPr>
+    <w:rPr>
+      <w:rFonts w:ascii="Times New Roman" w:eastAsia="Times New Roman" w:hAnsi="Times New Roman" w:cs="Times New Roman"/>
+      <w:sz w:val="24"/>
+      <w:szCs w:val="20"/>
+    </w:rPr>
+  </w:style>
+  <w:style w:type="paragraph" w:customStyle="1" w:styleId="8709F89835BF45559EBBDE082AFEFB13">
+    <w:name w:val="8709F89835BF45559EBBDE082AFEFB13"/>
+    <w:rsid w:val="00C97527"/>
+    <w:pPr>
+      <w:spacing w:before="40" w:after="40" w:line="240" w:lineRule="auto"/>
+    </w:pPr>
+    <w:rPr>
+      <w:rFonts w:ascii="Times New Roman" w:eastAsia="Times New Roman" w:hAnsi="Times New Roman" w:cs="Times New Roman"/>
+      <w:sz w:val="24"/>
+      <w:szCs w:val="20"/>
+    </w:rPr>
+  </w:style>
+  <w:style w:type="paragraph" w:customStyle="1" w:styleId="2EADCBB08BC6479D948516FC0B012D18">
+    <w:name w:val="2EADCBB08BC6479D948516FC0B012D18"/>
+    <w:rsid w:val="00C97527"/>
+    <w:pPr>
+      <w:spacing w:before="40" w:after="40" w:line="240" w:lineRule="auto"/>
+    </w:pPr>
+    <w:rPr>
+      <w:rFonts w:ascii="Times New Roman" w:eastAsia="Times New Roman" w:hAnsi="Times New Roman" w:cs="Times New Roman"/>
+      <w:sz w:val="24"/>
+      <w:szCs w:val="20"/>
+    </w:rPr>
+  </w:style>
+  <w:style w:type="paragraph" w:customStyle="1" w:styleId="137428D61C6640268F56BB76B9153C14">
+    <w:name w:val="137428D61C6640268F56BB76B9153C14"/>
+    <w:rsid w:val="00C97527"/>
+    <w:pPr>
+      <w:spacing w:before="40" w:after="40" w:line="240" w:lineRule="auto"/>
+    </w:pPr>
+    <w:rPr>
+      <w:rFonts w:ascii="Times New Roman" w:eastAsia="Times New Roman" w:hAnsi="Times New Roman" w:cs="Times New Roman"/>
+      <w:sz w:val="24"/>
+      <w:szCs w:val="20"/>
+    </w:rPr>
+  </w:style>
+  <w:style w:type="paragraph" w:customStyle="1" w:styleId="5B4F51D3217A49DD952A6A016B67B6B4">
+    <w:name w:val="5B4F51D3217A49DD952A6A016B67B6B4"/>
+    <w:rsid w:val="00C97527"/>
+    <w:pPr>
+      <w:spacing w:before="40" w:after="40" w:line="240" w:lineRule="auto"/>
+    </w:pPr>
+    <w:rPr>
+      <w:rFonts w:ascii="Times New Roman" w:eastAsia="Times New Roman" w:hAnsi="Times New Roman" w:cs="Times New Roman"/>
+      <w:sz w:val="24"/>
+      <w:szCs w:val="20"/>
+    </w:rPr>
+  </w:style>
+  <w:style w:type="paragraph" w:customStyle="1" w:styleId="109EBDB68ACB4F68AA508E059E90054B">
+    <w:name w:val="109EBDB68ACB4F68AA508E059E90054B"/>
+    <w:rsid w:val="00C97527"/>
+    <w:pPr>
+      <w:spacing w:before="40" w:after="40" w:line="240" w:lineRule="auto"/>
+    </w:pPr>
+    <w:rPr>
+      <w:rFonts w:ascii="Times New Roman" w:eastAsia="Times New Roman" w:hAnsi="Times New Roman" w:cs="Times New Roman"/>
+      <w:sz w:val="24"/>
+      <w:szCs w:val="20"/>
+    </w:rPr>
+  </w:style>
+  <w:style w:type="paragraph" w:customStyle="1" w:styleId="6019D068AD7940F6A066B0EBAB40D7BA">
+    <w:name w:val="6019D068AD7940F6A066B0EBAB40D7BA"/>
+    <w:rsid w:val="00C97527"/>
+    <w:pPr>
+      <w:spacing w:before="40" w:after="40" w:line="240" w:lineRule="auto"/>
+    </w:pPr>
+    <w:rPr>
+      <w:rFonts w:ascii="Times New Roman" w:eastAsia="Times New Roman" w:hAnsi="Times New Roman" w:cs="Times New Roman"/>
+      <w:sz w:val="24"/>
+      <w:szCs w:val="20"/>
+    </w:rPr>
+  </w:style>
+  <w:style w:type="paragraph" w:customStyle="1" w:styleId="F393672CD99D4555816A23E5886E2327">
+    <w:name w:val="F393672CD99D4555816A23E5886E2327"/>
+    <w:rsid w:val="00C97527"/>
+    <w:pPr>
+      <w:spacing w:after="0" w:line="240" w:lineRule="auto"/>
+    </w:pPr>
+    <w:rPr>
+      <w:rFonts w:ascii="Times New Roman" w:eastAsia="Times New Roman" w:hAnsi="Times New Roman" w:cs="Times New Roman"/>
+      <w:sz w:val="24"/>
+      <w:szCs w:val="24"/>
+    </w:rPr>
+  </w:style>
+  <w:style w:type="paragraph" w:customStyle="1" w:styleId="30F99A229E124EE294268C7BB07E7919">
+    <w:name w:val="30F99A229E124EE294268C7BB07E7919"/>
+    <w:rsid w:val="00C97527"/>
+    <w:pPr>
+      <w:spacing w:before="40" w:after="40" w:line="240" w:lineRule="auto"/>
+    </w:pPr>
+    <w:rPr>
+      <w:rFonts w:ascii="Times New Roman" w:eastAsia="Times New Roman" w:hAnsi="Times New Roman" w:cs="Times New Roman"/>
+      <w:sz w:val="24"/>
+      <w:szCs w:val="20"/>
+    </w:rPr>
+  </w:style>
+  <w:style w:type="paragraph" w:customStyle="1" w:styleId="29F6C8F05FCF47999777CB15AA70B790">
+    <w:name w:val="29F6C8F05FCF47999777CB15AA70B790"/>
+    <w:rsid w:val="00C97527"/>
+    <w:pPr>
+      <w:spacing w:before="40" w:after="40" w:line="240" w:lineRule="auto"/>
+    </w:pPr>
+    <w:rPr>
+      <w:rFonts w:ascii="Times New Roman" w:eastAsia="Times New Roman" w:hAnsi="Times New Roman" w:cs="Times New Roman"/>
+      <w:sz w:val="24"/>
+      <w:szCs w:val="20"/>
+    </w:rPr>
+  </w:style>
+  <w:style w:type="paragraph" w:customStyle="1" w:styleId="C27700D16ED9448787CE1EF74661419C">
+    <w:name w:val="C27700D16ED9448787CE1EF74661419C"/>
+    <w:rsid w:val="00C97527"/>
+    <w:pPr>
+      <w:spacing w:before="40" w:after="40" w:line="240" w:lineRule="auto"/>
+    </w:pPr>
+    <w:rPr>
+      <w:rFonts w:ascii="Times New Roman" w:eastAsia="Times New Roman" w:hAnsi="Times New Roman" w:cs="Times New Roman"/>
+      <w:sz w:val="24"/>
+      <w:szCs w:val="20"/>
+    </w:rPr>
+  </w:style>
+  <w:style w:type="paragraph" w:customStyle="1" w:styleId="4B2DF1FDE8B74601B70170992E70A693">
+    <w:name w:val="4B2DF1FDE8B74601B70170992E70A693"/>
+    <w:rsid w:val="00C97527"/>
+    <w:pPr>
+      <w:spacing w:before="40" w:after="40" w:line="240" w:lineRule="auto"/>
+    </w:pPr>
+    <w:rPr>
+      <w:rFonts w:ascii="Times New Roman" w:eastAsia="Times New Roman" w:hAnsi="Times New Roman" w:cs="Times New Roman"/>
+      <w:sz w:val="24"/>
+      <w:szCs w:val="20"/>
+    </w:rPr>
+  </w:style>
+  <w:style w:type="paragraph" w:customStyle="1" w:styleId="35C0BB7B77F54014BB468B7A716EBA4D">
+    <w:name w:val="35C0BB7B77F54014BB468B7A716EBA4D"/>
+    <w:rsid w:val="00C97527"/>
     <w:pPr>
       <w:spacing w:after="0" w:line="240" w:lineRule="auto"/>
     </w:pPr>
@@ -9355,32 +9905,6 @@
 </file>
 
 <file path=customXml/item1.xml><?xml version="1.0" encoding="utf-8"?>
-<b:Sources xmlns:b="http://schemas.openxmlformats.org/officeDocument/2006/bibliography" xmlns="http://schemas.openxmlformats.org/officeDocument/2006/bibliography" SelectedStyle="\APASixthEditionOfficeOnline.xsl" StyleName="APA" Version="6"/>
-</file>
-
-<file path=customXml/item2.xml><?xml version="1.0" encoding="utf-8"?>
-<p:properties xmlns:p="http://schemas.microsoft.com/office/2006/metadata/properties" xmlns:xsi="http://www.w3.org/2001/XMLSchema-instance" xmlns:pc="http://schemas.microsoft.com/office/infopath/2007/PartnerControls">
-  <documentManagement>
-    <TaxKeywordTaxHTField xmlns="016c310d-f661-49a6-97ee-540076082437">
-      <Terms xmlns="http://schemas.microsoft.com/office/infopath/2007/PartnerControls"/>
-    </TaxKeywordTaxHTField>
-    <TaxCatchAll xmlns="016c310d-f661-49a6-97ee-540076082437"/>
-    <SIP_Label_Document xmlns="016c310d-f661-49a6-97ee-540076082437">;#0;#Unrestricted;#True;#;#;#;#</SIP_Label_Document>
-    <AverageRating xmlns="http://schemas.microsoft.com/sharepoint/v3" xsi:nil="true"/>
-  </documentManagement>
-</p:properties>
-</file>
-
-<file path=customXml/item3.xml><?xml version="1.0" encoding="utf-8"?>
-<?mso-contentType ?>
-<FormTemplates xmlns="http://schemas.microsoft.com/sharepoint/v3/contenttype/forms">
-  <Display>DocumentLibraryForm</Display>
-  <Edit>DocumentLibraryForm</Edit>
-  <New>DocumentLibraryForm</New>
-</FormTemplates>
-</file>
-
-<file path=customXml/item4.xml><?xml version="1.0" encoding="utf-8"?>
 <ct:contentTypeSchema xmlns:ct="http://schemas.microsoft.com/office/2006/metadata/contentType" xmlns:ma="http://schemas.microsoft.com/office/2006/metadata/properties/metaAttributes" ct:_="" ma:_="" ma:contentTypeName="Document" ma:contentTypeID="0x010100833E2717D64DEA4FBFABAC416D347394" ma:contentTypeVersion="6" ma:contentTypeDescription="Create a new document." ma:contentTypeScope="" ma:versionID="98a74335b8287497f43df26a30ee6108">
   <xsd:schema xmlns:xsd="http://www.w3.org/2001/XMLSchema" xmlns:xs="http://www.w3.org/2001/XMLSchema" xmlns:p="http://schemas.microsoft.com/office/2006/metadata/properties" xmlns:ns1="http://schemas.microsoft.com/sharepoint/v3" xmlns:ns2="016c310d-f661-49a6-97ee-540076082437" targetNamespace="http://schemas.microsoft.com/office/2006/metadata/properties" ma:root="true" ma:fieldsID="d32ef67c478e261fbf17576a93df92a4" ns1:_="" ns2:_="">
     <xsd:import namespace="http://schemas.microsoft.com/sharepoint/v3"/>
@@ -9543,10 +10067,52 @@
 </ct:contentTypeSchema>
 </file>
 
+<file path=customXml/item2.xml><?xml version="1.0" encoding="utf-8"?>
+<p:properties xmlns:p="http://schemas.microsoft.com/office/2006/metadata/properties" xmlns:xsi="http://www.w3.org/2001/XMLSchema-instance" xmlns:pc="http://schemas.microsoft.com/office/infopath/2007/PartnerControls">
+  <documentManagement>
+    <TaxKeywordTaxHTField xmlns="016c310d-f661-49a6-97ee-540076082437">
+      <Terms xmlns="http://schemas.microsoft.com/office/infopath/2007/PartnerControls">
+        <TermInfo xmlns="http://schemas.microsoft.com/office/infopath/2007/PartnerControls">
+          <TermName xmlns="http://schemas.microsoft.com/office/infopath/2007/PartnerControls">Unrestricted</TermName>
+          <TermId xmlns="http://schemas.microsoft.com/office/infopath/2007/PartnerControls">11111111-1111-1111-1111-111111111111</TermId>
+        </TermInfo>
+      </Terms>
+    </TaxKeywordTaxHTField>
+    <TaxCatchAll xmlns="016c310d-f661-49a6-97ee-540076082437"/>
+    <SIP_Label_Document xmlns="016c310d-f661-49a6-97ee-540076082437">;#0;#Unrestricted;#True;#;#;#;#</SIP_Label_Document>
+    <AverageRating xmlns="http://schemas.microsoft.com/sharepoint/v3" xsi:nil="true"/>
+  </documentManagement>
+</p:properties>
+</file>
+
+<file path=customXml/item3.xml><?xml version="1.0" encoding="utf-8"?>
+<b:Sources xmlns:b="http://schemas.openxmlformats.org/officeDocument/2006/bibliography" xmlns="http://schemas.openxmlformats.org/officeDocument/2006/bibliography" SelectedStyle="\APASixthEditionOfficeOnline.xsl" StyleName="APA" Version="6"/>
+</file>
+
+<file path=customXml/item4.xml><?xml version="1.0" encoding="utf-8"?>
+<?mso-contentType ?>
+<FormTemplates xmlns="http://schemas.microsoft.com/sharepoint/v3/contenttype/forms">
+  <Display>DocumentLibraryForm</Display>
+  <Edit>DocumentLibraryForm</Edit>
+  <New>DocumentLibraryForm</New>
+</FormTemplates>
+</file>
+
 <file path=customXml/itemProps1.xml><?xml version="1.0" encoding="utf-8"?>
-<ds:datastoreItem xmlns:ds="http://schemas.openxmlformats.org/officeDocument/2006/customXml" ds:itemID="{01C2B2CD-380D-4FE0-93DD-617D64FDE4B8}">
+<ds:datastoreItem xmlns:ds="http://schemas.openxmlformats.org/officeDocument/2006/customXml" ds:itemID="{70D90404-A780-484E-92B9-483A3C532657}">
   <ds:schemaRefs>
-    <ds:schemaRef ds:uri="http://schemas.openxmlformats.org/officeDocument/2006/bibliography"/>
+    <ds:schemaRef ds:uri="http://schemas.microsoft.com/office/2006/metadata/contentType"/>
+    <ds:schemaRef ds:uri="http://schemas.microsoft.com/office/2006/metadata/properties/metaAttributes"/>
+    <ds:schemaRef ds:uri="http://www.w3.org/2001/XMLSchema"/>
+    <ds:schemaRef ds:uri="http://schemas.microsoft.com/office/2006/metadata/properties"/>
+    <ds:schemaRef ds:uri="http://schemas.microsoft.com/sharepoint/v3"/>
+    <ds:schemaRef ds:uri="016c310d-f661-49a6-97ee-540076082437"/>
+    <ds:schemaRef ds:uri="http://schemas.microsoft.com/office/2006/documentManagement/types"/>
+    <ds:schemaRef ds:uri="http://schemas.microsoft.com/office/infopath/2007/PartnerControls"/>
+    <ds:schemaRef ds:uri="http://schemas.openxmlformats.org/package/2006/metadata/core-properties"/>
+    <ds:schemaRef ds:uri="http://purl.org/dc/elements/1.1/"/>
+    <ds:schemaRef ds:uri="http://purl.org/dc/terms/"/>
+    <ds:schemaRef ds:uri="http://schemas.microsoft.com/internal/obd"/>
   </ds:schemaRefs>
 </ds:datastoreItem>
 </file>
@@ -9563,28 +10129,17 @@
 </file>
 
 <file path=customXml/itemProps3.xml><?xml version="1.0" encoding="utf-8"?>
+<ds:datastoreItem xmlns:ds="http://schemas.openxmlformats.org/officeDocument/2006/customXml" ds:itemID="{CD6CF2A3-23DE-48BF-867B-89770F7DA3FE}">
+  <ds:schemaRefs>
+    <ds:schemaRef ds:uri="http://schemas.openxmlformats.org/officeDocument/2006/bibliography"/>
+  </ds:schemaRefs>
+</ds:datastoreItem>
+</file>
+
+<file path=customXml/itemProps4.xml><?xml version="1.0" encoding="utf-8"?>
 <ds:datastoreItem xmlns:ds="http://schemas.openxmlformats.org/officeDocument/2006/customXml" ds:itemID="{6A21EC55-C1B2-4765-90AC-37A4F1604205}">
   <ds:schemaRefs>
     <ds:schemaRef ds:uri="http://schemas.microsoft.com/sharepoint/v3/contenttype/forms"/>
   </ds:schemaRefs>
 </ds:datastoreItem>
-</file>
-
-<file path=customXml/itemProps4.xml><?xml version="1.0" encoding="utf-8"?>
-<ds:datastoreItem xmlns:ds="http://schemas.openxmlformats.org/officeDocument/2006/customXml" ds:itemID="{70D90404-A780-484E-92B9-483A3C532657}">
-  <ds:schemaRefs>
-    <ds:schemaRef ds:uri="http://schemas.microsoft.com/office/2006/metadata/contentType"/>
-    <ds:schemaRef ds:uri="http://schemas.microsoft.com/office/2006/metadata/properties/metaAttributes"/>
-    <ds:schemaRef ds:uri="http://www.w3.org/2001/XMLSchema"/>
-    <ds:schemaRef ds:uri="http://schemas.microsoft.com/office/2006/metadata/properties"/>
-    <ds:schemaRef ds:uri="http://schemas.microsoft.com/sharepoint/v3"/>
-    <ds:schemaRef ds:uri="016c310d-f661-49a6-97ee-540076082437"/>
-    <ds:schemaRef ds:uri="http://schemas.microsoft.com/office/2006/documentManagement/types"/>
-    <ds:schemaRef ds:uri="http://schemas.microsoft.com/office/infopath/2007/PartnerControls"/>
-    <ds:schemaRef ds:uri="http://schemas.openxmlformats.org/package/2006/metadata/core-properties"/>
-    <ds:schemaRef ds:uri="http://purl.org/dc/elements/1.1/"/>
-    <ds:schemaRef ds:uri="http://purl.org/dc/terms/"/>
-    <ds:schemaRef ds:uri="http://schemas.microsoft.com/internal/obd"/>
-  </ds:schemaRefs>
-</ds:datastoreItem>
 </file>
--- a/GenBOE/GenBOE.Web/Templates/Export/PBOE_withPortionMarkings_1.docx
+++ b/GenBOE/GenBOE.Web/Templates/Export/PBOE_withPortionMarkings_1.docx
@@ -315,13 +315,13 @@
       <w:tblGrid>
         <w:gridCol w:w="2430"/>
         <w:gridCol w:w="720"/>
-        <w:gridCol w:w="1080"/>
+        <w:gridCol w:w="990"/>
+        <w:gridCol w:w="990"/>
+        <w:gridCol w:w="540"/>
+        <w:gridCol w:w="180"/>
         <w:gridCol w:w="900"/>
-        <w:gridCol w:w="990"/>
-        <w:gridCol w:w="23"/>
-        <w:gridCol w:w="607"/>
-        <w:gridCol w:w="360"/>
-        <w:gridCol w:w="3420"/>
+        <w:gridCol w:w="1440"/>
+        <w:gridCol w:w="2340"/>
       </w:tblGrid>
       <w:tr>
         <w:trPr>
@@ -381,14 +381,7 @@
                 <w:b/>
                 <w:sz w:val="20"/>
               </w:rPr>
-              <w:t xml:space="preserve">(U) </w:t>
-            </w:r>
-            <w:r>
-              <w:rPr>
-                <w:b/>
-                <w:sz w:val="20"/>
-              </w:rPr>
-              <w:t>Supplier Name</w:t>
+              <w:t>(U) Supplier Name</w:t>
             </w:r>
             <w:r>
               <w:rPr>
@@ -408,7 +401,7 @@
                 <w:tag w:val="Supplier"/>
                 <w:id w:val="-948321555"/>
                 <w:placeholder>
-                  <w:docPart w:val="CA82DD6241384C818C8BF61861CDABE0"/>
+                  <w:docPart w:val="6C7BD504256E4E9EADBEC7BA8B1A74F9"/>
                 </w:placeholder>
                 <w:showingPlcHdr/>
                 <w:text/>
@@ -427,8 +420,82 @@
         </w:tc>
         <w:tc>
           <w:tcPr>
-            <w:tcW w:w="3960" w:type="dxa"/>
-            <w:gridSpan w:val="6"/>
+            <w:tcW w:w="2520" w:type="dxa"/>
+            <w:gridSpan w:val="3"/>
+            <w:tcBorders>
+              <w:bottom w:val="single" w:sz="4" w:space="0" w:color="auto"/>
+            </w:tcBorders>
+          </w:tcPr>
+          <w:p>
+            <w:pPr>
+              <w:pStyle w:val="Table"/>
+              <w:jc w:val="center"/>
+              <w:rPr>
+                <w:b/>
+                <w:sz w:val="20"/>
+              </w:rPr>
+            </w:pPr>
+            <w:r>
+              <w:rPr>
+                <w:b/>
+                <w:sz w:val="20"/>
+              </w:rPr>
+              <w:t xml:space="preserve">(U) </w:t>
+            </w:r>
+            <w:r>
+              <w:rPr>
+                <w:b/>
+                <w:sz w:val="20"/>
+              </w:rPr>
+              <w:t>Vendor ID</w:t>
+            </w:r>
+            <w:r>
+              <w:rPr>
+                <w:b/>
+                <w:sz w:val="20"/>
+              </w:rPr>
+              <w:t>:</w:t>
+            </w:r>
+          </w:p>
+          <w:p>
+            <w:pPr>
+              <w:pStyle w:val="Table"/>
+              <w:rPr>
+                <w:b/>
+                <w:sz w:val="20"/>
+              </w:rPr>
+            </w:pPr>
+            <w:sdt>
+              <w:sdtPr>
+                <w:rPr>
+                  <w:b/>
+                  <w:szCs w:val="24"/>
+                </w:rPr>
+                <w:alias w:val="VendorId"/>
+                <w:tag w:val="VendorId"/>
+                <w:id w:val="-728533909"/>
+                <w:placeholder>
+                  <w:docPart w:val="5351683E7BB14F84A9CA6DF8D70247B9"/>
+                </w:placeholder>
+                <w:showingPlcHdr/>
+              </w:sdtPr>
+              <w:sdtEndPr/>
+              <w:sdtContent>
+                <w:r>
+                  <w:rPr>
+                    <w:bCs/>
+                    <w:sz w:val="20"/>
+                  </w:rPr>
+                  <w:t>VendorId</w:t>
+                </w:r>
+              </w:sdtContent>
+            </w:sdt>
+          </w:p>
+        </w:tc>
+        <w:tc>
+          <w:tcPr>
+            <w:tcW w:w="2520" w:type="dxa"/>
+            <w:gridSpan w:val="3"/>
             <w:tcBorders>
               <w:bottom w:val="single" w:sz="4" w:space="0" w:color="auto"/>
             </w:tcBorders>
@@ -481,7 +548,7 @@
                 <w:tag w:val="RFP"/>
                 <w:id w:val="632059734"/>
                 <w:placeholder>
-                  <w:docPart w:val="DE29BAE756844C0A896C572548D472C0"/>
+                  <w:docPart w:val="D88983D138B740F5B28E16F81607C536"/>
                 </w:placeholder>
                 <w:showingPlcHdr/>
                 <w:text/>
@@ -500,7 +567,7 @@
         </w:tc>
         <w:tc>
           <w:tcPr>
-            <w:tcW w:w="3420" w:type="dxa"/>
+            <w:tcW w:w="2340" w:type="dxa"/>
             <w:tcBorders>
               <w:bottom w:val="single" w:sz="4" w:space="0" w:color="auto"/>
             </w:tcBorders>
@@ -519,14 +586,7 @@
                 <w:b/>
                 <w:sz w:val="20"/>
               </w:rPr>
-              <w:t xml:space="preserve">(U) </w:t>
-            </w:r>
-            <w:r>
-              <w:rPr>
-                <w:b/>
-                <w:sz w:val="20"/>
-              </w:rPr>
-              <w:t>Supplier</w:t>
+              <w:t>(U) Supplier</w:t>
             </w:r>
             <w:r>
               <w:rPr>
@@ -562,7 +622,7 @@
                 <w:tag w:val="POP"/>
                 <w:id w:val="1472334827"/>
                 <w:placeholder>
-                  <w:docPart w:val="3CD385EBACBB4BF5A95C1422AC098889"/>
+                  <w:docPart w:val="A339B0993384496D9F46338A0DB34EBA"/>
                 </w:placeholder>
                 <w:showingPlcHdr/>
                 <w:text/>
@@ -586,7 +646,7 @@
         </w:trPr>
         <w:tc>
           <w:tcPr>
-            <w:tcW w:w="6143" w:type="dxa"/>
+            <w:tcW w:w="5850" w:type="dxa"/>
             <w:gridSpan w:val="6"/>
             <w:tcBorders>
               <w:left w:val="single" w:sz="4" w:space="0" w:color="auto"/>
@@ -645,7 +705,7 @@
         </w:tc>
         <w:tc>
           <w:tcPr>
-            <w:tcW w:w="4387" w:type="dxa"/>
+            <w:tcW w:w="4680" w:type="dxa"/>
             <w:gridSpan w:val="3"/>
             <w:tcBorders>
               <w:left w:val="single" w:sz="4" w:space="0" w:color="auto"/>
@@ -707,7 +767,7 @@
         </w:trPr>
         <w:tc>
           <w:tcPr>
-            <w:tcW w:w="6143" w:type="dxa"/>
+            <w:tcW w:w="5850" w:type="dxa"/>
             <w:gridSpan w:val="6"/>
             <w:tcBorders>
               <w:left w:val="single" w:sz="4" w:space="0" w:color="auto"/>
@@ -787,7 +847,7 @@
         </w:tc>
         <w:tc>
           <w:tcPr>
-            <w:tcW w:w="4387" w:type="dxa"/>
+            <w:tcW w:w="4680" w:type="dxa"/>
             <w:gridSpan w:val="3"/>
             <w:tcBorders>
               <w:left w:val="single" w:sz="4" w:space="0" w:color="auto"/>
@@ -801,6 +861,52 @@
                 <w:sz w:val="20"/>
               </w:rPr>
             </w:pPr>
+            <w:r>
+              <w:rPr>
+                <w:b/>
+                <w:sz w:val="20"/>
+              </w:rPr>
+              <w:t xml:space="preserve">(U) </w:t>
+            </w:r>
+            <w:r>
+              <w:rPr>
+                <w:b/>
+                <w:sz w:val="20"/>
+              </w:rPr>
+              <w:t xml:space="preserve">Supplier Proposed Value: </w:t>
+            </w:r>
+            <w:sdt>
+              <w:sdtPr>
+                <w:rPr>
+                  <w:bCs/>
+                  <w:sz w:val="20"/>
+                </w:rPr>
+                <w:alias w:val="SupplierProposedValue"/>
+                <w:tag w:val="SupplierProposedValue"/>
+                <w:id w:val="-1991784785"/>
+                <w:placeholder>
+                  <w:docPart w:val="6859D490E51C4F81844F7CA23DFC359D"/>
+                </w:placeholder>
+                <w:showingPlcHdr/>
+              </w:sdtPr>
+              <w:sdtEndPr/>
+              <w:sdtContent>
+                <w:r>
+                  <w:rPr>
+                    <w:bCs/>
+                    <w:sz w:val="20"/>
+                  </w:rPr>
+                  <w:t>SP</w:t>
+                </w:r>
+                <w:r>
+                  <w:rPr>
+                    <w:bCs/>
+                    <w:sz w:val="20"/>
+                  </w:rPr>
+                  <w:t>V</w:t>
+                </w:r>
+              </w:sdtContent>
+            </w:sdt>
           </w:p>
         </w:tc>
       </w:tr>
@@ -948,7 +1054,7 @@
         </w:tc>
         <w:tc>
           <w:tcPr>
-            <w:tcW w:w="1800" w:type="dxa"/>
+            <w:tcW w:w="1710" w:type="dxa"/>
             <w:gridSpan w:val="2"/>
             <w:tcBorders>
               <w:bottom w:val="single" w:sz="4" w:space="0" w:color="auto"/>
@@ -988,8 +1094,8 @@
         </w:tc>
         <w:tc>
           <w:tcPr>
-            <w:tcW w:w="1890" w:type="dxa"/>
-            <w:gridSpan w:val="2"/>
+            <w:tcW w:w="1710" w:type="dxa"/>
+            <w:gridSpan w:val="3"/>
             <w:tcBorders>
               <w:bottom w:val="single" w:sz="4" w:space="0" w:color="auto"/>
             </w:tcBorders>
@@ -1028,8 +1134,8 @@
         </w:tc>
         <w:tc>
           <w:tcPr>
-            <w:tcW w:w="4410" w:type="dxa"/>
-            <w:gridSpan w:val="4"/>
+            <w:tcW w:w="4680" w:type="dxa"/>
+            <w:gridSpan w:val="3"/>
             <w:tcBorders>
               <w:bottom w:val="single" w:sz="4" w:space="0" w:color="auto"/>
             </w:tcBorders>
@@ -1094,7 +1200,7 @@
         </w:tc>
         <w:tc>
           <w:tcPr>
-            <w:tcW w:w="1800" w:type="dxa"/>
+            <w:tcW w:w="1710" w:type="dxa"/>
             <w:gridSpan w:val="2"/>
             <w:tcBorders>
               <w:top w:val="single" w:sz="4" w:space="0" w:color="auto"/>
@@ -1113,8 +1219,8 @@
         </w:tc>
         <w:tc>
           <w:tcPr>
-            <w:tcW w:w="1890" w:type="dxa"/>
-            <w:gridSpan w:val="2"/>
+            <w:tcW w:w="1710" w:type="dxa"/>
+            <w:gridSpan w:val="3"/>
             <w:tcBorders>
               <w:top w:val="single" w:sz="4" w:space="0" w:color="auto"/>
               <w:bottom w:val="nil"/>
@@ -1132,8 +1238,8 @@
         </w:tc>
         <w:tc>
           <w:tcPr>
-            <w:tcW w:w="4410" w:type="dxa"/>
-            <w:gridSpan w:val="4"/>
+            <w:tcW w:w="4680" w:type="dxa"/>
+            <w:gridSpan w:val="3"/>
             <w:tcBorders>
               <w:top w:val="single" w:sz="4" w:space="0" w:color="auto"/>
               <w:bottom w:val="nil"/>
@@ -1208,7 +1314,7 @@
         </w:tc>
         <w:tc>
           <w:tcPr>
-            <w:tcW w:w="1800" w:type="dxa"/>
+            <w:tcW w:w="1710" w:type="dxa"/>
             <w:gridSpan w:val="2"/>
             <w:tcBorders>
               <w:top w:val="nil"/>
@@ -1247,8 +1353,8 @@
         </w:tc>
         <w:tc>
           <w:tcPr>
-            <w:tcW w:w="1890" w:type="dxa"/>
-            <w:gridSpan w:val="2"/>
+            <w:tcW w:w="1710" w:type="dxa"/>
+            <w:gridSpan w:val="3"/>
             <w:tcBorders>
               <w:top w:val="nil"/>
               <w:bottom w:val="nil"/>
@@ -1284,8 +1390,8 @@
         </w:tc>
         <w:tc>
           <w:tcPr>
-            <w:tcW w:w="4410" w:type="dxa"/>
-            <w:gridSpan w:val="4"/>
+            <w:tcW w:w="4680" w:type="dxa"/>
+            <w:gridSpan w:val="3"/>
             <w:tcBorders>
               <w:top w:val="nil"/>
               <w:bottom w:val="nil"/>
@@ -1362,7 +1468,7 @@
         </w:sdt>
         <w:tc>
           <w:tcPr>
-            <w:tcW w:w="1800" w:type="dxa"/>
+            <w:tcW w:w="1710" w:type="dxa"/>
             <w:gridSpan w:val="2"/>
             <w:tcBorders>
               <w:top w:val="nil"/>
@@ -1378,8 +1484,8 @@
         </w:tc>
         <w:tc>
           <w:tcPr>
-            <w:tcW w:w="1890" w:type="dxa"/>
-            <w:gridSpan w:val="2"/>
+            <w:tcW w:w="1710" w:type="dxa"/>
+            <w:gridSpan w:val="3"/>
             <w:tcBorders>
               <w:top w:val="nil"/>
               <w:bottom w:val="nil"/>
@@ -1417,8 +1523,8 @@
         </w:tc>
         <w:tc>
           <w:tcPr>
-            <w:tcW w:w="4410" w:type="dxa"/>
-            <w:gridSpan w:val="4"/>
+            <w:tcW w:w="4680" w:type="dxa"/>
+            <w:gridSpan w:val="3"/>
             <w:tcBorders>
               <w:top w:val="nil"/>
               <w:bottom w:val="nil"/>
@@ -1475,7 +1581,7 @@
                 <w:sz w:val="20"/>
               </w:rPr>
               <w:pict w14:anchorId="67E0404C">
-                <v:rect id="_x0000_i1025" style="width:107.35pt;height:1.5pt" o:hralign="center" o:hrstd="t" o:hrnoshade="t" o:hr="t" fillcolor="#7f7f7f [1612]" stroked="f"/>
+                <v:rect id="_x0000_i1042" style="width:107.35pt;height:1.5pt" o:hralign="center" o:hrstd="t" o:hrnoshade="t" o:hr="t" fillcolor="#7f7f7f [1612]" stroked="f"/>
               </w:pict>
             </w:r>
           </w:p>
@@ -1519,7 +1625,7 @@
         </w:sdt>
         <w:tc>
           <w:tcPr>
-            <w:tcW w:w="1800" w:type="dxa"/>
+            <w:tcW w:w="1710" w:type="dxa"/>
             <w:gridSpan w:val="2"/>
             <w:tcBorders>
               <w:top w:val="nil"/>
@@ -1535,8 +1641,8 @@
         </w:tc>
         <w:tc>
           <w:tcPr>
-            <w:tcW w:w="1890" w:type="dxa"/>
-            <w:gridSpan w:val="2"/>
+            <w:tcW w:w="1710" w:type="dxa"/>
+            <w:gridSpan w:val="3"/>
             <w:tcBorders>
               <w:top w:val="nil"/>
               <w:bottom w:val="single" w:sz="4" w:space="0" w:color="auto"/>
@@ -1573,8 +1679,8 @@
         </w:tc>
         <w:tc>
           <w:tcPr>
-            <w:tcW w:w="4410" w:type="dxa"/>
-            <w:gridSpan w:val="4"/>
+            <w:tcW w:w="4680" w:type="dxa"/>
+            <w:gridSpan w:val="3"/>
             <w:tcBorders>
               <w:top w:val="nil"/>
               <w:bottom w:val="single" w:sz="4" w:space="0" w:color="auto"/>
@@ -1798,7 +1904,21 @@
               <w:rPr>
                 <w:sz w:val="20"/>
               </w:rPr>
-              <w:t xml:space="preserve">Data (CCoPD) Applicability </w:t>
+              <w:t>Data (</w:t>
+            </w:r>
+            <w:proofErr w:type="spellStart"/>
+            <w:r>
+              <w:rPr>
+                <w:sz w:val="20"/>
+              </w:rPr>
+              <w:t>CCoPD</w:t>
+            </w:r>
+            <w:proofErr w:type="spellEnd"/>
+            <w:r>
+              <w:rPr>
+                <w:sz w:val="20"/>
+              </w:rPr>
+              <w:t xml:space="preserve">) Applicability </w:t>
             </w:r>
           </w:p>
         </w:tc>
@@ -1887,7 +2007,21 @@
               <w:rPr>
                 <w:sz w:val="20"/>
               </w:rPr>
-              <w:t xml:space="preserve">    CCoPD applies</w:t>
+              <w:t xml:space="preserve">    </w:t>
+            </w:r>
+            <w:proofErr w:type="spellStart"/>
+            <w:r>
+              <w:rPr>
+                <w:sz w:val="20"/>
+              </w:rPr>
+              <w:t>CCoPD</w:t>
+            </w:r>
+            <w:proofErr w:type="spellEnd"/>
+            <w:r>
+              <w:rPr>
+                <w:sz w:val="20"/>
+              </w:rPr>
+              <w:t xml:space="preserve"> applies</w:t>
             </w:r>
           </w:p>
           <w:p>
@@ -1905,13 +2039,41 @@
               <w:rPr>
                 <w:sz w:val="20"/>
               </w:rPr>
-              <w:t>If Supplier CCoPD applies, proposal received if &gt;</w:t>
-            </w:r>
-            <w:r>
-              <w:rPr>
-                <w:sz w:val="20"/>
-              </w:rPr>
-              <w:t xml:space="preserve">$15M or ≥ CCoPD Threshold AND &gt;10% of the LM Proposal </w:t>
+              <w:t xml:space="preserve">If Supplier </w:t>
+            </w:r>
+            <w:proofErr w:type="spellStart"/>
+            <w:r>
+              <w:rPr>
+                <w:sz w:val="20"/>
+              </w:rPr>
+              <w:t>CCoPD</w:t>
+            </w:r>
+            <w:proofErr w:type="spellEnd"/>
+            <w:r>
+              <w:rPr>
+                <w:sz w:val="20"/>
+              </w:rPr>
+              <w:t xml:space="preserve"> applies, proposal received if &gt;</w:t>
+            </w:r>
+            <w:r>
+              <w:rPr>
+                <w:sz w:val="20"/>
+              </w:rPr>
+              <w:t xml:space="preserve">$15M or ≥ </w:t>
+            </w:r>
+            <w:proofErr w:type="spellStart"/>
+            <w:r>
+              <w:rPr>
+                <w:sz w:val="20"/>
+              </w:rPr>
+              <w:t>CCoPD</w:t>
+            </w:r>
+            <w:proofErr w:type="spellEnd"/>
+            <w:r>
+              <w:rPr>
+                <w:sz w:val="20"/>
+              </w:rPr>
+              <w:t xml:space="preserve"> Threshold AND &gt;10% of the LM Proposal </w:t>
             </w:r>
           </w:p>
           <w:p>
@@ -2116,21 +2278,7 @@
               <w:rPr>
                 <w:sz w:val="20"/>
               </w:rPr>
-              <w:t xml:space="preserve">    Commercial Item </w:t>
-            </w:r>
-          </w:p>
-          <w:p>
-            <w:pPr>
-              <w:pStyle w:val="Table"/>
-              <w:rPr>
-                <w:sz w:val="20"/>
-              </w:rPr>
-            </w:pPr>
-            <w:r>
-              <w:rPr>
-                <w:sz w:val="20"/>
-              </w:rPr>
-              <w:t xml:space="preserve">       Exception applies</w:t>
+              <w:t xml:space="preserve">    Commercial Item Exception applies</w:t>
             </w:r>
           </w:p>
           <w:p>
@@ -2240,7 +2388,21 @@
               <w:rPr>
                 <w:sz w:val="20"/>
               </w:rPr>
-              <w:t xml:space="preserve">    &lt; CCoPD Threshold Exception applies</w:t>
+              <w:t xml:space="preserve">    &lt; </w:t>
+            </w:r>
+            <w:proofErr w:type="spellStart"/>
+            <w:r>
+              <w:rPr>
+                <w:sz w:val="20"/>
+              </w:rPr>
+              <w:t>CCoPD</w:t>
+            </w:r>
+            <w:proofErr w:type="spellEnd"/>
+            <w:r>
+              <w:rPr>
+                <w:sz w:val="20"/>
+              </w:rPr>
+              <w:t xml:space="preserve"> Threshold Exception applies</w:t>
             </w:r>
           </w:p>
           <w:p>
@@ -2714,6 +2876,27 @@
               </w:rPr>
               <w:t>SCHEDULE OF EVENTS</w:t>
             </w:r>
+            <w:r>
+              <w:rPr>
+                <w:b/>
+                <w:sz w:val="20"/>
+              </w:rPr>
+              <w:t xml:space="preserve"> (</w:t>
+            </w:r>
+            <w:r>
+              <w:rPr>
+                <w:b/>
+                <w:sz w:val="20"/>
+              </w:rPr>
+              <w:t>date planned if not yet complete; actual date completed; not applicable</w:t>
+            </w:r>
+            <w:r>
+              <w:rPr>
+                <w:b/>
+                <w:sz w:val="20"/>
+              </w:rPr>
+              <w:t>)</w:t>
+            </w:r>
           </w:p>
         </w:tc>
       </w:tr>
@@ -3312,7 +3495,21 @@
               <w:rPr>
                 <w:sz w:val="20"/>
               </w:rPr>
-              <w:t>Govt. Pricing Assistance for CCoPD Review - Request</w:t>
+              <w:t xml:space="preserve">Govt. Pricing Assistance for </w:t>
+            </w:r>
+            <w:proofErr w:type="spellStart"/>
+            <w:r>
+              <w:rPr>
+                <w:sz w:val="20"/>
+              </w:rPr>
+              <w:t>CCoPD</w:t>
+            </w:r>
+            <w:proofErr w:type="spellEnd"/>
+            <w:r>
+              <w:rPr>
+                <w:sz w:val="20"/>
+              </w:rPr>
+              <w:t xml:space="preserve"> Review - Request</w:t>
             </w:r>
           </w:p>
         </w:tc>
@@ -3435,7 +3632,21 @@
               <w:rPr>
                 <w:sz w:val="20"/>
               </w:rPr>
-              <w:t>Govt. Pricing Assistance for CCoPD Review - Receipt</w:t>
+              <w:t xml:space="preserve">Govt. Pricing Assistance for </w:t>
+            </w:r>
+            <w:proofErr w:type="spellStart"/>
+            <w:r>
+              <w:rPr>
+                <w:sz w:val="20"/>
+              </w:rPr>
+              <w:t>CCoPD</w:t>
+            </w:r>
+            <w:proofErr w:type="spellEnd"/>
+            <w:r>
+              <w:rPr>
+                <w:sz w:val="20"/>
+              </w:rPr>
+              <w:t xml:space="preserve"> Review - Receipt</w:t>
             </w:r>
           </w:p>
         </w:tc>
@@ -4025,14 +4236,12 @@
           <w:tblLook w:val="0000" w:firstRow="0" w:lastRow="0" w:firstColumn="0" w:lastColumn="0" w:noHBand="0" w:noVBand="0"/>
         </w:tblPrEx>
         <w:trPr>
-          <w:gridAfter w:val="2"/>
-          <w:wAfter w:w="3780" w:type="dxa"/>
           <w:trHeight w:val="360"/>
         </w:trPr>
         <w:tc>
           <w:tcPr>
-            <w:tcW w:w="6750" w:type="dxa"/>
-            <w:gridSpan w:val="7"/>
+            <w:tcW w:w="10530" w:type="dxa"/>
+            <w:gridSpan w:val="9"/>
             <w:tcBorders>
               <w:top w:val="single" w:sz="4" w:space="0" w:color="auto"/>
             </w:tcBorders>
@@ -4386,12 +4595,7 @@
     <w:p/>
     <w:p/>
     <w:sectPr>
-      <w:headerReference w:type="even" r:id="rId12"/>
-      <w:headerReference w:type="default" r:id="rId13"/>
-      <w:footerReference w:type="even" r:id="rId14"/>
-      <w:footerReference w:type="default" r:id="rId15"/>
-      <w:headerReference w:type="first" r:id="rId16"/>
-      <w:footerReference w:type="first" r:id="rId17"/>
+      <w:footerReference w:type="default" r:id="rId12"/>
       <w:pgSz w:w="12240" w:h="15840" w:code="1"/>
       <w:pgMar w:top="1080" w:right="1080" w:bottom="1080" w:left="1080" w:header="504" w:footer="504" w:gutter="0"/>
       <w:cols w:space="720"/>
@@ -4425,16 +4629,6 @@
 <w:ftr xmlns:wpc="http://schemas.microsoft.com/office/word/2010/wordprocessingCanvas" xmlns:cx="http://schemas.microsoft.com/office/drawing/2014/chartex" xmlns:cx1="http://schemas.microsoft.com/office/drawing/2015/9/8/chartex" xmlns:cx2="http://schemas.microsoft.com/office/drawing/2015/10/21/chartex" xmlns:cx3="http://schemas.microsoft.com/office/drawing/2016/5/9/chartex" xmlns:cx4="http://schemas.microsoft.com/office/drawing/2016/5/10/chartex" xmlns:cx5="http://schemas.microsoft.com/office/drawing/2016/5/11/chartex" xmlns:cx6="http://schemas.microsoft.com/office/drawing/2016/5/12/chartex" xmlns:cx7="http://schemas.microsoft.com/office/drawing/2016/5/13/chartex" xmlns:cx8="http://schemas.microsoft.com/office/drawing/2016/5/14/chartex" xmlns:mc="http://schemas.openxmlformats.org/markup-compatibility/2006" xmlns:aink="http://schemas.microsoft.com/office/drawing/2016/ink" xmlns:am3d="http://schemas.microsoft.com/office/drawing/2017/model3d" xmlns:o="urn:schemas-microsoft-com:office:office" xmlns:r="http://schemas.openxmlformats.org/officeDocument/2006/relationships" xmlns:m="http://schemas.openxmlformats.org/officeDocument/2006/math" xmlns:v="urn:schemas-microsoft-com:vml" xmlns:wp14="http://schemas.microsoft.com/office/word/2010/wordprocessingDrawing" xmlns:wp="http://schemas.openxmlformats.org/drawingml/2006/wordprocessingDrawing" xmlns:w10="urn:schemas-microsoft-com:office:word" xmlns:w="http://schemas.openxmlformats.org/wordprocessingml/2006/main" xmlns:w14="http://schemas.microsoft.com/office/word/2010/wordml" xmlns:w15="http://schemas.microsoft.com/office/word/2012/wordml" xmlns:w16cex="http://schemas.microsoft.com/office/word/2018/wordml/cex" xmlns:w16cid="http://schemas.microsoft.com/office/word/2016/wordml/cid" xmlns:w16="http://schemas.microsoft.com/office/word/2018/wordml" xmlns:w16sdtdh="http://schemas.microsoft.com/office/word/2020/wordml/sdtdatahash" xmlns:w16se="http://schemas.microsoft.com/office/word/2015/wordml/symex" xmlns:wpg="http://schemas.microsoft.com/office/word/2010/wordprocessingGroup" xmlns:wpi="http://schemas.microsoft.com/office/word/2010/wordprocessingInk" xmlns:wne="http://schemas.microsoft.com/office/word/2006/wordml" xmlns:wps="http://schemas.microsoft.com/office/word/2010/wordprocessingShape" mc:Ignorable="w14 w15 w16se w16cid w16 w16cex w16sdtdh wp14">
   <w:p>
     <w:pPr>
-      <w:pStyle w:val="Footer"/>
-    </w:pPr>
-  </w:p>
-</w:ftr>
-</file>
-
-<file path=word/footer2.xml><?xml version="1.0" encoding="utf-8"?>
-<w:ftr xmlns:wpc="http://schemas.microsoft.com/office/word/2010/wordprocessingCanvas" xmlns:cx="http://schemas.microsoft.com/office/drawing/2014/chartex" xmlns:cx1="http://schemas.microsoft.com/office/drawing/2015/9/8/chartex" xmlns:cx2="http://schemas.microsoft.com/office/drawing/2015/10/21/chartex" xmlns:cx3="http://schemas.microsoft.com/office/drawing/2016/5/9/chartex" xmlns:cx4="http://schemas.microsoft.com/office/drawing/2016/5/10/chartex" xmlns:cx5="http://schemas.microsoft.com/office/drawing/2016/5/11/chartex" xmlns:cx6="http://schemas.microsoft.com/office/drawing/2016/5/12/chartex" xmlns:cx7="http://schemas.microsoft.com/office/drawing/2016/5/13/chartex" xmlns:cx8="http://schemas.microsoft.com/office/drawing/2016/5/14/chartex" xmlns:mc="http://schemas.openxmlformats.org/markup-compatibility/2006" xmlns:aink="http://schemas.microsoft.com/office/drawing/2016/ink" xmlns:am3d="http://schemas.microsoft.com/office/drawing/2017/model3d" xmlns:o="urn:schemas-microsoft-com:office:office" xmlns:r="http://schemas.openxmlformats.org/officeDocument/2006/relationships" xmlns:m="http://schemas.openxmlformats.org/officeDocument/2006/math" xmlns:v="urn:schemas-microsoft-com:vml" xmlns:wp14="http://schemas.microsoft.com/office/word/2010/wordprocessingDrawing" xmlns:wp="http://schemas.openxmlformats.org/drawingml/2006/wordprocessingDrawing" xmlns:w10="urn:schemas-microsoft-com:office:word" xmlns:w="http://schemas.openxmlformats.org/wordprocessingml/2006/main" xmlns:w14="http://schemas.microsoft.com/office/word/2010/wordml" xmlns:w15="http://schemas.microsoft.com/office/word/2012/wordml" xmlns:w16cex="http://schemas.microsoft.com/office/word/2018/wordml/cex" xmlns:w16cid="http://schemas.microsoft.com/office/word/2016/wordml/cid" xmlns:w16="http://schemas.microsoft.com/office/word/2018/wordml" xmlns:w16sdtdh="http://schemas.microsoft.com/office/word/2020/wordml/sdtdatahash" xmlns:w16se="http://schemas.microsoft.com/office/word/2015/wordml/symex" xmlns:wpg="http://schemas.microsoft.com/office/word/2010/wordprocessingGroup" xmlns:wpi="http://schemas.microsoft.com/office/word/2010/wordprocessingInk" xmlns:wne="http://schemas.microsoft.com/office/word/2006/wordml" xmlns:wps="http://schemas.microsoft.com/office/word/2010/wordprocessingShape" mc:Ignorable="w14 w15 w16se w16cid w16 w16cex w16sdtdh wp14">
-  <w:p>
-    <w:pPr>
       <w:pStyle w:val="FooterTop"/>
       <w:tabs>
         <w:tab w:val="clear" w:pos="10080"/>
@@ -4448,7 +4642,10 @@
       <w:t xml:space="preserve">evision </w:t>
     </w:r>
     <w:r>
-      <w:t>10</w:t>
+      <w:t>1</w:t>
+    </w:r>
+    <w:r>
+      <w:t>2</w:t>
     </w:r>
     <w:r>
       <w:tab/>
@@ -4458,13 +4655,13 @@
       <w:t>0</w:t>
     </w:r>
     <w:r>
-      <w:t>7</w:t>
+      <w:t>4</w:t>
     </w:r>
     <w:r>
       <w:t>-</w:t>
     </w:r>
     <w:r>
-      <w:t>19</w:t>
+      <w:t>21</w:t>
     </w:r>
     <w:r>
       <w:t>-20</w:t>
@@ -4473,7 +4670,7 @@
       <w:t>2</w:t>
     </w:r>
     <w:r>
-      <w:t>1</w:t>
+      <w:t>2</w:t>
     </w:r>
   </w:p>
   <w:p>
@@ -4625,16 +4822,6 @@
 </w:ftr>
 </file>
 
-<file path=word/footer3.xml><?xml version="1.0" encoding="utf-8"?>
-<w:ftr xmlns:wpc="http://schemas.microsoft.com/office/word/2010/wordprocessingCanvas" xmlns:cx="http://schemas.microsoft.com/office/drawing/2014/chartex" xmlns:cx1="http://schemas.microsoft.com/office/drawing/2015/9/8/chartex" xmlns:cx2="http://schemas.microsoft.com/office/drawing/2015/10/21/chartex" xmlns:cx3="http://schemas.microsoft.com/office/drawing/2016/5/9/chartex" xmlns:cx4="http://schemas.microsoft.com/office/drawing/2016/5/10/chartex" xmlns:cx5="http://schemas.microsoft.com/office/drawing/2016/5/11/chartex" xmlns:cx6="http://schemas.microsoft.com/office/drawing/2016/5/12/chartex" xmlns:cx7="http://schemas.microsoft.com/office/drawing/2016/5/13/chartex" xmlns:cx8="http://schemas.microsoft.com/office/drawing/2016/5/14/chartex" xmlns:mc="http://schemas.openxmlformats.org/markup-compatibility/2006" xmlns:aink="http://schemas.microsoft.com/office/drawing/2016/ink" xmlns:am3d="http://schemas.microsoft.com/office/drawing/2017/model3d" xmlns:o="urn:schemas-microsoft-com:office:office" xmlns:r="http://schemas.openxmlformats.org/officeDocument/2006/relationships" xmlns:m="http://schemas.openxmlformats.org/officeDocument/2006/math" xmlns:v="urn:schemas-microsoft-com:vml" xmlns:wp14="http://schemas.microsoft.com/office/word/2010/wordprocessingDrawing" xmlns:wp="http://schemas.openxmlformats.org/drawingml/2006/wordprocessingDrawing" xmlns:w10="urn:schemas-microsoft-com:office:word" xmlns:w="http://schemas.openxmlformats.org/wordprocessingml/2006/main" xmlns:w14="http://schemas.microsoft.com/office/word/2010/wordml" xmlns:w15="http://schemas.microsoft.com/office/word/2012/wordml" xmlns:w16cex="http://schemas.microsoft.com/office/word/2018/wordml/cex" xmlns:w16cid="http://schemas.microsoft.com/office/word/2016/wordml/cid" xmlns:w16="http://schemas.microsoft.com/office/word/2018/wordml" xmlns:w16sdtdh="http://schemas.microsoft.com/office/word/2020/wordml/sdtdatahash" xmlns:w16se="http://schemas.microsoft.com/office/word/2015/wordml/symex" xmlns:wpg="http://schemas.microsoft.com/office/word/2010/wordprocessingGroup" xmlns:wpi="http://schemas.microsoft.com/office/word/2010/wordprocessingInk" xmlns:wne="http://schemas.microsoft.com/office/word/2006/wordml" xmlns:wps="http://schemas.microsoft.com/office/word/2010/wordprocessingShape" mc:Ignorable="w14 w15 w16se w16cid w16 w16cex w16sdtdh wp14">
-  <w:p>
-    <w:pPr>
-      <w:pStyle w:val="Footer"/>
-    </w:pPr>
-  </w:p>
-</w:ftr>
-</file>
-
 <file path=word/footnotes.xml><?xml version="1.0" encoding="utf-8"?>
 <w:footnotes xmlns:wpc="http://schemas.microsoft.com/office/word/2010/wordprocessingCanvas" xmlns:cx="http://schemas.microsoft.com/office/drawing/2014/chartex" xmlns:cx1="http://schemas.microsoft.com/office/drawing/2015/9/8/chartex" xmlns:cx2="http://schemas.microsoft.com/office/drawing/2015/10/21/chartex" xmlns:cx3="http://schemas.microsoft.com/office/drawing/2016/5/9/chartex" xmlns:cx4="http://schemas.microsoft.com/office/drawing/2016/5/10/chartex" xmlns:cx5="http://schemas.microsoft.com/office/drawing/2016/5/11/chartex" xmlns:cx6="http://schemas.microsoft.com/office/drawing/2016/5/12/chartex" xmlns:cx7="http://schemas.microsoft.com/office/drawing/2016/5/13/chartex" xmlns:cx8="http://schemas.microsoft.com/office/drawing/2016/5/14/chartex" xmlns:mc="http://schemas.openxmlformats.org/markup-compatibility/2006" xmlns:aink="http://schemas.microsoft.com/office/drawing/2016/ink" xmlns:am3d="http://schemas.microsoft.com/office/drawing/2017/model3d" xmlns:o="urn:schemas-microsoft-com:office:office" xmlns:r="http://schemas.openxmlformats.org/officeDocument/2006/relationships" xmlns:m="http://schemas.openxmlformats.org/officeDocument/2006/math" xmlns:v="urn:schemas-microsoft-com:vml" xmlns:wp14="http://schemas.microsoft.com/office/word/2010/wordprocessingDrawing" xmlns:wp="http://schemas.openxmlformats.org/drawingml/2006/wordprocessingDrawing" xmlns:w10="urn:schemas-microsoft-com:office:word" xmlns:w="http://schemas.openxmlformats.org/wordprocessingml/2006/main" xmlns:w14="http://schemas.microsoft.com/office/word/2010/wordml" xmlns:w15="http://schemas.microsoft.com/office/word/2012/wordml" xmlns:w16cex="http://schemas.microsoft.com/office/word/2018/wordml/cex" xmlns:w16cid="http://schemas.microsoft.com/office/word/2016/wordml/cid" xmlns:w16="http://schemas.microsoft.com/office/word/2018/wordml" xmlns:w16sdtdh="http://schemas.microsoft.com/office/word/2020/wordml/sdtdatahash" xmlns:w16se="http://schemas.microsoft.com/office/word/2015/wordml/symex" xmlns:wpg="http://schemas.microsoft.com/office/word/2010/wordprocessingGroup" xmlns:wpi="http://schemas.microsoft.com/office/word/2010/wordprocessingInk" xmlns:wne="http://schemas.microsoft.com/office/word/2006/wordml" xmlns:wps="http://schemas.microsoft.com/office/word/2010/wordprocessingShape" mc:Ignorable="w14 w15 w16se w16cid w16 w16cex w16sdtdh wp14">
   <w:footnote w:type="separator" w:id="-1">
@@ -4652,36 +4839,6 @@
     </w:p>
   </w:footnote>
 </w:footnotes>
-</file>
-
-<file path=word/header1.xml><?xml version="1.0" encoding="utf-8"?>
-<w:hdr xmlns:wpc="http://schemas.microsoft.com/office/word/2010/wordprocessingCanvas" xmlns:cx="http://schemas.microsoft.com/office/drawing/2014/chartex" xmlns:cx1="http://schemas.microsoft.com/office/drawing/2015/9/8/chartex" xmlns:cx2="http://schemas.microsoft.com/office/drawing/2015/10/21/chartex" xmlns:cx3="http://schemas.microsoft.com/office/drawing/2016/5/9/chartex" xmlns:cx4="http://schemas.microsoft.com/office/drawing/2016/5/10/chartex" xmlns:cx5="http://schemas.microsoft.com/office/drawing/2016/5/11/chartex" xmlns:cx6="http://schemas.microsoft.com/office/drawing/2016/5/12/chartex" xmlns:cx7="http://schemas.microsoft.com/office/drawing/2016/5/13/chartex" xmlns:cx8="http://schemas.microsoft.com/office/drawing/2016/5/14/chartex" xmlns:mc="http://schemas.openxmlformats.org/markup-compatibility/2006" xmlns:aink="http://schemas.microsoft.com/office/drawing/2016/ink" xmlns:am3d="http://schemas.microsoft.com/office/drawing/2017/model3d" xmlns:o="urn:schemas-microsoft-com:office:office" xmlns:r="http://schemas.openxmlformats.org/officeDocument/2006/relationships" xmlns:m="http://schemas.openxmlformats.org/officeDocument/2006/math" xmlns:v="urn:schemas-microsoft-com:vml" xmlns:wp14="http://schemas.microsoft.com/office/word/2010/wordprocessingDrawing" xmlns:wp="http://schemas.openxmlformats.org/drawingml/2006/wordprocessingDrawing" xmlns:w10="urn:schemas-microsoft-com:office:word" xmlns:w="http://schemas.openxmlformats.org/wordprocessingml/2006/main" xmlns:w14="http://schemas.microsoft.com/office/word/2010/wordml" xmlns:w15="http://schemas.microsoft.com/office/word/2012/wordml" xmlns:w16cex="http://schemas.microsoft.com/office/word/2018/wordml/cex" xmlns:w16cid="http://schemas.microsoft.com/office/word/2016/wordml/cid" xmlns:w16="http://schemas.microsoft.com/office/word/2018/wordml" xmlns:w16sdtdh="http://schemas.microsoft.com/office/word/2020/wordml/sdtdatahash" xmlns:w16se="http://schemas.microsoft.com/office/word/2015/wordml/symex" xmlns:wpg="http://schemas.microsoft.com/office/word/2010/wordprocessingGroup" xmlns:wpi="http://schemas.microsoft.com/office/word/2010/wordprocessingInk" xmlns:wne="http://schemas.microsoft.com/office/word/2006/wordml" xmlns:wps="http://schemas.microsoft.com/office/word/2010/wordprocessingShape" mc:Ignorable="w14 w15 w16se w16cid w16 w16cex w16sdtdh wp14">
-  <w:p>
-    <w:pPr>
-      <w:pStyle w:val="Header"/>
-    </w:pPr>
-  </w:p>
-</w:hdr>
-</file>
-
-<file path=word/header2.xml><?xml version="1.0" encoding="utf-8"?>
-<w:hdr xmlns:wpc="http://schemas.microsoft.com/office/word/2010/wordprocessingCanvas" xmlns:cx="http://schemas.microsoft.com/office/drawing/2014/chartex" xmlns:cx1="http://schemas.microsoft.com/office/drawing/2015/9/8/chartex" xmlns:cx2="http://schemas.microsoft.com/office/drawing/2015/10/21/chartex" xmlns:cx3="http://schemas.microsoft.com/office/drawing/2016/5/9/chartex" xmlns:cx4="http://schemas.microsoft.com/office/drawing/2016/5/10/chartex" xmlns:cx5="http://schemas.microsoft.com/office/drawing/2016/5/11/chartex" xmlns:cx6="http://schemas.microsoft.com/office/drawing/2016/5/12/chartex" xmlns:cx7="http://schemas.microsoft.com/office/drawing/2016/5/13/chartex" xmlns:cx8="http://schemas.microsoft.com/office/drawing/2016/5/14/chartex" xmlns:mc="http://schemas.openxmlformats.org/markup-compatibility/2006" xmlns:aink="http://schemas.microsoft.com/office/drawing/2016/ink" xmlns:am3d="http://schemas.microsoft.com/office/drawing/2017/model3d" xmlns:o="urn:schemas-microsoft-com:office:office" xmlns:r="http://schemas.openxmlformats.org/officeDocument/2006/relationships" xmlns:m="http://schemas.openxmlformats.org/officeDocument/2006/math" xmlns:v="urn:schemas-microsoft-com:vml" xmlns:wp14="http://schemas.microsoft.com/office/word/2010/wordprocessingDrawing" xmlns:wp="http://schemas.openxmlformats.org/drawingml/2006/wordprocessingDrawing" xmlns:w10="urn:schemas-microsoft-com:office:word" xmlns:w="http://schemas.openxmlformats.org/wordprocessingml/2006/main" xmlns:w14="http://schemas.microsoft.com/office/word/2010/wordml" xmlns:w15="http://schemas.microsoft.com/office/word/2012/wordml" xmlns:w16cex="http://schemas.microsoft.com/office/word/2018/wordml/cex" xmlns:w16cid="http://schemas.microsoft.com/office/word/2016/wordml/cid" xmlns:w16="http://schemas.microsoft.com/office/word/2018/wordml" xmlns:w16sdtdh="http://schemas.microsoft.com/office/word/2020/wordml/sdtdatahash" xmlns:w16se="http://schemas.microsoft.com/office/word/2015/wordml/symex" xmlns:wpg="http://schemas.microsoft.com/office/word/2010/wordprocessingGroup" xmlns:wpi="http://schemas.microsoft.com/office/word/2010/wordprocessingInk" xmlns:wne="http://schemas.microsoft.com/office/word/2006/wordml" xmlns:wps="http://schemas.microsoft.com/office/word/2010/wordprocessingShape" mc:Ignorable="w14 w15 w16se w16cid w16 w16cex w16sdtdh wp14">
-  <w:p>
-    <w:pPr>
-      <w:pStyle w:val="Header"/>
-    </w:pPr>
-  </w:p>
-</w:hdr>
-</file>
-
-<file path=word/header3.xml><?xml version="1.0" encoding="utf-8"?>
-<w:hdr xmlns:wpc="http://schemas.microsoft.com/office/word/2010/wordprocessingCanvas" xmlns:cx="http://schemas.microsoft.com/office/drawing/2014/chartex" xmlns:cx1="http://schemas.microsoft.com/office/drawing/2015/9/8/chartex" xmlns:cx2="http://schemas.microsoft.com/office/drawing/2015/10/21/chartex" xmlns:cx3="http://schemas.microsoft.com/office/drawing/2016/5/9/chartex" xmlns:cx4="http://schemas.microsoft.com/office/drawing/2016/5/10/chartex" xmlns:cx5="http://schemas.microsoft.com/office/drawing/2016/5/11/chartex" xmlns:cx6="http://schemas.microsoft.com/office/drawing/2016/5/12/chartex" xmlns:cx7="http://schemas.microsoft.com/office/drawing/2016/5/13/chartex" xmlns:cx8="http://schemas.microsoft.com/office/drawing/2016/5/14/chartex" xmlns:mc="http://schemas.openxmlformats.org/markup-compatibility/2006" xmlns:aink="http://schemas.microsoft.com/office/drawing/2016/ink" xmlns:am3d="http://schemas.microsoft.com/office/drawing/2017/model3d" xmlns:o="urn:schemas-microsoft-com:office:office" xmlns:r="http://schemas.openxmlformats.org/officeDocument/2006/relationships" xmlns:m="http://schemas.openxmlformats.org/officeDocument/2006/math" xmlns:v="urn:schemas-microsoft-com:vml" xmlns:wp14="http://schemas.microsoft.com/office/word/2010/wordprocessingDrawing" xmlns:wp="http://schemas.openxmlformats.org/drawingml/2006/wordprocessingDrawing" xmlns:w10="urn:schemas-microsoft-com:office:word" xmlns:w="http://schemas.openxmlformats.org/wordprocessingml/2006/main" xmlns:w14="http://schemas.microsoft.com/office/word/2010/wordml" xmlns:w15="http://schemas.microsoft.com/office/word/2012/wordml" xmlns:w16cex="http://schemas.microsoft.com/office/word/2018/wordml/cex" xmlns:w16cid="http://schemas.microsoft.com/office/word/2016/wordml/cid" xmlns:w16="http://schemas.microsoft.com/office/word/2018/wordml" xmlns:w16sdtdh="http://schemas.microsoft.com/office/word/2020/wordml/sdtdatahash" xmlns:w16se="http://schemas.microsoft.com/office/word/2015/wordml/symex" xmlns:wpg="http://schemas.microsoft.com/office/word/2010/wordprocessingGroup" xmlns:wpi="http://schemas.microsoft.com/office/word/2010/wordprocessingInk" xmlns:wne="http://schemas.microsoft.com/office/word/2006/wordml" xmlns:wps="http://schemas.microsoft.com/office/word/2010/wordprocessingShape" mc:Ignorable="w14 w15 w16se w16cid w16 w16cex w16sdtdh wp14">
-  <w:p>
-    <w:pPr>
-      <w:pStyle w:val="Header"/>
-    </w:pPr>
-  </w:p>
-</w:hdr>
 </file>
 
 <file path=word/numbering.xml><?xml version="1.0" encoding="utf-8"?>
@@ -7162,7 +7319,7 @@
       <w:docPartBody>
         <w:p>
           <w:pPr>
-            <w:pStyle w:val="3C51D371244C4D18AA8A89DB62DED782"/>
+            <w:pStyle w:val="3C51D371244C4D18AA8A89DB62DED7821"/>
           </w:pPr>
           <w:r>
             <w:rPr>
@@ -7194,7 +7351,7 @@
       <w:docPartBody>
         <w:p>
           <w:pPr>
-            <w:pStyle w:val="DCE06A566B6A4CB3828C398E8B661D83"/>
+            <w:pStyle w:val="DCE06A566B6A4CB3828C398E8B661D831"/>
           </w:pPr>
           <w:r>
             <w:rPr>
@@ -7225,7 +7382,7 @@
       <w:docPartBody>
         <w:p>
           <w:pPr>
-            <w:pStyle w:val="06B8F59F36A54EC096C3AF659F2ADA19"/>
+            <w:pStyle w:val="06B8F59F36A54EC096C3AF659F2ADA191"/>
           </w:pPr>
           <w:r>
             <w:rPr>
@@ -7255,7 +7412,7 @@
       <w:docPartBody>
         <w:p>
           <w:pPr>
-            <w:pStyle w:val="A6983B515BA9432AA6CFEC8362A24478"/>
+            <w:pStyle w:val="A6983B515BA9432AA6CFEC8362A244781"/>
           </w:pPr>
           <w:r>
             <w:rPr>
@@ -7284,7 +7441,7 @@
       <w:docPartBody>
         <w:p>
           <w:pPr>
-            <w:pStyle w:val="5C29C54541614AB4B36209C014760B03"/>
+            <w:pStyle w:val="5C29C54541614AB4B36209C014760B031"/>
           </w:pPr>
           <w:r>
             <w:rPr>
@@ -7314,7 +7471,7 @@
       <w:docPartBody>
         <w:p>
           <w:pPr>
-            <w:pStyle w:val="CF01C4F4D3BE4C58A7642594BBEB44A2"/>
+            <w:pStyle w:val="CF01C4F4D3BE4C58A7642594BBEB44A21"/>
           </w:pPr>
           <w:r>
             <w:rPr>
@@ -7343,7 +7500,7 @@
       <w:docPartBody>
         <w:p>
           <w:pPr>
-            <w:pStyle w:val="2BCD6F010600463D8BE0146C14CF16D7"/>
+            <w:pStyle w:val="2BCD6F010600463D8BE0146C14CF16D71"/>
           </w:pPr>
           <w:r>
             <w:rPr>
@@ -7373,7 +7530,7 @@
       <w:docPartBody>
         <w:p>
           <w:pPr>
-            <w:pStyle w:val="35C0BB7B77F54014BB468B7A716EBA4D"/>
+            <w:pStyle w:val="35C0BB7B77F54014BB468B7A716EBA4D1"/>
           </w:pPr>
           <w:r>
             <w:rPr>
@@ -7404,7 +7561,7 @@
       <w:docPartBody>
         <w:p>
           <w:pPr>
-            <w:pStyle w:val="2D10359A02224706B30FF3D1427A46CC"/>
+            <w:pStyle w:val="2D10359A02224706B30FF3D1427A46CC1"/>
           </w:pPr>
           <w:r>
             <w:rPr>
@@ -7433,7 +7590,7 @@
       <w:docPartBody>
         <w:p>
           <w:pPr>
-            <w:pStyle w:val="9EE6A410E46E484D832EE3D6F458F913"/>
+            <w:pStyle w:val="9EE6A410E46E484D832EE3D6F458F9131"/>
           </w:pPr>
           <w:r>
             <w:rPr>
@@ -7462,7 +7619,7 @@
       <w:docPartBody>
         <w:p>
           <w:pPr>
-            <w:pStyle w:val="5A6D68353161404D8020799FA59BD52D"/>
+            <w:pStyle w:val="5A6D68353161404D8020799FA59BD52D1"/>
           </w:pPr>
           <w:r>
             <w:rPr>
@@ -7491,100 +7648,13 @@
       <w:docPartBody>
         <w:p>
           <w:pPr>
-            <w:pStyle w:val="02ABC3E7E1D84DDD98A3AA83D359A3C1"/>
+            <w:pStyle w:val="02ABC3E7E1D84DDD98A3AA83D359A3C11"/>
           </w:pPr>
           <w:r>
             <w:rPr>
               <w:sz w:val="20"/>
             </w:rPr>
             <w:t>SourceSelection</w:t>
-          </w:r>
-        </w:p>
-      </w:docPartBody>
-    </w:docPart>
-    <w:docPart>
-      <w:docPartPr>
-        <w:name w:val="CA82DD6241384C818C8BF61861CDABE0"/>
-        <w:category>
-          <w:name w:val="General"/>
-          <w:gallery w:val="placeholder"/>
-        </w:category>
-        <w:types>
-          <w:type w:val="bbPlcHdr"/>
-        </w:types>
-        <w:behaviors>
-          <w:behavior w:val="content"/>
-        </w:behaviors>
-        <w:guid w:val="{53C34FFE-CB58-472B-9ED3-9F259B5D8079}"/>
-      </w:docPartPr>
-      <w:docPartBody>
-        <w:p>
-          <w:pPr>
-            <w:pStyle w:val="CA82DD6241384C818C8BF61861CDABE0"/>
-          </w:pPr>
-          <w:r>
-            <w:rPr>
-              <w:sz w:val="20"/>
-            </w:rPr>
-            <w:t>Supplier</w:t>
-          </w:r>
-        </w:p>
-      </w:docPartBody>
-    </w:docPart>
-    <w:docPart>
-      <w:docPartPr>
-        <w:name w:val="DE29BAE756844C0A896C572548D472C0"/>
-        <w:category>
-          <w:name w:val="General"/>
-          <w:gallery w:val="placeholder"/>
-        </w:category>
-        <w:types>
-          <w:type w:val="bbPlcHdr"/>
-        </w:types>
-        <w:behaviors>
-          <w:behavior w:val="content"/>
-        </w:behaviors>
-        <w:guid w:val="{5ABAFED7-FD5F-4F23-BA96-CB475BBE5CEB}"/>
-      </w:docPartPr>
-      <w:docPartBody>
-        <w:p>
-          <w:pPr>
-            <w:pStyle w:val="DE29BAE756844C0A896C572548D472C0"/>
-          </w:pPr>
-          <w:r>
-            <w:rPr>
-              <w:sz w:val="20"/>
-            </w:rPr>
-            <w:t>RFP</w:t>
-          </w:r>
-        </w:p>
-      </w:docPartBody>
-    </w:docPart>
-    <w:docPart>
-      <w:docPartPr>
-        <w:name w:val="3CD385EBACBB4BF5A95C1422AC098889"/>
-        <w:category>
-          <w:name w:val="General"/>
-          <w:gallery w:val="placeholder"/>
-        </w:category>
-        <w:types>
-          <w:type w:val="bbPlcHdr"/>
-        </w:types>
-        <w:behaviors>
-          <w:behavior w:val="content"/>
-        </w:behaviors>
-        <w:guid w:val="{380E055D-8F46-478C-947B-9502E9400C0A}"/>
-      </w:docPartPr>
-      <w:docPartBody>
-        <w:p>
-          <w:pPr>
-            <w:pStyle w:val="3CD385EBACBB4BF5A95C1422AC098889"/>
-          </w:pPr>
-          <w:r>
-            <w:rPr>
-              <w:sz w:val="20"/>
-            </w:rPr>
-            <w:t>POP</w:t>
           </w:r>
         </w:p>
       </w:docPartBody>
@@ -7607,7 +7677,7 @@
       <w:docPartBody>
         <w:p>
           <w:pPr>
-            <w:pStyle w:val="650D63D5E8EE41A4A4DB7D99A1A86B66"/>
+            <w:pStyle w:val="650D63D5E8EE41A4A4DB7D99A1A86B661"/>
           </w:pPr>
           <w:r>
             <w:rPr>
@@ -7636,7 +7706,7 @@
       <w:docPartBody>
         <w:p>
           <w:pPr>
-            <w:pStyle w:val="0C083C1E24AF40DF8C7BBD858E651F98"/>
+            <w:pStyle w:val="0C083C1E24AF40DF8C7BBD858E651F981"/>
           </w:pPr>
           <w:r>
             <w:rPr>
@@ -7666,7 +7736,7 @@
       <w:docPartBody>
         <w:p>
           <w:pPr>
-            <w:pStyle w:val="960D99237C084AC7A5F3B97D76AA0295"/>
+            <w:pStyle w:val="960D99237C084AC7A5F3B97D76AA02951"/>
           </w:pPr>
           <w:r>
             <w:rPr>
@@ -7695,7 +7765,7 @@
       <w:docPartBody>
         <w:p>
           <w:pPr>
-            <w:pStyle w:val="AA4B000B5F044625B216DDE768A270CA"/>
+            <w:pStyle w:val="AA4B000B5F044625B216DDE768A270CA1"/>
           </w:pPr>
           <w:r>
             <w:rPr>
@@ -7724,7 +7794,7 @@
       <w:docPartBody>
         <w:p>
           <w:pPr>
-            <w:pStyle w:val="CE29DF205FAD404FA992B54BCCAAF14F"/>
+            <w:pStyle w:val="CE29DF205FAD404FA992B54BCCAAF14F1"/>
           </w:pPr>
           <w:r>
             <w:rPr>
@@ -7755,7 +7825,7 @@
       <w:docPartBody>
         <w:p>
           <w:pPr>
-            <w:pStyle w:val="2B0E99F1A0714AFAAAD2B967640AF6E6"/>
+            <w:pStyle w:val="2B0E99F1A0714AFAAAD2B967640AF6E61"/>
           </w:pPr>
           <w:r>
             <w:rPr>
@@ -7786,7 +7856,7 @@
       <w:docPartBody>
         <w:p>
           <w:pPr>
-            <w:pStyle w:val="E38DBD5D0C2F418096E3BED22BACBEBA"/>
+            <w:pStyle w:val="E38DBD5D0C2F418096E3BED22BACBEBA1"/>
           </w:pPr>
           <w:r>
             <w:rPr>
@@ -7816,7 +7886,7 @@
       <w:docPartBody>
         <w:p>
           <w:pPr>
-            <w:pStyle w:val="97259849AFB349A3B09A844EE4C5B466"/>
+            <w:pStyle w:val="97259849AFB349A3B09A844EE4C5B4661"/>
           </w:pPr>
           <w:r>
             <w:rPr>
@@ -7846,7 +7916,7 @@
       <w:docPartBody>
         <w:p>
           <w:pPr>
-            <w:pStyle w:val="5F1E69B4ABE343E7B3A4886CE0A3B8E6"/>
+            <w:pStyle w:val="5F1E69B4ABE343E7B3A4886CE0A3B8E61"/>
           </w:pPr>
           <w:r>
             <w:rPr>
@@ -8015,7 +8085,7 @@
       <w:docPartBody>
         <w:p>
           <w:pPr>
-            <w:pStyle w:val="362DB8B0D56240B292FD8AA345851FB6"/>
+            <w:pStyle w:val="362DB8B0D56240B292FD8AA345851FB61"/>
           </w:pPr>
           <w:r>
             <w:rPr>
@@ -8045,7 +8115,7 @@
       <w:docPartBody>
         <w:p>
           <w:pPr>
-            <w:pStyle w:val="2EADCBB08BC6479D948516FC0B012D18"/>
+            <w:pStyle w:val="2EADCBB08BC6479D948516FC0B012D181"/>
           </w:pPr>
           <w:r>
             <w:rPr>
@@ -8074,7 +8144,7 @@
       <w:docPartBody>
         <w:p>
           <w:pPr>
-            <w:pStyle w:val="6019D068AD7940F6A066B0EBAB40D7BA"/>
+            <w:pStyle w:val="6019D068AD7940F6A066B0EBAB40D7BA1"/>
           </w:pPr>
           <w:r>
             <w:rPr>
@@ -8104,7 +8174,7 @@
       <w:docPartBody>
         <w:p>
           <w:pPr>
-            <w:pStyle w:val="F393672CD99D4555816A23E5886E2327"/>
+            <w:pStyle w:val="F393672CD99D4555816A23E5886E23271"/>
           </w:pPr>
           <w:r>
             <w:rPr>
@@ -8136,7 +8206,7 @@
       <w:docPartBody>
         <w:p>
           <w:pPr>
-            <w:pStyle w:val="30F99A229E124EE294268C7BB07E7919"/>
+            <w:pStyle w:val="30F99A229E124EE294268C7BB07E79191"/>
           </w:pPr>
           <w:r>
             <w:rPr>
@@ -8166,7 +8236,7 @@
       <w:docPartBody>
         <w:p>
           <w:pPr>
-            <w:pStyle w:val="29F6C8F05FCF47999777CB15AA70B790"/>
+            <w:pStyle w:val="29F6C8F05FCF47999777CB15AA70B7901"/>
           </w:pPr>
           <w:r>
             <w:rPr>
@@ -8196,7 +8266,7 @@
       <w:docPartBody>
         <w:p>
           <w:pPr>
-            <w:pStyle w:val="C27700D16ED9448787CE1EF74661419C"/>
+            <w:pStyle w:val="C27700D16ED9448787CE1EF74661419C1"/>
           </w:pPr>
           <w:r>
             <w:rPr>
@@ -8226,7 +8296,7 @@
       <w:docPartBody>
         <w:p>
           <w:pPr>
-            <w:pStyle w:val="4B2DF1FDE8B74601B70170992E70A693"/>
+            <w:pStyle w:val="4B2DF1FDE8B74601B70170992E70A6931"/>
           </w:pPr>
           <w:r>
             <w:rPr>
@@ -8256,7 +8326,7 @@
       <w:docPartBody>
         <w:p>
           <w:pPr>
-            <w:pStyle w:val="5B4F51D3217A49DD952A6A016B67B6B4"/>
+            <w:pStyle w:val="5B4F51D3217A49DD952A6A016B67B6B41"/>
           </w:pPr>
           <w:r>
             <w:rPr>
@@ -8285,7 +8355,7 @@
       <w:docPartBody>
         <w:p>
           <w:pPr>
-            <w:pStyle w:val="1172965E6EB5428B9EEE3697A16A64A2"/>
+            <w:pStyle w:val="1172965E6EB5428B9EEE3697A16A64A21"/>
           </w:pPr>
           <w:r>
             <w:rPr>
@@ -8314,7 +8384,7 @@
       <w:docPartBody>
         <w:p>
           <w:pPr>
-            <w:pStyle w:val="ED0F1D3A967E44DEACA6FAB777F42C38"/>
+            <w:pStyle w:val="ED0F1D3A967E44DEACA6FAB777F42C381"/>
           </w:pPr>
           <w:r>
             <w:rPr>
@@ -8343,7 +8413,7 @@
       <w:docPartBody>
         <w:p>
           <w:pPr>
-            <w:pStyle w:val="74EC21933C7348BEBE4EF4FACE81684C"/>
+            <w:pStyle w:val="74EC21933C7348BEBE4EF4FACE81684C1"/>
           </w:pPr>
           <w:r>
             <w:rPr>
@@ -8372,7 +8442,7 @@
       <w:docPartBody>
         <w:p>
           <w:pPr>
-            <w:pStyle w:val="3A48DB68078D41DDB3FA347D69C88457"/>
+            <w:pStyle w:val="3A48DB68078D41DDB3FA347D69C884571"/>
           </w:pPr>
           <w:r>
             <w:rPr>
@@ -8401,7 +8471,7 @@
       <w:docPartBody>
         <w:p>
           <w:pPr>
-            <w:pStyle w:val="8709F89835BF45559EBBDE082AFEFB13"/>
+            <w:pStyle w:val="8709F89835BF45559EBBDE082AFEFB131"/>
           </w:pPr>
           <w:r>
             <w:rPr>
@@ -8430,7 +8500,7 @@
       <w:docPartBody>
         <w:p>
           <w:pPr>
-            <w:pStyle w:val="137428D61C6640268F56BB76B9153C14"/>
+            <w:pStyle w:val="137428D61C6640268F56BB76B9153C141"/>
           </w:pPr>
           <w:r>
             <w:rPr>
@@ -8459,7 +8529,7 @@
       <w:docPartBody>
         <w:p>
           <w:pPr>
-            <w:pStyle w:val="109EBDB68ACB4F68AA508E059E90054B"/>
+            <w:pStyle w:val="109EBDB68ACB4F68AA508E059E90054B1"/>
           </w:pPr>
           <w:r>
             <w:rPr>
@@ -8493,6 +8563,160 @@
               <w:rStyle w:val="PlaceholderText"/>
             </w:rPr>
             <w:t>Click or tap here to enter text.</w:t>
+          </w:r>
+        </w:p>
+      </w:docPartBody>
+    </w:docPart>
+    <w:docPart>
+      <w:docPartPr>
+        <w:name w:val="6C7BD504256E4E9EADBEC7BA8B1A74F9"/>
+        <w:category>
+          <w:name w:val="General"/>
+          <w:gallery w:val="placeholder"/>
+        </w:category>
+        <w:types>
+          <w:type w:val="bbPlcHdr"/>
+        </w:types>
+        <w:behaviors>
+          <w:behavior w:val="content"/>
+        </w:behaviors>
+        <w:guid w:val="{2A1EF2B4-731B-4BDB-9754-49D63B3E7363}"/>
+      </w:docPartPr>
+      <w:docPartBody>
+        <w:p>
+          <w:pPr>
+            <w:pStyle w:val="6C7BD504256E4E9EADBEC7BA8B1A74F91"/>
+          </w:pPr>
+          <w:r>
+            <w:rPr>
+              <w:sz w:val="20"/>
+            </w:rPr>
+            <w:t>Supplier</w:t>
+          </w:r>
+        </w:p>
+      </w:docPartBody>
+    </w:docPart>
+    <w:docPart>
+      <w:docPartPr>
+        <w:name w:val="D88983D138B740F5B28E16F81607C536"/>
+        <w:category>
+          <w:name w:val="General"/>
+          <w:gallery w:val="placeholder"/>
+        </w:category>
+        <w:types>
+          <w:type w:val="bbPlcHdr"/>
+        </w:types>
+        <w:behaviors>
+          <w:behavior w:val="content"/>
+        </w:behaviors>
+        <w:guid w:val="{49EFDF92-F99C-42B6-87AF-E83D5B25EB0B}"/>
+      </w:docPartPr>
+      <w:docPartBody>
+        <w:p>
+          <w:pPr>
+            <w:pStyle w:val="D88983D138B740F5B28E16F81607C5361"/>
+          </w:pPr>
+          <w:r>
+            <w:rPr>
+              <w:sz w:val="20"/>
+            </w:rPr>
+            <w:t>RFP</w:t>
+          </w:r>
+        </w:p>
+      </w:docPartBody>
+    </w:docPart>
+    <w:docPart>
+      <w:docPartPr>
+        <w:name w:val="A339B0993384496D9F46338A0DB34EBA"/>
+        <w:category>
+          <w:name w:val="General"/>
+          <w:gallery w:val="placeholder"/>
+        </w:category>
+        <w:types>
+          <w:type w:val="bbPlcHdr"/>
+        </w:types>
+        <w:behaviors>
+          <w:behavior w:val="content"/>
+        </w:behaviors>
+        <w:guid w:val="{578B1BF4-BE27-4270-BFC0-DE3E47BFA61E}"/>
+      </w:docPartPr>
+      <w:docPartBody>
+        <w:p>
+          <w:pPr>
+            <w:pStyle w:val="A339B0993384496D9F46338A0DB34EBA1"/>
+          </w:pPr>
+          <w:r>
+            <w:rPr>
+              <w:sz w:val="20"/>
+            </w:rPr>
+            <w:t>POP</w:t>
+          </w:r>
+        </w:p>
+      </w:docPartBody>
+    </w:docPart>
+    <w:docPart>
+      <w:docPartPr>
+        <w:name w:val="5351683E7BB14F84A9CA6DF8D70247B9"/>
+        <w:category>
+          <w:name w:val="General"/>
+          <w:gallery w:val="placeholder"/>
+        </w:category>
+        <w:types>
+          <w:type w:val="bbPlcHdr"/>
+        </w:types>
+        <w:behaviors>
+          <w:behavior w:val="content"/>
+        </w:behaviors>
+        <w:guid w:val="{39AD2046-76DC-4FDC-A666-A18FF467BCE9}"/>
+      </w:docPartPr>
+      <w:docPartBody>
+        <w:p>
+          <w:pPr>
+            <w:pStyle w:val="5351683E7BB14F84A9CA6DF8D70247B91"/>
+          </w:pPr>
+          <w:r>
+            <w:rPr>
+              <w:bCs/>
+              <w:sz w:val="20"/>
+            </w:rPr>
+            <w:t>VendorId</w:t>
+          </w:r>
+        </w:p>
+      </w:docPartBody>
+    </w:docPart>
+    <w:docPart>
+      <w:docPartPr>
+        <w:name w:val="6859D490E51C4F81844F7CA23DFC359D"/>
+        <w:category>
+          <w:name w:val="General"/>
+          <w:gallery w:val="placeholder"/>
+        </w:category>
+        <w:types>
+          <w:type w:val="bbPlcHdr"/>
+        </w:types>
+        <w:behaviors>
+          <w:behavior w:val="content"/>
+        </w:behaviors>
+        <w:guid w:val="{84E3E438-E0F4-4635-8587-BF76B5C70360}"/>
+      </w:docPartPr>
+      <w:docPartBody>
+        <w:p>
+          <w:pPr>
+            <w:pStyle w:val="6859D490E51C4F81844F7CA23DFC359D1"/>
+          </w:pPr>
+          <w:r>
+            <w:rPr>
+              <w:bCs/>
+              <w:sz w:val="20"/>
+            </w:rPr>
+            <w:t>SP</w:t>
+          </w:r>
+          <w:r>
+            <w:rPr>
+              <w:bCs/>
+              <w:sz w:val="20"/>
+            </w:rPr>
+            <w:t>V</w:t>
           </w:r>
         </w:p>
       </w:docPartBody>
@@ -8603,6 +8827,7 @@
     <w:rsid w:val="00153516"/>
     <w:rsid w:val="00194A82"/>
     <w:rsid w:val="001E6F94"/>
+    <w:rsid w:val="001E7F0F"/>
     <w:rsid w:val="001F05C0"/>
     <w:rsid w:val="0020346C"/>
     <w:rsid w:val="002963C8"/>
@@ -8617,8 +8842,10 @@
     <w:rsid w:val="00545DF2"/>
     <w:rsid w:val="00592770"/>
     <w:rsid w:val="00605A78"/>
+    <w:rsid w:val="0062217F"/>
     <w:rsid w:val="00671B35"/>
     <w:rsid w:val="0069327E"/>
+    <w:rsid w:val="006F30E4"/>
     <w:rsid w:val="007E593E"/>
     <w:rsid w:val="0080343E"/>
     <w:rsid w:val="00810A8C"/>
@@ -8639,6 +8866,7 @@
     <w:rsid w:val="00A140EE"/>
     <w:rsid w:val="00A477E4"/>
     <w:rsid w:val="00A52318"/>
+    <w:rsid w:val="00A64C5C"/>
     <w:rsid w:val="00A9690C"/>
     <w:rsid w:val="00AD31B5"/>
     <w:rsid w:val="00B33741"/>
@@ -8659,6 +8887,7 @@
     <w:rsid w:val="00CD068B"/>
     <w:rsid w:val="00CF022D"/>
     <w:rsid w:val="00D35C1F"/>
+    <w:rsid w:val="00D82260"/>
     <w:rsid w:val="00D91C33"/>
     <w:rsid w:val="00DA3FA8"/>
     <w:rsid w:val="00DB3276"/>
@@ -9127,14 +9356,14 @@
     <w:basedOn w:val="DefaultParagraphFont"/>
     <w:uiPriority w:val="99"/>
     <w:semiHidden/>
-    <w:rsid w:val="00C97527"/>
+    <w:rsid w:val="00A64C5C"/>
     <w:rPr>
       <w:color w:val="808080"/>
     </w:rPr>
   </w:style>
-  <w:style w:type="paragraph" w:customStyle="1" w:styleId="3C51D371244C4D18AA8A89DB62DED782">
-    <w:name w:val="3C51D371244C4D18AA8A89DB62DED782"/>
-    <w:rsid w:val="00C97527"/>
+  <w:style w:type="paragraph" w:customStyle="1" w:styleId="3C51D371244C4D18AA8A89DB62DED7821">
+    <w:name w:val="3C51D371244C4D18AA8A89DB62DED7821"/>
+    <w:rsid w:val="00A64C5C"/>
     <w:pPr>
       <w:spacing w:after="120" w:line="240" w:lineRule="auto"/>
     </w:pPr>
@@ -9144,9 +9373,9 @@
       <w:szCs w:val="24"/>
     </w:rPr>
   </w:style>
-  <w:style w:type="paragraph" w:customStyle="1" w:styleId="DCE06A566B6A4CB3828C398E8B661D83">
-    <w:name w:val="DCE06A566B6A4CB3828C398E8B661D83"/>
-    <w:rsid w:val="00C97527"/>
+  <w:style w:type="paragraph" w:customStyle="1" w:styleId="DCE06A566B6A4CB3828C398E8B661D831">
+    <w:name w:val="DCE06A566B6A4CB3828C398E8B661D831"/>
+    <w:rsid w:val="00A64C5C"/>
     <w:pPr>
       <w:spacing w:after="120" w:line="240" w:lineRule="auto"/>
     </w:pPr>
@@ -9156,9 +9385,9 @@
       <w:szCs w:val="24"/>
     </w:rPr>
   </w:style>
-  <w:style w:type="paragraph" w:customStyle="1" w:styleId="CA82DD6241384C818C8BF61861CDABE0">
-    <w:name w:val="CA82DD6241384C818C8BF61861CDABE0"/>
-    <w:rsid w:val="00C97527"/>
+  <w:style w:type="paragraph" w:customStyle="1" w:styleId="6C7BD504256E4E9EADBEC7BA8B1A74F91">
+    <w:name w:val="6C7BD504256E4E9EADBEC7BA8B1A74F91"/>
+    <w:rsid w:val="00A64C5C"/>
     <w:pPr>
       <w:spacing w:before="40" w:after="40" w:line="240" w:lineRule="auto"/>
     </w:pPr>
@@ -9168,9 +9397,9 @@
       <w:szCs w:val="20"/>
     </w:rPr>
   </w:style>
-  <w:style w:type="paragraph" w:customStyle="1" w:styleId="DE29BAE756844C0A896C572548D472C0">
-    <w:name w:val="DE29BAE756844C0A896C572548D472C0"/>
-    <w:rsid w:val="00C97527"/>
+  <w:style w:type="paragraph" w:customStyle="1" w:styleId="5351683E7BB14F84A9CA6DF8D70247B91">
+    <w:name w:val="5351683E7BB14F84A9CA6DF8D70247B91"/>
+    <w:rsid w:val="00A64C5C"/>
     <w:pPr>
       <w:spacing w:before="40" w:after="40" w:line="240" w:lineRule="auto"/>
     </w:pPr>
@@ -9180,9 +9409,9 @@
       <w:szCs w:val="20"/>
     </w:rPr>
   </w:style>
-  <w:style w:type="paragraph" w:customStyle="1" w:styleId="3CD385EBACBB4BF5A95C1422AC098889">
-    <w:name w:val="3CD385EBACBB4BF5A95C1422AC098889"/>
-    <w:rsid w:val="00C97527"/>
+  <w:style w:type="paragraph" w:customStyle="1" w:styleId="D88983D138B740F5B28E16F81607C5361">
+    <w:name w:val="D88983D138B740F5B28E16F81607C5361"/>
+    <w:rsid w:val="00A64C5C"/>
     <w:pPr>
       <w:spacing w:before="40" w:after="40" w:line="240" w:lineRule="auto"/>
     </w:pPr>
@@ -9192,9 +9421,9 @@
       <w:szCs w:val="20"/>
     </w:rPr>
   </w:style>
-  <w:style w:type="paragraph" w:customStyle="1" w:styleId="06B8F59F36A54EC096C3AF659F2ADA19">
-    <w:name w:val="06B8F59F36A54EC096C3AF659F2ADA19"/>
-    <w:rsid w:val="00C97527"/>
+  <w:style w:type="paragraph" w:customStyle="1" w:styleId="A339B0993384496D9F46338A0DB34EBA1">
+    <w:name w:val="A339B0993384496D9F46338A0DB34EBA1"/>
+    <w:rsid w:val="00A64C5C"/>
     <w:pPr>
       <w:spacing w:before="40" w:after="40" w:line="240" w:lineRule="auto"/>
     </w:pPr>
@@ -9204,9 +9433,9 @@
       <w:szCs w:val="20"/>
     </w:rPr>
   </w:style>
-  <w:style w:type="paragraph" w:customStyle="1" w:styleId="A6983B515BA9432AA6CFEC8362A24478">
-    <w:name w:val="A6983B515BA9432AA6CFEC8362A24478"/>
-    <w:rsid w:val="00C97527"/>
+  <w:style w:type="paragraph" w:customStyle="1" w:styleId="06B8F59F36A54EC096C3AF659F2ADA191">
+    <w:name w:val="06B8F59F36A54EC096C3AF659F2ADA191"/>
+    <w:rsid w:val="00A64C5C"/>
     <w:pPr>
       <w:spacing w:before="40" w:after="40" w:line="240" w:lineRule="auto"/>
     </w:pPr>
@@ -9216,9 +9445,9 @@
       <w:szCs w:val="20"/>
     </w:rPr>
   </w:style>
-  <w:style w:type="paragraph" w:customStyle="1" w:styleId="5C29C54541614AB4B36209C014760B03">
-    <w:name w:val="5C29C54541614AB4B36209C014760B03"/>
-    <w:rsid w:val="00C97527"/>
+  <w:style w:type="paragraph" w:customStyle="1" w:styleId="A6983B515BA9432AA6CFEC8362A244781">
+    <w:name w:val="A6983B515BA9432AA6CFEC8362A244781"/>
+    <w:rsid w:val="00A64C5C"/>
     <w:pPr>
       <w:spacing w:before="40" w:after="40" w:line="240" w:lineRule="auto"/>
     </w:pPr>
@@ -9228,9 +9457,9 @@
       <w:szCs w:val="20"/>
     </w:rPr>
   </w:style>
-  <w:style w:type="paragraph" w:customStyle="1" w:styleId="CF01C4F4D3BE4C58A7642594BBEB44A2">
-    <w:name w:val="CF01C4F4D3BE4C58A7642594BBEB44A2"/>
-    <w:rsid w:val="00C97527"/>
+  <w:style w:type="paragraph" w:customStyle="1" w:styleId="5C29C54541614AB4B36209C014760B031">
+    <w:name w:val="5C29C54541614AB4B36209C014760B031"/>
+    <w:rsid w:val="00A64C5C"/>
     <w:pPr>
       <w:spacing w:before="40" w:after="40" w:line="240" w:lineRule="auto"/>
     </w:pPr>
@@ -9240,9 +9469,9 @@
       <w:szCs w:val="20"/>
     </w:rPr>
   </w:style>
-  <w:style w:type="paragraph" w:customStyle="1" w:styleId="650D63D5E8EE41A4A4DB7D99A1A86B66">
-    <w:name w:val="650D63D5E8EE41A4A4DB7D99A1A86B66"/>
-    <w:rsid w:val="00C97527"/>
+  <w:style w:type="paragraph" w:customStyle="1" w:styleId="6859D490E51C4F81844F7CA23DFC359D1">
+    <w:name w:val="6859D490E51C4F81844F7CA23DFC359D1"/>
+    <w:rsid w:val="00A64C5C"/>
     <w:pPr>
       <w:spacing w:before="40" w:after="40" w:line="240" w:lineRule="auto"/>
     </w:pPr>
@@ -9252,9 +9481,9 @@
       <w:szCs w:val="20"/>
     </w:rPr>
   </w:style>
-  <w:style w:type="paragraph" w:customStyle="1" w:styleId="0C083C1E24AF40DF8C7BBD858E651F98">
-    <w:name w:val="0C083C1E24AF40DF8C7BBD858E651F98"/>
-    <w:rsid w:val="00C97527"/>
+  <w:style w:type="paragraph" w:customStyle="1" w:styleId="CF01C4F4D3BE4C58A7642594BBEB44A21">
+    <w:name w:val="CF01C4F4D3BE4C58A7642594BBEB44A21"/>
+    <w:rsid w:val="00A64C5C"/>
     <w:pPr>
       <w:spacing w:before="40" w:after="40" w:line="240" w:lineRule="auto"/>
     </w:pPr>
@@ -9264,9 +9493,9 @@
       <w:szCs w:val="20"/>
     </w:rPr>
   </w:style>
-  <w:style w:type="paragraph" w:customStyle="1" w:styleId="960D99237C084AC7A5F3B97D76AA0295">
-    <w:name w:val="960D99237C084AC7A5F3B97D76AA0295"/>
-    <w:rsid w:val="00C97527"/>
+  <w:style w:type="paragraph" w:customStyle="1" w:styleId="650D63D5E8EE41A4A4DB7D99A1A86B661">
+    <w:name w:val="650D63D5E8EE41A4A4DB7D99A1A86B661"/>
+    <w:rsid w:val="00A64C5C"/>
     <w:pPr>
       <w:spacing w:before="40" w:after="40" w:line="240" w:lineRule="auto"/>
     </w:pPr>
@@ -9276,9 +9505,9 @@
       <w:szCs w:val="20"/>
     </w:rPr>
   </w:style>
-  <w:style w:type="paragraph" w:customStyle="1" w:styleId="AA4B000B5F044625B216DDE768A270CA">
-    <w:name w:val="AA4B000B5F044625B216DDE768A270CA"/>
-    <w:rsid w:val="00C97527"/>
+  <w:style w:type="paragraph" w:customStyle="1" w:styleId="0C083C1E24AF40DF8C7BBD858E651F981">
+    <w:name w:val="0C083C1E24AF40DF8C7BBD858E651F981"/>
+    <w:rsid w:val="00A64C5C"/>
     <w:pPr>
       <w:spacing w:before="40" w:after="40" w:line="240" w:lineRule="auto"/>
     </w:pPr>
@@ -9288,9 +9517,9 @@
       <w:szCs w:val="20"/>
     </w:rPr>
   </w:style>
-  <w:style w:type="paragraph" w:customStyle="1" w:styleId="CE29DF205FAD404FA992B54BCCAAF14F">
-    <w:name w:val="CE29DF205FAD404FA992B54BCCAAF14F"/>
-    <w:rsid w:val="00C97527"/>
+  <w:style w:type="paragraph" w:customStyle="1" w:styleId="960D99237C084AC7A5F3B97D76AA02951">
+    <w:name w:val="960D99237C084AC7A5F3B97D76AA02951"/>
+    <w:rsid w:val="00A64C5C"/>
     <w:pPr>
       <w:spacing w:before="40" w:after="40" w:line="240" w:lineRule="auto"/>
     </w:pPr>
@@ -9300,9 +9529,9 @@
       <w:szCs w:val="20"/>
     </w:rPr>
   </w:style>
-  <w:style w:type="paragraph" w:customStyle="1" w:styleId="2B0E99F1A0714AFAAAD2B967640AF6E6">
-    <w:name w:val="2B0E99F1A0714AFAAAD2B967640AF6E6"/>
-    <w:rsid w:val="00C97527"/>
+  <w:style w:type="paragraph" w:customStyle="1" w:styleId="AA4B000B5F044625B216DDE768A270CA1">
+    <w:name w:val="AA4B000B5F044625B216DDE768A270CA1"/>
+    <w:rsid w:val="00A64C5C"/>
     <w:pPr>
       <w:spacing w:before="40" w:after="40" w:line="240" w:lineRule="auto"/>
     </w:pPr>
@@ -9312,9 +9541,9 @@
       <w:szCs w:val="20"/>
     </w:rPr>
   </w:style>
-  <w:style w:type="paragraph" w:customStyle="1" w:styleId="E38DBD5D0C2F418096E3BED22BACBEBA">
-    <w:name w:val="E38DBD5D0C2F418096E3BED22BACBEBA"/>
-    <w:rsid w:val="00C97527"/>
+  <w:style w:type="paragraph" w:customStyle="1" w:styleId="CE29DF205FAD404FA992B54BCCAAF14F1">
+    <w:name w:val="CE29DF205FAD404FA992B54BCCAAF14F1"/>
+    <w:rsid w:val="00A64C5C"/>
     <w:pPr>
       <w:spacing w:before="40" w:after="40" w:line="240" w:lineRule="auto"/>
     </w:pPr>
@@ -9324,9 +9553,9 @@
       <w:szCs w:val="20"/>
     </w:rPr>
   </w:style>
-  <w:style w:type="paragraph" w:customStyle="1" w:styleId="97259849AFB349A3B09A844EE4C5B466">
-    <w:name w:val="97259849AFB349A3B09A844EE4C5B466"/>
-    <w:rsid w:val="00C97527"/>
+  <w:style w:type="paragraph" w:customStyle="1" w:styleId="2B0E99F1A0714AFAAAD2B967640AF6E61">
+    <w:name w:val="2B0E99F1A0714AFAAAD2B967640AF6E61"/>
+    <w:rsid w:val="00A64C5C"/>
     <w:pPr>
       <w:spacing w:before="40" w:after="40" w:line="240" w:lineRule="auto"/>
     </w:pPr>
@@ -9336,9 +9565,9 @@
       <w:szCs w:val="20"/>
     </w:rPr>
   </w:style>
-  <w:style w:type="paragraph" w:customStyle="1" w:styleId="2BCD6F010600463D8BE0146C14CF16D7">
-    <w:name w:val="2BCD6F010600463D8BE0146C14CF16D7"/>
-    <w:rsid w:val="00C97527"/>
+  <w:style w:type="paragraph" w:customStyle="1" w:styleId="E38DBD5D0C2F418096E3BED22BACBEBA1">
+    <w:name w:val="E38DBD5D0C2F418096E3BED22BACBEBA1"/>
+    <w:rsid w:val="00A64C5C"/>
     <w:pPr>
       <w:spacing w:before="40" w:after="40" w:line="240" w:lineRule="auto"/>
     </w:pPr>
@@ -9348,9 +9577,9 @@
       <w:szCs w:val="20"/>
     </w:rPr>
   </w:style>
-  <w:style w:type="paragraph" w:customStyle="1" w:styleId="5F1E69B4ABE343E7B3A4886CE0A3B8E6">
-    <w:name w:val="5F1E69B4ABE343E7B3A4886CE0A3B8E6"/>
-    <w:rsid w:val="00C97527"/>
+  <w:style w:type="paragraph" w:customStyle="1" w:styleId="97259849AFB349A3B09A844EE4C5B4661">
+    <w:name w:val="97259849AFB349A3B09A844EE4C5B4661"/>
+    <w:rsid w:val="00A64C5C"/>
     <w:pPr>
       <w:spacing w:before="40" w:after="40" w:line="240" w:lineRule="auto"/>
     </w:pPr>
@@ -9360,9 +9589,9 @@
       <w:szCs w:val="20"/>
     </w:rPr>
   </w:style>
-  <w:style w:type="paragraph" w:customStyle="1" w:styleId="2D10359A02224706B30FF3D1427A46CC">
-    <w:name w:val="2D10359A02224706B30FF3D1427A46CC"/>
-    <w:rsid w:val="00C97527"/>
+  <w:style w:type="paragraph" w:customStyle="1" w:styleId="2BCD6F010600463D8BE0146C14CF16D71">
+    <w:name w:val="2BCD6F010600463D8BE0146C14CF16D71"/>
+    <w:rsid w:val="00A64C5C"/>
     <w:pPr>
       <w:spacing w:before="40" w:after="40" w:line="240" w:lineRule="auto"/>
     </w:pPr>
@@ -9372,9 +9601,9 @@
       <w:szCs w:val="20"/>
     </w:rPr>
   </w:style>
-  <w:style w:type="paragraph" w:customStyle="1" w:styleId="ED0F1D3A967E44DEACA6FAB777F42C38">
-    <w:name w:val="ED0F1D3A967E44DEACA6FAB777F42C38"/>
-    <w:rsid w:val="00C97527"/>
+  <w:style w:type="paragraph" w:customStyle="1" w:styleId="5F1E69B4ABE343E7B3A4886CE0A3B8E61">
+    <w:name w:val="5F1E69B4ABE343E7B3A4886CE0A3B8E61"/>
+    <w:rsid w:val="00A64C5C"/>
     <w:pPr>
       <w:spacing w:before="40" w:after="40" w:line="240" w:lineRule="auto"/>
     </w:pPr>
@@ -9384,9 +9613,9 @@
       <w:szCs w:val="20"/>
     </w:rPr>
   </w:style>
-  <w:style w:type="paragraph" w:customStyle="1" w:styleId="9EE6A410E46E484D832EE3D6F458F913">
-    <w:name w:val="9EE6A410E46E484D832EE3D6F458F913"/>
-    <w:rsid w:val="00C97527"/>
+  <w:style w:type="paragraph" w:customStyle="1" w:styleId="2D10359A02224706B30FF3D1427A46CC1">
+    <w:name w:val="2D10359A02224706B30FF3D1427A46CC1"/>
+    <w:rsid w:val="00A64C5C"/>
     <w:pPr>
       <w:spacing w:before="40" w:after="40" w:line="240" w:lineRule="auto"/>
     </w:pPr>
@@ -9396,9 +9625,9 @@
       <w:szCs w:val="20"/>
     </w:rPr>
   </w:style>
-  <w:style w:type="paragraph" w:customStyle="1" w:styleId="1172965E6EB5428B9EEE3697A16A64A2">
-    <w:name w:val="1172965E6EB5428B9EEE3697A16A64A2"/>
-    <w:rsid w:val="00C97527"/>
+  <w:style w:type="paragraph" w:customStyle="1" w:styleId="ED0F1D3A967E44DEACA6FAB777F42C381">
+    <w:name w:val="ED0F1D3A967E44DEACA6FAB777F42C381"/>
+    <w:rsid w:val="00A64C5C"/>
     <w:pPr>
       <w:spacing w:before="40" w:after="40" w:line="240" w:lineRule="auto"/>
     </w:pPr>
@@ -9408,9 +9637,9 @@
       <w:szCs w:val="20"/>
     </w:rPr>
   </w:style>
-  <w:style w:type="paragraph" w:customStyle="1" w:styleId="5A6D68353161404D8020799FA59BD52D">
-    <w:name w:val="5A6D68353161404D8020799FA59BD52D"/>
-    <w:rsid w:val="00C97527"/>
+  <w:style w:type="paragraph" w:customStyle="1" w:styleId="9EE6A410E46E484D832EE3D6F458F9131">
+    <w:name w:val="9EE6A410E46E484D832EE3D6F458F9131"/>
+    <w:rsid w:val="00A64C5C"/>
     <w:pPr>
       <w:spacing w:before="40" w:after="40" w:line="240" w:lineRule="auto"/>
     </w:pPr>
@@ -9420,9 +9649,9 @@
       <w:szCs w:val="20"/>
     </w:rPr>
   </w:style>
-  <w:style w:type="paragraph" w:customStyle="1" w:styleId="74EC21933C7348BEBE4EF4FACE81684C">
-    <w:name w:val="74EC21933C7348BEBE4EF4FACE81684C"/>
-    <w:rsid w:val="00C97527"/>
+  <w:style w:type="paragraph" w:customStyle="1" w:styleId="1172965E6EB5428B9EEE3697A16A64A21">
+    <w:name w:val="1172965E6EB5428B9EEE3697A16A64A21"/>
+    <w:rsid w:val="00A64C5C"/>
     <w:pPr>
       <w:spacing w:before="40" w:after="40" w:line="240" w:lineRule="auto"/>
     </w:pPr>
@@ -9432,9 +9661,9 @@
       <w:szCs w:val="20"/>
     </w:rPr>
   </w:style>
-  <w:style w:type="paragraph" w:customStyle="1" w:styleId="02ABC3E7E1D84DDD98A3AA83D359A3C1">
-    <w:name w:val="02ABC3E7E1D84DDD98A3AA83D359A3C1"/>
-    <w:rsid w:val="00C97527"/>
+  <w:style w:type="paragraph" w:customStyle="1" w:styleId="5A6D68353161404D8020799FA59BD52D1">
+    <w:name w:val="5A6D68353161404D8020799FA59BD52D1"/>
+    <w:rsid w:val="00A64C5C"/>
     <w:pPr>
       <w:spacing w:before="40" w:after="40" w:line="240" w:lineRule="auto"/>
     </w:pPr>
@@ -9444,9 +9673,9 @@
       <w:szCs w:val="20"/>
     </w:rPr>
   </w:style>
-  <w:style w:type="paragraph" w:customStyle="1" w:styleId="3A48DB68078D41DDB3FA347D69C88457">
-    <w:name w:val="3A48DB68078D41DDB3FA347D69C88457"/>
-    <w:rsid w:val="00C97527"/>
+  <w:style w:type="paragraph" w:customStyle="1" w:styleId="74EC21933C7348BEBE4EF4FACE81684C1">
+    <w:name w:val="74EC21933C7348BEBE4EF4FACE81684C1"/>
+    <w:rsid w:val="00A64C5C"/>
     <w:pPr>
       <w:spacing w:before="40" w:after="40" w:line="240" w:lineRule="auto"/>
     </w:pPr>
@@ -9456,9 +9685,9 @@
       <w:szCs w:val="20"/>
     </w:rPr>
   </w:style>
-  <w:style w:type="paragraph" w:customStyle="1" w:styleId="362DB8B0D56240B292FD8AA345851FB6">
-    <w:name w:val="362DB8B0D56240B292FD8AA345851FB6"/>
-    <w:rsid w:val="00C97527"/>
+  <w:style w:type="paragraph" w:customStyle="1" w:styleId="02ABC3E7E1D84DDD98A3AA83D359A3C11">
+    <w:name w:val="02ABC3E7E1D84DDD98A3AA83D359A3C11"/>
+    <w:rsid w:val="00A64C5C"/>
     <w:pPr>
       <w:spacing w:before="40" w:after="40" w:line="240" w:lineRule="auto"/>
     </w:pPr>
@@ -9468,9 +9697,9 @@
       <w:szCs w:val="20"/>
     </w:rPr>
   </w:style>
-  <w:style w:type="paragraph" w:customStyle="1" w:styleId="8709F89835BF45559EBBDE082AFEFB13">
-    <w:name w:val="8709F89835BF45559EBBDE082AFEFB13"/>
-    <w:rsid w:val="00C97527"/>
+  <w:style w:type="paragraph" w:customStyle="1" w:styleId="3A48DB68078D41DDB3FA347D69C884571">
+    <w:name w:val="3A48DB68078D41DDB3FA347D69C884571"/>
+    <w:rsid w:val="00A64C5C"/>
     <w:pPr>
       <w:spacing w:before="40" w:after="40" w:line="240" w:lineRule="auto"/>
     </w:pPr>
@@ -9480,9 +9709,9 @@
       <w:szCs w:val="20"/>
     </w:rPr>
   </w:style>
-  <w:style w:type="paragraph" w:customStyle="1" w:styleId="2EADCBB08BC6479D948516FC0B012D18">
-    <w:name w:val="2EADCBB08BC6479D948516FC0B012D18"/>
-    <w:rsid w:val="00C97527"/>
+  <w:style w:type="paragraph" w:customStyle="1" w:styleId="362DB8B0D56240B292FD8AA345851FB61">
+    <w:name w:val="362DB8B0D56240B292FD8AA345851FB61"/>
+    <w:rsid w:val="00A64C5C"/>
     <w:pPr>
       <w:spacing w:before="40" w:after="40" w:line="240" w:lineRule="auto"/>
     </w:pPr>
@@ -9492,9 +9721,9 @@
       <w:szCs w:val="20"/>
     </w:rPr>
   </w:style>
-  <w:style w:type="paragraph" w:customStyle="1" w:styleId="137428D61C6640268F56BB76B9153C14">
-    <w:name w:val="137428D61C6640268F56BB76B9153C14"/>
-    <w:rsid w:val="00C97527"/>
+  <w:style w:type="paragraph" w:customStyle="1" w:styleId="8709F89835BF45559EBBDE082AFEFB131">
+    <w:name w:val="8709F89835BF45559EBBDE082AFEFB131"/>
+    <w:rsid w:val="00A64C5C"/>
     <w:pPr>
       <w:spacing w:before="40" w:after="40" w:line="240" w:lineRule="auto"/>
     </w:pPr>
@@ -9504,9 +9733,9 @@
       <w:szCs w:val="20"/>
     </w:rPr>
   </w:style>
-  <w:style w:type="paragraph" w:customStyle="1" w:styleId="5B4F51D3217A49DD952A6A016B67B6B4">
-    <w:name w:val="5B4F51D3217A49DD952A6A016B67B6B4"/>
-    <w:rsid w:val="00C97527"/>
+  <w:style w:type="paragraph" w:customStyle="1" w:styleId="2EADCBB08BC6479D948516FC0B012D181">
+    <w:name w:val="2EADCBB08BC6479D948516FC0B012D181"/>
+    <w:rsid w:val="00A64C5C"/>
     <w:pPr>
       <w:spacing w:before="40" w:after="40" w:line="240" w:lineRule="auto"/>
     </w:pPr>
@@ -9516,9 +9745,9 @@
       <w:szCs w:val="20"/>
     </w:rPr>
   </w:style>
-  <w:style w:type="paragraph" w:customStyle="1" w:styleId="109EBDB68ACB4F68AA508E059E90054B">
-    <w:name w:val="109EBDB68ACB4F68AA508E059E90054B"/>
-    <w:rsid w:val="00C97527"/>
+  <w:style w:type="paragraph" w:customStyle="1" w:styleId="137428D61C6640268F56BB76B9153C141">
+    <w:name w:val="137428D61C6640268F56BB76B9153C141"/>
+    <w:rsid w:val="00A64C5C"/>
     <w:pPr>
       <w:spacing w:before="40" w:after="40" w:line="240" w:lineRule="auto"/>
     </w:pPr>
@@ -9528,9 +9757,9 @@
       <w:szCs w:val="20"/>
     </w:rPr>
   </w:style>
-  <w:style w:type="paragraph" w:customStyle="1" w:styleId="6019D068AD7940F6A066B0EBAB40D7BA">
-    <w:name w:val="6019D068AD7940F6A066B0EBAB40D7BA"/>
-    <w:rsid w:val="00C97527"/>
+  <w:style w:type="paragraph" w:customStyle="1" w:styleId="5B4F51D3217A49DD952A6A016B67B6B41">
+    <w:name w:val="5B4F51D3217A49DD952A6A016B67B6B41"/>
+    <w:rsid w:val="00A64C5C"/>
     <w:pPr>
       <w:spacing w:before="40" w:after="40" w:line="240" w:lineRule="auto"/>
     </w:pPr>
@@ -9540,9 +9769,33 @@
       <w:szCs w:val="20"/>
     </w:rPr>
   </w:style>
-  <w:style w:type="paragraph" w:customStyle="1" w:styleId="F393672CD99D4555816A23E5886E2327">
-    <w:name w:val="F393672CD99D4555816A23E5886E2327"/>
-    <w:rsid w:val="00C97527"/>
+  <w:style w:type="paragraph" w:customStyle="1" w:styleId="109EBDB68ACB4F68AA508E059E90054B1">
+    <w:name w:val="109EBDB68ACB4F68AA508E059E90054B1"/>
+    <w:rsid w:val="00A64C5C"/>
+    <w:pPr>
+      <w:spacing w:before="40" w:after="40" w:line="240" w:lineRule="auto"/>
+    </w:pPr>
+    <w:rPr>
+      <w:rFonts w:ascii="Times New Roman" w:eastAsia="Times New Roman" w:hAnsi="Times New Roman" w:cs="Times New Roman"/>
+      <w:sz w:val="24"/>
+      <w:szCs w:val="20"/>
+    </w:rPr>
+  </w:style>
+  <w:style w:type="paragraph" w:customStyle="1" w:styleId="6019D068AD7940F6A066B0EBAB40D7BA1">
+    <w:name w:val="6019D068AD7940F6A066B0EBAB40D7BA1"/>
+    <w:rsid w:val="00A64C5C"/>
+    <w:pPr>
+      <w:spacing w:before="40" w:after="40" w:line="240" w:lineRule="auto"/>
+    </w:pPr>
+    <w:rPr>
+      <w:rFonts w:ascii="Times New Roman" w:eastAsia="Times New Roman" w:hAnsi="Times New Roman" w:cs="Times New Roman"/>
+      <w:sz w:val="24"/>
+      <w:szCs w:val="20"/>
+    </w:rPr>
+  </w:style>
+  <w:style w:type="paragraph" w:customStyle="1" w:styleId="F393672CD99D4555816A23E5886E23271">
+    <w:name w:val="F393672CD99D4555816A23E5886E23271"/>
+    <w:rsid w:val="00A64C5C"/>
     <w:pPr>
       <w:spacing w:after="0" w:line="240" w:lineRule="auto"/>
     </w:pPr>
@@ -9552,9 +9805,9 @@
       <w:szCs w:val="24"/>
     </w:rPr>
   </w:style>
-  <w:style w:type="paragraph" w:customStyle="1" w:styleId="30F99A229E124EE294268C7BB07E7919">
-    <w:name w:val="30F99A229E124EE294268C7BB07E7919"/>
-    <w:rsid w:val="00C97527"/>
+  <w:style w:type="paragraph" w:customStyle="1" w:styleId="30F99A229E124EE294268C7BB07E79191">
+    <w:name w:val="30F99A229E124EE294268C7BB07E79191"/>
+    <w:rsid w:val="00A64C5C"/>
     <w:pPr>
       <w:spacing w:before="40" w:after="40" w:line="240" w:lineRule="auto"/>
     </w:pPr>
@@ -9564,9 +9817,9 @@
       <w:szCs w:val="20"/>
     </w:rPr>
   </w:style>
-  <w:style w:type="paragraph" w:customStyle="1" w:styleId="29F6C8F05FCF47999777CB15AA70B790">
-    <w:name w:val="29F6C8F05FCF47999777CB15AA70B790"/>
-    <w:rsid w:val="00C97527"/>
+  <w:style w:type="paragraph" w:customStyle="1" w:styleId="29F6C8F05FCF47999777CB15AA70B7901">
+    <w:name w:val="29F6C8F05FCF47999777CB15AA70B7901"/>
+    <w:rsid w:val="00A64C5C"/>
     <w:pPr>
       <w:spacing w:before="40" w:after="40" w:line="240" w:lineRule="auto"/>
     </w:pPr>
@@ -9576,9 +9829,9 @@
       <w:szCs w:val="20"/>
     </w:rPr>
   </w:style>
-  <w:style w:type="paragraph" w:customStyle="1" w:styleId="C27700D16ED9448787CE1EF74661419C">
-    <w:name w:val="C27700D16ED9448787CE1EF74661419C"/>
-    <w:rsid w:val="00C97527"/>
+  <w:style w:type="paragraph" w:customStyle="1" w:styleId="C27700D16ED9448787CE1EF74661419C1">
+    <w:name w:val="C27700D16ED9448787CE1EF74661419C1"/>
+    <w:rsid w:val="00A64C5C"/>
     <w:pPr>
       <w:spacing w:before="40" w:after="40" w:line="240" w:lineRule="auto"/>
     </w:pPr>
@@ -9588,9 +9841,9 @@
       <w:szCs w:val="20"/>
     </w:rPr>
   </w:style>
-  <w:style w:type="paragraph" w:customStyle="1" w:styleId="4B2DF1FDE8B74601B70170992E70A693">
-    <w:name w:val="4B2DF1FDE8B74601B70170992E70A693"/>
-    <w:rsid w:val="00C97527"/>
+  <w:style w:type="paragraph" w:customStyle="1" w:styleId="4B2DF1FDE8B74601B70170992E70A6931">
+    <w:name w:val="4B2DF1FDE8B74601B70170992E70A6931"/>
+    <w:rsid w:val="00A64C5C"/>
     <w:pPr>
       <w:spacing w:before="40" w:after="40" w:line="240" w:lineRule="auto"/>
     </w:pPr>
@@ -9600,9 +9853,9 @@
       <w:szCs w:val="20"/>
     </w:rPr>
   </w:style>
-  <w:style w:type="paragraph" w:customStyle="1" w:styleId="35C0BB7B77F54014BB468B7A716EBA4D">
-    <w:name w:val="35C0BB7B77F54014BB468B7A716EBA4D"/>
-    <w:rsid w:val="00C97527"/>
+  <w:style w:type="paragraph" w:customStyle="1" w:styleId="35C0BB7B77F54014BB468B7A716EBA4D1">
+    <w:name w:val="35C0BB7B77F54014BB468B7A716EBA4D1"/>
+    <w:rsid w:val="00A64C5C"/>
     <w:pPr>
       <w:spacing w:after="0" w:line="240" w:lineRule="auto"/>
     </w:pPr>
@@ -9905,6 +10158,24 @@
 </file>
 
 <file path=customXml/item1.xml><?xml version="1.0" encoding="utf-8"?>
+<p:properties xmlns:p="http://schemas.microsoft.com/office/2006/metadata/properties" xmlns:xsi="http://www.w3.org/2001/XMLSchema-instance" xmlns:pc="http://schemas.microsoft.com/office/infopath/2007/PartnerControls">
+  <documentManagement>
+    <TaxKeywordTaxHTField xmlns="016c310d-f661-49a6-97ee-540076082437">
+      <Terms xmlns="http://schemas.microsoft.com/office/infopath/2007/PartnerControls">
+        <TermInfo xmlns="http://schemas.microsoft.com/office/infopath/2007/PartnerControls">
+          <TermName xmlns="http://schemas.microsoft.com/office/infopath/2007/PartnerControls">Unrestricted</TermName>
+          <TermId xmlns="http://schemas.microsoft.com/office/infopath/2007/PartnerControls">11111111-1111-1111-1111-111111111111</TermId>
+        </TermInfo>
+      </Terms>
+    </TaxKeywordTaxHTField>
+    <TaxCatchAll xmlns="016c310d-f661-49a6-97ee-540076082437"/>
+    <SIP_Label_Document xmlns="016c310d-f661-49a6-97ee-540076082437">;#0;#Unrestricted;#True;#;#;#;#</SIP_Label_Document>
+    <AverageRating xmlns="http://schemas.microsoft.com/sharepoint/v3" xsi:nil="true"/>
+  </documentManagement>
+</p:properties>
+</file>
+
+<file path=customXml/item2.xml><?xml version="1.0" encoding="utf-8"?>
 <ct:contentTypeSchema xmlns:ct="http://schemas.microsoft.com/office/2006/metadata/contentType" xmlns:ma="http://schemas.microsoft.com/office/2006/metadata/properties/metaAttributes" ct:_="" ma:_="" ma:contentTypeName="Document" ma:contentTypeID="0x010100833E2717D64DEA4FBFABAC416D347394" ma:contentTypeVersion="6" ma:contentTypeDescription="Create a new document." ma:contentTypeScope="" ma:versionID="98a74335b8287497f43df26a30ee6108">
   <xsd:schema xmlns:xsd="http://www.w3.org/2001/XMLSchema" xmlns:xs="http://www.w3.org/2001/XMLSchema" xmlns:p="http://schemas.microsoft.com/office/2006/metadata/properties" xmlns:ns1="http://schemas.microsoft.com/sharepoint/v3" xmlns:ns2="016c310d-f661-49a6-97ee-540076082437" targetNamespace="http://schemas.microsoft.com/office/2006/metadata/properties" ma:root="true" ma:fieldsID="d32ef67c478e261fbf17576a93df92a4" ns1:_="" ns2:_="">
     <xsd:import namespace="http://schemas.microsoft.com/sharepoint/v3"/>
@@ -10067,29 +10338,7 @@
 </ct:contentTypeSchema>
 </file>
 
-<file path=customXml/item2.xml><?xml version="1.0" encoding="utf-8"?>
-<p:properties xmlns:p="http://schemas.microsoft.com/office/2006/metadata/properties" xmlns:xsi="http://www.w3.org/2001/XMLSchema-instance" xmlns:pc="http://schemas.microsoft.com/office/infopath/2007/PartnerControls">
-  <documentManagement>
-    <TaxKeywordTaxHTField xmlns="016c310d-f661-49a6-97ee-540076082437">
-      <Terms xmlns="http://schemas.microsoft.com/office/infopath/2007/PartnerControls">
-        <TermInfo xmlns="http://schemas.microsoft.com/office/infopath/2007/PartnerControls">
-          <TermName xmlns="http://schemas.microsoft.com/office/infopath/2007/PartnerControls">Unrestricted</TermName>
-          <TermId xmlns="http://schemas.microsoft.com/office/infopath/2007/PartnerControls">11111111-1111-1111-1111-111111111111</TermId>
-        </TermInfo>
-      </Terms>
-    </TaxKeywordTaxHTField>
-    <TaxCatchAll xmlns="016c310d-f661-49a6-97ee-540076082437"/>
-    <SIP_Label_Document xmlns="016c310d-f661-49a6-97ee-540076082437">;#0;#Unrestricted;#True;#;#;#;#</SIP_Label_Document>
-    <AverageRating xmlns="http://schemas.microsoft.com/sharepoint/v3" xsi:nil="true"/>
-  </documentManagement>
-</p:properties>
-</file>
-
 <file path=customXml/item3.xml><?xml version="1.0" encoding="utf-8"?>
-<b:Sources xmlns:b="http://schemas.openxmlformats.org/officeDocument/2006/bibliography" xmlns="http://schemas.openxmlformats.org/officeDocument/2006/bibliography" SelectedStyle="\APASixthEditionOfficeOnline.xsl" StyleName="APA" Version="6"/>
-</file>
-
-<file path=customXml/item4.xml><?xml version="1.0" encoding="utf-8"?>
 <?mso-contentType ?>
 <FormTemplates xmlns="http://schemas.microsoft.com/sharepoint/v3/contenttype/forms">
   <Display>DocumentLibraryForm</Display>
@@ -10098,7 +10347,22 @@
 </FormTemplates>
 </file>
 
+<file path=customXml/item4.xml><?xml version="1.0" encoding="utf-8"?>
+<b:Sources xmlns:b="http://schemas.openxmlformats.org/officeDocument/2006/bibliography" xmlns="http://schemas.openxmlformats.org/officeDocument/2006/bibliography" SelectedStyle="\APASixthEditionOfficeOnline.xsl" StyleName="APA" Version="6"/>
+</file>
+
 <file path=customXml/itemProps1.xml><?xml version="1.0" encoding="utf-8"?>
+<ds:datastoreItem xmlns:ds="http://schemas.openxmlformats.org/officeDocument/2006/customXml" ds:itemID="{033400F4-1F04-4DBC-9784-C8B3AA89B53C}">
+  <ds:schemaRefs>
+    <ds:schemaRef ds:uri="http://schemas.microsoft.com/office/2006/metadata/properties"/>
+    <ds:schemaRef ds:uri="http://schemas.microsoft.com/office/infopath/2007/PartnerControls"/>
+    <ds:schemaRef ds:uri="016c310d-f661-49a6-97ee-540076082437"/>
+    <ds:schemaRef ds:uri="http://schemas.microsoft.com/sharepoint/v3"/>
+  </ds:schemaRefs>
+</ds:datastoreItem>
+</file>
+
+<file path=customXml/itemProps2.xml><?xml version="1.0" encoding="utf-8"?>
 <ds:datastoreItem xmlns:ds="http://schemas.openxmlformats.org/officeDocument/2006/customXml" ds:itemID="{70D90404-A780-484E-92B9-483A3C532657}">
   <ds:schemaRefs>
     <ds:schemaRef ds:uri="http://schemas.microsoft.com/office/2006/metadata/contentType"/>
@@ -10117,29 +10381,18 @@
 </ds:datastoreItem>
 </file>
 
-<file path=customXml/itemProps2.xml><?xml version="1.0" encoding="utf-8"?>
-<ds:datastoreItem xmlns:ds="http://schemas.openxmlformats.org/officeDocument/2006/customXml" ds:itemID="{033400F4-1F04-4DBC-9784-C8B3AA89B53C}">
+<file path=customXml/itemProps3.xml><?xml version="1.0" encoding="utf-8"?>
+<ds:datastoreItem xmlns:ds="http://schemas.openxmlformats.org/officeDocument/2006/customXml" ds:itemID="{6A21EC55-C1B2-4765-90AC-37A4F1604205}">
   <ds:schemaRefs>
-    <ds:schemaRef ds:uri="http://schemas.microsoft.com/office/2006/metadata/properties"/>
-    <ds:schemaRef ds:uri="http://schemas.microsoft.com/office/infopath/2007/PartnerControls"/>
-    <ds:schemaRef ds:uri="016c310d-f661-49a6-97ee-540076082437"/>
-    <ds:schemaRef ds:uri="http://schemas.microsoft.com/sharepoint/v3"/>
+    <ds:schemaRef ds:uri="http://schemas.microsoft.com/sharepoint/v3/contenttype/forms"/>
   </ds:schemaRefs>
 </ds:datastoreItem>
 </file>
 
-<file path=customXml/itemProps3.xml><?xml version="1.0" encoding="utf-8"?>
+<file path=customXml/itemProps4.xml><?xml version="1.0" encoding="utf-8"?>
 <ds:datastoreItem xmlns:ds="http://schemas.openxmlformats.org/officeDocument/2006/customXml" ds:itemID="{CD6CF2A3-23DE-48BF-867B-89770F7DA3FE}">
   <ds:schemaRefs>
     <ds:schemaRef ds:uri="http://schemas.openxmlformats.org/officeDocument/2006/bibliography"/>
   </ds:schemaRefs>
 </ds:datastoreItem>
-</file>
-
-<file path=customXml/itemProps4.xml><?xml version="1.0" encoding="utf-8"?>
-<ds:datastoreItem xmlns:ds="http://schemas.openxmlformats.org/officeDocument/2006/customXml" ds:itemID="{6A21EC55-C1B2-4765-90AC-37A4F1604205}">
-  <ds:schemaRefs>
-    <ds:schemaRef ds:uri="http://schemas.microsoft.com/sharepoint/v3/contenttype/forms"/>
-  </ds:schemaRefs>
-</ds:datastoreItem>
 </file>
--- a/GenBOE/GenBOE.Web/Templates/Export/PBOE_withPortionMarkings_1.docx
+++ b/GenBOE/GenBOE.Web/Templates/Export/PBOE_withPortionMarkings_1.docx
@@ -956,15 +956,24 @@
                 <w:b/>
                 <w:sz w:val="20"/>
               </w:rPr>
-              <w:t xml:space="preserve"> / CUSTOMER RFP No. </w:t>
-            </w:r>
+              <w:t xml:space="preserve"> / CUSTOMER RFP </w:t>
+            </w:r>
+            <w:proofErr w:type="gramStart"/>
             <w:r>
               <w:rPr>
                 <w:b/>
                 <w:sz w:val="20"/>
               </w:rPr>
+              <w:t xml:space="preserve">No. </w:t>
+            </w:r>
+            <w:r>
+              <w:rPr>
+                <w:b/>
+                <w:sz w:val="20"/>
+              </w:rPr>
               <w:t>:</w:t>
             </w:r>
+            <w:proofErr w:type="gramEnd"/>
             <w:r>
               <w:rPr>
                 <w:b/>
@@ -1581,7 +1590,7 @@
                 <w:sz w:val="20"/>
               </w:rPr>
               <w:pict w14:anchorId="67E0404C">
-                <v:rect id="_x0000_i1042" style="width:107.35pt;height:1.5pt" o:hralign="center" o:hrstd="t" o:hrnoshade="t" o:hr="t" fillcolor="#7f7f7f [1612]" stroked="f"/>
+                <v:rect id="_x0000_i1025" style="width:107.35pt;height:1.5pt" o:hralign="center" o:hrstd="t" o:hrnoshade="t" o:hr="t" fillcolor="#7f7f7f [1612]" stroked="f"/>
               </w:pict>
             </w:r>
           </w:p>
@@ -2349,7 +2358,7 @@
               </w:rPr>
               <w:fldChar w:fldCharType="begin">
                 <w:ffData>
-                  <w:name w:val="CCoPD_Threshold"/>
+                  <w:name w:val="ccopd_threshold"/>
                   <w:enabled/>
                   <w:calcOnExit w:val="0"/>
                   <w:checkBox>
@@ -2359,7 +2368,7 @@
                 </w:ffData>
               </w:fldChar>
             </w:r>
-            <w:bookmarkStart w:id="6" w:name="CCoPD_Threshold"/>
+            <w:bookmarkStart w:id="6" w:name="ccopd_threshold"/>
             <w:r>
               <w:rPr>
                 <w:sz w:val="20"/>
@@ -2370,12 +2379,6 @@
               <w:rPr>
                 <w:sz w:val="20"/>
               </w:rPr>
-            </w:r>
-            <w:r>
-              <w:rPr>
-                <w:sz w:val="20"/>
-              </w:rPr>
-              <w:fldChar w:fldCharType="separate"/>
             </w:r>
             <w:r>
               <w:rPr>
@@ -2457,7 +2460,21 @@
               <w:rPr>
                 <w:sz w:val="20"/>
               </w:rPr>
-              <w:t xml:space="preserve">    Other Exception applies  (explain)</w:t>
+              <w:t xml:space="preserve">    Other Exception </w:t>
+            </w:r>
+            <w:proofErr w:type="gramStart"/>
+            <w:r>
+              <w:rPr>
+                <w:sz w:val="20"/>
+              </w:rPr>
+              <w:t>applies  (</w:t>
+            </w:r>
+            <w:proofErr w:type="gramEnd"/>
+            <w:r>
+              <w:rPr>
+                <w:sz w:val="20"/>
+              </w:rPr>
+              <w:t>explain)</w:t>
             </w:r>
             <w:r>
               <w:rPr>
@@ -8844,6 +8861,7 @@
     <w:rsid w:val="00605A78"/>
     <w:rsid w:val="0062217F"/>
     <w:rsid w:val="00671B35"/>
+    <w:rsid w:val="00683BE1"/>
     <w:rsid w:val="0069327E"/>
     <w:rsid w:val="006F30E4"/>
     <w:rsid w:val="007E593E"/>
@@ -10158,24 +10176,19 @@
 </file>
 
 <file path=customXml/item1.xml><?xml version="1.0" encoding="utf-8"?>
-<p:properties xmlns:p="http://schemas.microsoft.com/office/2006/metadata/properties" xmlns:xsi="http://www.w3.org/2001/XMLSchema-instance" xmlns:pc="http://schemas.microsoft.com/office/infopath/2007/PartnerControls">
-  <documentManagement>
-    <TaxKeywordTaxHTField xmlns="016c310d-f661-49a6-97ee-540076082437">
-      <Terms xmlns="http://schemas.microsoft.com/office/infopath/2007/PartnerControls">
-        <TermInfo xmlns="http://schemas.microsoft.com/office/infopath/2007/PartnerControls">
-          <TermName xmlns="http://schemas.microsoft.com/office/infopath/2007/PartnerControls">Unrestricted</TermName>
-          <TermId xmlns="http://schemas.microsoft.com/office/infopath/2007/PartnerControls">11111111-1111-1111-1111-111111111111</TermId>
-        </TermInfo>
-      </Terms>
-    </TaxKeywordTaxHTField>
-    <TaxCatchAll xmlns="016c310d-f661-49a6-97ee-540076082437"/>
-    <SIP_Label_Document xmlns="016c310d-f661-49a6-97ee-540076082437">;#0;#Unrestricted;#True;#;#;#;#</SIP_Label_Document>
-    <AverageRating xmlns="http://schemas.microsoft.com/sharepoint/v3" xsi:nil="true"/>
-  </documentManagement>
-</p:properties>
+<b:Sources xmlns:b="http://schemas.openxmlformats.org/officeDocument/2006/bibliography" xmlns="http://schemas.openxmlformats.org/officeDocument/2006/bibliography" SelectedStyle="\APASixthEditionOfficeOnline.xsl" StyleName="APA" Version="6"/>
 </file>
 
 <file path=customXml/item2.xml><?xml version="1.0" encoding="utf-8"?>
+<?mso-contentType ?>
+<FormTemplates xmlns="http://schemas.microsoft.com/sharepoint/v3/contenttype/forms">
+  <Display>DocumentLibraryForm</Display>
+  <Edit>DocumentLibraryForm</Edit>
+  <New>DocumentLibraryForm</New>
+</FormTemplates>
+</file>
+
+<file path=customXml/item3.xml><?xml version="1.0" encoding="utf-8"?>
 <ct:contentTypeSchema xmlns:ct="http://schemas.microsoft.com/office/2006/metadata/contentType" xmlns:ma="http://schemas.microsoft.com/office/2006/metadata/properties/metaAttributes" ct:_="" ma:_="" ma:contentTypeName="Document" ma:contentTypeID="0x010100833E2717D64DEA4FBFABAC416D347394" ma:contentTypeVersion="6" ma:contentTypeDescription="Create a new document." ma:contentTypeScope="" ma:versionID="98a74335b8287497f43df26a30ee6108">
   <xsd:schema xmlns:xsd="http://www.w3.org/2001/XMLSchema" xmlns:xs="http://www.w3.org/2001/XMLSchema" xmlns:p="http://schemas.microsoft.com/office/2006/metadata/properties" xmlns:ns1="http://schemas.microsoft.com/sharepoint/v3" xmlns:ns2="016c310d-f661-49a6-97ee-540076082437" targetNamespace="http://schemas.microsoft.com/office/2006/metadata/properties" ma:root="true" ma:fieldsID="d32ef67c478e261fbf17576a93df92a4" ns1:_="" ns2:_="">
     <xsd:import namespace="http://schemas.microsoft.com/sharepoint/v3"/>
@@ -10338,31 +10351,41 @@
 </ct:contentTypeSchema>
 </file>
 
-<file path=customXml/item3.xml><?xml version="1.0" encoding="utf-8"?>
-<?mso-contentType ?>
-<FormTemplates xmlns="http://schemas.microsoft.com/sharepoint/v3/contenttype/forms">
-  <Display>DocumentLibraryForm</Display>
-  <Edit>DocumentLibraryForm</Edit>
-  <New>DocumentLibraryForm</New>
-</FormTemplates>
-</file>
-
 <file path=customXml/item4.xml><?xml version="1.0" encoding="utf-8"?>
-<b:Sources xmlns:b="http://schemas.openxmlformats.org/officeDocument/2006/bibliography" xmlns="http://schemas.openxmlformats.org/officeDocument/2006/bibliography" SelectedStyle="\APASixthEditionOfficeOnline.xsl" StyleName="APA" Version="6"/>
+<p:properties xmlns:p="http://schemas.microsoft.com/office/2006/metadata/properties" xmlns:xsi="http://www.w3.org/2001/XMLSchema-instance" xmlns:pc="http://schemas.microsoft.com/office/infopath/2007/PartnerControls">
+  <documentManagement>
+    <TaxKeywordTaxHTField xmlns="016c310d-f661-49a6-97ee-540076082437">
+      <Terms xmlns="http://schemas.microsoft.com/office/infopath/2007/PartnerControls">
+        <TermInfo xmlns="http://schemas.microsoft.com/office/infopath/2007/PartnerControls">
+          <TermName xmlns="http://schemas.microsoft.com/office/infopath/2007/PartnerControls">Unrestricted</TermName>
+          <TermId xmlns="http://schemas.microsoft.com/office/infopath/2007/PartnerControls">11111111-1111-1111-1111-111111111111</TermId>
+        </TermInfo>
+      </Terms>
+    </TaxKeywordTaxHTField>
+    <TaxCatchAll xmlns="016c310d-f661-49a6-97ee-540076082437"/>
+    <SIP_Label_Document xmlns="016c310d-f661-49a6-97ee-540076082437">;#0;#Unrestricted;#True;#;#;#;#</SIP_Label_Document>
+    <AverageRating xmlns="http://schemas.microsoft.com/sharepoint/v3" xsi:nil="true"/>
+  </documentManagement>
+</p:properties>
 </file>
 
 <file path=customXml/itemProps1.xml><?xml version="1.0" encoding="utf-8"?>
-<ds:datastoreItem xmlns:ds="http://schemas.openxmlformats.org/officeDocument/2006/customXml" ds:itemID="{033400F4-1F04-4DBC-9784-C8B3AA89B53C}">
+<ds:datastoreItem xmlns:ds="http://schemas.openxmlformats.org/officeDocument/2006/customXml" ds:itemID="{CD6CF2A3-23DE-48BF-867B-89770F7DA3FE}">
   <ds:schemaRefs>
-    <ds:schemaRef ds:uri="http://schemas.microsoft.com/office/2006/metadata/properties"/>
-    <ds:schemaRef ds:uri="http://schemas.microsoft.com/office/infopath/2007/PartnerControls"/>
-    <ds:schemaRef ds:uri="016c310d-f661-49a6-97ee-540076082437"/>
-    <ds:schemaRef ds:uri="http://schemas.microsoft.com/sharepoint/v3"/>
+    <ds:schemaRef ds:uri="http://schemas.openxmlformats.org/officeDocument/2006/bibliography"/>
   </ds:schemaRefs>
 </ds:datastoreItem>
 </file>
 
 <file path=customXml/itemProps2.xml><?xml version="1.0" encoding="utf-8"?>
+<ds:datastoreItem xmlns:ds="http://schemas.openxmlformats.org/officeDocument/2006/customXml" ds:itemID="{6A21EC55-C1B2-4765-90AC-37A4F1604205}">
+  <ds:schemaRefs>
+    <ds:schemaRef ds:uri="http://schemas.microsoft.com/sharepoint/v3/contenttype/forms"/>
+  </ds:schemaRefs>
+</ds:datastoreItem>
+</file>
+
+<file path=customXml/itemProps3.xml><?xml version="1.0" encoding="utf-8"?>
 <ds:datastoreItem xmlns:ds="http://schemas.openxmlformats.org/officeDocument/2006/customXml" ds:itemID="{70D90404-A780-484E-92B9-483A3C532657}">
   <ds:schemaRefs>
     <ds:schemaRef ds:uri="http://schemas.microsoft.com/office/2006/metadata/contentType"/>
@@ -10381,18 +10404,13 @@
 </ds:datastoreItem>
 </file>
 
-<file path=customXml/itemProps3.xml><?xml version="1.0" encoding="utf-8"?>
-<ds:datastoreItem xmlns:ds="http://schemas.openxmlformats.org/officeDocument/2006/customXml" ds:itemID="{6A21EC55-C1B2-4765-90AC-37A4F1604205}">
+<file path=customXml/itemProps4.xml><?xml version="1.0" encoding="utf-8"?>
+<ds:datastoreItem xmlns:ds="http://schemas.openxmlformats.org/officeDocument/2006/customXml" ds:itemID="{033400F4-1F04-4DBC-9784-C8B3AA89B53C}">
   <ds:schemaRefs>
-    <ds:schemaRef ds:uri="http://schemas.microsoft.com/sharepoint/v3/contenttype/forms"/>
-  </ds:schemaRefs>
-</ds:datastoreItem>
-</file>
-
-<file path=customXml/itemProps4.xml><?xml version="1.0" encoding="utf-8"?>
-<ds:datastoreItem xmlns:ds="http://schemas.openxmlformats.org/officeDocument/2006/customXml" ds:itemID="{CD6CF2A3-23DE-48BF-867B-89770F7DA3FE}">
-  <ds:schemaRefs>
-    <ds:schemaRef ds:uri="http://schemas.openxmlformats.org/officeDocument/2006/bibliography"/>
+    <ds:schemaRef ds:uri="http://schemas.microsoft.com/office/2006/metadata/properties"/>
+    <ds:schemaRef ds:uri="http://schemas.microsoft.com/office/infopath/2007/PartnerControls"/>
+    <ds:schemaRef ds:uri="016c310d-f661-49a6-97ee-540076082437"/>
+    <ds:schemaRef ds:uri="http://schemas.microsoft.com/sharepoint/v3"/>
   </ds:schemaRefs>
 </ds:datastoreItem>
 </file>
--- a/GenBOE/GenBOE.Web/Templates/Export/PBOE_withPortionMarkings_1.docx
+++ b/GenBOE/GenBOE.Web/Templates/Export/PBOE_withPortionMarkings_1.docx
@@ -1,6 +1,6 @@
 
 <file path=word/document.xml><?xml version="1.0" encoding="utf-8"?>
-<w:document xmlns:wpc="http://schemas.microsoft.com/office/word/2010/wordprocessingCanvas" xmlns:cx="http://schemas.microsoft.com/office/drawing/2014/chartex" xmlns:cx1="http://schemas.microsoft.com/office/drawing/2015/9/8/chartex" xmlns:cx2="http://schemas.microsoft.com/office/drawing/2015/10/21/chartex" xmlns:cx3="http://schemas.microsoft.com/office/drawing/2016/5/9/chartex" xmlns:cx4="http://schemas.microsoft.com/office/drawing/2016/5/10/chartex" xmlns:cx5="http://schemas.microsoft.com/office/drawing/2016/5/11/chartex" xmlns:cx6="http://schemas.microsoft.com/office/drawing/2016/5/12/chartex" xmlns:cx7="http://schemas.microsoft.com/office/drawing/2016/5/13/chartex" xmlns:cx8="http://schemas.microsoft.com/office/drawing/2016/5/14/chartex" xmlns:mc="http://schemas.openxmlformats.org/markup-compatibility/2006" xmlns:aink="http://schemas.microsoft.com/office/drawing/2016/ink" xmlns:am3d="http://schemas.microsoft.com/office/drawing/2017/model3d" xmlns:o="urn:schemas-microsoft-com:office:office" xmlns:r="http://schemas.openxmlformats.org/officeDocument/2006/relationships" xmlns:m="http://schemas.openxmlformats.org/officeDocument/2006/math" xmlns:v="urn:schemas-microsoft-com:vml" xmlns:wp14="http://schemas.microsoft.com/office/word/2010/wordprocessingDrawing" xmlns:wp="http://schemas.openxmlformats.org/drawingml/2006/wordprocessingDrawing" xmlns:w10="urn:schemas-microsoft-com:office:word" xmlns:w="http://schemas.openxmlformats.org/wordprocessingml/2006/main" xmlns:w14="http://schemas.microsoft.com/office/word/2010/wordml" xmlns:w15="http://schemas.microsoft.com/office/word/2012/wordml" xmlns:w16cex="http://schemas.microsoft.com/office/word/2018/wordml/cex" xmlns:w16cid="http://schemas.microsoft.com/office/word/2016/wordml/cid" xmlns:w16="http://schemas.microsoft.com/office/word/2018/wordml" xmlns:w16sdtdh="http://schemas.microsoft.com/office/word/2020/wordml/sdtdatahash" xmlns:w16se="http://schemas.microsoft.com/office/word/2015/wordml/symex" xmlns:wpg="http://schemas.microsoft.com/office/word/2010/wordprocessingGroup" xmlns:wpi="http://schemas.microsoft.com/office/word/2010/wordprocessingInk" xmlns:wne="http://schemas.microsoft.com/office/word/2006/wordml" xmlns:wps="http://schemas.microsoft.com/office/word/2010/wordprocessingShape" mc:Ignorable="w14 w15 w16se w16cid w16 w16cex w16sdtdh wp14">
+<w:document xmlns:wpc="http://schemas.microsoft.com/office/word/2010/wordprocessingCanvas" xmlns:cx="http://schemas.microsoft.com/office/drawing/2014/chartex" xmlns:cx1="http://schemas.microsoft.com/office/drawing/2015/9/8/chartex" xmlns:cx2="http://schemas.microsoft.com/office/drawing/2015/10/21/chartex" xmlns:cx3="http://schemas.microsoft.com/office/drawing/2016/5/9/chartex" xmlns:cx4="http://schemas.microsoft.com/office/drawing/2016/5/10/chartex" xmlns:cx5="http://schemas.microsoft.com/office/drawing/2016/5/11/chartex" xmlns:cx6="http://schemas.microsoft.com/office/drawing/2016/5/12/chartex" xmlns:cx7="http://schemas.microsoft.com/office/drawing/2016/5/13/chartex" xmlns:cx8="http://schemas.microsoft.com/office/drawing/2016/5/14/chartex" xmlns:mc="http://schemas.openxmlformats.org/markup-compatibility/2006" xmlns:aink="http://schemas.microsoft.com/office/drawing/2016/ink" xmlns:am3d="http://schemas.microsoft.com/office/drawing/2017/model3d" xmlns:o="urn:schemas-microsoft-com:office:office" xmlns:oel="http://schemas.microsoft.com/office/2019/extlst" xmlns:r="http://schemas.openxmlformats.org/officeDocument/2006/relationships" xmlns:m="http://schemas.openxmlformats.org/officeDocument/2006/math" xmlns:v="urn:schemas-microsoft-com:vml" xmlns:wp14="http://schemas.microsoft.com/office/word/2010/wordprocessingDrawing" xmlns:wp="http://schemas.openxmlformats.org/drawingml/2006/wordprocessingDrawing" xmlns:w10="urn:schemas-microsoft-com:office:word" xmlns:w="http://schemas.openxmlformats.org/wordprocessingml/2006/main" xmlns:w14="http://schemas.microsoft.com/office/word/2010/wordml" xmlns:w15="http://schemas.microsoft.com/office/word/2012/wordml" xmlns:w16cex="http://schemas.microsoft.com/office/word/2018/wordml/cex" xmlns:w16cid="http://schemas.microsoft.com/office/word/2016/wordml/cid" xmlns:w16="http://schemas.microsoft.com/office/word/2018/wordml" xmlns:w16sdtdh="http://schemas.microsoft.com/office/word/2020/wordml/sdtdatahash" xmlns:w16se="http://schemas.microsoft.com/office/word/2015/wordml/symex" xmlns:wpg="http://schemas.microsoft.com/office/word/2010/wordprocessingGroup" xmlns:wpi="http://schemas.microsoft.com/office/word/2010/wordprocessingInk" xmlns:wne="http://schemas.microsoft.com/office/word/2006/wordml" xmlns:wps="http://schemas.microsoft.com/office/word/2010/wordprocessingShape" mc:Ignorable="w14 w15 w16se w16cid w16 w16cex w16sdtdh wp14">
   <w:body>
     <w:p>
       <w:pPr>
@@ -205,7 +205,6 @@
           <w:showingPlcHdr/>
           <w:text/>
         </w:sdtPr>
-        <w:sdtEndPr/>
         <w:sdtContent>
           <w:r>
             <w:rPr>
@@ -260,7 +259,6 @@
           <w:showingPlcHdr/>
           <w:text/>
         </w:sdtPr>
-        <w:sdtEndPr/>
         <w:sdtContent>
           <w:r>
             <w:rPr>
@@ -406,7 +404,6 @@
                 <w:showingPlcHdr/>
                 <w:text/>
               </w:sdtPr>
-              <w:sdtEndPr/>
               <w:sdtContent>
                 <w:r>
                   <w:rPr>
@@ -479,7 +476,6 @@
                 </w:placeholder>
                 <w:showingPlcHdr/>
               </w:sdtPr>
-              <w:sdtEndPr/>
               <w:sdtContent>
                 <w:r>
                   <w:rPr>
@@ -553,7 +549,6 @@
                 <w:showingPlcHdr/>
                 <w:text/>
               </w:sdtPr>
-              <w:sdtEndPr/>
               <w:sdtContent>
                 <w:r>
                   <w:rPr>
@@ -627,7 +622,6 @@
                 <w:showingPlcHdr/>
                 <w:text/>
               </w:sdtPr>
-              <w:sdtEndPr/>
               <w:sdtContent>
                 <w:r>
                   <w:rPr>
@@ -689,7 +683,6 @@
                 <w:showingPlcHdr/>
                 <w:text/>
               </w:sdtPr>
-              <w:sdtEndPr/>
               <w:sdtContent>
                 <w:r>
                   <w:rPr>
@@ -748,7 +741,6 @@
                 <w:showingPlcHdr/>
                 <w:text/>
               </w:sdtPr>
-              <w:sdtEndPr/>
               <w:sdtContent>
                 <w:r>
                   <w:rPr>
@@ -831,7 +823,6 @@
                 <w:showingPlcHdr/>
                 <w:text/>
               </w:sdtPr>
-              <w:sdtEndPr/>
               <w:sdtContent>
                 <w:r>
                   <w:rPr>
@@ -889,7 +880,6 @@
                 </w:placeholder>
                 <w:showingPlcHdr/>
               </w:sdtPr>
-              <w:sdtEndPr/>
               <w:sdtContent>
                 <w:r>
                   <w:rPr>
@@ -956,24 +946,15 @@
                 <w:b/>
                 <w:sz w:val="20"/>
               </w:rPr>
-              <w:t xml:space="preserve"> / CUSTOMER RFP </w:t>
-            </w:r>
-            <w:proofErr w:type="gramStart"/>
+              <w:t xml:space="preserve"> / CUSTOMER RFP No. </w:t>
+            </w:r>
             <w:r>
               <w:rPr>
                 <w:b/>
                 <w:sz w:val="20"/>
               </w:rPr>
-              <w:t xml:space="preserve">No. </w:t>
-            </w:r>
-            <w:r>
-              <w:rPr>
-                <w:b/>
-                <w:sz w:val="20"/>
-              </w:rPr>
               <w:t>:</w:t>
             </w:r>
-            <w:proofErr w:type="gramEnd"/>
             <w:r>
               <w:rPr>
                 <w:b/>
@@ -996,7 +977,6 @@
                 <w:showingPlcHdr/>
                 <w:text/>
               </w:sdtPr>
-              <w:sdtEndPr/>
               <w:sdtContent>
                 <w:r>
                   <w:rPr>
@@ -1296,7 +1276,6 @@
                 <w:showingPlcHdr/>
                 <w:text/>
               </w:sdtPr>
-              <w:sdtEndPr/>
               <w:sdtContent>
                 <w:r>
                   <w:rPr>
@@ -1316,7 +1295,6 @@
                 </w:placeholder>
                 <w:showingPlcHdr/>
               </w:sdtPr>
-              <w:sdtEndPr/>
               <w:sdtContent/>
             </w:sdt>
           </w:p>
@@ -1346,7 +1324,6 @@
                 <w:showingPlcHdr/>
                 <w:text/>
               </w:sdtPr>
-              <w:sdtEndPr/>
               <w:sdtContent>
                 <w:r>
                   <w:rPr>
@@ -1385,7 +1362,6 @@
                 <w:showingPlcHdr/>
                 <w:text/>
               </w:sdtPr>
-              <w:sdtEndPr/>
               <w:sdtContent>
                 <w:r>
                   <w:rPr>
@@ -1426,7 +1402,6 @@
                 <w:showingPlcHdr/>
                 <w:text/>
               </w:sdtPr>
-              <w:sdtEndPr/>
               <w:sdtContent>
                 <w:r>
                   <w:rPr>
@@ -1456,7 +1431,6 @@
             </w:placeholder>
             <w:showingPlcHdr/>
           </w:sdtPr>
-          <w:sdtEndPr/>
           <w:sdtContent>
             <w:tc>
               <w:tcPr>
@@ -1516,7 +1490,6 @@
                 <w:showingPlcHdr/>
                 <w:text/>
               </w:sdtPr>
-              <w:sdtEndPr/>
               <w:sdtContent>
                 <w:r>
                   <w:rPr>
@@ -1563,7 +1536,6 @@
                 <w:showingPlcHdr/>
                 <w:text/>
               </w:sdtPr>
-              <w:sdtEndPr/>
               <w:sdtContent>
                 <w:r>
                   <w:rPr>
@@ -1613,7 +1585,6 @@
             </w:placeholder>
             <w:showingPlcHdr/>
           </w:sdtPr>
-          <w:sdtEndPr/>
           <w:sdtContent>
             <w:tc>
               <w:tcPr>
@@ -1673,7 +1644,6 @@
                 <w:showingPlcHdr/>
                 <w:text/>
               </w:sdtPr>
-              <w:sdtEndPr/>
               <w:sdtContent>
                 <w:r>
                   <w:rPr>
@@ -1719,7 +1689,6 @@
                 <w:showingPlcHdr/>
                 <w:text/>
               </w:sdtPr>
-              <w:sdtEndPr/>
               <w:sdtContent>
                 <w:r>
                   <w:rPr>
@@ -1843,7 +1812,6 @@
                 <w:showingPlcHdr/>
                 <w:text/>
               </w:sdtPr>
-              <w:sdtEndPr/>
               <w:sdtContent>
                 <w:r>
                   <w:rPr>
@@ -2384,6 +2352,12 @@
               <w:rPr>
                 <w:sz w:val="20"/>
               </w:rPr>
+              <w:fldChar w:fldCharType="separate"/>
+            </w:r>
+            <w:r>
+              <w:rPr>
+                <w:sz w:val="20"/>
+              </w:rPr>
               <w:fldChar w:fldCharType="end"/>
             </w:r>
             <w:bookmarkEnd w:id="6"/>
@@ -2460,21 +2434,7 @@
               <w:rPr>
                 <w:sz w:val="20"/>
               </w:rPr>
-              <w:t xml:space="preserve">    Other Exception </w:t>
-            </w:r>
-            <w:proofErr w:type="gramStart"/>
-            <w:r>
-              <w:rPr>
-                <w:sz w:val="20"/>
-              </w:rPr>
-              <w:t>applies  (</w:t>
-            </w:r>
-            <w:proofErr w:type="gramEnd"/>
-            <w:r>
-              <w:rPr>
-                <w:sz w:val="20"/>
-              </w:rPr>
-              <w:t>explain)</w:t>
+              <w:t xml:space="preserve">    Other Exception applies  (explain)</w:t>
             </w:r>
             <w:r>
               <w:rPr>
@@ -2501,7 +2461,6 @@
                 <w:showingPlcHdr/>
                 <w:text/>
               </w:sdtPr>
-              <w:sdtEndPr/>
               <w:sdtContent>
                 <w:r>
                   <w:rPr>
@@ -2621,7 +2580,6 @@
                 <w:showingPlcHdr/>
                 <w:text/>
               </w:sdtPr>
-              <w:sdtEndPr/>
               <w:sdtContent>
                 <w:r>
                   <w:t>SOURCE SELECTION</w:t>
@@ -2666,7 +2624,6 @@
                 <w:showingPlcHdr/>
                 <w:text/>
               </w:sdtPr>
-              <w:sdtEndPr/>
               <w:sdtContent>
                 <w:r>
                   <w:t>COMMERCIALITY (If Applicable)</w:t>
@@ -2711,7 +2668,6 @@
                 <w:showingPlcHdr/>
                 <w:text/>
               </w:sdtPr>
-              <w:sdtEndPr/>
               <w:sdtContent>
                 <w:r>
                   <w:t>TECHNICAL EVALUATION (If Applicable)</w:t>
@@ -2756,7 +2712,6 @@
                 <w:showingPlcHdr/>
                 <w:text/>
               </w:sdtPr>
-              <w:sdtEndPr/>
               <w:sdtContent>
                 <w:r>
                   <w:t>PRICE ANALYSIS</w:t>
@@ -2801,7 +2756,6 @@
                 <w:showingPlcHdr/>
                 <w:text/>
               </w:sdtPr>
-              <w:sdtEndPr/>
               <w:sdtContent>
                 <w:r>
                   <w:t>COST ANALYSIS (If Applicable)</w:t>
@@ -2818,6 +2772,7 @@
               <w:rPr>
                 <w:b/>
                 <w:bCs/>
+                <w:caps/>
                 <w:u w:val="single"/>
               </w:rPr>
             </w:pPr>
@@ -2834,7 +2789,24 @@
                 <w:bCs/>
                 <w:u w:val="single"/>
               </w:rPr>
-              <w:t>RATIONALE FOR LM PROPOSED VALUE SUMMARY</w:t>
+              <w:t>INCLUDE RATIONALE WHY</w:t>
+            </w:r>
+            <w:r>
+              <w:rPr>
+                <w:b/>
+                <w:bCs/>
+                <w:u w:val="single"/>
+              </w:rPr>
+              <w:t xml:space="preserve"> LM </w:t>
+            </w:r>
+            <w:r>
+              <w:rPr>
+                <w:b/>
+                <w:bCs/>
+                <w:caps/>
+                <w:u w:val="single"/>
+              </w:rPr>
+              <w:t>Proposed Value for Procurement has been determined to be Fair &amp; Reasonable</w:t>
             </w:r>
           </w:p>
           <w:p>
@@ -2849,7 +2821,6 @@
                 <w:showingPlcHdr/>
                 <w:text/>
               </w:sdtPr>
-              <w:sdtEndPr/>
               <w:sdtContent>
                 <w:r>
                   <w:t>SUMMARY</w:t>
@@ -2857,7 +2828,6 @@
               </w:sdtContent>
             </w:sdt>
           </w:p>
-          <w:p/>
           <w:p/>
         </w:tc>
       </w:tr>
@@ -3169,7 +3139,6 @@
                 <w:showingPlcHdr/>
                 <w:text/>
               </w:sdtPr>
-              <w:sdtEndPr/>
               <w:sdtContent>
                 <w:r>
                   <w:rPr>
@@ -3228,7 +3197,6 @@
                 <w:showingPlcHdr/>
                 <w:text/>
               </w:sdtPr>
-              <w:sdtEndPr/>
               <w:sdtContent>
                 <w:r>
                   <w:rPr>
@@ -3316,7 +3284,6 @@
                 <w:showingPlcHdr/>
                 <w:text/>
               </w:sdtPr>
-              <w:sdtEndPr/>
               <w:sdtContent>
                 <w:r>
                   <w:rPr>
@@ -3375,7 +3342,6 @@
                 <w:showingPlcHdr/>
                 <w:text/>
               </w:sdtPr>
-              <w:sdtEndPr/>
               <w:sdtContent>
                 <w:r>
                   <w:rPr>
@@ -3484,7 +3450,6 @@
                 <w:showingPlcHdr/>
                 <w:text/>
               </w:sdtPr>
-              <w:sdtEndPr/>
               <w:sdtContent>
                 <w:r>
                   <w:rPr>
@@ -3557,7 +3522,6 @@
                 <w:showingPlcHdr/>
                 <w:text/>
               </w:sdtPr>
-              <w:sdtEndPr/>
               <w:sdtContent>
                 <w:r>
                   <w:rPr>
@@ -3624,7 +3588,6 @@
                 <w:showingPlcHdr/>
                 <w:text/>
               </w:sdtPr>
-              <w:sdtEndPr/>
               <w:sdtContent>
                 <w:r>
                   <w:rPr>
@@ -3694,7 +3657,6 @@
                 <w:showingPlcHdr/>
                 <w:text/>
               </w:sdtPr>
-              <w:sdtEndPr/>
               <w:sdtContent>
                 <w:r>
                   <w:rPr>
@@ -3773,7 +3735,6 @@
                 <w:showingPlcHdr/>
                 <w:text/>
               </w:sdtPr>
-              <w:sdtEndPr/>
               <w:sdtContent>
                 <w:r>
                   <w:rPr>
@@ -3840,7 +3801,6 @@
                 <w:showingPlcHdr/>
                 <w:text/>
               </w:sdtPr>
-              <w:sdtEndPr/>
               <w:sdtContent>
                 <w:r>
                   <w:rPr>
@@ -3907,7 +3867,6 @@
                 <w:showingPlcHdr/>
                 <w:text/>
               </w:sdtPr>
-              <w:sdtEndPr/>
               <w:sdtContent>
                 <w:r>
                   <w:rPr>
@@ -3978,7 +3937,6 @@
                 <w:showingPlcHdr/>
                 <w:text/>
               </w:sdtPr>
-              <w:sdtEndPr/>
               <w:sdtContent>
                 <w:r>
                   <w:rPr>
@@ -4045,7 +4003,6 @@
                 <w:showingPlcHdr/>
                 <w:text/>
               </w:sdtPr>
-              <w:sdtEndPr/>
               <w:sdtContent>
                 <w:r>
                   <w:rPr>
@@ -4104,7 +4061,6 @@
                 <w:showingPlcHdr/>
                 <w:text/>
               </w:sdtPr>
-              <w:sdtEndPr/>
               <w:sdtContent>
                 <w:r>
                   <w:rPr>
@@ -4192,7 +4148,6 @@
                 <w:showingPlcHdr/>
                 <w:text/>
               </w:sdtPr>
-              <w:sdtEndPr/>
               <w:sdtContent>
                 <w:r>
                   <w:rPr>
@@ -4230,7 +4185,6 @@
                 <w:showingPlcHdr/>
                 <w:text/>
               </w:sdtPr>
-              <w:sdtEndPr/>
               <w:sdtContent>
                 <w:r>
                   <w:rPr>
@@ -4321,14 +4275,15 @@
         </w:trPr>
         <w:tc>
           <w:tcPr>
-            <w:tcW w:w="3150" w:type="dxa"/>
-            <w:gridSpan w:val="2"/>
+            <w:tcW w:w="6750" w:type="dxa"/>
+            <w:gridSpan w:val="7"/>
             <w:shd w:val="clear" w:color="auto" w:fill="C0C0C0"/>
             <w:vAlign w:val="bottom"/>
           </w:tcPr>
           <w:p>
             <w:pPr>
               <w:pStyle w:val="Table"/>
+              <w:jc w:val="center"/>
               <w:rPr>
                 <w:sz w:val="20"/>
               </w:rPr>
@@ -4352,78 +4307,6 @@
                 <w:sz w:val="20"/>
               </w:rPr>
               <w:t>Subcontract Administrator / Buyer Name</w:t>
-            </w:r>
-          </w:p>
-        </w:tc>
-        <w:tc>
-          <w:tcPr>
-            <w:tcW w:w="1980" w:type="dxa"/>
-            <w:gridSpan w:val="2"/>
-            <w:shd w:val="clear" w:color="auto" w:fill="C0C0C0"/>
-            <w:vAlign w:val="bottom"/>
-          </w:tcPr>
-          <w:p>
-            <w:pPr>
-              <w:pStyle w:val="Table"/>
-              <w:rPr>
-                <w:sz w:val="20"/>
-              </w:rPr>
-            </w:pPr>
-            <w:r>
-              <w:rPr>
-                <w:b/>
-                <w:bCs/>
-                <w:sz w:val="20"/>
-              </w:rPr>
-              <w:t>(U)</w:t>
-            </w:r>
-            <w:r>
-              <w:rPr>
-                <w:sz w:val="20"/>
-              </w:rPr>
-              <w:t xml:space="preserve"> </w:t>
-            </w:r>
-            <w:r>
-              <w:rPr>
-                <w:sz w:val="20"/>
-              </w:rPr>
-              <w:t>Phone</w:t>
-            </w:r>
-          </w:p>
-        </w:tc>
-        <w:tc>
-          <w:tcPr>
-            <w:tcW w:w="1620" w:type="dxa"/>
-            <w:gridSpan w:val="3"/>
-            <w:shd w:val="clear" w:color="auto" w:fill="C0C0C0"/>
-            <w:vAlign w:val="bottom"/>
-          </w:tcPr>
-          <w:p>
-            <w:pPr>
-              <w:pStyle w:val="Table"/>
-              <w:rPr>
-                <w:sz w:val="20"/>
-              </w:rPr>
-            </w:pPr>
-            <w:r>
-              <w:rPr>
-                <w:b/>
-                <w:bCs/>
-                <w:sz w:val="20"/>
-              </w:rPr>
-              <w:t>(U)</w:t>
-            </w:r>
-            <w:r>
-              <w:rPr>
-                <w:sz w:val="20"/>
-              </w:rPr>
-              <w:t xml:space="preserve"> </w:t>
-            </w:r>
-            <w:r>
-              <w:rPr>
-                <w:sz w:val="20"/>
-              </w:rPr>
-              <w:t>Subcontract Proposal Manager Name</w:t>
             </w:r>
           </w:p>
         </w:tc>
@@ -4437,6 +4320,7 @@
           <w:p>
             <w:pPr>
               <w:pStyle w:val="Table"/>
+              <w:jc w:val="center"/>
               <w:rPr>
                 <w:sz w:val="20"/>
               </w:rPr>
@@ -4473,8 +4357,8 @@
         </w:trPr>
         <w:tc>
           <w:tcPr>
-            <w:tcW w:w="3150" w:type="dxa"/>
-            <w:gridSpan w:val="2"/>
+            <w:tcW w:w="6750" w:type="dxa"/>
+            <w:gridSpan w:val="7"/>
           </w:tcPr>
           <w:p>
             <w:pPr>
@@ -4486,12 +4370,11 @@
                 <w:tag w:val="POC"/>
                 <w:id w:val="-943071502"/>
                 <w:placeholder>
-                  <w:docPart w:val="30F99A229E124EE294268C7BB07E7919"/>
+                  <w:docPart w:val="9CA32BB5BB5F49A4A18623733834A1E9"/>
                 </w:placeholder>
                 <w:showingPlcHdr/>
                 <w:text/>
               </w:sdtPr>
-              <w:sdtEndPr/>
               <w:sdtContent>
                 <w:r>
                   <w:rPr>
@@ -4507,12 +4390,13 @@
         </w:tc>
         <w:tc>
           <w:tcPr>
-            <w:tcW w:w="1980" w:type="dxa"/>
+            <w:tcW w:w="3780" w:type="dxa"/>
             <w:gridSpan w:val="2"/>
           </w:tcPr>
           <w:p>
             <w:pPr>
               <w:pStyle w:val="Table"/>
+              <w:jc w:val="center"/>
             </w:pPr>
             <w:sdt>
               <w:sdtPr>
@@ -4520,12 +4404,11 @@
                 <w:tag w:val="Phone"/>
                 <w:id w:val="-555316021"/>
                 <w:placeholder>
-                  <w:docPart w:val="29F6C8F05FCF47999777CB15AA70B790"/>
+                  <w:docPart w:val="9BA6053E2EAC4F6A9850FE2BEA9C273D"/>
                 </w:placeholder>
                 <w:showingPlcHdr/>
                 <w:text/>
               </w:sdtPr>
-              <w:sdtEndPr/>
               <w:sdtContent>
                 <w:r>
                   <w:rPr>
@@ -4539,10 +4422,126 @@
             </w:sdt>
           </w:p>
         </w:tc>
+      </w:tr>
+    </w:tbl>
+    <w:p/>
+    <w:tbl>
+      <w:tblPr>
+        <w:tblW w:w="10530" w:type="dxa"/>
+        <w:tblInd w:w="-5" w:type="dxa"/>
+        <w:tblBorders>
+          <w:top w:val="single" w:sz="4" w:space="0" w:color="auto"/>
+          <w:left w:val="single" w:sz="4" w:space="0" w:color="auto"/>
+          <w:bottom w:val="single" w:sz="4" w:space="0" w:color="auto"/>
+          <w:right w:val="single" w:sz="4" w:space="0" w:color="auto"/>
+          <w:insideH w:val="single" w:sz="4" w:space="0" w:color="auto"/>
+          <w:insideV w:val="single" w:sz="4" w:space="0" w:color="auto"/>
+        </w:tblBorders>
+        <w:tblLayout w:type="fixed"/>
+        <w:tblLook w:val="0000" w:firstRow="0" w:lastRow="0" w:firstColumn="0" w:lastColumn="0" w:noHBand="0" w:noVBand="0"/>
+      </w:tblPr>
+      <w:tblGrid>
+        <w:gridCol w:w="6750"/>
+        <w:gridCol w:w="3780"/>
+      </w:tblGrid>
+      <w:tr>
+        <w:trPr>
+          <w:trHeight w:val="360"/>
+        </w:trPr>
         <w:tc>
           <w:tcPr>
-            <w:tcW w:w="1620" w:type="dxa"/>
-            <w:gridSpan w:val="3"/>
+            <w:tcW w:w="6750" w:type="dxa"/>
+            <w:shd w:val="clear" w:color="auto" w:fill="C0C0C0"/>
+            <w:vAlign w:val="bottom"/>
+          </w:tcPr>
+          <w:p>
+            <w:pPr>
+              <w:pStyle w:val="Table"/>
+              <w:jc w:val="center"/>
+              <w:rPr>
+                <w:sz w:val="20"/>
+              </w:rPr>
+            </w:pPr>
+            <w:r>
+              <w:rPr>
+                <w:b/>
+                <w:bCs/>
+                <w:sz w:val="20"/>
+              </w:rPr>
+              <w:t>(U)</w:t>
+            </w:r>
+            <w:r>
+              <w:rPr>
+                <w:sz w:val="20"/>
+              </w:rPr>
+              <w:t xml:space="preserve"> Subcontract Proposal Manager Signature</w:t>
+            </w:r>
+          </w:p>
+          <w:p>
+            <w:pPr>
+              <w:pStyle w:val="Table"/>
+              <w:rPr>
+                <w:sz w:val="20"/>
+              </w:rPr>
+            </w:pPr>
+            <w:r>
+              <w:rPr>
+                <w:sz w:val="20"/>
+              </w:rPr>
+              <w:t>By signing this form, I have reviewed the form content and required supporting documents in its entirety, agree with the data and accuracy of the data as proposed</w:t>
+            </w:r>
+            <w:r>
+              <w:rPr>
+                <w:sz w:val="20"/>
+              </w:rPr>
+              <w:t>.</w:t>
+            </w:r>
+          </w:p>
+        </w:tc>
+        <w:tc>
+          <w:tcPr>
+            <w:tcW w:w="3780" w:type="dxa"/>
+            <w:shd w:val="clear" w:color="auto" w:fill="C0C0C0"/>
+            <w:vAlign w:val="bottom"/>
+          </w:tcPr>
+          <w:p>
+            <w:pPr>
+              <w:pStyle w:val="Table"/>
+              <w:jc w:val="center"/>
+              <w:rPr>
+                <w:sz w:val="20"/>
+              </w:rPr>
+            </w:pPr>
+            <w:r>
+              <w:rPr>
+                <w:b/>
+                <w:bCs/>
+                <w:sz w:val="20"/>
+              </w:rPr>
+              <w:t>(U)</w:t>
+            </w:r>
+            <w:r>
+              <w:rPr>
+                <w:sz w:val="20"/>
+              </w:rPr>
+              <w:t xml:space="preserve"> </w:t>
+            </w:r>
+            <w:r>
+              <w:rPr>
+                <w:sz w:val="20"/>
+              </w:rPr>
+              <w:t>Phone</w:t>
+            </w:r>
+          </w:p>
+        </w:tc>
+      </w:tr>
+      <w:tr>
+        <w:trPr>
+          <w:trHeight w:val="360"/>
+        </w:trPr>
+        <w:tc>
+          <w:tcPr>
+            <w:tcW w:w="6750" w:type="dxa"/>
           </w:tcPr>
           <w:p>
             <w:pPr>
@@ -4552,14 +4551,13 @@
               <w:sdtPr>
                 <w:alias w:val="Manager"/>
                 <w:tag w:val="Manager"/>
-                <w:id w:val="-1964565742"/>
+                <w:id w:val="1305580966"/>
                 <w:placeholder>
-                  <w:docPart w:val="C27700D16ED9448787CE1EF74661419C"/>
+                  <w:docPart w:val="5F13641726F1416C83D324E9FA969D07"/>
                 </w:placeholder>
                 <w:showingPlcHdr/>
                 <w:text/>
               </w:sdtPr>
-              <w:sdtEndPr/>
               <w:sdtContent>
                 <w:r>
                   <w:rPr>
@@ -4576,24 +4574,23 @@
         <w:tc>
           <w:tcPr>
             <w:tcW w:w="3780" w:type="dxa"/>
-            <w:gridSpan w:val="2"/>
           </w:tcPr>
           <w:p>
             <w:pPr>
               <w:pStyle w:val="Table"/>
+              <w:jc w:val="center"/>
             </w:pPr>
             <w:sdt>
               <w:sdtPr>
                 <w:alias w:val="ManagerPhone"/>
                 <w:tag w:val="ManagerPhone"/>
-                <w:id w:val="-1254809537"/>
+                <w:id w:val="1816450398"/>
                 <w:placeholder>
-                  <w:docPart w:val="4B2DF1FDE8B74601B70170992E70A693"/>
+                  <w:docPart w:val="B6B60CB4BC6B44BCB339C5F5DD0B2BC4"/>
                 </w:placeholder>
                 <w:showingPlcHdr/>
                 <w:text/>
               </w:sdtPr>
-              <w:sdtEndPr/>
               <w:sdtContent>
                 <w:r>
                   <w:rPr>
@@ -4609,7 +4606,6 @@
         </w:tc>
       </w:tr>
     </w:tbl>
-    <w:p/>
     <w:p/>
     <w:sectPr>
       <w:footerReference w:type="default" r:id="rId12"/>
@@ -4624,7 +4620,7 @@
 </file>
 
 <file path=word/endnotes.xml><?xml version="1.0" encoding="utf-8"?>
-<w:endnotes xmlns:wpc="http://schemas.microsoft.com/office/word/2010/wordprocessingCanvas" xmlns:cx="http://schemas.microsoft.com/office/drawing/2014/chartex" xmlns:cx1="http://schemas.microsoft.com/office/drawing/2015/9/8/chartex" xmlns:cx2="http://schemas.microsoft.com/office/drawing/2015/10/21/chartex" xmlns:cx3="http://schemas.microsoft.com/office/drawing/2016/5/9/chartex" xmlns:cx4="http://schemas.microsoft.com/office/drawing/2016/5/10/chartex" xmlns:cx5="http://schemas.microsoft.com/office/drawing/2016/5/11/chartex" xmlns:cx6="http://schemas.microsoft.com/office/drawing/2016/5/12/chartex" xmlns:cx7="http://schemas.microsoft.com/office/drawing/2016/5/13/chartex" xmlns:cx8="http://schemas.microsoft.com/office/drawing/2016/5/14/chartex" xmlns:mc="http://schemas.openxmlformats.org/markup-compatibility/2006" xmlns:aink="http://schemas.microsoft.com/office/drawing/2016/ink" xmlns:am3d="http://schemas.microsoft.com/office/drawing/2017/model3d" xmlns:o="urn:schemas-microsoft-com:office:office" xmlns:r="http://schemas.openxmlformats.org/officeDocument/2006/relationships" xmlns:m="http://schemas.openxmlformats.org/officeDocument/2006/math" xmlns:v="urn:schemas-microsoft-com:vml" xmlns:wp14="http://schemas.microsoft.com/office/word/2010/wordprocessingDrawing" xmlns:wp="http://schemas.openxmlformats.org/drawingml/2006/wordprocessingDrawing" xmlns:w10="urn:schemas-microsoft-com:office:word" xmlns:w="http://schemas.openxmlformats.org/wordprocessingml/2006/main" xmlns:w14="http://schemas.microsoft.com/office/word/2010/wordml" xmlns:w15="http://schemas.microsoft.com/office/word/2012/wordml" xmlns:w16cex="http://schemas.microsoft.com/office/word/2018/wordml/cex" xmlns:w16cid="http://schemas.microsoft.com/office/word/2016/wordml/cid" xmlns:w16="http://schemas.microsoft.com/office/word/2018/wordml" xmlns:w16sdtdh="http://schemas.microsoft.com/office/word/2020/wordml/sdtdatahash" xmlns:w16se="http://schemas.microsoft.com/office/word/2015/wordml/symex" xmlns:wpg="http://schemas.microsoft.com/office/word/2010/wordprocessingGroup" xmlns:wpi="http://schemas.microsoft.com/office/word/2010/wordprocessingInk" xmlns:wne="http://schemas.microsoft.com/office/word/2006/wordml" xmlns:wps="http://schemas.microsoft.com/office/word/2010/wordprocessingShape" mc:Ignorable="w14 w15 w16se w16cid w16 w16cex w16sdtdh wp14">
+<w:endnotes xmlns:wpc="http://schemas.microsoft.com/office/word/2010/wordprocessingCanvas" xmlns:cx="http://schemas.microsoft.com/office/drawing/2014/chartex" xmlns:cx1="http://schemas.microsoft.com/office/drawing/2015/9/8/chartex" xmlns:cx2="http://schemas.microsoft.com/office/drawing/2015/10/21/chartex" xmlns:cx3="http://schemas.microsoft.com/office/drawing/2016/5/9/chartex" xmlns:cx4="http://schemas.microsoft.com/office/drawing/2016/5/10/chartex" xmlns:cx5="http://schemas.microsoft.com/office/drawing/2016/5/11/chartex" xmlns:cx6="http://schemas.microsoft.com/office/drawing/2016/5/12/chartex" xmlns:cx7="http://schemas.microsoft.com/office/drawing/2016/5/13/chartex" xmlns:cx8="http://schemas.microsoft.com/office/drawing/2016/5/14/chartex" xmlns:mc="http://schemas.openxmlformats.org/markup-compatibility/2006" xmlns:aink="http://schemas.microsoft.com/office/drawing/2016/ink" xmlns:am3d="http://schemas.microsoft.com/office/drawing/2017/model3d" xmlns:o="urn:schemas-microsoft-com:office:office" xmlns:oel="http://schemas.microsoft.com/office/2019/extlst" xmlns:r="http://schemas.openxmlformats.org/officeDocument/2006/relationships" xmlns:m="http://schemas.openxmlformats.org/officeDocument/2006/math" xmlns:v="urn:schemas-microsoft-com:vml" xmlns:wp14="http://schemas.microsoft.com/office/word/2010/wordprocessingDrawing" xmlns:wp="http://schemas.openxmlformats.org/drawingml/2006/wordprocessingDrawing" xmlns:w10="urn:schemas-microsoft-com:office:word" xmlns:w="http://schemas.openxmlformats.org/wordprocessingml/2006/main" xmlns:w14="http://schemas.microsoft.com/office/word/2010/wordml" xmlns:w15="http://schemas.microsoft.com/office/word/2012/wordml" xmlns:w16cex="http://schemas.microsoft.com/office/word/2018/wordml/cex" xmlns:w16cid="http://schemas.microsoft.com/office/word/2016/wordml/cid" xmlns:w16="http://schemas.microsoft.com/office/word/2018/wordml" xmlns:w16sdtdh="http://schemas.microsoft.com/office/word/2020/wordml/sdtdatahash" xmlns:w16se="http://schemas.microsoft.com/office/word/2015/wordml/symex" xmlns:wpg="http://schemas.microsoft.com/office/word/2010/wordprocessingGroup" xmlns:wpi="http://schemas.microsoft.com/office/word/2010/wordprocessingInk" xmlns:wne="http://schemas.microsoft.com/office/word/2006/wordml" xmlns:wps="http://schemas.microsoft.com/office/word/2010/wordprocessingShape" mc:Ignorable="w14 w15 w16se w16cid w16 w16cex w16sdtdh wp14">
   <w:endnote w:type="separator" w:id="-1">
     <w:p>
       <w:r>
@@ -4643,7 +4639,7 @@
 </file>
 
 <file path=word/footer1.xml><?xml version="1.0" encoding="utf-8"?>
-<w:ftr xmlns:wpc="http://schemas.microsoft.com/office/word/2010/wordprocessingCanvas" xmlns:cx="http://schemas.microsoft.com/office/drawing/2014/chartex" xmlns:cx1="http://schemas.microsoft.com/office/drawing/2015/9/8/chartex" xmlns:cx2="http://schemas.microsoft.com/office/drawing/2015/10/21/chartex" xmlns:cx3="http://schemas.microsoft.com/office/drawing/2016/5/9/chartex" xmlns:cx4="http://schemas.microsoft.com/office/drawing/2016/5/10/chartex" xmlns:cx5="http://schemas.microsoft.com/office/drawing/2016/5/11/chartex" xmlns:cx6="http://schemas.microsoft.com/office/drawing/2016/5/12/chartex" xmlns:cx7="http://schemas.microsoft.com/office/drawing/2016/5/13/chartex" xmlns:cx8="http://schemas.microsoft.com/office/drawing/2016/5/14/chartex" xmlns:mc="http://schemas.openxmlformats.org/markup-compatibility/2006" xmlns:aink="http://schemas.microsoft.com/office/drawing/2016/ink" xmlns:am3d="http://schemas.microsoft.com/office/drawing/2017/model3d" xmlns:o="urn:schemas-microsoft-com:office:office" xmlns:r="http://schemas.openxmlformats.org/officeDocument/2006/relationships" xmlns:m="http://schemas.openxmlformats.org/officeDocument/2006/math" xmlns:v="urn:schemas-microsoft-com:vml" xmlns:wp14="http://schemas.microsoft.com/office/word/2010/wordprocessingDrawing" xmlns:wp="http://schemas.openxmlformats.org/drawingml/2006/wordprocessingDrawing" xmlns:w10="urn:schemas-microsoft-com:office:word" xmlns:w="http://schemas.openxmlformats.org/wordprocessingml/2006/main" xmlns:w14="http://schemas.microsoft.com/office/word/2010/wordml" xmlns:w15="http://schemas.microsoft.com/office/word/2012/wordml" xmlns:w16cex="http://schemas.microsoft.com/office/word/2018/wordml/cex" xmlns:w16cid="http://schemas.microsoft.com/office/word/2016/wordml/cid" xmlns:w16="http://schemas.microsoft.com/office/word/2018/wordml" xmlns:w16sdtdh="http://schemas.microsoft.com/office/word/2020/wordml/sdtdatahash" xmlns:w16se="http://schemas.microsoft.com/office/word/2015/wordml/symex" xmlns:wpg="http://schemas.microsoft.com/office/word/2010/wordprocessingGroup" xmlns:wpi="http://schemas.microsoft.com/office/word/2010/wordprocessingInk" xmlns:wne="http://schemas.microsoft.com/office/word/2006/wordml" xmlns:wps="http://schemas.microsoft.com/office/word/2010/wordprocessingShape" mc:Ignorable="w14 w15 w16se w16cid w16 w16cex w16sdtdh wp14">
+<w:ftr xmlns:wpc="http://schemas.microsoft.com/office/word/2010/wordprocessingCanvas" xmlns:cx="http://schemas.microsoft.com/office/drawing/2014/chartex" xmlns:cx1="http://schemas.microsoft.com/office/drawing/2015/9/8/chartex" xmlns:cx2="http://schemas.microsoft.com/office/drawing/2015/10/21/chartex" xmlns:cx3="http://schemas.microsoft.com/office/drawing/2016/5/9/chartex" xmlns:cx4="http://schemas.microsoft.com/office/drawing/2016/5/10/chartex" xmlns:cx5="http://schemas.microsoft.com/office/drawing/2016/5/11/chartex" xmlns:cx6="http://schemas.microsoft.com/office/drawing/2016/5/12/chartex" xmlns:cx7="http://schemas.microsoft.com/office/drawing/2016/5/13/chartex" xmlns:cx8="http://schemas.microsoft.com/office/drawing/2016/5/14/chartex" xmlns:mc="http://schemas.openxmlformats.org/markup-compatibility/2006" xmlns:aink="http://schemas.microsoft.com/office/drawing/2016/ink" xmlns:am3d="http://schemas.microsoft.com/office/drawing/2017/model3d" xmlns:o="urn:schemas-microsoft-com:office:office" xmlns:oel="http://schemas.microsoft.com/office/2019/extlst" xmlns:r="http://schemas.openxmlformats.org/officeDocument/2006/relationships" xmlns:m="http://schemas.openxmlformats.org/officeDocument/2006/math" xmlns:v="urn:schemas-microsoft-com:vml" xmlns:wp14="http://schemas.microsoft.com/office/word/2010/wordprocessingDrawing" xmlns:wp="http://schemas.openxmlformats.org/drawingml/2006/wordprocessingDrawing" xmlns:w10="urn:schemas-microsoft-com:office:word" xmlns:w="http://schemas.openxmlformats.org/wordprocessingml/2006/main" xmlns:w14="http://schemas.microsoft.com/office/word/2010/wordml" xmlns:w15="http://schemas.microsoft.com/office/word/2012/wordml" xmlns:w16cex="http://schemas.microsoft.com/office/word/2018/wordml/cex" xmlns:w16cid="http://schemas.microsoft.com/office/word/2016/wordml/cid" xmlns:w16="http://schemas.microsoft.com/office/word/2018/wordml" xmlns:w16sdtdh="http://schemas.microsoft.com/office/word/2020/wordml/sdtdatahash" xmlns:w16se="http://schemas.microsoft.com/office/word/2015/wordml/symex" xmlns:wpg="http://schemas.microsoft.com/office/word/2010/wordprocessingGroup" xmlns:wpi="http://schemas.microsoft.com/office/word/2010/wordprocessingInk" xmlns:wne="http://schemas.microsoft.com/office/word/2006/wordml" xmlns:wps="http://schemas.microsoft.com/office/word/2010/wordprocessingShape" mc:Ignorable="w14 w15 w16se w16cid w16 w16cex w16sdtdh wp14">
   <w:p>
     <w:pPr>
       <w:pStyle w:val="FooterTop"/>
@@ -4662,7 +4658,7 @@
       <w:t>1</w:t>
     </w:r>
     <w:r>
-      <w:t>2</w:t>
+      <w:t>3</w:t>
     </w:r>
     <w:r>
       <w:tab/>
@@ -4672,13 +4668,16 @@
       <w:t>0</w:t>
     </w:r>
     <w:r>
-      <w:t>4</w:t>
+      <w:t>5</w:t>
     </w:r>
     <w:r>
       <w:t>-</w:t>
     </w:r>
     <w:r>
-      <w:t>21</w:t>
+      <w:t>1</w:t>
+    </w:r>
+    <w:r>
+      <w:t>8</w:t>
     </w:r>
     <w:r>
       <w:t>-20</w:t>
@@ -4687,7 +4686,7 @@
       <w:t>2</w:t>
     </w:r>
     <w:r>
-      <w:t>2</w:t>
+      <w:t>3</w:t>
     </w:r>
   </w:p>
   <w:p>
@@ -4799,7 +4798,6 @@
         <w:showingPlcHdr/>
         <w:text/>
       </w:sdtPr>
-      <w:sdtEndPr/>
       <w:sdtContent>
         <w:r>
           <w:rPr>
@@ -4840,7 +4838,7 @@
 </file>
 
 <file path=word/footnotes.xml><?xml version="1.0" encoding="utf-8"?>
-<w:footnotes xmlns:wpc="http://schemas.microsoft.com/office/word/2010/wordprocessingCanvas" xmlns:cx="http://schemas.microsoft.com/office/drawing/2014/chartex" xmlns:cx1="http://schemas.microsoft.com/office/drawing/2015/9/8/chartex" xmlns:cx2="http://schemas.microsoft.com/office/drawing/2015/10/21/chartex" xmlns:cx3="http://schemas.microsoft.com/office/drawing/2016/5/9/chartex" xmlns:cx4="http://schemas.microsoft.com/office/drawing/2016/5/10/chartex" xmlns:cx5="http://schemas.microsoft.com/office/drawing/2016/5/11/chartex" xmlns:cx6="http://schemas.microsoft.com/office/drawing/2016/5/12/chartex" xmlns:cx7="http://schemas.microsoft.com/office/drawing/2016/5/13/chartex" xmlns:cx8="http://schemas.microsoft.com/office/drawing/2016/5/14/chartex" xmlns:mc="http://schemas.openxmlformats.org/markup-compatibility/2006" xmlns:aink="http://schemas.microsoft.com/office/drawing/2016/ink" xmlns:am3d="http://schemas.microsoft.com/office/drawing/2017/model3d" xmlns:o="urn:schemas-microsoft-com:office:office" xmlns:r="http://schemas.openxmlformats.org/officeDocument/2006/relationships" xmlns:m="http://schemas.openxmlformats.org/officeDocument/2006/math" xmlns:v="urn:schemas-microsoft-com:vml" xmlns:wp14="http://schemas.microsoft.com/office/word/2010/wordprocessingDrawing" xmlns:wp="http://schemas.openxmlformats.org/drawingml/2006/wordprocessingDrawing" xmlns:w10="urn:schemas-microsoft-com:office:word" xmlns:w="http://schemas.openxmlformats.org/wordprocessingml/2006/main" xmlns:w14="http://schemas.microsoft.com/office/word/2010/wordml" xmlns:w15="http://schemas.microsoft.com/office/word/2012/wordml" xmlns:w16cex="http://schemas.microsoft.com/office/word/2018/wordml/cex" xmlns:w16cid="http://schemas.microsoft.com/office/word/2016/wordml/cid" xmlns:w16="http://schemas.microsoft.com/office/word/2018/wordml" xmlns:w16sdtdh="http://schemas.microsoft.com/office/word/2020/wordml/sdtdatahash" xmlns:w16se="http://schemas.microsoft.com/office/word/2015/wordml/symex" xmlns:wpg="http://schemas.microsoft.com/office/word/2010/wordprocessingGroup" xmlns:wpi="http://schemas.microsoft.com/office/word/2010/wordprocessingInk" xmlns:wne="http://schemas.microsoft.com/office/word/2006/wordml" xmlns:wps="http://schemas.microsoft.com/office/word/2010/wordprocessingShape" mc:Ignorable="w14 w15 w16se w16cid w16 w16cex w16sdtdh wp14">
+<w:footnotes xmlns:wpc="http://schemas.microsoft.com/office/word/2010/wordprocessingCanvas" xmlns:cx="http://schemas.microsoft.com/office/drawing/2014/chartex" xmlns:cx1="http://schemas.microsoft.com/office/drawing/2015/9/8/chartex" xmlns:cx2="http://schemas.microsoft.com/office/drawing/2015/10/21/chartex" xmlns:cx3="http://schemas.microsoft.com/office/drawing/2016/5/9/chartex" xmlns:cx4="http://schemas.microsoft.com/office/drawing/2016/5/10/chartex" xmlns:cx5="http://schemas.microsoft.com/office/drawing/2016/5/11/chartex" xmlns:cx6="http://schemas.microsoft.com/office/drawing/2016/5/12/chartex" xmlns:cx7="http://schemas.microsoft.com/office/drawing/2016/5/13/chartex" xmlns:cx8="http://schemas.microsoft.com/office/drawing/2016/5/14/chartex" xmlns:mc="http://schemas.openxmlformats.org/markup-compatibility/2006" xmlns:aink="http://schemas.microsoft.com/office/drawing/2016/ink" xmlns:am3d="http://schemas.microsoft.com/office/drawing/2017/model3d" xmlns:o="urn:schemas-microsoft-com:office:office" xmlns:oel="http://schemas.microsoft.com/office/2019/extlst" xmlns:r="http://schemas.openxmlformats.org/officeDocument/2006/relationships" xmlns:m="http://schemas.openxmlformats.org/officeDocument/2006/math" xmlns:v="urn:schemas-microsoft-com:vml" xmlns:wp14="http://schemas.microsoft.com/office/word/2010/wordprocessingDrawing" xmlns:wp="http://schemas.openxmlformats.org/drawingml/2006/wordprocessingDrawing" xmlns:w10="urn:schemas-microsoft-com:office:word" xmlns:w="http://schemas.openxmlformats.org/wordprocessingml/2006/main" xmlns:w14="http://schemas.microsoft.com/office/word/2010/wordml" xmlns:w15="http://schemas.microsoft.com/office/word/2012/wordml" xmlns:w16cex="http://schemas.microsoft.com/office/word/2018/wordml/cex" xmlns:w16cid="http://schemas.microsoft.com/office/word/2016/wordml/cid" xmlns:w16="http://schemas.microsoft.com/office/word/2018/wordml" xmlns:w16sdtdh="http://schemas.microsoft.com/office/word/2020/wordml/sdtdatahash" xmlns:w16se="http://schemas.microsoft.com/office/word/2015/wordml/symex" xmlns:wpg="http://schemas.microsoft.com/office/word/2010/wordprocessingGroup" xmlns:wpi="http://schemas.microsoft.com/office/word/2010/wordprocessingInk" xmlns:wne="http://schemas.microsoft.com/office/word/2006/wordml" xmlns:wps="http://schemas.microsoft.com/office/word/2010/wordprocessingShape" mc:Ignorable="w14 w15 w16se w16cid w16 w16cex w16sdtdh wp14">
   <w:footnote w:type="separator" w:id="-1">
     <w:p>
       <w:r>
@@ -4859,7 +4857,7 @@
 </file>
 
 <file path=word/numbering.xml><?xml version="1.0" encoding="utf-8"?>
-<w:numbering xmlns:wpc="http://schemas.microsoft.com/office/word/2010/wordprocessingCanvas" xmlns:cx="http://schemas.microsoft.com/office/drawing/2014/chartex" xmlns:cx1="http://schemas.microsoft.com/office/drawing/2015/9/8/chartex" xmlns:cx2="http://schemas.microsoft.com/office/drawing/2015/10/21/chartex" xmlns:cx3="http://schemas.microsoft.com/office/drawing/2016/5/9/chartex" xmlns:cx4="http://schemas.microsoft.com/office/drawing/2016/5/10/chartex" xmlns:cx5="http://schemas.microsoft.com/office/drawing/2016/5/11/chartex" xmlns:cx6="http://schemas.microsoft.com/office/drawing/2016/5/12/chartex" xmlns:cx7="http://schemas.microsoft.com/office/drawing/2016/5/13/chartex" xmlns:cx8="http://schemas.microsoft.com/office/drawing/2016/5/14/chartex" xmlns:mc="http://schemas.openxmlformats.org/markup-compatibility/2006" xmlns:aink="http://schemas.microsoft.com/office/drawing/2016/ink" xmlns:am3d="http://schemas.microsoft.com/office/drawing/2017/model3d" xmlns:o="urn:schemas-microsoft-com:office:office" xmlns:r="http://schemas.openxmlformats.org/officeDocument/2006/relationships" xmlns:m="http://schemas.openxmlformats.org/officeDocument/2006/math" xmlns:v="urn:schemas-microsoft-com:vml" xmlns:wp14="http://schemas.microsoft.com/office/word/2010/wordprocessingDrawing" xmlns:wp="http://schemas.openxmlformats.org/drawingml/2006/wordprocessingDrawing" xmlns:w10="urn:schemas-microsoft-com:office:word" xmlns:w="http://schemas.openxmlformats.org/wordprocessingml/2006/main" xmlns:w14="http://schemas.microsoft.com/office/word/2010/wordml" xmlns:w15="http://schemas.microsoft.com/office/word/2012/wordml" xmlns:w16cex="http://schemas.microsoft.com/office/word/2018/wordml/cex" xmlns:w16cid="http://schemas.microsoft.com/office/word/2016/wordml/cid" xmlns:w16="http://schemas.microsoft.com/office/word/2018/wordml" xmlns:w16sdtdh="http://schemas.microsoft.com/office/word/2020/wordml/sdtdatahash" xmlns:w16se="http://schemas.microsoft.com/office/word/2015/wordml/symex" xmlns:wpg="http://schemas.microsoft.com/office/word/2010/wordprocessingGroup" xmlns:wpi="http://schemas.microsoft.com/office/word/2010/wordprocessingInk" xmlns:wne="http://schemas.microsoft.com/office/word/2006/wordml" xmlns:wps="http://schemas.microsoft.com/office/word/2010/wordprocessingShape" mc:Ignorable="w14 w15 w16se w16cid w16 w16cex w16sdtdh wp14">
+<w:numbering xmlns:wpc="http://schemas.microsoft.com/office/word/2010/wordprocessingCanvas" xmlns:cx="http://schemas.microsoft.com/office/drawing/2014/chartex" xmlns:cx1="http://schemas.microsoft.com/office/drawing/2015/9/8/chartex" xmlns:cx2="http://schemas.microsoft.com/office/drawing/2015/10/21/chartex" xmlns:cx3="http://schemas.microsoft.com/office/drawing/2016/5/9/chartex" xmlns:cx4="http://schemas.microsoft.com/office/drawing/2016/5/10/chartex" xmlns:cx5="http://schemas.microsoft.com/office/drawing/2016/5/11/chartex" xmlns:cx6="http://schemas.microsoft.com/office/drawing/2016/5/12/chartex" xmlns:cx7="http://schemas.microsoft.com/office/drawing/2016/5/13/chartex" xmlns:cx8="http://schemas.microsoft.com/office/drawing/2016/5/14/chartex" xmlns:mc="http://schemas.openxmlformats.org/markup-compatibility/2006" xmlns:aink="http://schemas.microsoft.com/office/drawing/2016/ink" xmlns:am3d="http://schemas.microsoft.com/office/drawing/2017/model3d" xmlns:o="urn:schemas-microsoft-com:office:office" xmlns:oel="http://schemas.microsoft.com/office/2019/extlst" xmlns:r="http://schemas.openxmlformats.org/officeDocument/2006/relationships" xmlns:m="http://schemas.openxmlformats.org/officeDocument/2006/math" xmlns:v="urn:schemas-microsoft-com:vml" xmlns:wp14="http://schemas.microsoft.com/office/word/2010/wordprocessingDrawing" xmlns:wp="http://schemas.openxmlformats.org/drawingml/2006/wordprocessingDrawing" xmlns:w10="urn:schemas-microsoft-com:office:word" xmlns:w="http://schemas.openxmlformats.org/wordprocessingml/2006/main" xmlns:w14="http://schemas.microsoft.com/office/word/2010/wordml" xmlns:w15="http://schemas.microsoft.com/office/word/2012/wordml" xmlns:w16cex="http://schemas.microsoft.com/office/word/2018/wordml/cex" xmlns:w16cid="http://schemas.microsoft.com/office/word/2016/wordml/cid" xmlns:w16="http://schemas.microsoft.com/office/word/2018/wordml" xmlns:w16sdtdh="http://schemas.microsoft.com/office/word/2020/wordml/sdtdatahash" xmlns:w16se="http://schemas.microsoft.com/office/word/2015/wordml/symex" xmlns:wpg="http://schemas.microsoft.com/office/word/2010/wordprocessingGroup" xmlns:wpi="http://schemas.microsoft.com/office/word/2010/wordprocessingInk" xmlns:wne="http://schemas.microsoft.com/office/word/2006/wordml" xmlns:wps="http://schemas.microsoft.com/office/word/2010/wordprocessingShape" mc:Ignorable="w14 w15 w16se w16cid w16 w16cex w16sdtdh wp14">
   <w:abstractNum w:abstractNumId="0" w15:restartNumberingAfterBreak="0">
     <w:nsid w:val="FFFFFF7C"/>
     <w:multiLevelType w:val="singleLevel"/>
@@ -5636,118 +5634,118 @@
       </w:pPr>
     </w:lvl>
   </w:abstractNum>
-  <w:num w:numId="1">
+  <w:num w:numId="1" w16cid:durableId="783615369">
     <w:abstractNumId w:val="9"/>
   </w:num>
-  <w:num w:numId="2">
+  <w:num w:numId="2" w16cid:durableId="1389107104">
     <w:abstractNumId w:val="7"/>
   </w:num>
-  <w:num w:numId="3">
+  <w:num w:numId="3" w16cid:durableId="1636519510">
     <w:abstractNumId w:val="6"/>
   </w:num>
-  <w:num w:numId="4">
+  <w:num w:numId="4" w16cid:durableId="1195851016">
     <w:abstractNumId w:val="5"/>
   </w:num>
-  <w:num w:numId="5">
+  <w:num w:numId="5" w16cid:durableId="367996967">
     <w:abstractNumId w:val="4"/>
   </w:num>
-  <w:num w:numId="6">
+  <w:num w:numId="6" w16cid:durableId="1020819532">
     <w:abstractNumId w:val="8"/>
   </w:num>
-  <w:num w:numId="7">
+  <w:num w:numId="7" w16cid:durableId="808088182">
     <w:abstractNumId w:val="3"/>
   </w:num>
-  <w:num w:numId="8">
+  <w:num w:numId="8" w16cid:durableId="1049644569">
     <w:abstractNumId w:val="2"/>
   </w:num>
-  <w:num w:numId="9">
+  <w:num w:numId="9" w16cid:durableId="293557864">
     <w:abstractNumId w:val="1"/>
   </w:num>
-  <w:num w:numId="10">
+  <w:num w:numId="10" w16cid:durableId="434518088">
     <w:abstractNumId w:val="0"/>
   </w:num>
-  <w:num w:numId="11">
+  <w:num w:numId="11" w16cid:durableId="783422843">
     <w:abstractNumId w:val="12"/>
   </w:num>
-  <w:num w:numId="12">
+  <w:num w:numId="12" w16cid:durableId="438065188">
     <w:abstractNumId w:val="12"/>
   </w:num>
-  <w:num w:numId="13">
+  <w:num w:numId="13" w16cid:durableId="1341467414">
     <w:abstractNumId w:val="12"/>
   </w:num>
-  <w:num w:numId="14">
+  <w:num w:numId="14" w16cid:durableId="2089761904">
     <w:abstractNumId w:val="12"/>
   </w:num>
-  <w:num w:numId="15">
+  <w:num w:numId="15" w16cid:durableId="1985352983">
     <w:abstractNumId w:val="12"/>
   </w:num>
-  <w:num w:numId="16">
+  <w:num w:numId="16" w16cid:durableId="1785997893">
     <w:abstractNumId w:val="12"/>
   </w:num>
-  <w:num w:numId="17">
+  <w:num w:numId="17" w16cid:durableId="618728331">
     <w:abstractNumId w:val="12"/>
   </w:num>
-  <w:num w:numId="18">
+  <w:num w:numId="18" w16cid:durableId="2098094113">
     <w:abstractNumId w:val="12"/>
   </w:num>
-  <w:num w:numId="19">
+  <w:num w:numId="19" w16cid:durableId="1459833641">
     <w:abstractNumId w:val="12"/>
   </w:num>
-  <w:num w:numId="20">
+  <w:num w:numId="20" w16cid:durableId="2030795867">
     <w:abstractNumId w:val="12"/>
   </w:num>
-  <w:num w:numId="21">
+  <w:num w:numId="21" w16cid:durableId="1275937041">
     <w:abstractNumId w:val="12"/>
   </w:num>
-  <w:num w:numId="22">
+  <w:num w:numId="22" w16cid:durableId="518861266">
     <w:abstractNumId w:val="12"/>
   </w:num>
-  <w:num w:numId="23">
+  <w:num w:numId="23" w16cid:durableId="1585066384">
     <w:abstractNumId w:val="12"/>
   </w:num>
-  <w:num w:numId="24">
+  <w:num w:numId="24" w16cid:durableId="1007713441">
     <w:abstractNumId w:val="12"/>
   </w:num>
-  <w:num w:numId="25">
+  <w:num w:numId="25" w16cid:durableId="1596867357">
     <w:abstractNumId w:val="9"/>
   </w:num>
-  <w:num w:numId="26">
+  <w:num w:numId="26" w16cid:durableId="330790068">
     <w:abstractNumId w:val="7"/>
   </w:num>
-  <w:num w:numId="27">
+  <w:num w:numId="27" w16cid:durableId="808084931">
     <w:abstractNumId w:val="6"/>
   </w:num>
-  <w:num w:numId="28">
+  <w:num w:numId="28" w16cid:durableId="629434437">
     <w:abstractNumId w:val="5"/>
   </w:num>
-  <w:num w:numId="29">
+  <w:num w:numId="29" w16cid:durableId="1942910476">
     <w:abstractNumId w:val="4"/>
   </w:num>
-  <w:num w:numId="30">
+  <w:num w:numId="30" w16cid:durableId="601452558">
     <w:abstractNumId w:val="8"/>
   </w:num>
-  <w:num w:numId="31">
+  <w:num w:numId="31" w16cid:durableId="2121677081">
     <w:abstractNumId w:val="3"/>
   </w:num>
-  <w:num w:numId="32">
+  <w:num w:numId="32" w16cid:durableId="2122646771">
     <w:abstractNumId w:val="2"/>
   </w:num>
-  <w:num w:numId="33">
+  <w:num w:numId="33" w16cid:durableId="1762339743">
     <w:abstractNumId w:val="1"/>
   </w:num>
-  <w:num w:numId="34">
+  <w:num w:numId="34" w16cid:durableId="715663454">
     <w:abstractNumId w:val="0"/>
   </w:num>
-  <w:num w:numId="35">
+  <w:num w:numId="35" w16cid:durableId="1110784243">
     <w:abstractNumId w:val="13"/>
   </w:num>
-  <w:num w:numId="36">
+  <w:num w:numId="36" w16cid:durableId="2038040023">
     <w:abstractNumId w:val="14"/>
   </w:num>
-  <w:num w:numId="37">
+  <w:num w:numId="37" w16cid:durableId="379785591">
     <w:abstractNumId w:val="10"/>
   </w:num>
-  <w:num w:numId="38">
+  <w:num w:numId="38" w16cid:durableId="426535116">
     <w:abstractNumId w:val="11"/>
   </w:num>
 </w:numbering>
@@ -7316,7 +7314,7 @@
 </file>
 
 <file path=word/glossary/document.xml><?xml version="1.0" encoding="utf-8"?>
-<w:glossaryDocument xmlns:wpc="http://schemas.microsoft.com/office/word/2010/wordprocessingCanvas" xmlns:cx="http://schemas.microsoft.com/office/drawing/2014/chartex" xmlns:cx1="http://schemas.microsoft.com/office/drawing/2015/9/8/chartex" xmlns:cx2="http://schemas.microsoft.com/office/drawing/2015/10/21/chartex" xmlns:cx3="http://schemas.microsoft.com/office/drawing/2016/5/9/chartex" xmlns:cx4="http://schemas.microsoft.com/office/drawing/2016/5/10/chartex" xmlns:cx5="http://schemas.microsoft.com/office/drawing/2016/5/11/chartex" xmlns:cx6="http://schemas.microsoft.com/office/drawing/2016/5/12/chartex" xmlns:cx7="http://schemas.microsoft.com/office/drawing/2016/5/13/chartex" xmlns:cx8="http://schemas.microsoft.com/office/drawing/2016/5/14/chartex" xmlns:mc="http://schemas.openxmlformats.org/markup-compatibility/2006" xmlns:aink="http://schemas.microsoft.com/office/drawing/2016/ink" xmlns:am3d="http://schemas.microsoft.com/office/drawing/2017/model3d" xmlns:o="urn:schemas-microsoft-com:office:office" xmlns:r="http://schemas.openxmlformats.org/officeDocument/2006/relationships" xmlns:m="http://schemas.openxmlformats.org/officeDocument/2006/math" xmlns:v="urn:schemas-microsoft-com:vml" xmlns:wp14="http://schemas.microsoft.com/office/word/2010/wordprocessingDrawing" xmlns:wp="http://schemas.openxmlformats.org/drawingml/2006/wordprocessingDrawing" xmlns:w10="urn:schemas-microsoft-com:office:word" xmlns:w="http://schemas.openxmlformats.org/wordprocessingml/2006/main" xmlns:w14="http://schemas.microsoft.com/office/word/2010/wordml" xmlns:w15="http://schemas.microsoft.com/office/word/2012/wordml" xmlns:w16cex="http://schemas.microsoft.com/office/word/2018/wordml/cex" xmlns:w16cid="http://schemas.microsoft.com/office/word/2016/wordml/cid" xmlns:w16="http://schemas.microsoft.com/office/word/2018/wordml" xmlns:w16sdtdh="http://schemas.microsoft.com/office/word/2020/wordml/sdtdatahash" xmlns:w16se="http://schemas.microsoft.com/office/word/2015/wordml/symex" xmlns:wpg="http://schemas.microsoft.com/office/word/2010/wordprocessingGroup" xmlns:wpi="http://schemas.microsoft.com/office/word/2010/wordprocessingInk" xmlns:wne="http://schemas.microsoft.com/office/word/2006/wordml" xmlns:wps="http://schemas.microsoft.com/office/word/2010/wordprocessingShape" mc:Ignorable="w14 w15 w16se w16cid w16 w16cex w16sdtdh wp14">
+<w:glossaryDocument xmlns:wpc="http://schemas.microsoft.com/office/word/2010/wordprocessingCanvas" xmlns:cx="http://schemas.microsoft.com/office/drawing/2014/chartex" xmlns:cx1="http://schemas.microsoft.com/office/drawing/2015/9/8/chartex" xmlns:cx2="http://schemas.microsoft.com/office/drawing/2015/10/21/chartex" xmlns:cx3="http://schemas.microsoft.com/office/drawing/2016/5/9/chartex" xmlns:cx4="http://schemas.microsoft.com/office/drawing/2016/5/10/chartex" xmlns:cx5="http://schemas.microsoft.com/office/drawing/2016/5/11/chartex" xmlns:cx6="http://schemas.microsoft.com/office/drawing/2016/5/12/chartex" xmlns:cx7="http://schemas.microsoft.com/office/drawing/2016/5/13/chartex" xmlns:cx8="http://schemas.microsoft.com/office/drawing/2016/5/14/chartex" xmlns:mc="http://schemas.openxmlformats.org/markup-compatibility/2006" xmlns:aink="http://schemas.microsoft.com/office/drawing/2016/ink" xmlns:am3d="http://schemas.microsoft.com/office/drawing/2017/model3d" xmlns:o="urn:schemas-microsoft-com:office:office" xmlns:oel="http://schemas.microsoft.com/office/2019/extlst" xmlns:r="http://schemas.openxmlformats.org/officeDocument/2006/relationships" xmlns:m="http://schemas.openxmlformats.org/officeDocument/2006/math" xmlns:v="urn:schemas-microsoft-com:vml" xmlns:wp14="http://schemas.microsoft.com/office/word/2010/wordprocessingDrawing" xmlns:wp="http://schemas.openxmlformats.org/drawingml/2006/wordprocessingDrawing" xmlns:w10="urn:schemas-microsoft-com:office:word" xmlns:w="http://schemas.openxmlformats.org/wordprocessingml/2006/main" xmlns:w14="http://schemas.microsoft.com/office/word/2010/wordml" xmlns:w15="http://schemas.microsoft.com/office/word/2012/wordml" xmlns:w16cex="http://schemas.microsoft.com/office/word/2018/wordml/cex" xmlns:w16cid="http://schemas.microsoft.com/office/word/2016/wordml/cid" xmlns:w16="http://schemas.microsoft.com/office/word/2018/wordml" xmlns:w16sdtdh="http://schemas.microsoft.com/office/word/2020/wordml/sdtdatahash" xmlns:w16se="http://schemas.microsoft.com/office/word/2015/wordml/symex" xmlns:wpg="http://schemas.microsoft.com/office/word/2010/wordprocessingGroup" xmlns:wpi="http://schemas.microsoft.com/office/word/2010/wordprocessingInk" xmlns:wne="http://schemas.microsoft.com/office/word/2006/wordml" xmlns:wps="http://schemas.microsoft.com/office/word/2010/wordprocessingShape" mc:Ignorable="w14 w15 w16se w16cid w16 w16cex w16sdtdh wp14">
   <w:docParts>
     <w:docPart>
       <w:docPartPr>
@@ -8207,126 +8205,6 @@
     </w:docPart>
     <w:docPart>
       <w:docPartPr>
-        <w:name w:val="30F99A229E124EE294268C7BB07E7919"/>
-        <w:category>
-          <w:name w:val="General"/>
-          <w:gallery w:val="placeholder"/>
-        </w:category>
-        <w:types>
-          <w:type w:val="bbPlcHdr"/>
-        </w:types>
-        <w:behaviors>
-          <w:behavior w:val="content"/>
-        </w:behaviors>
-        <w:guid w:val="{3DC42FEC-7AB0-489E-A4B8-24FF7B9DE0E4}"/>
-      </w:docPartPr>
-      <w:docPartBody>
-        <w:p>
-          <w:pPr>
-            <w:pStyle w:val="30F99A229E124EE294268C7BB07E79191"/>
-          </w:pPr>
-          <w:r>
-            <w:rPr>
-              <w:rStyle w:val="PlaceholderText"/>
-              <w:sz w:val="20"/>
-            </w:rPr>
-            <w:t>POC</w:t>
-          </w:r>
-        </w:p>
-      </w:docPartBody>
-    </w:docPart>
-    <w:docPart>
-      <w:docPartPr>
-        <w:name w:val="29F6C8F05FCF47999777CB15AA70B790"/>
-        <w:category>
-          <w:name w:val="General"/>
-          <w:gallery w:val="placeholder"/>
-        </w:category>
-        <w:types>
-          <w:type w:val="bbPlcHdr"/>
-        </w:types>
-        <w:behaviors>
-          <w:behavior w:val="content"/>
-        </w:behaviors>
-        <w:guid w:val="{94E6E496-AAFA-4C97-BAB4-138BB5D32C45}"/>
-      </w:docPartPr>
-      <w:docPartBody>
-        <w:p>
-          <w:pPr>
-            <w:pStyle w:val="29F6C8F05FCF47999777CB15AA70B7901"/>
-          </w:pPr>
-          <w:r>
-            <w:rPr>
-              <w:rStyle w:val="PlaceholderText"/>
-              <w:sz w:val="20"/>
-            </w:rPr>
-            <w:t>Phone</w:t>
-          </w:r>
-        </w:p>
-      </w:docPartBody>
-    </w:docPart>
-    <w:docPart>
-      <w:docPartPr>
-        <w:name w:val="C27700D16ED9448787CE1EF74661419C"/>
-        <w:category>
-          <w:name w:val="General"/>
-          <w:gallery w:val="placeholder"/>
-        </w:category>
-        <w:types>
-          <w:type w:val="bbPlcHdr"/>
-        </w:types>
-        <w:behaviors>
-          <w:behavior w:val="content"/>
-        </w:behaviors>
-        <w:guid w:val="{3054C7D6-0203-4A00-82B4-20D74485874B}"/>
-      </w:docPartPr>
-      <w:docPartBody>
-        <w:p>
-          <w:pPr>
-            <w:pStyle w:val="C27700D16ED9448787CE1EF74661419C1"/>
-          </w:pPr>
-          <w:r>
-            <w:rPr>
-              <w:rStyle w:val="PlaceholderText"/>
-              <w:sz w:val="20"/>
-            </w:rPr>
-            <w:t>Manager</w:t>
-          </w:r>
-        </w:p>
-      </w:docPartBody>
-    </w:docPart>
-    <w:docPart>
-      <w:docPartPr>
-        <w:name w:val="4B2DF1FDE8B74601B70170992E70A693"/>
-        <w:category>
-          <w:name w:val="General"/>
-          <w:gallery w:val="placeholder"/>
-        </w:category>
-        <w:types>
-          <w:type w:val="bbPlcHdr"/>
-        </w:types>
-        <w:behaviors>
-          <w:behavior w:val="content"/>
-        </w:behaviors>
-        <w:guid w:val="{BB5EE73A-0062-476E-B341-C3C9CBE2715F}"/>
-      </w:docPartPr>
-      <w:docPartBody>
-        <w:p>
-          <w:pPr>
-            <w:pStyle w:val="4B2DF1FDE8B74601B70170992E70A6931"/>
-          </w:pPr>
-          <w:r>
-            <w:rPr>
-              <w:rStyle w:val="PlaceholderText"/>
-              <w:sz w:val="20"/>
-            </w:rPr>
-            <w:t>ManagerPhone</w:t>
-          </w:r>
-        </w:p>
-      </w:docPartBody>
-    </w:docPart>
-    <w:docPart>
-      <w:docPartPr>
         <w:name w:val="5B4F51D3217A49DD952A6A016B67B6B4"/>
         <w:category>
           <w:name w:val="General"/>
@@ -8738,6 +8616,126 @@
         </w:p>
       </w:docPartBody>
     </w:docPart>
+    <w:docPart>
+      <w:docPartPr>
+        <w:name w:val="9CA32BB5BB5F49A4A18623733834A1E9"/>
+        <w:category>
+          <w:name w:val="General"/>
+          <w:gallery w:val="placeholder"/>
+        </w:category>
+        <w:types>
+          <w:type w:val="bbPlcHdr"/>
+        </w:types>
+        <w:behaviors>
+          <w:behavior w:val="content"/>
+        </w:behaviors>
+        <w:guid w:val="{4B06D2CA-6A8F-49A4-9154-51BBC900B15D}"/>
+      </w:docPartPr>
+      <w:docPartBody>
+        <w:p>
+          <w:pPr>
+            <w:pStyle w:val="9CA32BB5BB5F49A4A18623733834A1E9"/>
+          </w:pPr>
+          <w:r>
+            <w:rPr>
+              <w:rStyle w:val="PlaceholderText"/>
+              <w:sz w:val="20"/>
+            </w:rPr>
+            <w:t>POC</w:t>
+          </w:r>
+        </w:p>
+      </w:docPartBody>
+    </w:docPart>
+    <w:docPart>
+      <w:docPartPr>
+        <w:name w:val="9BA6053E2EAC4F6A9850FE2BEA9C273D"/>
+        <w:category>
+          <w:name w:val="General"/>
+          <w:gallery w:val="placeholder"/>
+        </w:category>
+        <w:types>
+          <w:type w:val="bbPlcHdr"/>
+        </w:types>
+        <w:behaviors>
+          <w:behavior w:val="content"/>
+        </w:behaviors>
+        <w:guid w:val="{7BFC2A61-BDC2-4038-B37C-AA5BFC346870}"/>
+      </w:docPartPr>
+      <w:docPartBody>
+        <w:p>
+          <w:pPr>
+            <w:pStyle w:val="9BA6053E2EAC4F6A9850FE2BEA9C273D"/>
+          </w:pPr>
+          <w:r>
+            <w:rPr>
+              <w:rStyle w:val="PlaceholderText"/>
+              <w:sz w:val="20"/>
+            </w:rPr>
+            <w:t>Phone</w:t>
+          </w:r>
+        </w:p>
+      </w:docPartBody>
+    </w:docPart>
+    <w:docPart>
+      <w:docPartPr>
+        <w:name w:val="5F13641726F1416C83D324E9FA969D07"/>
+        <w:category>
+          <w:name w:val="General"/>
+          <w:gallery w:val="placeholder"/>
+        </w:category>
+        <w:types>
+          <w:type w:val="bbPlcHdr"/>
+        </w:types>
+        <w:behaviors>
+          <w:behavior w:val="content"/>
+        </w:behaviors>
+        <w:guid w:val="{FC06065F-E0A2-4650-B8BD-60934CDAE29D}"/>
+      </w:docPartPr>
+      <w:docPartBody>
+        <w:p>
+          <w:pPr>
+            <w:pStyle w:val="5F13641726F1416C83D324E9FA969D07"/>
+          </w:pPr>
+          <w:r>
+            <w:rPr>
+              <w:rStyle w:val="PlaceholderText"/>
+              <w:sz w:val="20"/>
+            </w:rPr>
+            <w:t>Manager</w:t>
+          </w:r>
+        </w:p>
+      </w:docPartBody>
+    </w:docPart>
+    <w:docPart>
+      <w:docPartPr>
+        <w:name w:val="B6B60CB4BC6B44BCB339C5F5DD0B2BC4"/>
+        <w:category>
+          <w:name w:val="General"/>
+          <w:gallery w:val="placeholder"/>
+        </w:category>
+        <w:types>
+          <w:type w:val="bbPlcHdr"/>
+        </w:types>
+        <w:behaviors>
+          <w:behavior w:val="content"/>
+        </w:behaviors>
+        <w:guid w:val="{FC7373B7-E2E2-41CB-9E21-A64BD2448830}"/>
+      </w:docPartPr>
+      <w:docPartBody>
+        <w:p>
+          <w:pPr>
+            <w:pStyle w:val="B6B60CB4BC6B44BCB339C5F5DD0B2BC4"/>
+          </w:pPr>
+          <w:r>
+            <w:rPr>
+              <w:rStyle w:val="PlaceholderText"/>
+              <w:sz w:val="20"/>
+            </w:rPr>
+            <w:t>ManagerPhone</w:t>
+          </w:r>
+        </w:p>
+      </w:docPartBody>
+    </w:docPart>
   </w:docParts>
 </w:glossaryDocument>
 </file>
@@ -8787,7 +8785,7 @@
     <w:sig w:usb0="E1002EFF" w:usb1="C000605B" w:usb2="00000029" w:usb3="00000000" w:csb0="000101FF" w:csb1="00000000"/>
   </w:font>
   <w:font w:name="MS Mincho">
-    <w:altName w:val="ＭＳ 明朝"/>
+    <w:altName w:val="MS Mincho"/>
     <w:panose1 w:val="02020609040205080304"/>
     <w:charset w:val="80"/>
     <w:family w:val="modern"/>
@@ -8847,6 +8845,7 @@
     <w:rsid w:val="001E7F0F"/>
     <w:rsid w:val="001F05C0"/>
     <w:rsid w:val="0020346C"/>
+    <w:rsid w:val="00230D40"/>
     <w:rsid w:val="002963C8"/>
     <w:rsid w:val="0030414E"/>
     <w:rsid w:val="00307F9A"/>
@@ -8896,7 +8895,9 @@
     <w:rsid w:val="00BD739D"/>
     <w:rsid w:val="00C1691B"/>
     <w:rsid w:val="00C22EC5"/>
+    <w:rsid w:val="00C36B61"/>
     <w:rsid w:val="00C730A6"/>
+    <w:rsid w:val="00C73657"/>
     <w:rsid w:val="00C75714"/>
     <w:rsid w:val="00C97527"/>
     <w:rsid w:val="00CA2B27"/>
@@ -8904,6 +8905,7 @@
     <w:rsid w:val="00CB0936"/>
     <w:rsid w:val="00CD068B"/>
     <w:rsid w:val="00CF022D"/>
+    <w:rsid w:val="00D1058B"/>
     <w:rsid w:val="00D35C1F"/>
     <w:rsid w:val="00D82260"/>
     <w:rsid w:val="00D91C33"/>
@@ -9374,7 +9376,7 @@
     <w:basedOn w:val="DefaultParagraphFont"/>
     <w:uiPriority w:val="99"/>
     <w:semiHidden/>
-    <w:rsid w:val="00A64C5C"/>
+    <w:rsid w:val="00C36B61"/>
     <w:rPr>
       <w:color w:val="808080"/>
     </w:rPr>
@@ -9823,54 +9825,6 @@
       <w:szCs w:val="24"/>
     </w:rPr>
   </w:style>
-  <w:style w:type="paragraph" w:customStyle="1" w:styleId="30F99A229E124EE294268C7BB07E79191">
-    <w:name w:val="30F99A229E124EE294268C7BB07E79191"/>
-    <w:rsid w:val="00A64C5C"/>
-    <w:pPr>
-      <w:spacing w:before="40" w:after="40" w:line="240" w:lineRule="auto"/>
-    </w:pPr>
-    <w:rPr>
-      <w:rFonts w:ascii="Times New Roman" w:eastAsia="Times New Roman" w:hAnsi="Times New Roman" w:cs="Times New Roman"/>
-      <w:sz w:val="24"/>
-      <w:szCs w:val="20"/>
-    </w:rPr>
-  </w:style>
-  <w:style w:type="paragraph" w:customStyle="1" w:styleId="29F6C8F05FCF47999777CB15AA70B7901">
-    <w:name w:val="29F6C8F05FCF47999777CB15AA70B7901"/>
-    <w:rsid w:val="00A64C5C"/>
-    <w:pPr>
-      <w:spacing w:before="40" w:after="40" w:line="240" w:lineRule="auto"/>
-    </w:pPr>
-    <w:rPr>
-      <w:rFonts w:ascii="Times New Roman" w:eastAsia="Times New Roman" w:hAnsi="Times New Roman" w:cs="Times New Roman"/>
-      <w:sz w:val="24"/>
-      <w:szCs w:val="20"/>
-    </w:rPr>
-  </w:style>
-  <w:style w:type="paragraph" w:customStyle="1" w:styleId="C27700D16ED9448787CE1EF74661419C1">
-    <w:name w:val="C27700D16ED9448787CE1EF74661419C1"/>
-    <w:rsid w:val="00A64C5C"/>
-    <w:pPr>
-      <w:spacing w:before="40" w:after="40" w:line="240" w:lineRule="auto"/>
-    </w:pPr>
-    <w:rPr>
-      <w:rFonts w:ascii="Times New Roman" w:eastAsia="Times New Roman" w:hAnsi="Times New Roman" w:cs="Times New Roman"/>
-      <w:sz w:val="24"/>
-      <w:szCs w:val="20"/>
-    </w:rPr>
-  </w:style>
-  <w:style w:type="paragraph" w:customStyle="1" w:styleId="4B2DF1FDE8B74601B70170992E70A6931">
-    <w:name w:val="4B2DF1FDE8B74601B70170992E70A6931"/>
-    <w:rsid w:val="00A64C5C"/>
-    <w:pPr>
-      <w:spacing w:before="40" w:after="40" w:line="240" w:lineRule="auto"/>
-    </w:pPr>
-    <w:rPr>
-      <w:rFonts w:ascii="Times New Roman" w:eastAsia="Times New Roman" w:hAnsi="Times New Roman" w:cs="Times New Roman"/>
-      <w:sz w:val="24"/>
-      <w:szCs w:val="20"/>
-    </w:rPr>
-  </w:style>
   <w:style w:type="paragraph" w:customStyle="1" w:styleId="35C0BB7B77F54014BB468B7A716EBA4D1">
     <w:name w:val="35C0BB7B77F54014BB468B7A716EBA4D1"/>
     <w:rsid w:val="00A64C5C"/>
@@ -9882,6 +9836,22 @@
       <w:sz w:val="24"/>
       <w:szCs w:val="24"/>
     </w:rPr>
+  </w:style>
+  <w:style w:type="paragraph" w:customStyle="1" w:styleId="9CA32BB5BB5F49A4A18623733834A1E9">
+    <w:name w:val="9CA32BB5BB5F49A4A18623733834A1E9"/>
+    <w:rsid w:val="00C36B61"/>
+  </w:style>
+  <w:style w:type="paragraph" w:customStyle="1" w:styleId="9BA6053E2EAC4F6A9850FE2BEA9C273D">
+    <w:name w:val="9BA6053E2EAC4F6A9850FE2BEA9C273D"/>
+    <w:rsid w:val="00C36B61"/>
+  </w:style>
+  <w:style w:type="paragraph" w:customStyle="1" w:styleId="5F13641726F1416C83D324E9FA969D07">
+    <w:name w:val="5F13641726F1416C83D324E9FA969D07"/>
+    <w:rsid w:val="00C36B61"/>
+  </w:style>
+  <w:style w:type="paragraph" w:customStyle="1" w:styleId="B6B60CB4BC6B44BCB339C5F5DD0B2BC4">
+    <w:name w:val="B6B60CB4BC6B44BCB339C5F5DD0B2BC4"/>
+    <w:rsid w:val="00C36B61"/>
   </w:style>
 </w:styles>
 </file>
@@ -10176,19 +10146,6 @@
 </file>
 
 <file path=customXml/item1.xml><?xml version="1.0" encoding="utf-8"?>
-<b:Sources xmlns:b="http://schemas.openxmlformats.org/officeDocument/2006/bibliography" xmlns="http://schemas.openxmlformats.org/officeDocument/2006/bibliography" SelectedStyle="\APASixthEditionOfficeOnline.xsl" StyleName="APA" Version="6"/>
-</file>
-
-<file path=customXml/item2.xml><?xml version="1.0" encoding="utf-8"?>
-<?mso-contentType ?>
-<FormTemplates xmlns="http://schemas.microsoft.com/sharepoint/v3/contenttype/forms">
-  <Display>DocumentLibraryForm</Display>
-  <Edit>DocumentLibraryForm</Edit>
-  <New>DocumentLibraryForm</New>
-</FormTemplates>
-</file>
-
-<file path=customXml/item3.xml><?xml version="1.0" encoding="utf-8"?>
 <ct:contentTypeSchema xmlns:ct="http://schemas.microsoft.com/office/2006/metadata/contentType" xmlns:ma="http://schemas.microsoft.com/office/2006/metadata/properties/metaAttributes" ct:_="" ma:_="" ma:contentTypeName="Document" ma:contentTypeID="0x010100833E2717D64DEA4FBFABAC416D347394" ma:contentTypeVersion="6" ma:contentTypeDescription="Create a new document." ma:contentTypeScope="" ma:versionID="98a74335b8287497f43df26a30ee6108">
   <xsd:schema xmlns:xsd="http://www.w3.org/2001/XMLSchema" xmlns:xs="http://www.w3.org/2001/XMLSchema" xmlns:p="http://schemas.microsoft.com/office/2006/metadata/properties" xmlns:ns1="http://schemas.microsoft.com/sharepoint/v3" xmlns:ns2="016c310d-f661-49a6-97ee-540076082437" targetNamespace="http://schemas.microsoft.com/office/2006/metadata/properties" ma:root="true" ma:fieldsID="d32ef67c478e261fbf17576a93df92a4" ns1:_="" ns2:_="">
     <xsd:import namespace="http://schemas.microsoft.com/sharepoint/v3"/>
@@ -10351,7 +10308,7 @@
 </ct:contentTypeSchema>
 </file>
 
-<file path=customXml/item4.xml><?xml version="1.0" encoding="utf-8"?>
+<file path=customXml/item2.xml><?xml version="1.0" encoding="utf-8"?>
 <p:properties xmlns:p="http://schemas.microsoft.com/office/2006/metadata/properties" xmlns:xsi="http://www.w3.org/2001/XMLSchema-instance" xmlns:pc="http://schemas.microsoft.com/office/infopath/2007/PartnerControls">
   <documentManagement>
     <TaxKeywordTaxHTField xmlns="016c310d-f661-49a6-97ee-540076082437">
@@ -10369,23 +10326,20 @@
 </p:properties>
 </file>
 
-<file path=customXml/itemProps1.xml><?xml version="1.0" encoding="utf-8"?>
-<ds:datastoreItem xmlns:ds="http://schemas.openxmlformats.org/officeDocument/2006/customXml" ds:itemID="{CD6CF2A3-23DE-48BF-867B-89770F7DA3FE}">
-  <ds:schemaRefs>
-    <ds:schemaRef ds:uri="http://schemas.openxmlformats.org/officeDocument/2006/bibliography"/>
-  </ds:schemaRefs>
-</ds:datastoreItem>
+<file path=customXml/item3.xml><?xml version="1.0" encoding="utf-8"?>
+<b:Sources xmlns:b="http://schemas.openxmlformats.org/officeDocument/2006/bibliography" xmlns="http://schemas.openxmlformats.org/officeDocument/2006/bibliography" SelectedStyle="\APASixthEditionOfficeOnline.xsl" StyleName="APA" Version="6"/>
 </file>
 
-<file path=customXml/itemProps2.xml><?xml version="1.0" encoding="utf-8"?>
-<ds:datastoreItem xmlns:ds="http://schemas.openxmlformats.org/officeDocument/2006/customXml" ds:itemID="{6A21EC55-C1B2-4765-90AC-37A4F1604205}">
-  <ds:schemaRefs>
-    <ds:schemaRef ds:uri="http://schemas.microsoft.com/sharepoint/v3/contenttype/forms"/>
-  </ds:schemaRefs>
-</ds:datastoreItem>
+<file path=customXml/item4.xml><?xml version="1.0" encoding="utf-8"?>
+<?mso-contentType ?>
+<FormTemplates xmlns="http://schemas.microsoft.com/sharepoint/v3/contenttype/forms">
+  <Display>DocumentLibraryForm</Display>
+  <Edit>DocumentLibraryForm</Edit>
+  <New>DocumentLibraryForm</New>
+</FormTemplates>
 </file>
 
-<file path=customXml/itemProps3.xml><?xml version="1.0" encoding="utf-8"?>
+<file path=customXml/itemProps1.xml><?xml version="1.0" encoding="utf-8"?>
 <ds:datastoreItem xmlns:ds="http://schemas.openxmlformats.org/officeDocument/2006/customXml" ds:itemID="{70D90404-A780-484E-92B9-483A3C532657}">
   <ds:schemaRefs>
     <ds:schemaRef ds:uri="http://schemas.microsoft.com/office/2006/metadata/contentType"/>
@@ -10404,7 +10358,7 @@
 </ds:datastoreItem>
 </file>
 
-<file path=customXml/itemProps4.xml><?xml version="1.0" encoding="utf-8"?>
+<file path=customXml/itemProps2.xml><?xml version="1.0" encoding="utf-8"?>
 <ds:datastoreItem xmlns:ds="http://schemas.openxmlformats.org/officeDocument/2006/customXml" ds:itemID="{033400F4-1F04-4DBC-9784-C8B3AA89B53C}">
   <ds:schemaRefs>
     <ds:schemaRef ds:uri="http://schemas.microsoft.com/office/2006/metadata/properties"/>
@@ -10413,4 +10367,20 @@
     <ds:schemaRef ds:uri="http://schemas.microsoft.com/sharepoint/v3"/>
   </ds:schemaRefs>
 </ds:datastoreItem>
+</file>
+
+<file path=customXml/itemProps3.xml><?xml version="1.0" encoding="utf-8"?>
+<ds:datastoreItem xmlns:ds="http://schemas.openxmlformats.org/officeDocument/2006/customXml" ds:itemID="{CD6CF2A3-23DE-48BF-867B-89770F7DA3FE}">
+  <ds:schemaRefs>
+    <ds:schemaRef ds:uri="http://schemas.openxmlformats.org/officeDocument/2006/bibliography"/>
+  </ds:schemaRefs>
+</ds:datastoreItem>
+</file>
+
+<file path=customXml/itemProps4.xml><?xml version="1.0" encoding="utf-8"?>
+<ds:datastoreItem xmlns:ds="http://schemas.openxmlformats.org/officeDocument/2006/customXml" ds:itemID="{6A21EC55-C1B2-4765-90AC-37A4F1604205}">
+  <ds:schemaRefs>
+    <ds:schemaRef ds:uri="http://schemas.microsoft.com/sharepoint/v3/contenttype/forms"/>
+  </ds:schemaRefs>
+</ds:datastoreItem>
 </file>
--- a/GenBOE/GenBOE.Web/Templates/Export/PBOE_withPortionMarkings_1.docx
+++ b/GenBOE/GenBOE.Web/Templates/Export/PBOE_withPortionMarkings_1.docx
@@ -2787,26 +2787,10 @@
               <w:rPr>
                 <w:b/>
                 <w:bCs/>
-                <w:u w:val="single"/>
-              </w:rPr>
-              <w:t>INCLUDE RATIONALE WHY</w:t>
-            </w:r>
-            <w:r>
-              <w:rPr>
-                <w:b/>
-                <w:bCs/>
-                <w:u w:val="single"/>
-              </w:rPr>
-              <w:t xml:space="preserve"> LM </w:t>
-            </w:r>
-            <w:r>
-              <w:rPr>
-                <w:b/>
-                <w:bCs/>
                 <w:caps/>
                 <w:u w:val="single"/>
               </w:rPr>
-              <w:t>Proposed Value for Procurement has been determined to be Fair &amp; Reasonable</w:t>
+              <w:t>Rationale for LM Fair &amp; Reasonable Proposed Value</w:t>
             </w:r>
           </w:p>
           <w:p>
@@ -8785,7 +8769,7 @@
     <w:sig w:usb0="E1002EFF" w:usb1="C000605B" w:usb2="00000029" w:usb3="00000000" w:csb0="000101FF" w:csb1="00000000"/>
   </w:font>
   <w:font w:name="MS Mincho">
-    <w:altName w:val="MS Mincho"/>
+    <w:altName w:val="ＭＳ 明朝"/>
     <w:panose1 w:val="02020609040205080304"/>
     <w:charset w:val="80"/>
     <w:family w:val="modern"/>
@@ -8920,6 +8904,7 @@
     <w:rsid w:val="00EA6E8A"/>
     <w:rsid w:val="00ED5ED7"/>
     <w:rsid w:val="00F16E8B"/>
+    <w:rsid w:val="00F4128B"/>
     <w:rsid w:val="00F5587B"/>
     <w:rsid w:val="00FC58B0"/>
     <w:rsid w:val="00FD10FA"/>
@@ -10146,6 +10131,28 @@
 </file>
 
 <file path=customXml/item1.xml><?xml version="1.0" encoding="utf-8"?>
+<b:Sources xmlns:b="http://schemas.openxmlformats.org/officeDocument/2006/bibliography" xmlns="http://schemas.openxmlformats.org/officeDocument/2006/bibliography" SelectedStyle="\APASixthEditionOfficeOnline.xsl" StyleName="APA" Version="6"/>
+</file>
+
+<file path=customXml/item2.xml><?xml version="1.0" encoding="utf-8"?>
+<p:properties xmlns:p="http://schemas.microsoft.com/office/2006/metadata/properties" xmlns:xsi="http://www.w3.org/2001/XMLSchema-instance" xmlns:pc="http://schemas.microsoft.com/office/infopath/2007/PartnerControls">
+  <documentManagement>
+    <TaxKeywordTaxHTField xmlns="016c310d-f661-49a6-97ee-540076082437">
+      <Terms xmlns="http://schemas.microsoft.com/office/infopath/2007/PartnerControls">
+        <TermInfo xmlns="http://schemas.microsoft.com/office/infopath/2007/PartnerControls">
+          <TermName xmlns="http://schemas.microsoft.com/office/infopath/2007/PartnerControls">Unrestricted</TermName>
+          <TermId xmlns="http://schemas.microsoft.com/office/infopath/2007/PartnerControls">11111111-1111-1111-1111-111111111111</TermId>
+        </TermInfo>
+      </Terms>
+    </TaxKeywordTaxHTField>
+    <TaxCatchAll xmlns="016c310d-f661-49a6-97ee-540076082437"/>
+    <SIP_Label_Document xmlns="016c310d-f661-49a6-97ee-540076082437">;#0;#Unrestricted;#True;#;#;#;#</SIP_Label_Document>
+    <AverageRating xmlns="http://schemas.microsoft.com/sharepoint/v3" xsi:nil="true"/>
+  </documentManagement>
+</p:properties>
+</file>
+
+<file path=customXml/item3.xml><?xml version="1.0" encoding="utf-8"?>
 <ct:contentTypeSchema xmlns:ct="http://schemas.microsoft.com/office/2006/metadata/contentType" xmlns:ma="http://schemas.microsoft.com/office/2006/metadata/properties/metaAttributes" ct:_="" ma:_="" ma:contentTypeName="Document" ma:contentTypeID="0x010100833E2717D64DEA4FBFABAC416D347394" ma:contentTypeVersion="6" ma:contentTypeDescription="Create a new document." ma:contentTypeScope="" ma:versionID="98a74335b8287497f43df26a30ee6108">
   <xsd:schema xmlns:xsd="http://www.w3.org/2001/XMLSchema" xmlns:xs="http://www.w3.org/2001/XMLSchema" xmlns:p="http://schemas.microsoft.com/office/2006/metadata/properties" xmlns:ns1="http://schemas.microsoft.com/sharepoint/v3" xmlns:ns2="016c310d-f661-49a6-97ee-540076082437" targetNamespace="http://schemas.microsoft.com/office/2006/metadata/properties" ma:root="true" ma:fieldsID="d32ef67c478e261fbf17576a93df92a4" ns1:_="" ns2:_="">
     <xsd:import namespace="http://schemas.microsoft.com/sharepoint/v3"/>
@@ -10308,28 +10315,6 @@
 </ct:contentTypeSchema>
 </file>
 
-<file path=customXml/item2.xml><?xml version="1.0" encoding="utf-8"?>
-<p:properties xmlns:p="http://schemas.microsoft.com/office/2006/metadata/properties" xmlns:xsi="http://www.w3.org/2001/XMLSchema-instance" xmlns:pc="http://schemas.microsoft.com/office/infopath/2007/PartnerControls">
-  <documentManagement>
-    <TaxKeywordTaxHTField xmlns="016c310d-f661-49a6-97ee-540076082437">
-      <Terms xmlns="http://schemas.microsoft.com/office/infopath/2007/PartnerControls">
-        <TermInfo xmlns="http://schemas.microsoft.com/office/infopath/2007/PartnerControls">
-          <TermName xmlns="http://schemas.microsoft.com/office/infopath/2007/PartnerControls">Unrestricted</TermName>
-          <TermId xmlns="http://schemas.microsoft.com/office/infopath/2007/PartnerControls">11111111-1111-1111-1111-111111111111</TermId>
-        </TermInfo>
-      </Terms>
-    </TaxKeywordTaxHTField>
-    <TaxCatchAll xmlns="016c310d-f661-49a6-97ee-540076082437"/>
-    <SIP_Label_Document xmlns="016c310d-f661-49a6-97ee-540076082437">;#0;#Unrestricted;#True;#;#;#;#</SIP_Label_Document>
-    <AverageRating xmlns="http://schemas.microsoft.com/sharepoint/v3" xsi:nil="true"/>
-  </documentManagement>
-</p:properties>
-</file>
-
-<file path=customXml/item3.xml><?xml version="1.0" encoding="utf-8"?>
-<b:Sources xmlns:b="http://schemas.openxmlformats.org/officeDocument/2006/bibliography" xmlns="http://schemas.openxmlformats.org/officeDocument/2006/bibliography" SelectedStyle="\APASixthEditionOfficeOnline.xsl" StyleName="APA" Version="6"/>
-</file>
-
 <file path=customXml/item4.xml><?xml version="1.0" encoding="utf-8"?>
 <?mso-contentType ?>
 <FormTemplates xmlns="http://schemas.microsoft.com/sharepoint/v3/contenttype/forms">
@@ -10340,6 +10325,25 @@
 </file>
 
 <file path=customXml/itemProps1.xml><?xml version="1.0" encoding="utf-8"?>
+<ds:datastoreItem xmlns:ds="http://schemas.openxmlformats.org/officeDocument/2006/customXml" ds:itemID="{CD6CF2A3-23DE-48BF-867B-89770F7DA3FE}">
+  <ds:schemaRefs>
+    <ds:schemaRef ds:uri="http://schemas.openxmlformats.org/officeDocument/2006/bibliography"/>
+  </ds:schemaRefs>
+</ds:datastoreItem>
+</file>
+
+<file path=customXml/itemProps2.xml><?xml version="1.0" encoding="utf-8"?>
+<ds:datastoreItem xmlns:ds="http://schemas.openxmlformats.org/officeDocument/2006/customXml" ds:itemID="{033400F4-1F04-4DBC-9784-C8B3AA89B53C}">
+  <ds:schemaRefs>
+    <ds:schemaRef ds:uri="http://schemas.microsoft.com/office/2006/metadata/properties"/>
+    <ds:schemaRef ds:uri="http://schemas.microsoft.com/office/infopath/2007/PartnerControls"/>
+    <ds:schemaRef ds:uri="016c310d-f661-49a6-97ee-540076082437"/>
+    <ds:schemaRef ds:uri="http://schemas.microsoft.com/sharepoint/v3"/>
+  </ds:schemaRefs>
+</ds:datastoreItem>
+</file>
+
+<file path=customXml/itemProps3.xml><?xml version="1.0" encoding="utf-8"?>
 <ds:datastoreItem xmlns:ds="http://schemas.openxmlformats.org/officeDocument/2006/customXml" ds:itemID="{70D90404-A780-484E-92B9-483A3C532657}">
   <ds:schemaRefs>
     <ds:schemaRef ds:uri="http://schemas.microsoft.com/office/2006/metadata/contentType"/>
@@ -10358,25 +10362,6 @@
 </ds:datastoreItem>
 </file>
 
-<file path=customXml/itemProps2.xml><?xml version="1.0" encoding="utf-8"?>
-<ds:datastoreItem xmlns:ds="http://schemas.openxmlformats.org/officeDocument/2006/customXml" ds:itemID="{033400F4-1F04-4DBC-9784-C8B3AA89B53C}">
-  <ds:schemaRefs>
-    <ds:schemaRef ds:uri="http://schemas.microsoft.com/office/2006/metadata/properties"/>
-    <ds:schemaRef ds:uri="http://schemas.microsoft.com/office/infopath/2007/PartnerControls"/>
-    <ds:schemaRef ds:uri="016c310d-f661-49a6-97ee-540076082437"/>
-    <ds:schemaRef ds:uri="http://schemas.microsoft.com/sharepoint/v3"/>
-  </ds:schemaRefs>
-</ds:datastoreItem>
-</file>
-
-<file path=customXml/itemProps3.xml><?xml version="1.0" encoding="utf-8"?>
-<ds:datastoreItem xmlns:ds="http://schemas.openxmlformats.org/officeDocument/2006/customXml" ds:itemID="{CD6CF2A3-23DE-48BF-867B-89770F7DA3FE}">
-  <ds:schemaRefs>
-    <ds:schemaRef ds:uri="http://schemas.openxmlformats.org/officeDocument/2006/bibliography"/>
-  </ds:schemaRefs>
-</ds:datastoreItem>
-</file>
-
 <file path=customXml/itemProps4.xml><?xml version="1.0" encoding="utf-8"?>
 <ds:datastoreItem xmlns:ds="http://schemas.openxmlformats.org/officeDocument/2006/customXml" ds:itemID="{6A21EC55-C1B2-4765-90AC-37A4F1604205}">
   <ds:schemaRefs>
